--- a/tillsyn/A 22139-2026 tillsynsbegäran.docx
+++ b/tillsyn/A 22139-2026 tillsynsbegäran.docx
@@ -611,7 +611,7 @@
     <w:r>
       <w:tab/>
       <w:tab/>
-      <w:t>2026-06-15</w:t>
+      <w:t>2026-06-16</w:t>
       <w:br/>
       <w:br/>
     </w:r>

--- a/tillsyn/A 22139-2026 tillsynsbegäran.docx
+++ b/tillsyn/A 22139-2026 tillsynsbegäran.docx
@@ -611,7 +611,7 @@
     <w:r>
       <w:tab/>
       <w:tab/>
-      <w:t>2026-06-16</w:t>
+      <w:t>2026-06-17</w:t>
       <w:br/>
       <w:br/>
     </w:r>

--- a/tillsyn/A 22139-2026 tillsynsbegäran.docx
+++ b/tillsyn/A 22139-2026 tillsynsbegäran.docx
@@ -1,6 +1,6 @@
 
 <file path=word/document.xml><?xml version="1.0" encoding="utf-8"?>
-<w:document xmlns:wpc="http://schemas.microsoft.com/office/word/2010/wordprocessingCanvas" xmlns:cx="http://schemas.microsoft.com/office/drawing/2014/chartex" xmlns:cx1="http://schemas.microsoft.com/office/drawing/2015/9/8/chartex" xmlns:cx2="http://schemas.microsoft.com/office/drawing/2015/10/21/chartex" xmlns:cx3="http://schemas.microsoft.com/office/drawing/2016/5/9/chartex" xmlns:cx4="http://schemas.microsoft.com/office/drawing/2016/5/10/chartex" xmlns:cx5="http://schemas.microsoft.com/office/drawing/2016/5/11/chartex" xmlns:cx6="http://schemas.microsoft.com/office/drawing/2016/5/12/chartex" xmlns:cx7="http://schemas.microsoft.com/office/drawing/2016/5/13/chartex" xmlns:cx8="http://schemas.microsoft.com/office/drawing/2016/5/14/chartex" xmlns:mc="http://schemas.openxmlformats.org/markup-compatibility/2006" xmlns:aink="http://schemas.microsoft.com/office/drawing/2016/ink" xmlns:am3d="http://schemas.microsoft.com/office/drawing/2017/model3d" xmlns:o="urn:schemas-microsoft-com:office:office" xmlns:oel="http://schemas.microsoft.com/office/2019/extlst" xmlns:r="http://schemas.openxmlformats.org/officeDocument/2006/relationships" xmlns:m="http://schemas.openxmlformats.org/officeDocument/2006/math" xmlns:v="urn:schemas-microsoft-com:vml" xmlns:wp14="http://schemas.microsoft.com/office/word/2010/wordprocessingDrawing" xmlns:wp="http://schemas.openxmlformats.org/drawingml/2006/wordprocessingDrawing" xmlns:w10="urn:schemas-microsoft-com:office:word" xmlns:w="http://schemas.openxmlformats.org/wordprocessingml/2006/main" xmlns:w14="http://schemas.microsoft.com/office/word/2010/wordml" xmlns:w15="http://schemas.microsoft.com/office/word/2012/wordml" xmlns:w16cex="http://schemas.microsoft.com/office/word/2018/wordml/cex" xmlns:w16cid="http://schemas.microsoft.com/office/word/2016/wordml/cid" xmlns:w16="http://schemas.microsoft.com/office/word/2018/wordml" xmlns:w16sdtdh="http://schemas.microsoft.com/office/word/2020/wordml/sdtdatahash" xmlns:w16se="http://schemas.microsoft.com/office/word/2015/wordml/symex" xmlns:wpg="http://schemas.microsoft.com/office/word/2010/wordprocessingGroup" xmlns:wpi="http://schemas.microsoft.com/office/word/2010/wordprocessingInk" xmlns:wne="http://schemas.microsoft.com/office/word/2006/wordml" xmlns:wps="http://schemas.microsoft.com/office/word/2010/wordprocessingShape" mc:Ignorable="w14 w15 w16se w16cid w16 w16cex w16sdtdh wp14">
+<w:document xmlns:wpc="http://schemas.microsoft.com/office/word/2010/wordprocessingCanvas" xmlns:cx="http://schemas.microsoft.com/office/drawing/2014/chartex" xmlns:cx1="http://schemas.microsoft.com/office/drawing/2015/9/8/chartex" xmlns:cx2="http://schemas.microsoft.com/office/drawing/2015/10/21/chartex" xmlns:cx3="http://schemas.microsoft.com/office/drawing/2016/5/9/chartex" xmlns:cx4="http://schemas.microsoft.com/office/drawing/2016/5/10/chartex" xmlns:cx5="http://schemas.microsoft.com/office/drawing/2016/5/11/chartex" xmlns:cx6="http://schemas.microsoft.com/office/drawing/2016/5/12/chartex" xmlns:cx7="http://schemas.microsoft.com/office/drawing/2016/5/13/chartex" xmlns:cx8="http://schemas.microsoft.com/office/drawing/2016/5/14/chartex" xmlns:mc="http://schemas.openxmlformats.org/markup-compatibility/2006" xmlns:aink="http://schemas.microsoft.com/office/drawing/2016/ink" xmlns:am3d="http://schemas.microsoft.com/office/drawing/2017/model3d" xmlns:o="urn:schemas-microsoft-com:office:office" xmlns:oel="http://schemas.microsoft.com/office/2019/extlst" xmlns:r="http://schemas.openxmlformats.org/officeDocument/2006/relationships" xmlns:m="http://schemas.openxmlformats.org/officeDocument/2006/math" xmlns:v="urn:schemas-microsoft-com:vml" xmlns:wp14="http://schemas.microsoft.com/office/word/2010/wordprocessingDrawing" xmlns:wp="http://schemas.openxmlformats.org/drawingml/2006/wordprocessingDrawing" xmlns:w10="urn:schemas-microsoft-com:office:word" xmlns:w="http://schemas.openxmlformats.org/wordprocessingml/2006/main" xmlns:w14="http://schemas.microsoft.com/office/word/2010/wordml" xmlns:w15="http://schemas.microsoft.com/office/word/2012/wordml" xmlns:w16cex="http://schemas.microsoft.com/office/word/2018/wordml/cex" xmlns:w16cid="http://schemas.microsoft.com/office/word/2016/wordml/cid" xmlns:w16="http://schemas.microsoft.com/office/word/2018/wordml" xmlns:w16du="http://schemas.microsoft.com/office/word/2023/wordml/word16du" xmlns:w16sdtdh="http://schemas.microsoft.com/office/word/2020/wordml/sdtdatahash" xmlns:w16sdtfl="http://schemas.microsoft.com/office/word/2024/wordml/sdtformatlock" xmlns:w16se="http://schemas.microsoft.com/office/word/2015/wordml/symex" xmlns:wpg="http://schemas.microsoft.com/office/word/2010/wordprocessingGroup" xmlns:wpi="http://schemas.microsoft.com/office/word/2010/wordprocessingInk" xmlns:wne="http://schemas.microsoft.com/office/word/2006/wordml" xmlns:wps="http://schemas.microsoft.com/office/word/2010/wordprocessingShape" mc:Ignorable="w14 w15 w16se w16cid w16 w16cex w16sdtdh w16sdtfl w16du wp14">
   <w:body>
     <w:p>
       <w:pPr>
@@ -12,35 +12,10 @@
     </w:p>
     <w:p>
       <w:r>
-        <w:t>Detta dokument behandlar höga naturvärden i avverkningsanmälan A 22139-2026 i Dals-Eds kommun. Denna avverkningsanmälan inkom 2026-05-11 14:26:53 och omfattar 14,6 ha.</w:t>
-      </w:r>
-    </w:p>
-    <w:p>
-      <w:r>
-        <w:t>Vi begär härmed att Skogsstyrelsen fattar beslut enligt miljöbalken som säkerställer att skogens höga naturvärden bevaras samt säkerställer att EU-lagstiftning efterlevs och att artskyddsbrott förhindras. Vi önskar även ta del av de ställningstaganden och beslut som myndigheterna meddelar till följd av aktuell avverkningsanmälan och föreningens inlaga (se 34 § förvaltningslagen).</w:t>
-      </w:r>
-    </w:p>
-    <w:p>
-      <w:r>
-        <w:t>Nedan beskrivs fynd av naturvårdsarter och fridlysta arter som gjorts i det avverkningsanmälda området. I BILAGA 1 finns artfakta om fridlysta arter.</w:t>
-      </w:r>
-    </w:p>
-    <w:p>
-      <w:pPr>
-        <w:pStyle w:val="Heading1"/>
-      </w:pPr>
-      <w:r>
-        <w:t>Naturvårdsarter</w:t>
-      </w:r>
-    </w:p>
-    <w:p>
-      <w:r>
-        <w:t>I avverkningsanmälan har följande 12 naturvårdsarter hittats: brunpudrad nållav (NT), spillkråka (NT, §4), stubbtrådmossa (NT), svartvit flugsnappare (NT, §4), vedskivlav (NT), vedtrappmossa (NT), blåmossa (S), dropptaggsvamp (S), kornknutmossa (S), stor revmossa (S), thomsons trägnagare (S) och tjäder (§4). Av dessa är 6 rödlistade. För rödlistade arter har rödlistekategorin angivits inom parentes. Arter som är signalarter enligt Skogsstyrelsen har markerats med (S). För fridlysta arter anges även paragrafen i Artskyddsförordningen som arten är fridlyst enligt.</w:t>
-      </w:r>
-    </w:p>
-    <w:p>
-      <w:r>
-        <w:t>De påträffade naturvårdsarterna är ett tydligt kvitto på att detta rör sig om en skog med höga naturvärden. I Figur 1 visas en karta över det avverkningsanmälda området, där samtliga fyndplatser för naturvårdsarter som finns registrerade på Artportalen har markerats.</w:t>
+        <w:t>Detta dokument behandlar höga naturvärden i avverkningsanmälan A 22139-2026 i Dals-Eds kommun som inkom 2026-05-11 och omfattar 14,6 ha.</w:t>
+      </w:r>
+      <w:r>
+        <w:t xml:space="preserve"> I Figur 1 visas fyndplatser för naturvårdsarter i området, som finns registrerade på Artportalen.</w:t>
       </w:r>
     </w:p>
     <w:p>
@@ -50,7 +25,7 @@
       <w:r>
         <w:drawing>
           <wp:inline xmlns:a="http://schemas.openxmlformats.org/drawingml/2006/main" xmlns:pic="http://schemas.openxmlformats.org/drawingml/2006/picture">
-            <wp:extent cx="5486400" cy="6757201"/>
+            <wp:extent cx="4597311" cy="5688000"/>
             <wp:docPr id="1" name="Picture 1"/>
             <wp:cNvGraphicFramePr>
               <a:graphicFrameLocks noChangeAspect="1"/>
@@ -71,7 +46,7 @@
                   <pic:spPr>
                     <a:xfrm>
                       <a:off x="0" y="0"/>
-                      <a:ext cx="5486400" cy="6757201"/>
+                      <a:ext cx="4597311" cy="5688000"/>
                     </a:xfrm>
                     <a:prstGeom prst="rect"/>
                   </pic:spPr>
@@ -85,158 +60,30 @@
     <w:p>
       <w:pPr>
         <w:pStyle w:val="Caption"/>
+        <w:spacing w:after="240"/>
       </w:pPr>
       <w:r>
-        <w:t>Figur 1. Fyndplatser för naturvårdsarter i det avverkningsanmälda området (röd linje). Markörer utan svart kant är placerade på fyndplatsen. Markörer med svart kant är placerade vid sidan av fyndplatsen och har ett svart streck som visar fyndplatsens exakta position. Kartans mittpunktskoordinat är N 6556611, E 325301 i SWEREF 99 TM.</w:t>
+        <w:t>Figur 1. Fyndplatser för naturvårdsarter i och inom 18 meter från avverkningsanmälan (röd linje). Inom parentes anges rödlistekategorier, S för signalarter, Tför typiska arter och fridlysningsparagrafer i artskyddsförordningen.Markörer utan svart kant är placerade på fyndplatsen. Markörer med svart kant är placerade vid sidan av fyndplatsen och har ett svart streck som visar fyndplatsens exakta position. Kartans mittpunktskoordinat är N 6556611, E 325301 i SWEREF 99 TM.</w:t>
       </w:r>
     </w:p>
     <w:p>
       <w:r>
-        <w:rPr>
-          <w:b/>
-        </w:rPr>
-        <w:t xml:space="preserve">Blåmossa </w:t>
-      </w:r>
-      <w:r>
-        <w:t xml:space="preserve">har karaktäristiska kuddar som är lätta att se på långt håll. Mycket stora kuddar, större än 0,5 meter i höjd, indikerar höga naturvärden där skogen har en lång period av orördhet oh stabila miljöförhållanden. Mossan växer under gynnsamma omständigheter cirka 1 centimeter per år och stora kuddar kan därför indirekt visa att lokalen varit lämplig under en lång tid. Blåmossa är typisk art för </w:t>
-      </w:r>
-      <w:r>
-        <w:rPr>
-          <w:i/>
-        </w:rPr>
-        <w:t>9010 Taiga, 9080 Lövsumpskog</w:t>
-      </w:r>
-      <w:r>
-        <w:t xml:space="preserve"> och </w:t>
-      </w:r>
-      <w:r>
-        <w:rPr>
-          <w:i/>
-        </w:rPr>
-        <w:t>9750 Svämlövskog</w:t>
-      </w:r>
-      <w:r>
-        <w:t xml:space="preserve"> (SLU Artdatabanken, 2025; Nitare &amp; Skogsstyrelsen, 2019).</w:t>
+        <w:t>Vi begär härmed att Skogsstyrelsen fattar beslut enligt miljöbalken som säkerställer att skogens höga naturvärden bevaras samt att EU-lagstiftning efterlevs och att artskyddsbrott förhindras.</w:t>
       </w:r>
     </w:p>
     <w:p>
       <w:r>
-        <w:rPr>
-          <w:b/>
-        </w:rPr>
-        <w:t>Brunpudrad nållav (NT)</w:t>
-      </w:r>
-      <w:r>
-        <w:t xml:space="preserve"> är beroende av hög, jämn luftfuktighet och kan påträffas i fuktiga skogar av naturskogskaraktär, ofta i sumpgranskog eller andra sumpskogar. Arten är placerad högst upp i Skogsstyrelsens värdepyramid för bedömning av skog med höga naturvärden och förekomster bör undantas från skogsbruksåtgärder. Brunpudrad nållav är typisk art för </w:t>
-      </w:r>
-      <w:r>
-        <w:rPr>
-          <w:i/>
-        </w:rPr>
-        <w:t>9010 Taiga</w:t>
-      </w:r>
-      <w:r>
-        <w:t xml:space="preserve"> (SLU Artdatabanken, 2024; Nitare &amp; Skogsstyrelsen, 2019).</w:t>
+        <w:t>Vi begär vidare att Skogsstyrelsen säkerställer att inga skador eller försämringar av naturtypens bevarandestatus i området tillåts ske. Se Rådets direktiv 92/43/EEG samt ickeförsämringskravet i EU:s naturrestaureringsförordning (EU 2024/1991).</w:t>
       </w:r>
     </w:p>
     <w:p>
       <w:r>
-        <w:rPr>
-          <w:b/>
-        </w:rPr>
-        <w:t>Dropptaggsvamp (NT)</w:t>
-      </w:r>
-      <w:r>
-        <w:t xml:space="preserve"> bildar mykorrhiza med tall, främst i barrskog med trädkontinuitet, i magra, torra och ljusöppna lavtallskogar och i barrblandskogar med friskmossor och lingon i fältskiktet. Den totala populationen i landet har minskat och bedöms fortsätta minska till följd av slutavverkningar av tallskog. Det är högst oklart om arten långsiktigt kan etablera och reproducera sig i skogsbestånd som brukas med trakthyggesmetoder, markberedning, gödsling eller föryngring med förädlat plantmaterial. Uppfyller kriterierna för att bli rödlistad på grund av ny kunskap som visar att en större andel av populationen än tidigare bedömt är knuten till kontinuitetsbarrskog. Minskningstakten för den svenska populationen bedöms vara nära gränsvärdet för Sårbar (VU). Dropptaggsvamp är typisk art för </w:t>
-      </w:r>
-      <w:r>
-        <w:rPr>
-          <w:i/>
-        </w:rPr>
-        <w:t xml:space="preserve">9010 Taiga </w:t>
-      </w:r>
-      <w:r>
-        <w:t>(SLU Artdatabanken, 2026).</w:t>
+        <w:t>Vi önskar även ta del av de ställningstaganden och beslut som myndigheten meddelar till följd av aktuell avverkningsanmälan och föreningens inlaga (se 34 § förvaltningslagen).</w:t>
       </w:r>
     </w:p>
     <w:p>
       <w:r>
-        <w:rPr>
-          <w:b/>
-        </w:rPr>
-        <w:t>Kornknutmossa</w:t>
-      </w:r>
-      <w:r>
-        <w:t xml:space="preserve"> växer främst på grova lågor i sumpskog och myrkanter och indikerar miljöer med rik och jämn tillgång på fuktigt liggande ved. En typisk växtplats i södra Sverige är naturskogsartad gransumpskog. Samtliga skogsskötselåtgärder på eller i omedelbar närhet av lokalerna utgör ett hot. Fragmenteringen av skogslandskapet liksom minskad mängd död ved är ett långsiktigt hot mot denna art. Kornknutmossa är typisk art för </w:t>
-      </w:r>
-      <w:r>
-        <w:rPr>
-          <w:i/>
-        </w:rPr>
-        <w:t xml:space="preserve">9010 Taiga </w:t>
-      </w:r>
-      <w:r>
-        <w:t>och</w:t>
-      </w:r>
-      <w:r>
-        <w:rPr>
-          <w:i/>
-        </w:rPr>
-        <w:t xml:space="preserve"> 9740 Skogsbevuxen myr</w:t>
-      </w:r>
-      <w:r>
-        <w:t xml:space="preserve"> (SLU Artdatabanken, 2024; Nitare &amp; Skogsstyrelsen, 2019).</w:t>
-      </w:r>
-    </w:p>
-    <w:p>
-      <w:r>
-        <w:rPr>
-          <w:b/>
-        </w:rPr>
-        <w:t>Stubbtrådmossa (NT)</w:t>
-      </w:r>
-      <w:r>
-        <w:t xml:space="preserve"> är en bladlevermossa som växer uteslutande på murken ved gärna tillsammans med vedsäckmossa (VU) i fuktig barrskog och arten har sin tyngdpunkt i södra och mellersta Sverige. Genom att arten inte klarar kalavverkning, till stor del fortfarande finns mest i produktionsskog med lång trädkontinuitet gör avverkningar av denna typ av skog att artens population kommer att fortsätta att minska. Alla skogsskötselåtgärder på eller i omedelbar närhet av artens lokaler utgör ett hot. Aktuella lokaler bör undantas från rationell skogsskötsel. För att klara arten på sikt måste mängden död ved i landets granskogar öka väsentligt (SLU Artdatabanken, 2026).</w:t>
-      </w:r>
-    </w:p>
-    <w:p>
-      <w:r>
-        <w:rPr>
-          <w:b/>
-        </w:rPr>
-        <w:t>Vedskivlav (NT)</w:t>
-      </w:r>
-      <w:r>
-        <w:t xml:space="preserve"> växer på gammal, torr, exponerad, hård kärnved av framförallt tall i naturskogsartade bestånd. Avverkning av tallskog av naturskogskaraktär med spår av återkommande bränder är ett hot. Mängden lämplig ved att växa på för vedskivlav minskar, dels på grund av naturlig nedbrytning men framförallt på grund av att de förstörs i samband med slutavverkningar, gallringar och markberedning. Tall- och blandbarrskogar av naturskogskaraktär med spår av återkommande bränder bör skyddas. Vedskivlav är typisk art för </w:t>
-      </w:r>
-      <w:r>
-        <w:rPr>
-          <w:i/>
-        </w:rPr>
-        <w:t>9010 Taiga</w:t>
-      </w:r>
-      <w:r>
-        <w:t xml:space="preserve"> (SLU Artdatabanken, 2024).</w:t>
-      </w:r>
-    </w:p>
-    <w:p>
-      <w:r>
-        <w:rPr>
-          <w:b/>
-        </w:rPr>
-        <w:t xml:space="preserve">Vedtrappmossa (NT) </w:t>
-      </w:r>
-      <w:r>
-        <w:t xml:space="preserve">växer på död ved, främst i gammal granskog. Den förekommer knappast alls i fjällnära barrskogar utan finns i skogslandskapet nedom fjällen och framför allt i landets södra delar är den en mycket bra signalart för barrnaturskog med höga naturvärden. Skogsavverkning och brist på grov död ved i skogen är de allvarligaste hoten och den överlever inte kalhyggesbruk. Lokaler med sluten granskog, tillräckligt stora för att säkerställa ett kontinuerligt tillskott på grova lågor, bör undantas från storskaligt skogsbruk. Vedtrappmossa är typisk art för </w:t>
-      </w:r>
-      <w:r>
-        <w:rPr>
-          <w:i/>
-        </w:rPr>
-        <w:t>9010 Taiga</w:t>
-      </w:r>
-      <w:r>
-        <w:t xml:space="preserve"> (SLU Artdatabanken, 2024).</w:t>
+        <w:t>Nedan beskrivs fynd av naturvårdsarter och fridlysta arter som gjorts i det avverkningsanmälda området. I BILAGA 1 finns artfakta om fridlysta arter.</w:t>
       </w:r>
     </w:p>
     <w:p>
@@ -244,12 +91,30 @@
         <w:pStyle w:val="Heading1"/>
       </w:pPr>
       <w:r>
-        <w:t>Fridlysta arter</w:t>
+        <w:t>Naturvårdsarter</w:t>
       </w:r>
     </w:p>
     <w:p>
       <w:r>
-        <w:t>Följande fridlysta arter har sina livsmiljöer och växtplatser i den avverkningsanmälda skogen: spillkråka (NT, §4), svartvit flugsnappare (NT, §4) och tjäder (§4).</w:t>
+        <w:t>I och inom 18 meter från avverkningsanmälan har följande 17 naturvårdsarter hittats: brunpudrad nållav (NT, T), dropptaggsvamp (NT, T), kattfotslav (NT, T), nordtagging (NT), stubbtrådmossa (NT), vedskivlav (NT, T), vedtrappmossa (NT, T), blåmossa (S, T), blåsfliksmossa (S, T), kornig nållav (S, T), kornknutmossa (S, T), platt fjädermossa (S, T), stor revmossa (S), thomsons trägnagare (S), spillkråka (T, §4), tjäder (T, §4) och svartvit flugsnappare (§4). Av dessa är 7 rödlistade. För rödlistade arter har rödlistekategorin angivits inom parentes. Arter som är signalarter enligt Skogsstyrelsen har markerats med (S). Typiska arter inom Natura 2000 som är kopplade till skogsekosystem har markerats med (T). För fridlysta arter anges även paragrafen i Artskyddsförordningen som arten är fridlyst enligt.</w:t>
+      </w:r>
+    </w:p>
+    <w:p>
+      <w:r>
+        <w:t>De påträffade naturvårdsarterna är ett tydligt kvitto på att det rör sig om en skog med höga naturvärden.</w:t>
+      </w:r>
+    </w:p>
+    <w:p>
+      <w:pPr>
+        <w:pStyle w:val="Heading2"/>
+      </w:pPr>
+      <w:r>
+        <w:t>Fridlysta arter</w:t>
+      </w:r>
+    </w:p>
+    <w:p>
+      <w:r>
+        <w:t>Följande fridlysta arter har sina livsmiljöer och växtplatser i den avverkningsanmälda skogen: spillkråka (T, §4), tjäder (T, §4) och svartvit flugsnappare (§4).</w:t>
       </w:r>
     </w:p>
     <w:p>
@@ -327,6 +192,371 @@
     <w:p>
       <w:r>
         <w:t>I BILAGA 1 finns mer detaljerad information om ekologi samt krav på livsmiljö hos fridlysta arter.</w:t>
+      </w:r>
+    </w:p>
+    <w:p>
+      <w:pPr>
+        <w:pStyle w:val="Heading2"/>
+      </w:pPr>
+      <w:r>
+        <w:t>Övriga naturvårdsarter</w:t>
+      </w:r>
+    </w:p>
+    <w:p>
+      <w:r>
+        <w:rPr>
+          <w:b/>
+        </w:rPr>
+        <w:t xml:space="preserve">Blåmossa </w:t>
+      </w:r>
+      <w:r>
+        <w:t xml:space="preserve">har karaktäristiska kuddar som är lätta att se på långt håll. Mycket stora kuddar, större än 0,5 meter i höjd, indikerar höga naturvärden där skogen har en lång period av orördhet oh stabila miljöförhållanden. Mossan växer under gynnsamma omständigheter cirka 1 centimeter per år och stora kuddar kan därför indirekt visa att lokalen varit lämplig under en lång tid. Blåmossa är typisk art för </w:t>
+      </w:r>
+      <w:r>
+        <w:rPr>
+          <w:i/>
+        </w:rPr>
+        <w:t>9010 Taiga, 9080 Lövsumpskog</w:t>
+      </w:r>
+      <w:r>
+        <w:t xml:space="preserve"> och </w:t>
+      </w:r>
+      <w:r>
+        <w:rPr>
+          <w:i/>
+        </w:rPr>
+        <w:t>9750 Svämlövskog</w:t>
+      </w:r>
+      <w:r>
+        <w:t xml:space="preserve"> (SLU Artdatabanken, 2025; Nitare &amp; Skogsstyrelsen, 2019).</w:t>
+      </w:r>
+    </w:p>
+    <w:p>
+      <w:r>
+        <w:rPr>
+          <w:b/>
+        </w:rPr>
+        <w:t xml:space="preserve">Blåsfliksmossa </w:t>
+      </w:r>
+      <w:r>
+        <w:t xml:space="preserve">växer i skuggiga och fuktiga miljöer på klippor och stenar av såväl grönsten som silikat, till exempel intill naturliga skogsbäckar, i raviner och bergbranter. Den signalerar höga naturvärden främst i östra och norra Sverige och indikerar miljöer med jämn och hög luftfuktighet och ett basiskt underlag. Artens lokaler har ofta hög artrikedom. Blåsfliksmossa är typisk art för </w:t>
+      </w:r>
+      <w:r>
+        <w:rPr>
+          <w:i/>
+        </w:rPr>
+        <w:t>9080 Lövsumpskog</w:t>
+      </w:r>
+      <w:r>
+        <w:t xml:space="preserve"> (SLU Artdatabanken, 2025; Nitare &amp; Skogsstyrelsen, 2019).</w:t>
+      </w:r>
+    </w:p>
+    <w:p>
+      <w:r>
+        <w:rPr>
+          <w:b/>
+        </w:rPr>
+        <w:t>Brunpudrad nållav (NT)</w:t>
+      </w:r>
+      <w:r>
+        <w:t xml:space="preserve"> är beroende av hög, jämn luftfuktighet och kan påträffas i fuktiga skogar av naturskogskaraktär, ofta i sumpgranskog eller andra sumpskogar. Arten är placerad högst upp i Skogsstyrelsens värdepyramid för bedömning av skog med höga naturvärden och förekomster bör undantas från skogsbruksåtgärder. Brunpudrad nållav är typisk art för </w:t>
+      </w:r>
+      <w:r>
+        <w:rPr>
+          <w:i/>
+        </w:rPr>
+        <w:t>9010 Taiga</w:t>
+      </w:r>
+      <w:r>
+        <w:t xml:space="preserve"> (SLU Artdatabanken, 2024; Nitare &amp; Skogsstyrelsen, 2019).</w:t>
+      </w:r>
+    </w:p>
+    <w:p>
+      <w:r>
+        <w:rPr>
+          <w:b/>
+        </w:rPr>
+        <w:t>Dropptaggsvamp (NT)</w:t>
+      </w:r>
+      <w:r>
+        <w:t xml:space="preserve"> bildar mykorrhiza med tall, främst i barrskog med trädkontinuitet, i magra, torra och ljusöppna lavtallskogar och i barrblandskogar med friskmossor och lingon i fältskiktet. Den totala populationen i landet har minskat och bedöms fortsätta minska till följd av slutavverkningar av tallskog. Det är högst oklart om arten långsiktigt kan etablera och reproducera sig i skogsbestånd som brukas med trakthyggesmetoder, markberedning, gödsling eller föryngring med förädlat plantmaterial. Uppfyller kriterierna för att bli rödlistad på grund av ny kunskap som visar att en större andel av populationen än tidigare bedömt är knuten till kontinuitetsbarrskog. Minskningstakten för den svenska populationen bedöms vara nära gränsvärdet för Sårbar (VU). Dropptaggsvamp är typisk art för </w:t>
+      </w:r>
+      <w:r>
+        <w:rPr>
+          <w:i/>
+        </w:rPr>
+        <w:t xml:space="preserve">9010 Taiga </w:t>
+      </w:r>
+      <w:r>
+        <w:t>(SLU Artdatabanken, 2026).</w:t>
+      </w:r>
+    </w:p>
+    <w:p>
+      <w:r>
+        <w:rPr>
+          <w:b/>
+        </w:rPr>
+        <w:t xml:space="preserve">Kattfotslav (NT) </w:t>
+      </w:r>
+      <w:r>
+        <w:t xml:space="preserve">är en mycket god signalart i hela sitt svenska utbredningsområde och skogsbestånd med kattfotslav är alltid värdefulla ur naturvårdssynpunkt. Arten indikerar dels ett mikroklimat med konstant hög luftfuktighet, dels kontinuitet av äldre träd och god trädslutenhet. Trots att den är vanligare i sydvästra Sverige växer den enbart i skogsbestånd med höga naturvärden. Den är känslig för skogliga ingrepp som kan förändra lokal- och mikroklimat. Kattfotslav är typisk art för </w:t>
+      </w:r>
+      <w:r>
+        <w:rPr>
+          <w:i/>
+        </w:rPr>
+        <w:t xml:space="preserve">9010 Taiga, 9160 Näringsrik ekskog </w:t>
+      </w:r>
+      <w:r>
+        <w:t>och</w:t>
+      </w:r>
+      <w:r>
+        <w:rPr>
+          <w:i/>
+        </w:rPr>
+        <w:t xml:space="preserve"> 9190 Näringsfattig ekskog</w:t>
+      </w:r>
+      <w:r>
+        <w:t xml:space="preserve"> (Nitare &amp; Skogsstyrelsen, 2019; SLU Artdatabanken, 2026).</w:t>
+      </w:r>
+    </w:p>
+    <w:p>
+      <w:r>
+        <w:rPr>
+          <w:b/>
+        </w:rPr>
+        <w:t xml:space="preserve">Kornig nållav </w:t>
+      </w:r>
+      <w:r>
+        <w:t xml:space="preserve">förekommer i skuggiga miljöer med hög luftfuktighet och påträffas främst i gamla skogar eller på gamla träd. Den signalerar höga naturvärden och på lokalerna finns ofta flera ovanliga och rödlistade arter. Kornig nållav är typisk art för </w:t>
+      </w:r>
+      <w:r>
+        <w:rPr>
+          <w:i/>
+        </w:rPr>
+        <w:t xml:space="preserve">9110 Näringsfattig bokskog </w:t>
+      </w:r>
+      <w:r>
+        <w:t>och</w:t>
+      </w:r>
+      <w:r>
+        <w:rPr>
+          <w:i/>
+        </w:rPr>
+        <w:t xml:space="preserve"> 9130 Näringsrik bokskog</w:t>
+      </w:r>
+      <w:r>
+        <w:t xml:space="preserve"> (SLU Artdatabanken, 2024; Nitare &amp; Skogsstyrelsen, 2019).</w:t>
+      </w:r>
+    </w:p>
+    <w:p>
+      <w:r>
+        <w:rPr>
+          <w:b/>
+        </w:rPr>
+        <w:t>Kornknutmossa</w:t>
+      </w:r>
+      <w:r>
+        <w:t xml:space="preserve"> växer främst på grova lågor i sumpskog och myrkanter och indikerar miljöer med rik och jämn tillgång på fuktigt liggande ved. En typisk växtplats i södra Sverige är naturskogsartad gransumpskog. Samtliga skogsskötselåtgärder på eller i omedelbar närhet av lokalerna utgör ett hot. Fragmenteringen av skogslandskapet liksom minskad mängd död ved är ett långsiktigt hot mot denna art. Kornknutmossa är typisk art för </w:t>
+      </w:r>
+      <w:r>
+        <w:rPr>
+          <w:i/>
+        </w:rPr>
+        <w:t xml:space="preserve">9010 Taiga </w:t>
+      </w:r>
+      <w:r>
+        <w:t>och</w:t>
+      </w:r>
+      <w:r>
+        <w:rPr>
+          <w:i/>
+        </w:rPr>
+        <w:t xml:space="preserve"> 9740 Skogsbevuxen myr</w:t>
+      </w:r>
+      <w:r>
+        <w:t xml:space="preserve"> (SLU Artdatabanken, 2024; Nitare &amp; Skogsstyrelsen, 2019).</w:t>
+      </w:r>
+    </w:p>
+    <w:p>
+      <w:r>
+        <w:rPr>
+          <w:b/>
+        </w:rPr>
+        <w:t>Nordtagging (NT)</w:t>
+      </w:r>
+      <w:r>
+        <w:t xml:space="preserve"> växer främst på tallågor av grövre dimensioner och påträffas huvudsakligen i äldre skog som inte kalavverkats. Nordtaggingen missgynnas av att områden med äldre tallskog har minskat starkt. Bekämpning av skogsbränder, samtidigt som skogsbruket omvandlar naturligt glesa tallbestånd till likartade och betydligt tätare bestånd, har missgynnat arten. Bristen på gamla tallågor utgör på sikt ett allvarligt hot och återskapandet av lämpliga biotoper tar mycket lång tid. Områden med olikåldriga bestånd av tall och med stort inslag av äldre träd bör undantas från skoglig produktion (SLU Artdatabanken, 2024).</w:t>
+      </w:r>
+    </w:p>
+    <w:p>
+      <w:r>
+        <w:rPr>
+          <w:b/>
+        </w:rPr>
+        <w:t xml:space="preserve">Platt fjädermossa </w:t>
+      </w:r>
+      <w:r>
+        <w:t>växer på såväl trädstammar (särskilt bok och andra ädla lövträd) som klippor (helst basiska bergarter). Norrut förekommer den endast på basiska klippor. Rika förekomster och fynd med sporkapslar indikerar höga naturvärden och en artrik mossbiotop.</w:t>
+      </w:r>
+      <w:r>
+        <w:rPr>
+          <w:b/>
+        </w:rPr>
+        <w:t xml:space="preserve"> </w:t>
+      </w:r>
+      <w:r>
+        <w:t xml:space="preserve">Platt fjädermossa är typisk art för </w:t>
+      </w:r>
+      <w:r>
+        <w:rPr>
+          <w:i/>
+        </w:rPr>
+        <w:t>9010 Taiga,</w:t>
+      </w:r>
+      <w:r>
+        <w:t xml:space="preserve"> </w:t>
+      </w:r>
+      <w:r>
+        <w:rPr>
+          <w:i/>
+        </w:rPr>
+        <w:t>9020 Nordlig ädellövskog, 9110 Näringsfattig bokskog, 9130 Näringsrik bokskog, 9160 Näringsrik ekskog, 9180 Ädellövskog i branter</w:t>
+      </w:r>
+      <w:r>
+        <w:t xml:space="preserve"> och</w:t>
+      </w:r>
+      <w:r>
+        <w:rPr>
+          <w:i/>
+        </w:rPr>
+        <w:t xml:space="preserve"> 9190 Näringsfattig ekskog </w:t>
+      </w:r>
+      <w:r>
+        <w:t>(Nitare &amp; Skogsstyrelsen, 2019; SLU Artdatabanken, 2025).</w:t>
+      </w:r>
+    </w:p>
+    <w:p>
+      <w:r>
+        <w:rPr>
+          <w:b/>
+        </w:rPr>
+        <w:t>Stubbtrådmossa (NT)</w:t>
+      </w:r>
+      <w:r>
+        <w:t xml:space="preserve"> är en bladlevermossa som växer uteslutande på murken ved gärna tillsammans med vedsäckmossa (VU) i fuktig barrskog och arten har sin tyngdpunkt i södra och mellersta Sverige. Genom att arten inte klarar kalavverkning, till stor del fortfarande finns mest i produktionsskog med lång trädkontinuitet gör avverkningar av denna typ av skog att artens population kommer att fortsätta att minska. Alla skogsskötselåtgärder på eller i omedelbar närhet av artens lokaler utgör ett hot. Aktuella lokaler bör undantas från rationell skogsskötsel. För att klara arten på sikt måste mängden död ved i landets granskogar öka väsentligt (SLU Artdatabanken, 2026).</w:t>
+      </w:r>
+    </w:p>
+    <w:p>
+      <w:r>
+        <w:rPr>
+          <w:b/>
+        </w:rPr>
+        <w:t>Vedskivlav (NT)</w:t>
+      </w:r>
+      <w:r>
+        <w:t xml:space="preserve"> växer på gammal, torr, exponerad, hård kärnved av framförallt tall i naturskogsartade bestånd. Avverkning av tallskog av naturskogskaraktär med spår av återkommande bränder är ett hot. Mängden lämplig ved att växa på för vedskivlav minskar, dels på grund av naturlig nedbrytning men framförallt på grund av att de förstörs i samband med slutavverkningar, gallringar och markberedning. Tall- och blandbarrskogar av naturskogskaraktär med spår av återkommande bränder bör skyddas. Vedskivlav är typisk art för </w:t>
+      </w:r>
+      <w:r>
+        <w:rPr>
+          <w:i/>
+        </w:rPr>
+        <w:t>9010 Taiga</w:t>
+      </w:r>
+      <w:r>
+        <w:t xml:space="preserve"> (SLU Artdatabanken, 2024).</w:t>
+      </w:r>
+    </w:p>
+    <w:p>
+      <w:r>
+        <w:rPr>
+          <w:b/>
+        </w:rPr>
+        <w:t xml:space="preserve">Vedtrappmossa (NT) </w:t>
+      </w:r>
+      <w:r>
+        <w:t xml:space="preserve">växer på död ved, främst i gammal granskog. Den förekommer knappast alls i fjällnära barrskogar utan finns i skogslandskapet nedom fjällen och framför allt i landets södra delar är den en mycket bra signalart för barrnaturskog med höga naturvärden. Skogsavverkning och brist på grov död ved i skogen är de allvarligaste hoten och den överlever inte kalhyggesbruk. Lokaler med sluten granskog, tillräckligt stora för att säkerställa ett kontinuerligt tillskott på grova lågor, bör undantas från storskaligt skogsbruk. Vedtrappmossa är typisk art för </w:t>
+      </w:r>
+      <w:r>
+        <w:rPr>
+          <w:i/>
+        </w:rPr>
+        <w:t>9010 Taiga</w:t>
+      </w:r>
+      <w:r>
+        <w:t xml:space="preserve"> (SLU Artdatabanken, 2024).</w:t>
+      </w:r>
+    </w:p>
+    <w:p>
+      <w:pPr>
+        <w:pStyle w:val="Heading1"/>
+      </w:pPr>
+      <w:r>
+        <w:t>Typiska arter och EU:s art- och habitatdirektiv</w:t>
+      </w:r>
+    </w:p>
+    <w:p>
+      <w:r>
+        <w:t>Typiska arter används för att lokalisera områden med gynnsam bevarandestatus för de naturtyper som är listade i EU:s art- och habitatdirektiv. Ett exempel är Västlig taiga (EU-kod 9010) som saknar gynnsam bevarandestatus och minskar starkt som naturtyp i Sverige. Naturvårdsverket skriver i sin vägledning för Västlig taiga att dylika miljöer förutsätter normalt att skogarna skyddas långsiktigt, eftersom skogsbruk inte är förenligt med bevarande av naturtypen i gynnsamt tillstånd (Naturvårdsverket, 2011).</w:t>
+      </w:r>
+    </w:p>
+    <w:p>
+      <w:r>
+        <w:t>Följande typiska arter har sina livsmiljöer och växtplatser i den avverkningsanmälda skogen: brunpudrad nållav (NT, T), dropptaggsvamp (NT, T), kattfotslav (NT, T), vedskivlav (NT, T), vedtrappmossa (NT, T), blåmossa (S, T), blåsfliksmossa (S, T), kornig nållav (S, T), kornknutmossa (S, T), platt fjädermossa (S, T), spillkråka (T, §4) och tjäder (T, §4).</w:t>
+      </w:r>
+    </w:p>
+    <w:p>
+      <w:r>
+        <w:t>Enligt Sveriges Artikel 17 rapportering 2013 och 2019 till EU, har naturtypen Västlig taiga (9010) dålig bevarandestatus med negativ trend inom Sveriges boreala region. Skogsbruksåtgärder som avverkning, röjning och gallring pekas ut som några av de främst bidragande orsakerna till naturtypens dåliga status och negativa trend (SLU Artdatabanken, 2019). I EU:s uppföljning av tillståndet för naturtyperna i Skandinavien 2013 – 2018 framgår det att i den boreala regionen är tillståndet så dåligt för Västlig taiga (9010) att habitatet löper allvarlig risk att försvinna regionalt (EEA, 2022). Det allvarliga läget för den biologiska mångfalden i skogen framhålls även i Skogsstyren rapport 2026/07:</w:t>
+      </w:r>
+    </w:p>
+    <w:p>
+      <w:r>
+        <w:rPr>
+          <w:i/>
+        </w:rPr>
+        <w:t>"All avverkning av kända skogliga värdekärnor och sannolika kontinuitetsskogar behöver upphöra för att fylla bristen om 1,56 miljoner hektar bevarad livsmiljötyp. På grund av begränsade kvarvarande arealer av värdekärnor, naturskogar och kontinuitetsskogar leder fortsatt förlust av dessa till en påtaglig risk för långsiktigt negativa effekter för biologisk mångfald i skogslandskapet. Att de återstående arealerna bevaras och ges ett långsiktigt skydd bedöms därför vara av avgörande betydelse."</w:t>
+      </w:r>
+      <w:r>
+        <w:t xml:space="preserve"> (Skogsstyrelsen, 2026).</w:t>
+      </w:r>
+    </w:p>
+    <w:p>
+      <w:r>
+        <w:t>Trots detta har statusen för Västlig taiga ändrats till otillräcklig i stället för dålig i den senaste Artikel 17 rapporteringen 2025. Av Naturvårdsverkets rapport framgår det dock att de ändrade statusbedömningarna jämfört med rapporteringen 2019 inte beror på faktiska miljöförändringar. Ändringarna är av teknisk karaktär och främst en följd av resultaten från genomförda regeringsuppdrag och beslut inför rapporteringen 2025. Det är alltså politisk styrning i stället för faktiska förhållanden i naturen som ändrat på naturtypernas status i rapporteringen, vilket rimmar dåligt med såväl art- och habitatdirektivets syften och mål som med naturrestaureringsförordningen. I praktiken har dock Sveriges nya sätt att rapportera bevarandestatus till EU inte någon betydelse eftersom Naturvårdsverkets rapportering 2025 visar att Västlig taiga</w:t>
+      </w:r>
+      <w:r>
+        <w:rPr>
+          <w:b/>
+        </w:rPr>
+        <w:t xml:space="preserve"> </w:t>
+      </w:r>
+      <w:r>
+        <w:t>inte har gynnsam bevarandestatus.</w:t>
+      </w:r>
+    </w:p>
+    <w:p>
+      <w:r>
+        <w:t>Åtgärder som vidtas i enlighet med art- och habitatdirektivet ska enligt Artikel 2 syfta till att bibehålla eller återställa en gynnsam bevarandestatus hos livsmiljöer samt arter och vilda djur och växter av gemenskapsintresse. Enligt prejudikat från EU-domstolen ska en skogsbruksverksamhet utföras på ett sådant sätt som utgör ett förebyggande och hållbart skogsbruk för att betraktas som förenlig med bevarandekraven i direktivet (se EU-domstolens dom i de förenade målen C 473-19 och C 474-19).</w:t>
+      </w:r>
+    </w:p>
+    <w:p>
+      <w:r>
+        <w:t xml:space="preserve">Av artikel 1.e samma direktiv framgår att en livsmiljös bevarandestatus anses " gynnsam" när — dess naturliga utbredningsområde och de ytor den täcker inom detta område är stabila eller ökande, och — den särskilda struktur och de särskilda funktioner som är nödvändiga för att den skall kunna bibehållas på lång sikt finns, och sannolikt kommer att finnas under en överskådlig framtid, och — bevarandestatusen hos dess </w:t>
+      </w:r>
+      <w:r>
+        <w:rPr>
+          <w:b/>
+        </w:rPr>
+        <w:t>typiska arter</w:t>
+      </w:r>
+      <w:r>
+        <w:t xml:space="preserve"> är gynnsam enligt definitionen i artikel 1.i.</w:t>
+      </w:r>
+    </w:p>
+    <w:p>
+      <w:r>
+        <w:t>EU-direktiv är bindande för EU:s medlemsländer varvid det ankommer på Skogsstyrelsen som nationell tillsynsmyndighet att beakta syftet med EU:s art- och habitatdirektiv vid prövningen av en skogsbruksverksamhet, se Rådets direktiv 92/43/EEG. Se ytterligare information om EU:s livsmiljödirektiv i bilaga 2.</w:t>
       </w:r>
     </w:p>
     <w:p>
@@ -481,6 +711,254 @@
       </w:r>
       <w:r>
         <w:t>SLU Artdatabanken, Uppsala</w:t>
+      </w:r>
+    </w:p>
+    <w:p>
+      <w:r>
+        <w:br w:type="page"/>
+      </w:r>
+    </w:p>
+    <w:p>
+      <w:pPr>
+        <w:pStyle w:val="Title"/>
+      </w:pPr>
+      <w:r>
+        <w:t>BILAGA 2 – EU:s art- och habitatdirektiv, fågeldirektiv och naturrestaureringsförordning</w:t>
+      </w:r>
+    </w:p>
+    <w:p>
+      <w:pPr>
+        <w:pStyle w:val="Heading2"/>
+      </w:pPr>
+      <w:r>
+        <w:t>Förenlighet med EU-direktiv</w:t>
+      </w:r>
+    </w:p>
+    <w:p>
+      <w:r>
+        <w:t>EU-direktiv är bindande för EU:s medlemsländer varvid det ankommer på Skogsstyrelsen som nationell tillsynsmyndighet att beakta syftet med EU:s art- och habitatdirektiv respektive fågeldirektiv vid prövningen av en skogsbruksverksamhet, se Rådets direktiv 92/43/EEG samt 2009/147/EG. Nationella regler som omfattas av ett EU-direktiv ska enligt fast rättspraxis tolkas i enlighet med direktivet, vilket medför en skyldighet för myndigheten att tolka bestämmelser i nationell rätt i ljuset av direktivets ordalydelse, sammanhang och de mål som eftersträvas med direktivet (se EU-domstolens dom i mål C 477/19).</w:t>
+      </w:r>
+    </w:p>
+    <w:p>
+      <w:r>
+        <w:t>EU:s medlemsstater åläggs i Artikel 3 i fågeldirektivet generella skyldigheter avseende skydd, bevarande och återställande av tillräckligt stora och varierande livsmiljöer för de fågelarter som omfattas av direktivet. Medlemsstaterna ska vidta de åtgärder som är nödvändiga för att bibehålla populationen av fågelarterna på en nivå som svarar särskilt mot ekologiska, vetenskapliga och kulturella behov, eller återupprätta populationen av dessa arter till en sådan nivå (se Europaparlamentets och rådets direktiv 2009/147/EG).</w:t>
+      </w:r>
+    </w:p>
+    <w:p>
+      <w:r>
+        <w:t>Åtgärder som vidtas i enlighet med art- och habitatdirektivet (92/43/EEG) ska enligt Artikel 2 syfta till att bibehålla eller återställa en gynnsam bevarandestatus hos livsmiljöer samt arter och vilda djur och växter av gemenskapsintresse. Enligt prejudikat från EU-domstolen ska en skogsbruksverksamhet utföras på ett sådant sätt som utgör ett förebyggande och hållbart skogsbruk för att betraktas som förenlig med bevarandekraven i direktivet (se EU-domstolens dom i de förenade målen C 473-19 och C 474-19).</w:t>
+      </w:r>
+    </w:p>
+    <w:p>
+      <w:r>
+        <w:t xml:space="preserve">Av artikel 1.e samma direktiv framgår att en livsmiljös bevarandestatus anses " gynnsam" när — dess naturliga utbredningsområde och de ytor den täcker inom detta område är stabila eller ökande, och — den särskilda struktur och de särskilda funktioner som är nödvändiga för att den skall kunna bibehållas på lång sikt finns, och sannolikt kommer att finnas under en överskådlig framtid, och — bevarandestatusen hos dess </w:t>
+      </w:r>
+      <w:r>
+        <w:rPr>
+          <w:b/>
+        </w:rPr>
+        <w:t>typiska arter</w:t>
+      </w:r>
+      <w:r>
+        <w:t xml:space="preserve"> är gynnsam enligt definitionen i artikel 1.i. Typiska arter används för att lokalisera områden med gynnsam bevarandestatus för de naturtyper som ingår i EU:s art- och habitatdirektiv.</w:t>
+      </w:r>
+    </w:p>
+    <w:p>
+      <w:r>
+        <w:t>Västlig taiga (EU-kod 9010) saknar gynnsam bevarandestatus och minskar starkt som naturtyp i Sverige. Naturvårdsverket skriver i sin vägledning för västlig taiga att dylika miljöer förutsätter normalt att skogarna skyddas långsiktigt, eftersom skogsbruk inte är förenligt med bevarande av naturtypen i gynnsamt tillstånd (Naturvårdsverket, 2011). Enligt Sveriges Artikel 17 rapportering 2013 och 2019 till EU, har naturtypen Västlig taiga (9010) dålig bevarandestatus med negativ trend inom Sveriges boreala region. Skogsbruksåtgärder som avverkning, röjning och gallring pekas ut som några av de främst bidragande orsakerna till naturtypens dåliga status och negativa trend (SLU Artdatabanken, 2019). I EU:s uppföljning av tillståndet för naturtyperna i Skandinavien 2013 – 2018 framgår det att i den boreala regionen är tillståndet så dåligt för Västlig taiga (9010) att habitatet löper allvarlig risk att försvinna regionalt (EEA, 2022). Det allvarliga läget för den biologiska mångfalden i skogen framhålls även i Skogsstyren rapport 2026/07:</w:t>
+      </w:r>
+    </w:p>
+    <w:p>
+      <w:r>
+        <w:rPr>
+          <w:i/>
+        </w:rPr>
+        <w:t>"All avverkning av kända skogliga värdekärnor och sannolika kontinuitetsskogar behöver upphöra för att fylla bristen om 1,56 miljoner hektar bevarad livsmiljötyp. På grund av begränsade kvarvarande arealer av värdekärnor, naturskogar och kontinuitetsskogar leder fortsatt förlust av dessa till en påtaglig risk för långsiktigt negativa effekter för biologisk mångfald i skogslandskapet. Att de återstående arealerna bevaras och ges ett långsiktigt skydd bedöms därför vara av avgörande betydelse."</w:t>
+      </w:r>
+      <w:r>
+        <w:t xml:space="preserve"> (Skogsstyrelsen, 2026).</w:t>
+      </w:r>
+    </w:p>
+    <w:p>
+      <w:pPr>
+        <w:pStyle w:val="Caption"/>
+      </w:pPr>
+      <w:r>
+        <w:drawing>
+          <wp:inline xmlns:a="http://schemas.openxmlformats.org/drawingml/2006/main" xmlns:pic="http://schemas.openxmlformats.org/drawingml/2006/picture">
+            <wp:extent cx="5486400" cy="2905862"/>
+            <wp:docPr id="2" name="Picture 2"/>
+            <wp:cNvGraphicFramePr>
+              <a:graphicFrameLocks noChangeAspect="1"/>
+            </wp:cNvGraphicFramePr>
+            <a:graphic>
+              <a:graphicData uri="http://schemas.openxmlformats.org/drawingml/2006/picture">
+                <pic:pic>
+                  <pic:nvPicPr>
+                    <pic:cNvPr id="0" name="uppföljning av västlig taiga.jpeg"/>
+                    <pic:cNvPicPr/>
+                  </pic:nvPicPr>
+                  <pic:blipFill>
+                    <a:blip r:embed="rId17"/>
+                    <a:stretch>
+                      <a:fillRect/>
+                    </a:stretch>
+                  </pic:blipFill>
+                  <pic:spPr>
+                    <a:xfrm>
+                      <a:off x="0" y="0"/>
+                      <a:ext cx="5486400" cy="2905862"/>
+                    </a:xfrm>
+                    <a:prstGeom prst="rect"/>
+                  </pic:spPr>
+                </pic:pic>
+              </a:graphicData>
+            </a:graphic>
+          </wp:inline>
+        </w:drawing>
+      </w:r>
+    </w:p>
+    <w:p>
+      <w:pPr>
+        <w:pStyle w:val="Caption"/>
+      </w:pPr>
+      <w:r>
+        <w:t>EU:s uppföljning av tillståndet för naturtypen Västlig taiga 9010 i Skandinavien 2013 - 2018. Av kartan framgår det att i den boreala regionen är tillståndet så dåligt (röd färg) att habitatet löper allvarlig risk att försvinna regionalt. Källa: European Environment Agency. https:// eunis.eea.europoa.eu/habitats/10176.</w:t>
+      </w:r>
+    </w:p>
+    <w:p>
+      <w:r>
+        <w:t>Trots det allvarliga läget har statusen för Västlig taiga ändrats till otillräcklig i stället för dålig i den senaste Artikel 17 rapporteringen 2025. Av Naturvårdsverkets rapport framgår det dock att de ändrade statusbedömningarna jämfört med rapporteringen 2019 inte beror på faktiska miljöförändringar. Ändringarna är av teknisk karaktär och främst en följd av resultaten från genomförda regeringsuppdrag och beslut inför rapporteringen 2025. Det är alltså politisk styrning i stället för faktiska förhållanden i naturen som ändrat på naturtypernas status i rapporteringen, vilket rimmar dåligt med såväl art- och habitatdirektivets syften och mål som med naturrestaureringsförordningen. I praktiken har dock Sveriges nya sätt att rapportera bevarandestatus till EU inte någon betydelse eftersom Naturvårdsverkets rapportering 2025 visar att Västlig taiga inte har gynnsam bevarandestatus.</w:t>
+      </w:r>
+    </w:p>
+    <w:p>
+      <w:pPr>
+        <w:pStyle w:val="Heading2"/>
+      </w:pPr>
+      <w:r>
+        <w:t>EU:s naturrestaureringsförordning</w:t>
+      </w:r>
+    </w:p>
+    <w:p>
+      <w:r>
+        <w:t>Enligt EU:s naturrestaureringsförordning (EU 2024/1991) ska minst 20 % av landområden och minst 20 % av havsarealen vara restaurerad senast 2030, samt alla ekosystem som är i behov av restaurering senast 2050. Det framgår också av förordningen att det är viktigt att livsmiljötyperna inte försämras innan eller efter att restaureringar genomförts, se exempelvis punkt 37 förordningen.</w:t>
+      </w:r>
+    </w:p>
+    <w:p>
+      <w:r>
+        <w:t>”</w:t>
+      </w:r>
+      <w:r>
+        <w:rPr>
+          <w:i/>
+        </w:rPr>
+        <w:t>Det är viktigt att medlemsstaterna vidtar åtgärder som syftar till att säkerställa att tillståndet för områden som täcks av livsmiljötyper som omfattas av denna förordning och som omfattas av restaureringsåtgärder uppvisar en kontinuerlig förbättring till dess att de uppnår ett gott tillstånd, och att medlemsstaterna vidtar åtgärder som syftar till att säkerställa att dessa livsmiljötyper, när de har uppnått ett gott tillstånd, inte försämras avsevärt, så att det långsiktiga bibehållandet eller uppnåendet av gott tillstånd inte äventyras. (..) Det är också viktigt att medlemsstaterna anstränger sig för att förhindra avsevärd försämring av områden som täcks av sådana livsmiljötyper som antingen redan är i gott skick eller som inte är i gott skick men ännu inte omfattas av restaureringsåtgärder.”</w:t>
+      </w:r>
+    </w:p>
+    <w:p>
+      <w:r>
+        <w:rPr>
+          <w:b/>
+          <w:i/>
+        </w:rPr>
+        <w:t>Artikel 4(12):</w:t>
+      </w:r>
+    </w:p>
+    <w:p>
+      <w:r>
+        <w:rPr>
+          <w:i/>
+        </w:rPr>
+        <w:t>Utan att det påverkar tillämpningen av direktiv 92/43/EEG ska medlemsstaterna, senast den dag då deras nationella restaureringsplaner offentliggörs i enlighet med artikel 17.6 i denna förordning, eftersträva att genomföra de åtgärder som krävs för att förhindra avsevärd försämring av områden där de livsmiljötyper som förtecknas i bilaga I till denna förordning förekommer och som är i gott tillstånd eller som krävs för att uppnå de restaureringsmål som anges i punkt 17 i den här artikeln.</w:t>
+      </w:r>
+    </w:p>
+    <w:p>
+      <w:r>
+        <w:rPr>
+          <w:b/>
+          <w:i/>
+        </w:rPr>
+        <w:t>Artikel 4 (17).   Medlemsstaterna ska säkerställa</w:t>
+      </w:r>
+    </w:p>
+    <w:p>
+      <w:r>
+        <w:rPr>
+          <w:i/>
+        </w:rPr>
+        <w:t>a) en ökning av arealen i gott tillstånd för de livsmiljötyper som förtecknas i bilaga I till dess att minst 90 % är i gott tillstånd och till dess att den gynnsamma referensarealen för varje livsmiljötyp i varje biogeografisk region inom den berörda medlemsstaten har uppnåtts.</w:t>
+      </w:r>
+    </w:p>
+    <w:p>
+      <w:r>
+        <w:t>Referenser</w:t>
+      </w:r>
+    </w:p>
+    <w:p>
+      <w:r>
+        <w:t xml:space="preserve">EEA European Environment Agency, 2022. </w:t>
+      </w:r>
+      <w:r>
+        <w:rPr>
+          <w:i/>
+        </w:rPr>
+        <w:t xml:space="preserve">Western taiga – Conservation status 2013-2018. </w:t>
+      </w:r>
+      <w:r>
+        <w:t>https:// eunis.eea.europoa.eu/habitats/10176.</w:t>
+      </w:r>
+    </w:p>
+    <w:p>
+      <w:r>
+        <w:t>EU-domstolens dom av den 2 juli 2020 i målet C 477/19 (Europeisk hamster) p. 23.</w:t>
+      </w:r>
+    </w:p>
+    <w:p>
+      <w:r>
+        <w:t>EU-domstolens dom av den 4 mars 2021 i de förenade målen C 473-19 och C 474-19 (Skydda skogen) p. 70 och 76.</w:t>
+      </w:r>
+    </w:p>
+    <w:p>
+      <w:r>
+        <w:t>Europaparlamentets och rådets direktiv 2009/147/EG av den 30 november 2009 om bevarande av vilda fåglar.</w:t>
+      </w:r>
+    </w:p>
+    <w:p>
+      <w:r>
+        <w:t>EUROPAPARLAMENTETS OCH RÅDETS FÖRORDNING (EU) 2024/1991 av den 24 juni 2024 om restaurering av natur och om ändring av förordning (EU) 2022/869.</w:t>
+      </w:r>
+    </w:p>
+    <w:p>
+      <w:r>
+        <w:t>Rådets direktiv 92/43/EEG av den 21 mj 1992 om bevarande av livsmiljöer samt vilda djur och växter.</w:t>
+      </w:r>
+    </w:p>
+    <w:p>
+      <w:r>
+        <w:t xml:space="preserve">Skogsstyrelsen, 2026. </w:t>
+      </w:r>
+      <w:r>
+        <w:rPr>
+          <w:i/>
+        </w:rPr>
+        <w:t>Biologisk mångfald i skogen.</w:t>
+      </w:r>
+      <w:r>
+        <w:t xml:space="preserve"> Rapport 2026/07.</w:t>
+      </w:r>
+    </w:p>
+    <w:p>
+      <w:r>
+        <w:t xml:space="preserve">SLU Artdatabanken, 2019. </w:t>
+      </w:r>
+      <w:r>
+        <w:rPr>
+          <w:i/>
+        </w:rPr>
+        <w:t>Sveriges arter och naturtyper i EU:s art- och habitatdirektiv.</w:t>
+      </w:r>
+      <w:r>
+        <w:t xml:space="preserve"> Resultat från rapportering 2019 till EU av bevarandestatus 2013-2018.</w:t>
       </w:r>
     </w:p>
     <w:sectPr>
@@ -501,7 +979,7 @@
 </file>
 
 <file path=word/endnotes.xml><?xml version="1.0" encoding="utf-8"?>
-<w:endnotes xmlns:wpc="http://schemas.microsoft.com/office/word/2010/wordprocessingCanvas" xmlns:cx="http://schemas.microsoft.com/office/drawing/2014/chartex" xmlns:cx1="http://schemas.microsoft.com/office/drawing/2015/9/8/chartex" xmlns:cx2="http://schemas.microsoft.com/office/drawing/2015/10/21/chartex" xmlns:cx3="http://schemas.microsoft.com/office/drawing/2016/5/9/chartex" xmlns:cx4="http://schemas.microsoft.com/office/drawing/2016/5/10/chartex" xmlns:cx5="http://schemas.microsoft.com/office/drawing/2016/5/11/chartex" xmlns:cx6="http://schemas.microsoft.com/office/drawing/2016/5/12/chartex" xmlns:cx7="http://schemas.microsoft.com/office/drawing/2016/5/13/chartex" xmlns:cx8="http://schemas.microsoft.com/office/drawing/2016/5/14/chartex" xmlns:mc="http://schemas.openxmlformats.org/markup-compatibility/2006" xmlns:aink="http://schemas.microsoft.com/office/drawing/2016/ink" xmlns:am3d="http://schemas.microsoft.com/office/drawing/2017/model3d" xmlns:o="urn:schemas-microsoft-com:office:office" xmlns:oel="http://schemas.microsoft.com/office/2019/extlst" xmlns:r="http://schemas.openxmlformats.org/officeDocument/2006/relationships" xmlns:m="http://schemas.openxmlformats.org/officeDocument/2006/math" xmlns:v="urn:schemas-microsoft-com:vml" xmlns:wp14="http://schemas.microsoft.com/office/word/2010/wordprocessingDrawing" xmlns:wp="http://schemas.openxmlformats.org/drawingml/2006/wordprocessingDrawing" xmlns:w10="urn:schemas-microsoft-com:office:word" xmlns:w="http://schemas.openxmlformats.org/wordprocessingml/2006/main" xmlns:w14="http://schemas.microsoft.com/office/word/2010/wordml" xmlns:w15="http://schemas.microsoft.com/office/word/2012/wordml" xmlns:w16cex="http://schemas.microsoft.com/office/word/2018/wordml/cex" xmlns:w16cid="http://schemas.microsoft.com/office/word/2016/wordml/cid" xmlns:w16="http://schemas.microsoft.com/office/word/2018/wordml" xmlns:w16sdtdh="http://schemas.microsoft.com/office/word/2020/wordml/sdtdatahash" xmlns:w16se="http://schemas.microsoft.com/office/word/2015/wordml/symex" xmlns:wpg="http://schemas.microsoft.com/office/word/2010/wordprocessingGroup" xmlns:wpi="http://schemas.microsoft.com/office/word/2010/wordprocessingInk" xmlns:wne="http://schemas.microsoft.com/office/word/2006/wordml" xmlns:wps="http://schemas.microsoft.com/office/word/2010/wordprocessingShape" mc:Ignorable="w14 w15 w16se w16cid w16 w16cex w16sdtdh wp14">
+<w:endnotes xmlns:wpc="http://schemas.microsoft.com/office/word/2010/wordprocessingCanvas" xmlns:cx="http://schemas.microsoft.com/office/drawing/2014/chartex" xmlns:cx1="http://schemas.microsoft.com/office/drawing/2015/9/8/chartex" xmlns:cx2="http://schemas.microsoft.com/office/drawing/2015/10/21/chartex" xmlns:cx3="http://schemas.microsoft.com/office/drawing/2016/5/9/chartex" xmlns:cx4="http://schemas.microsoft.com/office/drawing/2016/5/10/chartex" xmlns:cx5="http://schemas.microsoft.com/office/drawing/2016/5/11/chartex" xmlns:cx6="http://schemas.microsoft.com/office/drawing/2016/5/12/chartex" xmlns:cx7="http://schemas.microsoft.com/office/drawing/2016/5/13/chartex" xmlns:cx8="http://schemas.microsoft.com/office/drawing/2016/5/14/chartex" xmlns:mc="http://schemas.openxmlformats.org/markup-compatibility/2006" xmlns:aink="http://schemas.microsoft.com/office/drawing/2016/ink" xmlns:am3d="http://schemas.microsoft.com/office/drawing/2017/model3d" xmlns:o="urn:schemas-microsoft-com:office:office" xmlns:oel="http://schemas.microsoft.com/office/2019/extlst" xmlns:r="http://schemas.openxmlformats.org/officeDocument/2006/relationships" xmlns:m="http://schemas.openxmlformats.org/officeDocument/2006/math" xmlns:v="urn:schemas-microsoft-com:vml" xmlns:wp14="http://schemas.microsoft.com/office/word/2010/wordprocessingDrawing" xmlns:wp="http://schemas.openxmlformats.org/drawingml/2006/wordprocessingDrawing" xmlns:w10="urn:schemas-microsoft-com:office:word" xmlns:w="http://schemas.openxmlformats.org/wordprocessingml/2006/main" xmlns:w14="http://schemas.microsoft.com/office/word/2010/wordml" xmlns:w15="http://schemas.microsoft.com/office/word/2012/wordml" xmlns:w16cex="http://schemas.microsoft.com/office/word/2018/wordml/cex" xmlns:w16cid="http://schemas.microsoft.com/office/word/2016/wordml/cid" xmlns:w16="http://schemas.microsoft.com/office/word/2018/wordml" xmlns:w16du="http://schemas.microsoft.com/office/word/2023/wordml/word16du" xmlns:w16sdtdh="http://schemas.microsoft.com/office/word/2020/wordml/sdtdatahash" xmlns:w16sdtfl="http://schemas.microsoft.com/office/word/2024/wordml/sdtformatlock" xmlns:w16se="http://schemas.microsoft.com/office/word/2015/wordml/symex" xmlns:wpg="http://schemas.microsoft.com/office/word/2010/wordprocessingGroup" xmlns:wpi="http://schemas.microsoft.com/office/word/2010/wordprocessingInk" xmlns:wne="http://schemas.microsoft.com/office/word/2006/wordml" xmlns:wps="http://schemas.microsoft.com/office/word/2010/wordprocessingShape" mc:Ignorable="w14 w15 w16se w16cid w16 w16cex w16sdtdh w16sdtfl w16du wp14">
   <w:endnote w:type="separator" w:id="-1">
     <w:p>
       <w:pPr>
@@ -526,7 +1004,7 @@
 </file>
 
 <file path=word/footer1.xml><?xml version="1.0" encoding="utf-8"?>
-<w:ftr xmlns:wpc="http://schemas.microsoft.com/office/word/2010/wordprocessingCanvas" xmlns:cx="http://schemas.microsoft.com/office/drawing/2014/chartex" xmlns:cx1="http://schemas.microsoft.com/office/drawing/2015/9/8/chartex" xmlns:cx2="http://schemas.microsoft.com/office/drawing/2015/10/21/chartex" xmlns:cx3="http://schemas.microsoft.com/office/drawing/2016/5/9/chartex" xmlns:cx4="http://schemas.microsoft.com/office/drawing/2016/5/10/chartex" xmlns:cx5="http://schemas.microsoft.com/office/drawing/2016/5/11/chartex" xmlns:cx6="http://schemas.microsoft.com/office/drawing/2016/5/12/chartex" xmlns:cx7="http://schemas.microsoft.com/office/drawing/2016/5/13/chartex" xmlns:cx8="http://schemas.microsoft.com/office/drawing/2016/5/14/chartex" xmlns:mc="http://schemas.openxmlformats.org/markup-compatibility/2006" xmlns:aink="http://schemas.microsoft.com/office/drawing/2016/ink" xmlns:am3d="http://schemas.microsoft.com/office/drawing/2017/model3d" xmlns:o="urn:schemas-microsoft-com:office:office" xmlns:oel="http://schemas.microsoft.com/office/2019/extlst" xmlns:r="http://schemas.openxmlformats.org/officeDocument/2006/relationships" xmlns:m="http://schemas.openxmlformats.org/officeDocument/2006/math" xmlns:v="urn:schemas-microsoft-com:vml" xmlns:wp14="http://schemas.microsoft.com/office/word/2010/wordprocessingDrawing" xmlns:wp="http://schemas.openxmlformats.org/drawingml/2006/wordprocessingDrawing" xmlns:w10="urn:schemas-microsoft-com:office:word" xmlns:w="http://schemas.openxmlformats.org/wordprocessingml/2006/main" xmlns:w14="http://schemas.microsoft.com/office/word/2010/wordml" xmlns:w15="http://schemas.microsoft.com/office/word/2012/wordml" xmlns:w16cex="http://schemas.microsoft.com/office/word/2018/wordml/cex" xmlns:w16cid="http://schemas.microsoft.com/office/word/2016/wordml/cid" xmlns:w16="http://schemas.microsoft.com/office/word/2018/wordml" xmlns:w16sdtdh="http://schemas.microsoft.com/office/word/2020/wordml/sdtdatahash" xmlns:w16se="http://schemas.microsoft.com/office/word/2015/wordml/symex" xmlns:wpg="http://schemas.microsoft.com/office/word/2010/wordprocessingGroup" xmlns:wpi="http://schemas.microsoft.com/office/word/2010/wordprocessingInk" xmlns:wne="http://schemas.microsoft.com/office/word/2006/wordml" xmlns:wps="http://schemas.microsoft.com/office/word/2010/wordprocessingShape" mc:Ignorable="w14 w15 w16se w16cid w16 w16cex w16sdtdh wp14">
+<w:ftr xmlns:wpc="http://schemas.microsoft.com/office/word/2010/wordprocessingCanvas" xmlns:cx="http://schemas.microsoft.com/office/drawing/2014/chartex" xmlns:cx1="http://schemas.microsoft.com/office/drawing/2015/9/8/chartex" xmlns:cx2="http://schemas.microsoft.com/office/drawing/2015/10/21/chartex" xmlns:cx3="http://schemas.microsoft.com/office/drawing/2016/5/9/chartex" xmlns:cx4="http://schemas.microsoft.com/office/drawing/2016/5/10/chartex" xmlns:cx5="http://schemas.microsoft.com/office/drawing/2016/5/11/chartex" xmlns:cx6="http://schemas.microsoft.com/office/drawing/2016/5/12/chartex" xmlns:cx7="http://schemas.microsoft.com/office/drawing/2016/5/13/chartex" xmlns:cx8="http://schemas.microsoft.com/office/drawing/2016/5/14/chartex" xmlns:mc="http://schemas.openxmlformats.org/markup-compatibility/2006" xmlns:aink="http://schemas.microsoft.com/office/drawing/2016/ink" xmlns:am3d="http://schemas.microsoft.com/office/drawing/2017/model3d" xmlns:o="urn:schemas-microsoft-com:office:office" xmlns:oel="http://schemas.microsoft.com/office/2019/extlst" xmlns:r="http://schemas.openxmlformats.org/officeDocument/2006/relationships" xmlns:m="http://schemas.openxmlformats.org/officeDocument/2006/math" xmlns:v="urn:schemas-microsoft-com:vml" xmlns:wp14="http://schemas.microsoft.com/office/word/2010/wordprocessingDrawing" xmlns:wp="http://schemas.openxmlformats.org/drawingml/2006/wordprocessingDrawing" xmlns:w10="urn:schemas-microsoft-com:office:word" xmlns:w="http://schemas.openxmlformats.org/wordprocessingml/2006/main" xmlns:w14="http://schemas.microsoft.com/office/word/2010/wordml" xmlns:w15="http://schemas.microsoft.com/office/word/2012/wordml" xmlns:w16cex="http://schemas.microsoft.com/office/word/2018/wordml/cex" xmlns:w16cid="http://schemas.microsoft.com/office/word/2016/wordml/cid" xmlns:w16="http://schemas.microsoft.com/office/word/2018/wordml" xmlns:w16du="http://schemas.microsoft.com/office/word/2023/wordml/word16du" xmlns:w16sdtdh="http://schemas.microsoft.com/office/word/2020/wordml/sdtdatahash" xmlns:w16sdtfl="http://schemas.microsoft.com/office/word/2024/wordml/sdtformatlock" xmlns:w16se="http://schemas.microsoft.com/office/word/2015/wordml/symex" xmlns:wpg="http://schemas.microsoft.com/office/word/2010/wordprocessingGroup" xmlns:wpi="http://schemas.microsoft.com/office/word/2010/wordprocessingInk" xmlns:wne="http://schemas.microsoft.com/office/word/2006/wordml" xmlns:wps="http://schemas.microsoft.com/office/word/2010/wordprocessingShape" mc:Ignorable="w14 w15 w16se w16cid w16 w16cex w16sdtdh w16sdtfl w16du wp14">
   <w:p>
     <w:pPr>
       <w:pStyle w:val="Footer"/>
@@ -536,7 +1014,7 @@
 </file>
 
 <file path=word/footer2.xml><?xml version="1.0" encoding="utf-8"?>
-<w:ftr xmlns:wpc="http://schemas.microsoft.com/office/word/2010/wordprocessingCanvas" xmlns:cx="http://schemas.microsoft.com/office/drawing/2014/chartex" xmlns:cx1="http://schemas.microsoft.com/office/drawing/2015/9/8/chartex" xmlns:cx2="http://schemas.microsoft.com/office/drawing/2015/10/21/chartex" xmlns:cx3="http://schemas.microsoft.com/office/drawing/2016/5/9/chartex" xmlns:cx4="http://schemas.microsoft.com/office/drawing/2016/5/10/chartex" xmlns:cx5="http://schemas.microsoft.com/office/drawing/2016/5/11/chartex" xmlns:cx6="http://schemas.microsoft.com/office/drawing/2016/5/12/chartex" xmlns:cx7="http://schemas.microsoft.com/office/drawing/2016/5/13/chartex" xmlns:cx8="http://schemas.microsoft.com/office/drawing/2016/5/14/chartex" xmlns:mc="http://schemas.openxmlformats.org/markup-compatibility/2006" xmlns:aink="http://schemas.microsoft.com/office/drawing/2016/ink" xmlns:am3d="http://schemas.microsoft.com/office/drawing/2017/model3d" xmlns:o="urn:schemas-microsoft-com:office:office" xmlns:oel="http://schemas.microsoft.com/office/2019/extlst" xmlns:r="http://schemas.openxmlformats.org/officeDocument/2006/relationships" xmlns:m="http://schemas.openxmlformats.org/officeDocument/2006/math" xmlns:v="urn:schemas-microsoft-com:vml" xmlns:wp14="http://schemas.microsoft.com/office/word/2010/wordprocessingDrawing" xmlns:wp="http://schemas.openxmlformats.org/drawingml/2006/wordprocessingDrawing" xmlns:w10="urn:schemas-microsoft-com:office:word" xmlns:w="http://schemas.openxmlformats.org/wordprocessingml/2006/main" xmlns:w14="http://schemas.microsoft.com/office/word/2010/wordml" xmlns:w15="http://schemas.microsoft.com/office/word/2012/wordml" xmlns:w16cex="http://schemas.microsoft.com/office/word/2018/wordml/cex" xmlns:w16cid="http://schemas.microsoft.com/office/word/2016/wordml/cid" xmlns:w16="http://schemas.microsoft.com/office/word/2018/wordml" xmlns:w16sdtdh="http://schemas.microsoft.com/office/word/2020/wordml/sdtdatahash" xmlns:w16se="http://schemas.microsoft.com/office/word/2015/wordml/symex" xmlns:wpg="http://schemas.microsoft.com/office/word/2010/wordprocessingGroup" xmlns:wpi="http://schemas.microsoft.com/office/word/2010/wordprocessingInk" xmlns:wne="http://schemas.microsoft.com/office/word/2006/wordml" xmlns:wps="http://schemas.microsoft.com/office/word/2010/wordprocessingShape" mc:Ignorable="w14 w15 w16se w16cid w16 w16cex w16sdtdh wp14">
+<w:ftr xmlns:wpc="http://schemas.microsoft.com/office/word/2010/wordprocessingCanvas" xmlns:cx="http://schemas.microsoft.com/office/drawing/2014/chartex" xmlns:cx1="http://schemas.microsoft.com/office/drawing/2015/9/8/chartex" xmlns:cx2="http://schemas.microsoft.com/office/drawing/2015/10/21/chartex" xmlns:cx3="http://schemas.microsoft.com/office/drawing/2016/5/9/chartex" xmlns:cx4="http://schemas.microsoft.com/office/drawing/2016/5/10/chartex" xmlns:cx5="http://schemas.microsoft.com/office/drawing/2016/5/11/chartex" xmlns:cx6="http://schemas.microsoft.com/office/drawing/2016/5/12/chartex" xmlns:cx7="http://schemas.microsoft.com/office/drawing/2016/5/13/chartex" xmlns:cx8="http://schemas.microsoft.com/office/drawing/2016/5/14/chartex" xmlns:mc="http://schemas.openxmlformats.org/markup-compatibility/2006" xmlns:aink="http://schemas.microsoft.com/office/drawing/2016/ink" xmlns:am3d="http://schemas.microsoft.com/office/drawing/2017/model3d" xmlns:o="urn:schemas-microsoft-com:office:office" xmlns:oel="http://schemas.microsoft.com/office/2019/extlst" xmlns:r="http://schemas.openxmlformats.org/officeDocument/2006/relationships" xmlns:m="http://schemas.openxmlformats.org/officeDocument/2006/math" xmlns:v="urn:schemas-microsoft-com:vml" xmlns:wp14="http://schemas.microsoft.com/office/word/2010/wordprocessingDrawing" xmlns:wp="http://schemas.openxmlformats.org/drawingml/2006/wordprocessingDrawing" xmlns:w10="urn:schemas-microsoft-com:office:word" xmlns:w="http://schemas.openxmlformats.org/wordprocessingml/2006/main" xmlns:w14="http://schemas.microsoft.com/office/word/2010/wordml" xmlns:w15="http://schemas.microsoft.com/office/word/2012/wordml" xmlns:w16cex="http://schemas.microsoft.com/office/word/2018/wordml/cex" xmlns:w16cid="http://schemas.microsoft.com/office/word/2016/wordml/cid" xmlns:w16="http://schemas.microsoft.com/office/word/2018/wordml" xmlns:w16du="http://schemas.microsoft.com/office/word/2023/wordml/word16du" xmlns:w16sdtdh="http://schemas.microsoft.com/office/word/2020/wordml/sdtdatahash" xmlns:w16sdtfl="http://schemas.microsoft.com/office/word/2024/wordml/sdtformatlock" xmlns:w16se="http://schemas.microsoft.com/office/word/2015/wordml/symex" xmlns:wpg="http://schemas.microsoft.com/office/word/2010/wordprocessingGroup" xmlns:wpi="http://schemas.microsoft.com/office/word/2010/wordprocessingInk" xmlns:wne="http://schemas.microsoft.com/office/word/2006/wordml" xmlns:wps="http://schemas.microsoft.com/office/word/2010/wordprocessingShape" mc:Ignorable="w14 w15 w16se w16cid w16 w16cex w16sdtdh w16sdtfl w16du wp14">
   <w:p>
     <w:pPr>
       <w:pStyle w:val="Footer"/>
@@ -546,7 +1024,7 @@
 </file>
 
 <file path=word/footer3.xml><?xml version="1.0" encoding="utf-8"?>
-<w:ftr xmlns:wpc="http://schemas.microsoft.com/office/word/2010/wordprocessingCanvas" xmlns:cx="http://schemas.microsoft.com/office/drawing/2014/chartex" xmlns:cx1="http://schemas.microsoft.com/office/drawing/2015/9/8/chartex" xmlns:cx2="http://schemas.microsoft.com/office/drawing/2015/10/21/chartex" xmlns:cx3="http://schemas.microsoft.com/office/drawing/2016/5/9/chartex" xmlns:cx4="http://schemas.microsoft.com/office/drawing/2016/5/10/chartex" xmlns:cx5="http://schemas.microsoft.com/office/drawing/2016/5/11/chartex" xmlns:cx6="http://schemas.microsoft.com/office/drawing/2016/5/12/chartex" xmlns:cx7="http://schemas.microsoft.com/office/drawing/2016/5/13/chartex" xmlns:cx8="http://schemas.microsoft.com/office/drawing/2016/5/14/chartex" xmlns:mc="http://schemas.openxmlformats.org/markup-compatibility/2006" xmlns:aink="http://schemas.microsoft.com/office/drawing/2016/ink" xmlns:am3d="http://schemas.microsoft.com/office/drawing/2017/model3d" xmlns:o="urn:schemas-microsoft-com:office:office" xmlns:oel="http://schemas.microsoft.com/office/2019/extlst" xmlns:r="http://schemas.openxmlformats.org/officeDocument/2006/relationships" xmlns:m="http://schemas.openxmlformats.org/officeDocument/2006/math" xmlns:v="urn:schemas-microsoft-com:vml" xmlns:wp14="http://schemas.microsoft.com/office/word/2010/wordprocessingDrawing" xmlns:wp="http://schemas.openxmlformats.org/drawingml/2006/wordprocessingDrawing" xmlns:w10="urn:schemas-microsoft-com:office:word" xmlns:w="http://schemas.openxmlformats.org/wordprocessingml/2006/main" xmlns:w14="http://schemas.microsoft.com/office/word/2010/wordml" xmlns:w15="http://schemas.microsoft.com/office/word/2012/wordml" xmlns:w16cex="http://schemas.microsoft.com/office/word/2018/wordml/cex" xmlns:w16cid="http://schemas.microsoft.com/office/word/2016/wordml/cid" xmlns:w16="http://schemas.microsoft.com/office/word/2018/wordml" xmlns:w16sdtdh="http://schemas.microsoft.com/office/word/2020/wordml/sdtdatahash" xmlns:w16se="http://schemas.microsoft.com/office/word/2015/wordml/symex" xmlns:wpg="http://schemas.microsoft.com/office/word/2010/wordprocessingGroup" xmlns:wpi="http://schemas.microsoft.com/office/word/2010/wordprocessingInk" xmlns:wne="http://schemas.microsoft.com/office/word/2006/wordml" xmlns:wps="http://schemas.microsoft.com/office/word/2010/wordprocessingShape" mc:Ignorable="w14 w15 w16se w16cid w16 w16cex w16sdtdh wp14">
+<w:ftr xmlns:wpc="http://schemas.microsoft.com/office/word/2010/wordprocessingCanvas" xmlns:cx="http://schemas.microsoft.com/office/drawing/2014/chartex" xmlns:cx1="http://schemas.microsoft.com/office/drawing/2015/9/8/chartex" xmlns:cx2="http://schemas.microsoft.com/office/drawing/2015/10/21/chartex" xmlns:cx3="http://schemas.microsoft.com/office/drawing/2016/5/9/chartex" xmlns:cx4="http://schemas.microsoft.com/office/drawing/2016/5/10/chartex" xmlns:cx5="http://schemas.microsoft.com/office/drawing/2016/5/11/chartex" xmlns:cx6="http://schemas.microsoft.com/office/drawing/2016/5/12/chartex" xmlns:cx7="http://schemas.microsoft.com/office/drawing/2016/5/13/chartex" xmlns:cx8="http://schemas.microsoft.com/office/drawing/2016/5/14/chartex" xmlns:mc="http://schemas.openxmlformats.org/markup-compatibility/2006" xmlns:aink="http://schemas.microsoft.com/office/drawing/2016/ink" xmlns:am3d="http://schemas.microsoft.com/office/drawing/2017/model3d" xmlns:o="urn:schemas-microsoft-com:office:office" xmlns:oel="http://schemas.microsoft.com/office/2019/extlst" xmlns:r="http://schemas.openxmlformats.org/officeDocument/2006/relationships" xmlns:m="http://schemas.openxmlformats.org/officeDocument/2006/math" xmlns:v="urn:schemas-microsoft-com:vml" xmlns:wp14="http://schemas.microsoft.com/office/word/2010/wordprocessingDrawing" xmlns:wp="http://schemas.openxmlformats.org/drawingml/2006/wordprocessingDrawing" xmlns:w10="urn:schemas-microsoft-com:office:word" xmlns:w="http://schemas.openxmlformats.org/wordprocessingml/2006/main" xmlns:w14="http://schemas.microsoft.com/office/word/2010/wordml" xmlns:w15="http://schemas.microsoft.com/office/word/2012/wordml" xmlns:w16cex="http://schemas.microsoft.com/office/word/2018/wordml/cex" xmlns:w16cid="http://schemas.microsoft.com/office/word/2016/wordml/cid" xmlns:w16="http://schemas.microsoft.com/office/word/2018/wordml" xmlns:w16du="http://schemas.microsoft.com/office/word/2023/wordml/word16du" xmlns:w16sdtdh="http://schemas.microsoft.com/office/word/2020/wordml/sdtdatahash" xmlns:w16sdtfl="http://schemas.microsoft.com/office/word/2024/wordml/sdtformatlock" xmlns:w16se="http://schemas.microsoft.com/office/word/2015/wordml/symex" xmlns:wpg="http://schemas.microsoft.com/office/word/2010/wordprocessingGroup" xmlns:wpi="http://schemas.microsoft.com/office/word/2010/wordprocessingInk" xmlns:wne="http://schemas.microsoft.com/office/word/2006/wordml" xmlns:wps="http://schemas.microsoft.com/office/word/2010/wordprocessingShape" mc:Ignorable="w14 w15 w16se w16cid w16 w16cex w16sdtdh w16sdtfl w16du wp14">
   <w:p>
     <w:pPr>
       <w:pStyle w:val="Footer"/>
@@ -556,7 +1034,7 @@
 </file>
 
 <file path=word/footnotes.xml><?xml version="1.0" encoding="utf-8"?>
-<w:footnotes xmlns:wpc="http://schemas.microsoft.com/office/word/2010/wordprocessingCanvas" xmlns:cx="http://schemas.microsoft.com/office/drawing/2014/chartex" xmlns:cx1="http://schemas.microsoft.com/office/drawing/2015/9/8/chartex" xmlns:cx2="http://schemas.microsoft.com/office/drawing/2015/10/21/chartex" xmlns:cx3="http://schemas.microsoft.com/office/drawing/2016/5/9/chartex" xmlns:cx4="http://schemas.microsoft.com/office/drawing/2016/5/10/chartex" xmlns:cx5="http://schemas.microsoft.com/office/drawing/2016/5/11/chartex" xmlns:cx6="http://schemas.microsoft.com/office/drawing/2016/5/12/chartex" xmlns:cx7="http://schemas.microsoft.com/office/drawing/2016/5/13/chartex" xmlns:cx8="http://schemas.microsoft.com/office/drawing/2016/5/14/chartex" xmlns:mc="http://schemas.openxmlformats.org/markup-compatibility/2006" xmlns:aink="http://schemas.microsoft.com/office/drawing/2016/ink" xmlns:am3d="http://schemas.microsoft.com/office/drawing/2017/model3d" xmlns:o="urn:schemas-microsoft-com:office:office" xmlns:oel="http://schemas.microsoft.com/office/2019/extlst" xmlns:r="http://schemas.openxmlformats.org/officeDocument/2006/relationships" xmlns:m="http://schemas.openxmlformats.org/officeDocument/2006/math" xmlns:v="urn:schemas-microsoft-com:vml" xmlns:wp14="http://schemas.microsoft.com/office/word/2010/wordprocessingDrawing" xmlns:wp="http://schemas.openxmlformats.org/drawingml/2006/wordprocessingDrawing" xmlns:w10="urn:schemas-microsoft-com:office:word" xmlns:w="http://schemas.openxmlformats.org/wordprocessingml/2006/main" xmlns:w14="http://schemas.microsoft.com/office/word/2010/wordml" xmlns:w15="http://schemas.microsoft.com/office/word/2012/wordml" xmlns:w16cex="http://schemas.microsoft.com/office/word/2018/wordml/cex" xmlns:w16cid="http://schemas.microsoft.com/office/word/2016/wordml/cid" xmlns:w16="http://schemas.microsoft.com/office/word/2018/wordml" xmlns:w16sdtdh="http://schemas.microsoft.com/office/word/2020/wordml/sdtdatahash" xmlns:w16se="http://schemas.microsoft.com/office/word/2015/wordml/symex" xmlns:wpg="http://schemas.microsoft.com/office/word/2010/wordprocessingGroup" xmlns:wpi="http://schemas.microsoft.com/office/word/2010/wordprocessingInk" xmlns:wne="http://schemas.microsoft.com/office/word/2006/wordml" xmlns:wps="http://schemas.microsoft.com/office/word/2010/wordprocessingShape" mc:Ignorable="w14 w15 w16se w16cid w16 w16cex w16sdtdh wp14">
+<w:footnotes xmlns:wpc="http://schemas.microsoft.com/office/word/2010/wordprocessingCanvas" xmlns:cx="http://schemas.microsoft.com/office/drawing/2014/chartex" xmlns:cx1="http://schemas.microsoft.com/office/drawing/2015/9/8/chartex" xmlns:cx2="http://schemas.microsoft.com/office/drawing/2015/10/21/chartex" xmlns:cx3="http://schemas.microsoft.com/office/drawing/2016/5/9/chartex" xmlns:cx4="http://schemas.microsoft.com/office/drawing/2016/5/10/chartex" xmlns:cx5="http://schemas.microsoft.com/office/drawing/2016/5/11/chartex" xmlns:cx6="http://schemas.microsoft.com/office/drawing/2016/5/12/chartex" xmlns:cx7="http://schemas.microsoft.com/office/drawing/2016/5/13/chartex" xmlns:cx8="http://schemas.microsoft.com/office/drawing/2016/5/14/chartex" xmlns:mc="http://schemas.openxmlformats.org/markup-compatibility/2006" xmlns:aink="http://schemas.microsoft.com/office/drawing/2016/ink" xmlns:am3d="http://schemas.microsoft.com/office/drawing/2017/model3d" xmlns:o="urn:schemas-microsoft-com:office:office" xmlns:oel="http://schemas.microsoft.com/office/2019/extlst" xmlns:r="http://schemas.openxmlformats.org/officeDocument/2006/relationships" xmlns:m="http://schemas.openxmlformats.org/officeDocument/2006/math" xmlns:v="urn:schemas-microsoft-com:vml" xmlns:wp14="http://schemas.microsoft.com/office/word/2010/wordprocessingDrawing" xmlns:wp="http://schemas.openxmlformats.org/drawingml/2006/wordprocessingDrawing" xmlns:w10="urn:schemas-microsoft-com:office:word" xmlns:w="http://schemas.openxmlformats.org/wordprocessingml/2006/main" xmlns:w14="http://schemas.microsoft.com/office/word/2010/wordml" xmlns:w15="http://schemas.microsoft.com/office/word/2012/wordml" xmlns:w16cex="http://schemas.microsoft.com/office/word/2018/wordml/cex" xmlns:w16cid="http://schemas.microsoft.com/office/word/2016/wordml/cid" xmlns:w16="http://schemas.microsoft.com/office/word/2018/wordml" xmlns:w16du="http://schemas.microsoft.com/office/word/2023/wordml/word16du" xmlns:w16sdtdh="http://schemas.microsoft.com/office/word/2020/wordml/sdtdatahash" xmlns:w16sdtfl="http://schemas.microsoft.com/office/word/2024/wordml/sdtformatlock" xmlns:w16se="http://schemas.microsoft.com/office/word/2015/wordml/symex" xmlns:wpg="http://schemas.microsoft.com/office/word/2010/wordprocessingGroup" xmlns:wpi="http://schemas.microsoft.com/office/word/2010/wordprocessingInk" xmlns:wne="http://schemas.microsoft.com/office/word/2006/wordml" xmlns:wps="http://schemas.microsoft.com/office/word/2010/wordprocessingShape" mc:Ignorable="w14 w15 w16se w16cid w16 w16cex w16sdtdh w16sdtfl w16du wp14">
   <w:footnote w:type="separator" w:id="-1">
     <w:p>
       <w:pPr>
@@ -581,7 +1059,7 @@
 </file>
 
 <file path=word/header1.xml><?xml version="1.0" encoding="utf-8"?>
-<w:hdr xmlns:wpc="http://schemas.microsoft.com/office/word/2010/wordprocessingCanvas" xmlns:cx="http://schemas.microsoft.com/office/drawing/2014/chartex" xmlns:cx1="http://schemas.microsoft.com/office/drawing/2015/9/8/chartex" xmlns:cx2="http://schemas.microsoft.com/office/drawing/2015/10/21/chartex" xmlns:cx3="http://schemas.microsoft.com/office/drawing/2016/5/9/chartex" xmlns:cx4="http://schemas.microsoft.com/office/drawing/2016/5/10/chartex" xmlns:cx5="http://schemas.microsoft.com/office/drawing/2016/5/11/chartex" xmlns:cx6="http://schemas.microsoft.com/office/drawing/2016/5/12/chartex" xmlns:cx7="http://schemas.microsoft.com/office/drawing/2016/5/13/chartex" xmlns:cx8="http://schemas.microsoft.com/office/drawing/2016/5/14/chartex" xmlns:mc="http://schemas.openxmlformats.org/markup-compatibility/2006" xmlns:aink="http://schemas.microsoft.com/office/drawing/2016/ink" xmlns:am3d="http://schemas.microsoft.com/office/drawing/2017/model3d" xmlns:o="urn:schemas-microsoft-com:office:office" xmlns:oel="http://schemas.microsoft.com/office/2019/extlst" xmlns:r="http://schemas.openxmlformats.org/officeDocument/2006/relationships" xmlns:m="http://schemas.openxmlformats.org/officeDocument/2006/math" xmlns:v="urn:schemas-microsoft-com:vml" xmlns:wp14="http://schemas.microsoft.com/office/word/2010/wordprocessingDrawing" xmlns:wp="http://schemas.openxmlformats.org/drawingml/2006/wordprocessingDrawing" xmlns:w10="urn:schemas-microsoft-com:office:word" xmlns:w="http://schemas.openxmlformats.org/wordprocessingml/2006/main" xmlns:w14="http://schemas.microsoft.com/office/word/2010/wordml" xmlns:w15="http://schemas.microsoft.com/office/word/2012/wordml" xmlns:w16cex="http://schemas.microsoft.com/office/word/2018/wordml/cex" xmlns:w16cid="http://schemas.microsoft.com/office/word/2016/wordml/cid" xmlns:w16="http://schemas.microsoft.com/office/word/2018/wordml" xmlns:w16sdtdh="http://schemas.microsoft.com/office/word/2020/wordml/sdtdatahash" xmlns:w16se="http://schemas.microsoft.com/office/word/2015/wordml/symex" xmlns:wpg="http://schemas.microsoft.com/office/word/2010/wordprocessingGroup" xmlns:wpi="http://schemas.microsoft.com/office/word/2010/wordprocessingInk" xmlns:wne="http://schemas.microsoft.com/office/word/2006/wordml" xmlns:wps="http://schemas.microsoft.com/office/word/2010/wordprocessingShape" mc:Ignorable="w14 w15 w16se w16cid w16 w16cex w16sdtdh wp14">
+<w:hdr xmlns:wpc="http://schemas.microsoft.com/office/word/2010/wordprocessingCanvas" xmlns:cx="http://schemas.microsoft.com/office/drawing/2014/chartex" xmlns:cx1="http://schemas.microsoft.com/office/drawing/2015/9/8/chartex" xmlns:cx2="http://schemas.microsoft.com/office/drawing/2015/10/21/chartex" xmlns:cx3="http://schemas.microsoft.com/office/drawing/2016/5/9/chartex" xmlns:cx4="http://schemas.microsoft.com/office/drawing/2016/5/10/chartex" xmlns:cx5="http://schemas.microsoft.com/office/drawing/2016/5/11/chartex" xmlns:cx6="http://schemas.microsoft.com/office/drawing/2016/5/12/chartex" xmlns:cx7="http://schemas.microsoft.com/office/drawing/2016/5/13/chartex" xmlns:cx8="http://schemas.microsoft.com/office/drawing/2016/5/14/chartex" xmlns:mc="http://schemas.openxmlformats.org/markup-compatibility/2006" xmlns:aink="http://schemas.microsoft.com/office/drawing/2016/ink" xmlns:am3d="http://schemas.microsoft.com/office/drawing/2017/model3d" xmlns:o="urn:schemas-microsoft-com:office:office" xmlns:oel="http://schemas.microsoft.com/office/2019/extlst" xmlns:r="http://schemas.openxmlformats.org/officeDocument/2006/relationships" xmlns:m="http://schemas.openxmlformats.org/officeDocument/2006/math" xmlns:v="urn:schemas-microsoft-com:vml" xmlns:wp14="http://schemas.microsoft.com/office/word/2010/wordprocessingDrawing" xmlns:wp="http://schemas.openxmlformats.org/drawingml/2006/wordprocessingDrawing" xmlns:w10="urn:schemas-microsoft-com:office:word" xmlns:w="http://schemas.openxmlformats.org/wordprocessingml/2006/main" xmlns:w14="http://schemas.microsoft.com/office/word/2010/wordml" xmlns:w15="http://schemas.microsoft.com/office/word/2012/wordml" xmlns:w16cex="http://schemas.microsoft.com/office/word/2018/wordml/cex" xmlns:w16cid="http://schemas.microsoft.com/office/word/2016/wordml/cid" xmlns:w16="http://schemas.microsoft.com/office/word/2018/wordml" xmlns:w16du="http://schemas.microsoft.com/office/word/2023/wordml/word16du" xmlns:w16sdtdh="http://schemas.microsoft.com/office/word/2020/wordml/sdtdatahash" xmlns:w16sdtfl="http://schemas.microsoft.com/office/word/2024/wordml/sdtformatlock" xmlns:w16se="http://schemas.microsoft.com/office/word/2015/wordml/symex" xmlns:wpg="http://schemas.microsoft.com/office/word/2010/wordprocessingGroup" xmlns:wpi="http://schemas.microsoft.com/office/word/2010/wordprocessingInk" xmlns:wne="http://schemas.microsoft.com/office/word/2006/wordml" xmlns:wps="http://schemas.microsoft.com/office/word/2010/wordprocessingShape" mc:Ignorable="w14 w15 w16se w16cid w16 w16cex w16sdtdh w16sdtfl w16du wp14">
   <w:p>
     <w:pPr>
       <w:pStyle w:val="Header"/>
@@ -591,7 +1069,7 @@
 </file>
 
 <file path=word/header2.xml><?xml version="1.0" encoding="utf-8"?>
-<w:hdr xmlns:wpc="http://schemas.microsoft.com/office/word/2010/wordprocessingCanvas" xmlns:cx="http://schemas.microsoft.com/office/drawing/2014/chartex" xmlns:cx1="http://schemas.microsoft.com/office/drawing/2015/9/8/chartex" xmlns:cx2="http://schemas.microsoft.com/office/drawing/2015/10/21/chartex" xmlns:cx3="http://schemas.microsoft.com/office/drawing/2016/5/9/chartex" xmlns:cx4="http://schemas.microsoft.com/office/drawing/2016/5/10/chartex" xmlns:cx5="http://schemas.microsoft.com/office/drawing/2016/5/11/chartex" xmlns:cx6="http://schemas.microsoft.com/office/drawing/2016/5/12/chartex" xmlns:cx7="http://schemas.microsoft.com/office/drawing/2016/5/13/chartex" xmlns:cx8="http://schemas.microsoft.com/office/drawing/2016/5/14/chartex" xmlns:mc="http://schemas.openxmlformats.org/markup-compatibility/2006" xmlns:aink="http://schemas.microsoft.com/office/drawing/2016/ink" xmlns:am3d="http://schemas.microsoft.com/office/drawing/2017/model3d" xmlns:o="urn:schemas-microsoft-com:office:office" xmlns:oel="http://schemas.microsoft.com/office/2019/extlst" xmlns:r="http://schemas.openxmlformats.org/officeDocument/2006/relationships" xmlns:m="http://schemas.openxmlformats.org/officeDocument/2006/math" xmlns:v="urn:schemas-microsoft-com:vml" xmlns:wp14="http://schemas.microsoft.com/office/word/2010/wordprocessingDrawing" xmlns:wp="http://schemas.openxmlformats.org/drawingml/2006/wordprocessingDrawing" xmlns:w10="urn:schemas-microsoft-com:office:word" xmlns:w="http://schemas.openxmlformats.org/wordprocessingml/2006/main" xmlns:w14="http://schemas.microsoft.com/office/word/2010/wordml" xmlns:w15="http://schemas.microsoft.com/office/word/2012/wordml" xmlns:w16cex="http://schemas.microsoft.com/office/word/2018/wordml/cex" xmlns:w16cid="http://schemas.microsoft.com/office/word/2016/wordml/cid" xmlns:w16="http://schemas.microsoft.com/office/word/2018/wordml" xmlns:w16sdtdh="http://schemas.microsoft.com/office/word/2020/wordml/sdtdatahash" xmlns:w16se="http://schemas.microsoft.com/office/word/2015/wordml/symex" xmlns:wpg="http://schemas.microsoft.com/office/word/2010/wordprocessingGroup" xmlns:wpi="http://schemas.microsoft.com/office/word/2010/wordprocessingInk" xmlns:wne="http://schemas.microsoft.com/office/word/2006/wordml" xmlns:wps="http://schemas.microsoft.com/office/word/2010/wordprocessingShape" mc:Ignorable="w14 w15 w16se w16cid w16 w16cex w16sdtdh wp14">
+<w:hdr xmlns:wpc="http://schemas.microsoft.com/office/word/2010/wordprocessingCanvas" xmlns:cx="http://schemas.microsoft.com/office/drawing/2014/chartex" xmlns:cx1="http://schemas.microsoft.com/office/drawing/2015/9/8/chartex" xmlns:cx2="http://schemas.microsoft.com/office/drawing/2015/10/21/chartex" xmlns:cx3="http://schemas.microsoft.com/office/drawing/2016/5/9/chartex" xmlns:cx4="http://schemas.microsoft.com/office/drawing/2016/5/10/chartex" xmlns:cx5="http://schemas.microsoft.com/office/drawing/2016/5/11/chartex" xmlns:cx6="http://schemas.microsoft.com/office/drawing/2016/5/12/chartex" xmlns:cx7="http://schemas.microsoft.com/office/drawing/2016/5/13/chartex" xmlns:cx8="http://schemas.microsoft.com/office/drawing/2016/5/14/chartex" xmlns:mc="http://schemas.openxmlformats.org/markup-compatibility/2006" xmlns:aink="http://schemas.microsoft.com/office/drawing/2016/ink" xmlns:am3d="http://schemas.microsoft.com/office/drawing/2017/model3d" xmlns:o="urn:schemas-microsoft-com:office:office" xmlns:oel="http://schemas.microsoft.com/office/2019/extlst" xmlns:r="http://schemas.openxmlformats.org/officeDocument/2006/relationships" xmlns:m="http://schemas.openxmlformats.org/officeDocument/2006/math" xmlns:v="urn:schemas-microsoft-com:vml" xmlns:wp14="http://schemas.microsoft.com/office/word/2010/wordprocessingDrawing" xmlns:wp="http://schemas.openxmlformats.org/drawingml/2006/wordprocessingDrawing" xmlns:w10="urn:schemas-microsoft-com:office:word" xmlns:w="http://schemas.openxmlformats.org/wordprocessingml/2006/main" xmlns:w14="http://schemas.microsoft.com/office/word/2010/wordml" xmlns:w15="http://schemas.microsoft.com/office/word/2012/wordml" xmlns:w16cex="http://schemas.microsoft.com/office/word/2018/wordml/cex" xmlns:w16cid="http://schemas.microsoft.com/office/word/2016/wordml/cid" xmlns:w16="http://schemas.microsoft.com/office/word/2018/wordml" xmlns:w16du="http://schemas.microsoft.com/office/word/2023/wordml/word16du" xmlns:w16sdtdh="http://schemas.microsoft.com/office/word/2020/wordml/sdtdatahash" xmlns:w16sdtfl="http://schemas.microsoft.com/office/word/2024/wordml/sdtformatlock" xmlns:w16se="http://schemas.microsoft.com/office/word/2015/wordml/symex" xmlns:wpg="http://schemas.microsoft.com/office/word/2010/wordprocessingGroup" xmlns:wpi="http://schemas.microsoft.com/office/word/2010/wordprocessingInk" xmlns:wne="http://schemas.microsoft.com/office/word/2006/wordml" xmlns:wps="http://schemas.microsoft.com/office/word/2010/wordprocessingShape" mc:Ignorable="w14 w15 w16se w16cid w16 w16cex w16sdtdh w16sdtfl w16du wp14">
   <w:p>
     <w:pPr>
       <w:pStyle w:val="Header"/>
@@ -602,7 +1080,7 @@
 </file>
 
 <file path=word/header3.xml><?xml version="1.0" encoding="utf-8"?>
-<w:hdr xmlns:wpc="http://schemas.microsoft.com/office/word/2010/wordprocessingCanvas" xmlns:cx="http://schemas.microsoft.com/office/drawing/2014/chartex" xmlns:cx1="http://schemas.microsoft.com/office/drawing/2015/9/8/chartex" xmlns:cx2="http://schemas.microsoft.com/office/drawing/2015/10/21/chartex" xmlns:cx3="http://schemas.microsoft.com/office/drawing/2016/5/9/chartex" xmlns:cx4="http://schemas.microsoft.com/office/drawing/2016/5/10/chartex" xmlns:cx5="http://schemas.microsoft.com/office/drawing/2016/5/11/chartex" xmlns:cx6="http://schemas.microsoft.com/office/drawing/2016/5/12/chartex" xmlns:cx7="http://schemas.microsoft.com/office/drawing/2016/5/13/chartex" xmlns:cx8="http://schemas.microsoft.com/office/drawing/2016/5/14/chartex" xmlns:mc="http://schemas.openxmlformats.org/markup-compatibility/2006" xmlns:aink="http://schemas.microsoft.com/office/drawing/2016/ink" xmlns:am3d="http://schemas.microsoft.com/office/drawing/2017/model3d" xmlns:o="urn:schemas-microsoft-com:office:office" xmlns:oel="http://schemas.microsoft.com/office/2019/extlst" xmlns:r="http://schemas.openxmlformats.org/officeDocument/2006/relationships" xmlns:m="http://schemas.openxmlformats.org/officeDocument/2006/math" xmlns:v="urn:schemas-microsoft-com:vml" xmlns:wp14="http://schemas.microsoft.com/office/word/2010/wordprocessingDrawing" xmlns:wp="http://schemas.openxmlformats.org/drawingml/2006/wordprocessingDrawing" xmlns:w10="urn:schemas-microsoft-com:office:word" xmlns:w="http://schemas.openxmlformats.org/wordprocessingml/2006/main" xmlns:w14="http://schemas.microsoft.com/office/word/2010/wordml" xmlns:w15="http://schemas.microsoft.com/office/word/2012/wordml" xmlns:w16cex="http://schemas.microsoft.com/office/word/2018/wordml/cex" xmlns:w16cid="http://schemas.microsoft.com/office/word/2016/wordml/cid" xmlns:w16="http://schemas.microsoft.com/office/word/2018/wordml" xmlns:w16sdtdh="http://schemas.microsoft.com/office/word/2020/wordml/sdtdatahash" xmlns:w16se="http://schemas.microsoft.com/office/word/2015/wordml/symex" xmlns:wpg="http://schemas.microsoft.com/office/word/2010/wordprocessingGroup" xmlns:wpi="http://schemas.microsoft.com/office/word/2010/wordprocessingInk" xmlns:wne="http://schemas.microsoft.com/office/word/2006/wordml" xmlns:wps="http://schemas.microsoft.com/office/word/2010/wordprocessingShape" mc:Ignorable="w14 w15 w16se w16cid w16 w16cex w16sdtdh wp14">
+<w:hdr xmlns:wpc="http://schemas.microsoft.com/office/word/2010/wordprocessingCanvas" xmlns:cx="http://schemas.microsoft.com/office/drawing/2014/chartex" xmlns:cx1="http://schemas.microsoft.com/office/drawing/2015/9/8/chartex" xmlns:cx2="http://schemas.microsoft.com/office/drawing/2015/10/21/chartex" xmlns:cx3="http://schemas.microsoft.com/office/drawing/2016/5/9/chartex" xmlns:cx4="http://schemas.microsoft.com/office/drawing/2016/5/10/chartex" xmlns:cx5="http://schemas.microsoft.com/office/drawing/2016/5/11/chartex" xmlns:cx6="http://schemas.microsoft.com/office/drawing/2016/5/12/chartex" xmlns:cx7="http://schemas.microsoft.com/office/drawing/2016/5/13/chartex" xmlns:cx8="http://schemas.microsoft.com/office/drawing/2016/5/14/chartex" xmlns:mc="http://schemas.openxmlformats.org/markup-compatibility/2006" xmlns:aink="http://schemas.microsoft.com/office/drawing/2016/ink" xmlns:am3d="http://schemas.microsoft.com/office/drawing/2017/model3d" xmlns:o="urn:schemas-microsoft-com:office:office" xmlns:oel="http://schemas.microsoft.com/office/2019/extlst" xmlns:r="http://schemas.openxmlformats.org/officeDocument/2006/relationships" xmlns:m="http://schemas.openxmlformats.org/officeDocument/2006/math" xmlns:v="urn:schemas-microsoft-com:vml" xmlns:wp14="http://schemas.microsoft.com/office/word/2010/wordprocessingDrawing" xmlns:wp="http://schemas.openxmlformats.org/drawingml/2006/wordprocessingDrawing" xmlns:w10="urn:schemas-microsoft-com:office:word" xmlns:w="http://schemas.openxmlformats.org/wordprocessingml/2006/main" xmlns:w14="http://schemas.microsoft.com/office/word/2010/wordml" xmlns:w15="http://schemas.microsoft.com/office/word/2012/wordml" xmlns:w16cex="http://schemas.microsoft.com/office/word/2018/wordml/cex" xmlns:w16cid="http://schemas.microsoft.com/office/word/2016/wordml/cid" xmlns:w16="http://schemas.microsoft.com/office/word/2018/wordml" xmlns:w16du="http://schemas.microsoft.com/office/word/2023/wordml/word16du" xmlns:w16sdtdh="http://schemas.microsoft.com/office/word/2020/wordml/sdtdatahash" xmlns:w16sdtfl="http://schemas.microsoft.com/office/word/2024/wordml/sdtformatlock" xmlns:w16se="http://schemas.microsoft.com/office/word/2015/wordml/symex" xmlns:wpg="http://schemas.microsoft.com/office/word/2010/wordprocessingGroup" xmlns:wpi="http://schemas.microsoft.com/office/word/2010/wordprocessingInk" xmlns:wne="http://schemas.microsoft.com/office/word/2006/wordml" xmlns:wps="http://schemas.microsoft.com/office/word/2010/wordprocessingShape" mc:Ignorable="w14 w15 w16se w16cid w16 w16cex w16sdtdh w16sdtfl w16du wp14">
   <w:p>
     <w:pPr>
       <w:pStyle w:val="Header"/>
@@ -611,7 +1089,7 @@
     <w:r>
       <w:tab/>
       <w:tab/>
-      <w:t>2026-06-17</w:t>
+      <w:t>2026-06-18</w:t>
       <w:br/>
       <w:br/>
     </w:r>
@@ -624,7 +1102,7 @@
 </file>
 
 <file path=word/numbering.xml><?xml version="1.0" encoding="utf-8"?>
-<w:numbering xmlns:wpc="http://schemas.microsoft.com/office/word/2010/wordprocessingCanvas" xmlns:cx="http://schemas.microsoft.com/office/drawing/2014/chartex" xmlns:cx1="http://schemas.microsoft.com/office/drawing/2015/9/8/chartex" xmlns:cx2="http://schemas.microsoft.com/office/drawing/2015/10/21/chartex" xmlns:cx3="http://schemas.microsoft.com/office/drawing/2016/5/9/chartex" xmlns:cx4="http://schemas.microsoft.com/office/drawing/2016/5/10/chartex" xmlns:cx5="http://schemas.microsoft.com/office/drawing/2016/5/11/chartex" xmlns:cx6="http://schemas.microsoft.com/office/drawing/2016/5/12/chartex" xmlns:cx7="http://schemas.microsoft.com/office/drawing/2016/5/13/chartex" xmlns:cx8="http://schemas.microsoft.com/office/drawing/2016/5/14/chartex" xmlns:mc="http://schemas.openxmlformats.org/markup-compatibility/2006" xmlns:aink="http://schemas.microsoft.com/office/drawing/2016/ink" xmlns:am3d="http://schemas.microsoft.com/office/drawing/2017/model3d" xmlns:o="urn:schemas-microsoft-com:office:office" xmlns:oel="http://schemas.microsoft.com/office/2019/extlst" xmlns:r="http://schemas.openxmlformats.org/officeDocument/2006/relationships" xmlns:m="http://schemas.openxmlformats.org/officeDocument/2006/math" xmlns:v="urn:schemas-microsoft-com:vml" xmlns:wp14="http://schemas.microsoft.com/office/word/2010/wordprocessingDrawing" xmlns:wp="http://schemas.openxmlformats.org/drawingml/2006/wordprocessingDrawing" xmlns:w10="urn:schemas-microsoft-com:office:word" xmlns:w="http://schemas.openxmlformats.org/wordprocessingml/2006/main" xmlns:w14="http://schemas.microsoft.com/office/word/2010/wordml" xmlns:w15="http://schemas.microsoft.com/office/word/2012/wordml" xmlns:w16cex="http://schemas.microsoft.com/office/word/2018/wordml/cex" xmlns:w16cid="http://schemas.microsoft.com/office/word/2016/wordml/cid" xmlns:w16="http://schemas.microsoft.com/office/word/2018/wordml" xmlns:w16sdtdh="http://schemas.microsoft.com/office/word/2020/wordml/sdtdatahash" xmlns:w16se="http://schemas.microsoft.com/office/word/2015/wordml/symex" xmlns:wpg="http://schemas.microsoft.com/office/word/2010/wordprocessingGroup" xmlns:wpi="http://schemas.microsoft.com/office/word/2010/wordprocessingInk" xmlns:wne="http://schemas.microsoft.com/office/word/2006/wordml" xmlns:wps="http://schemas.microsoft.com/office/word/2010/wordprocessingShape" mc:Ignorable="w14 w15 w16se w16cid w16 w16cex w16sdtdh wp14">
+<w:numbering xmlns:wpc="http://schemas.microsoft.com/office/word/2010/wordprocessingCanvas" xmlns:cx="http://schemas.microsoft.com/office/drawing/2014/chartex" xmlns:cx1="http://schemas.microsoft.com/office/drawing/2015/9/8/chartex" xmlns:cx2="http://schemas.microsoft.com/office/drawing/2015/10/21/chartex" xmlns:cx3="http://schemas.microsoft.com/office/drawing/2016/5/9/chartex" xmlns:cx4="http://schemas.microsoft.com/office/drawing/2016/5/10/chartex" xmlns:cx5="http://schemas.microsoft.com/office/drawing/2016/5/11/chartex" xmlns:cx6="http://schemas.microsoft.com/office/drawing/2016/5/12/chartex" xmlns:cx7="http://schemas.microsoft.com/office/drawing/2016/5/13/chartex" xmlns:cx8="http://schemas.microsoft.com/office/drawing/2016/5/14/chartex" xmlns:mc="http://schemas.openxmlformats.org/markup-compatibility/2006" xmlns:aink="http://schemas.microsoft.com/office/drawing/2016/ink" xmlns:am3d="http://schemas.microsoft.com/office/drawing/2017/model3d" xmlns:o="urn:schemas-microsoft-com:office:office" xmlns:oel="http://schemas.microsoft.com/office/2019/extlst" xmlns:r="http://schemas.openxmlformats.org/officeDocument/2006/relationships" xmlns:m="http://schemas.openxmlformats.org/officeDocument/2006/math" xmlns:v="urn:schemas-microsoft-com:vml" xmlns:wp14="http://schemas.microsoft.com/office/word/2010/wordprocessingDrawing" xmlns:wp="http://schemas.openxmlformats.org/drawingml/2006/wordprocessingDrawing" xmlns:w10="urn:schemas-microsoft-com:office:word" xmlns:w="http://schemas.openxmlformats.org/wordprocessingml/2006/main" xmlns:w14="http://schemas.microsoft.com/office/word/2010/wordml" xmlns:w15="http://schemas.microsoft.com/office/word/2012/wordml" xmlns:w16cex="http://schemas.microsoft.com/office/word/2018/wordml/cex" xmlns:w16cid="http://schemas.microsoft.com/office/word/2016/wordml/cid" xmlns:w16="http://schemas.microsoft.com/office/word/2018/wordml" xmlns:w16du="http://schemas.microsoft.com/office/word/2023/wordml/word16du" xmlns:w16sdtdh="http://schemas.microsoft.com/office/word/2020/wordml/sdtdatahash" xmlns:w16sdtfl="http://schemas.microsoft.com/office/word/2024/wordml/sdtformatlock" xmlns:w16se="http://schemas.microsoft.com/office/word/2015/wordml/symex" xmlns:wpg="http://schemas.microsoft.com/office/word/2010/wordprocessingGroup" xmlns:wpi="http://schemas.microsoft.com/office/word/2010/wordprocessingInk" xmlns:wne="http://schemas.microsoft.com/office/word/2006/wordml" xmlns:wps="http://schemas.microsoft.com/office/word/2010/wordprocessingShape" mc:Ignorable="w14 w15 w16se w16cid w16 w16cex w16sdtdh w16sdtfl w16du wp14">
   <w:abstractNum w:abstractNumId="0" w15:restartNumberingAfterBreak="0">
     <w:nsid w:val="FFFFFF7C"/>
     <w:multiLevelType w:val="singleLevel"/>
@@ -827,7 +1305,7 @@
 </file>
 
 <file path=word/styles.xml><?xml version="1.0" encoding="utf-8"?>
-<w:styles xmlns:mc="http://schemas.openxmlformats.org/markup-compatibility/2006" xmlns:r="http://schemas.openxmlformats.org/officeDocument/2006/relationships" xmlns:w="http://schemas.openxmlformats.org/wordprocessingml/2006/main" xmlns:w14="http://schemas.microsoft.com/office/word/2010/wordml" xmlns:w15="http://schemas.microsoft.com/office/word/2012/wordml" xmlns:w16cex="http://schemas.microsoft.com/office/word/2018/wordml/cex" xmlns:w16cid="http://schemas.microsoft.com/office/word/2016/wordml/cid" xmlns:w16="http://schemas.microsoft.com/office/word/2018/wordml" xmlns:w16sdtdh="http://schemas.microsoft.com/office/word/2020/wordml/sdtdatahash" xmlns:w16se="http://schemas.microsoft.com/office/word/2015/wordml/symex" mc:Ignorable="w14 w15 w16se w16cid w16 w16cex w16sdtdh">
+<w:styles xmlns:mc="http://schemas.openxmlformats.org/markup-compatibility/2006" xmlns:r="http://schemas.openxmlformats.org/officeDocument/2006/relationships" xmlns:w="http://schemas.openxmlformats.org/wordprocessingml/2006/main" xmlns:w14="http://schemas.microsoft.com/office/word/2010/wordml" xmlns:w15="http://schemas.microsoft.com/office/word/2012/wordml" xmlns:w16cex="http://schemas.microsoft.com/office/word/2018/wordml/cex" xmlns:w16cid="http://schemas.microsoft.com/office/word/2016/wordml/cid" xmlns:w16="http://schemas.microsoft.com/office/word/2018/wordml" xmlns:w16du="http://schemas.microsoft.com/office/word/2023/wordml/word16du" xmlns:w16sdtdh="http://schemas.microsoft.com/office/word/2020/wordml/sdtdatahash" xmlns:w16sdtfl="http://schemas.microsoft.com/office/word/2024/wordml/sdtformatlock" xmlns:w16se="http://schemas.microsoft.com/office/word/2015/wordml/symex" mc:Ignorable="w14 w15 w16se w16cid w16 w16cex w16sdtdh w16sdtfl w16du">
   <w:docDefaults>
     <w:rPrDefault>
       <w:rPr>
@@ -1585,7 +2063,7 @@
     <w:link w:val="TitleChar"/>
     <w:uiPriority w:val="10"/>
     <w:qFormat/>
-    <w:rsid w:val="007106C8"/>
+    <w:rsid w:val="00E854FA"/>
     <w:pPr>
       <w:spacing w:after="300" w:line="240" w:lineRule="auto"/>
       <w:contextualSpacing/>
@@ -1595,7 +2073,7 @@
       <w:rFonts w:eastAsiaTheme="majorEastAsia" w:cstheme="majorBidi"/>
       <w:spacing w:val="5"/>
       <w:kern w:val="28"/>
-      <w:sz w:val="52"/>
+      <w:sz w:val="40"/>
       <w:szCs w:val="52"/>
       <w:lang w:val="sv-SE" w:eastAsia="en-US" w:bidi="ar-SA"/>
     </w:rPr>
@@ -1605,12 +2083,12 @@
     <w:basedOn w:val="DefaultParagraphFont"/>
     <w:link w:val="Title"/>
     <w:uiPriority w:val="10"/>
-    <w:rsid w:val="007106C8"/>
+    <w:rsid w:val="00E854FA"/>
     <w:rPr>
       <w:rFonts w:ascii="Times New Roman" w:eastAsiaTheme="majorEastAsia" w:hAnsi="Times New Roman" w:cstheme="majorBidi"/>
       <w:spacing w:val="5"/>
       <w:kern w:val="28"/>
-      <w:sz w:val="52"/>
+      <w:sz w:val="40"/>
       <w:szCs w:val="52"/>
       <w:lang w:val="sv-SE" w:eastAsia="en-US" w:bidi="ar-SA"/>
     </w:rPr>

--- a/tillsyn/A 22139-2026 tillsynsbegäran.docx
+++ b/tillsyn/A 22139-2026 tillsynsbegäran.docx
@@ -1089,7 +1089,7 @@
     <w:r>
       <w:tab/>
       <w:tab/>
-      <w:t>2026-06-18</w:t>
+      <w:t>2026-06-19</w:t>
       <w:br/>
       <w:br/>
     </w:r>

--- a/tillsyn/A 22139-2026 tillsynsbegäran.docx
+++ b/tillsyn/A 22139-2026 tillsynsbegäran.docx
@@ -63,7 +63,7 @@
         <w:spacing w:after="240"/>
       </w:pPr>
       <w:r>
-        <w:t>Figur 1. Fyndplatser för naturvårdsarter i och inom 18 meter från avverkningsanmälan (röd linje). Inom parentes anges rödlistekategorier, S för signalarter, Tför typiska arter och fridlysningsparagrafer i artskyddsförordningen.Markörer utan svart kant är placerade på fyndplatsen. Markörer med svart kant är placerade vid sidan av fyndplatsen och har ett svart streck som visar fyndplatsens exakta position. Kartans mittpunktskoordinat är N 6556611, E 325301 i SWEREF 99 TM.</w:t>
+        <w:t>Figur 1. Fyndplatser för naturvårdsarter i och inom 24 meter från avverkningsanmälan (röd linje). Inom parentes anges rödlistekategorier, S för signalarter, Tför typiska arter och fridlysningsparagrafer i artskyddsförordningen.Markörer utan svart kant är placerade på fyndplatsen. Markörer med svart kant är placerade vid sidan av fyndplatsen och har ett svart streck som visar fyndplatsens exakta position. Kartans mittpunktskoordinat är N 6556611, E 325301 i SWEREF 99 TM.</w:t>
       </w:r>
     </w:p>
     <w:p>
@@ -83,7 +83,7 @@
     </w:p>
     <w:p>
       <w:r>
-        <w:t>Nedan beskrivs fynd av naturvårdsarter och fridlysta arter som gjorts i det avverkningsanmälda området. I BILAGA 1 finns artfakta om fridlysta arter.</w:t>
+        <w:t>Nedan beskrivs fynd av naturvårdsarter och fridlysta arter som gjorts i det avverkningsanmälda området. I BILAGA 1 finns artfakta om fridlysta och rödlistade arter.</w:t>
       </w:r>
     </w:p>
     <w:p>
@@ -96,7 +96,7 @@
     </w:p>
     <w:p>
       <w:r>
-        <w:t>I och inom 18 meter från avverkningsanmälan har följande 17 naturvårdsarter hittats: brunpudrad nållav (NT, T), dropptaggsvamp (NT, T), kattfotslav (NT, T), nordtagging (NT), stubbtrådmossa (NT), vedskivlav (NT, T), vedtrappmossa (NT, T), blåmossa (S, T), blåsfliksmossa (S, T), kornig nållav (S, T), kornknutmossa (S, T), platt fjädermossa (S, T), stor revmossa (S), thomsons trägnagare (S), spillkråka (T, §4), tjäder (T, §4) och svartvit flugsnappare (§4). Av dessa är 7 rödlistade. För rödlistade arter har rödlistekategorin angivits inom parentes. Arter som är signalarter enligt Skogsstyrelsen har markerats med (S). Typiska arter inom Natura 2000 som är kopplade till skogsekosystem har markerats med (T). För fridlysta arter anges även paragrafen i Artskyddsförordningen som arten är fridlyst enligt.</w:t>
+        <w:t>I och inom 24 meter från avverkningsanmälan har följande 24 naturvårdsarter hittats: brunpudrad nållav (NT, T), dropptaggsvamp (NT, T), gransotdyna (NT), kattfotslav (NT, T), nordtagging (NT), stubbtrådmossa (NT), tallticka (NT, T), vedskivlav (NT, T), vedtrappmossa (NT, T), björksplintborre (S), blåmossa (S, T), blåsfliksmossa (S, T), bronshjon (S, T), kornig nållav (S, T), kornknutmossa (S, T), mindre märgborre (S, T), platt fjädermossa (S, T), stor revmossa (S), thomsons trägnagare (S), vedticka (S, T), vågbandad barkbock (S), spillkråka (T, §4), tjäder (T, §4) och svartvit flugsnappare (§4). Av dessa är 9 rödlistade. För rödlistade arter har rödlistekategorin angivits inom parentes. Arter som är signalarter enligt Skogsstyrelsen har markerats med (S). Typiska arter inom Natura 2000 som är kopplade till skogsekosystem har markerats med (T). För fridlysta arter anges även paragrafen i Artskyddsförordningen som arten är fridlyst enligt.</w:t>
       </w:r>
     </w:p>
     <w:p>
@@ -207,6 +207,17 @@
         <w:rPr>
           <w:b/>
         </w:rPr>
+        <w:t xml:space="preserve">Björksplintborre </w:t>
+      </w:r>
+      <w:r>
+        <w:t>är en skalbagge vars larvutveckling sker i bark på nyligen döda björkar, både stående träd och vindfällen. En prydlig rad med runda ventilationshål i barken ovanför modergången är synnerligen karaktäristiskt. Arten är knuten till lövrika blandskogar med en hög andel gamla träd, och starkt gynnad av naturliga störningar som torka, översvämningar, brand och stormfällningar. Talrika gnagspår kan tyda på biotoper med höga naturvärden, exempelvis för ovanliga hackspettar och andra, mer sällsynta vedinsekter. Larverna är omtyckt hackspettsföda (SLU Artdatabanken, 2025).</w:t>
+      </w:r>
+    </w:p>
+    <w:p>
+      <w:r>
+        <w:rPr>
+          <w:b/>
+        </w:rPr>
         <w:t xml:space="preserve">Blåmossa </w:t>
       </w:r>
       <w:r>
@@ -256,10 +267,10 @@
         <w:rPr>
           <w:b/>
         </w:rPr>
-        <w:t>Brunpudrad nållav (NT)</w:t>
-      </w:r>
-      <w:r>
-        <w:t xml:space="preserve"> är beroende av hög, jämn luftfuktighet och kan påträffas i fuktiga skogar av naturskogskaraktär, ofta i sumpgranskog eller andra sumpskogar. Arten är placerad högst upp i Skogsstyrelsens värdepyramid för bedömning av skog med höga naturvärden och förekomster bör undantas från skogsbruksåtgärder. Brunpudrad nållav är typisk art för </w:t>
+        <w:t>Bronshjon</w:t>
+      </w:r>
+      <w:r>
+        <w:t xml:space="preserve"> är en skalbagge vars larvutveckling sker under grov bark på stammar av döda eller döende barrträd, främst gran, i mindre omfattning tall. Arten är knuten till äldre, naturskogslik granskog med inslag av torkande träd. Bronshjon är typisk art för </w:t>
       </w:r>
       <w:r>
         <w:rPr>
@@ -268,6 +279,26 @@
         <w:t>9010 Taiga</w:t>
       </w:r>
       <w:r>
+        <w:t xml:space="preserve"> (SLU Artdatabanken, 2025).</w:t>
+      </w:r>
+    </w:p>
+    <w:p>
+      <w:r>
+        <w:rPr>
+          <w:b/>
+        </w:rPr>
+        <w:t>Brunpudrad nållav (NT)</w:t>
+      </w:r>
+      <w:r>
+        <w:t xml:space="preserve"> är beroende av hög, jämn luftfuktighet och kan påträffas i fuktiga skogar av naturskogskaraktär, ofta i sumpgranskog eller andra sumpskogar. Arten är placerad högst upp i Skogsstyrelsens värdepyramid för bedömning av skog med höga naturvärden och förekomster bör undantas från skogsbruksåtgärder. Brunpudrad nållav är typisk art för </w:t>
+      </w:r>
+      <w:r>
+        <w:rPr>
+          <w:i/>
+        </w:rPr>
+        <w:t>9010 Taiga</w:t>
+      </w:r>
+      <w:r>
         <w:t xml:space="preserve"> (SLU Artdatabanken, 2024; Nitare &amp; Skogsstyrelsen, 2019).</w:t>
       </w:r>
     </w:p>
@@ -296,6 +327,17 @@
         <w:rPr>
           <w:b/>
         </w:rPr>
+        <w:t>Gransotdyna (NT)</w:t>
+      </w:r>
+      <w:r>
+        <w:t xml:space="preserve"> är en nedbrytare på grova, murkna, ofta barklösa stubbar och liggande stammar av gran, sällan även av bok. Den kräver tillgång till lågor och stubbar i frisk till fuktig miljö och är helt bunden till skogsbestånd med hög bonitet. Gransotdyna hotas av det intensiva utnyttjandet av granskogar med hög bonitet. Arten förekommer främst i de sydliga delarna av landet där bristen på äldre skog är mest påtaglig. Alla lokaler för arten måste undantas från rationellt skogsbruk och tillgången på död ved av grova dimensioner måste säkerställas. Fler områden med äldre granskog måste skyddas i södra Sverige (SLU Artdatabanken, 2024).</w:t>
+      </w:r>
+    </w:p>
+    <w:p>
+      <w:r>
+        <w:rPr>
+          <w:b/>
+        </w:rPr>
         <w:t xml:space="preserve">Kattfotslav (NT) </w:t>
       </w:r>
       <w:r>
@@ -383,6 +425,35 @@
         <w:rPr>
           <w:b/>
         </w:rPr>
+        <w:t>Mindre märgborre</w:t>
+      </w:r>
+      <w:r>
+        <w:t xml:space="preserve"> är en signalart för tallskog med höga naturvärden och betraktas tillsammans med skarptandad barkborre som nyckelarter för ett antal sällsynta åtgärdsprogramsarter som är beroende av deras gångsystem. Bland dessa kan nämnas avlång barkborre (VU), </w:t>
+      </w:r>
+      <w:r>
+        <w:rPr>
+          <w:i/>
+        </w:rPr>
+        <w:t>Corticeus longulus</w:t>
+      </w:r>
+      <w:r>
+        <w:t xml:space="preserve"> (VU), tallgångbagge (VU), cholodkovskys bastborre (NT) och tallbarksvartbagge (NT). Den mindre märgborrens måsvingeliknande gnaggångar är lätta att känna igen och hittas ofta på grova tallgrenar på marken. Rika förekomster av främst mindre märgborre men även skarptandad barkborre är en signal för artrikedom och inventeringar har visat att det är i skogar med en naturlig självgallring som det skapas förutsättningar för dessa arter samt de efterföljande åtgärdsprogramsarterna. Tallskogar med stark förekomst av mindre märgborre och skarptandad barkborre bör avsättas som reservat. Generellt bör hänsyn tas vid slutavverkning av talldominerad skog så att avverkningsrester som gren- och toppdelar lämnas. Mindre märgborre är typisk art för </w:t>
+      </w:r>
+      <w:r>
+        <w:rPr>
+          <w:i/>
+        </w:rPr>
+        <w:t>9060 Åsbarrskog</w:t>
+      </w:r>
+      <w:r>
+        <w:t xml:space="preserve"> (SLU Artdatabanken, 2026; Pettersson, 2014; Hedgren, 2012; Gunnarsson m fl., 1999).</w:t>
+      </w:r>
+    </w:p>
+    <w:p>
+      <w:r>
+        <w:rPr>
+          <w:b/>
+        </w:rPr>
         <w:t>Nordtagging (NT)</w:t>
       </w:r>
       <w:r>
@@ -452,6 +523,35 @@
         <w:rPr>
           <w:b/>
         </w:rPr>
+        <w:t xml:space="preserve">Tallticka (NT) </w:t>
+      </w:r>
+      <w:r>
+        <w:t xml:space="preserve">uppträder först på tallar som är 100–150 år gamla men är vanligast på träd som är runt 150–200 år eller äldre. I skogslandskapet är den främst knuten till tallnaturskogar och restbiotoper med biologiskt gamla träd och signalerar vanligtvis skyddsvärda tallbestånd med höga naturvärden. Tallticka är typisk art för </w:t>
+      </w:r>
+      <w:r>
+        <w:rPr>
+          <w:i/>
+        </w:rPr>
+        <w:t xml:space="preserve">9010 Taiga </w:t>
+      </w:r>
+      <w:r>
+        <w:t xml:space="preserve">och </w:t>
+      </w:r>
+      <w:r>
+        <w:rPr>
+          <w:i/>
+        </w:rPr>
+        <w:t>9060 Åsbarrskog</w:t>
+      </w:r>
+      <w:r>
+        <w:t xml:space="preserve"> (SLU Artdatabanken, 2023; Nitare &amp; Skogsstyrelsen, 2019).</w:t>
+      </w:r>
+    </w:p>
+    <w:p>
+      <w:r>
+        <w:rPr>
+          <w:b/>
+        </w:rPr>
         <w:t>Vedskivlav (NT)</w:t>
       </w:r>
       <w:r>
@@ -472,6 +572,26 @@
         <w:rPr>
           <w:b/>
         </w:rPr>
+        <w:t xml:space="preserve">Vedticka </w:t>
+      </w:r>
+      <w:r>
+        <w:t xml:space="preserve">är en bra signalart söder om den naturliga norrlandsgränsen. Den är huvudsakligen knuten till äldre barrskogar där det föreligger långvarig kontinuitet av död barrved. Vedticka är typisk art för </w:t>
+      </w:r>
+      <w:r>
+        <w:rPr>
+          <w:i/>
+        </w:rPr>
+        <w:t xml:space="preserve">9010 Taiga </w:t>
+      </w:r>
+      <w:r>
+        <w:t>(Nitare &amp; Skogsstyrelsen, 2019; SLU Artdatabanken, 2025).</w:t>
+      </w:r>
+    </w:p>
+    <w:p>
+      <w:r>
+        <w:rPr>
+          <w:b/>
+        </w:rPr>
         <w:t xml:space="preserve">Vedtrappmossa (NT) </w:t>
       </w:r>
       <w:r>
@@ -485,6 +605,17 @@
       </w:r>
       <w:r>
         <w:t xml:space="preserve"> (SLU Artdatabanken, 2024).</w:t>
+      </w:r>
+    </w:p>
+    <w:p>
+      <w:r>
+        <w:rPr>
+          <w:b/>
+        </w:rPr>
+        <w:t xml:space="preserve">Vågbandad barkbock </w:t>
+      </w:r>
+      <w:r>
+        <w:t>är en långhorning vars larvutveckling sker under bark på nyligen döda stående barrträd, främst gran, mer undantagsvis på tall. Främst i stående träd, särskilt gamla, långsamvuxna granar med grov bark, även i grövre grenar, stubbar eller vindfällen. Arten är starkt knuten till naturskogsliknande granskogar, och gynnas av extrema torrsomrar som försvagar träden. Arten påverkas negativt av brist på kontinuitetsskog och en minskning av populationen pågår eller förväntas ske (SLU Artdatabanken, 2025).</w:t>
       </w:r>
     </w:p>
     <w:p>
@@ -502,7 +633,7 @@
     </w:p>
     <w:p>
       <w:r>
-        <w:t>Följande typiska arter har sina livsmiljöer och växtplatser i den avverkningsanmälda skogen: brunpudrad nållav (NT, T), dropptaggsvamp (NT, T), kattfotslav (NT, T), vedskivlav (NT, T), vedtrappmossa (NT, T), blåmossa (S, T), blåsfliksmossa (S, T), kornig nållav (S, T), kornknutmossa (S, T), platt fjädermossa (S, T), spillkråka (T, §4) och tjäder (T, §4).</w:t>
+        <w:t>Följande typiska arter har sina livsmiljöer och växtplatser i den avverkningsanmälda skogen: brunpudrad nållav (NT, T), dropptaggsvamp (NT, T), kattfotslav (NT, T), tallticka (NT, T), vedskivlav (NT, T), vedtrappmossa (NT, T), blåmossa (S, T), blåsfliksmossa (S, T), bronshjon (S, T), kornig nållav (S, T), kornknutmossa (S, T), mindre märgborre (S, T), platt fjädermossa (S, T), vedticka (S, T), spillkråka (T, §4) och tjäder (T, §4).</w:t>
       </w:r>
     </w:p>
     <w:p>
@@ -569,7 +700,203 @@
         <w:pStyle w:val="Title"/>
       </w:pPr>
       <w:r>
-        <w:t>BILAGA 1 – Fridlysta arter</w:t>
+        <w:t>BILAGA 1 –</w:t>
+        <w:br/>
+        <w:t>Fridlysta och rödlistade arter</w:t>
+      </w:r>
+    </w:p>
+    <w:p>
+      <w:pPr>
+        <w:pStyle w:val="Heading1"/>
+      </w:pPr>
+      <w:r>
+        <w:t>Mindre märgborre – ekologi samt krav på livsmiljön</w:t>
+      </w:r>
+    </w:p>
+    <w:p>
+      <w:r>
+        <w:t xml:space="preserve">Mindre märgborre är en signalart för tallskog med höga naturvärden och kan lätt konstateras genom sina karaktäristiska måsvingeliknande gnagspår som ofta hittas på grova tallgrenar på marken. Mindre märgborre betraktas tillsammans med skarptandad barkborre som nyckelarter, eftersom en rad sällsynta efterföljande arter är beroende av deras gångsystem. Bland dessa kan nämnas åtgärdsprogramsarterna avlång barkborre (VU), </w:t>
+      </w:r>
+      <w:r>
+        <w:rPr>
+          <w:i/>
+        </w:rPr>
+        <w:t>Corticeus longulus</w:t>
+      </w:r>
+      <w:r>
+        <w:t xml:space="preserve"> (VU), tallgångbagge (VU), cholodkovskys bastborre (NT) och tallbarksvartbagge (NT) (Pettersson, 2014; Gunnarsson m fl., 1999).</w:t>
+      </w:r>
+    </w:p>
+    <w:p>
+      <w:r>
+        <w:t>Tallskogar tillhör de livsmiljöer som förändrats i stor skala, där många kvadratmil har omvandlats till unga produktionsskogar. I sådana skogar saknas förutsättningar för de ovannämnda sällsynta barkborrarna och alltmer kunskap tyder på att skogsbrukets omvandling av skogslandskapet, missgynnar åtgärdsprogrammets arter även inne i skyddade områden (Hedgren, 2012; Hedgren m.fl., 2010; Wikars m.fl., 2010; Wikars, 2009). Orsaken är sannolikt att dagens intensiva skogsbruk trivialiserar faunan på nydöda träd. Detta sker genom att generalister förökas upp i sådan grad i den brukade skogen att dessa även kommer att dominera i de för hållandevis små och fragmenterade områden som avsätts för naturvård (Appelqvist, 2005; Janzen, 1983; Ås, 1999).</w:t>
+      </w:r>
+    </w:p>
+    <w:p>
+      <w:r>
+        <w:t>Ett tydligt exempel på en generalist som gynnas av dagens skogsbruk är större märgborre på nydöd tall. Denna utvecklas förutom i vindfällen gärna i avverkningsavfall, inklusive avverkningsstubbar och röjningsstammar. Därmed har den större märgborren möjlighet att upprätthålla stora och stabila populationer på huvuddelen av landets skogsmark, vilket leder till en trivialisering av faunan. Större märgborre inverkar sannolikt direkt negativt på arter som tolvtandad barkborre (EN) och avlång barkborre (VU), och indirekt på de som är gynnade av blånadssvampar, dvs. följearter till framförallt mindre märgborre och skarptandad barkborre. De barkborrar som missgynnas av större märgborre är i mycket högre grad gynnade av tallar som dör genom självgallring, dvs. i normalfallet skog som inte används till skogsproduktion (Pettersson, 2014; Wikars, skriftl.).</w:t>
+      </w:r>
+    </w:p>
+    <w:p>
+      <w:r>
+        <w:t xml:space="preserve">Rika förekomster av främst mindre märgborre men även skarptandad barkborre är en signal för artrikedom och inventeringar har visat att det är i skogar med en naturlig självgallring som det skapas förutsättningar för dessa arter samt de efterföljande åtgärdsprogramsarterna (Pettersson, 2014; Hedgren, 2012). Tallskogar med stark förekomst av mindre märgborre och skarptandad barkborre bör avsättas som reservat. Generellt bör hänsyn tas vid slutavverkning av talldominerad skog så att avverkningsrester som gren- och toppdelar (s.k. GROT) lämnas. Mindre märgborre är typisk art för </w:t>
+      </w:r>
+      <w:r>
+        <w:rPr>
+          <w:i/>
+        </w:rPr>
+        <w:t>9060 Åsbarrskog</w:t>
+      </w:r>
+      <w:r>
+        <w:t xml:space="preserve"> (Pettersson, 2014; SLU Artdatabanken, 2026).</w:t>
+      </w:r>
+    </w:p>
+    <w:p>
+      <w:pPr>
+        <w:pStyle w:val="Heading2"/>
+      </w:pPr>
+      <w:r>
+        <w:t>Referenser – mindre märgborre</w:t>
+      </w:r>
+    </w:p>
+    <w:p>
+      <w:r>
+        <w:t xml:space="preserve">Appelqvist, T., 2005. </w:t>
+      </w:r>
+      <w:r>
+        <w:rPr>
+          <w:i/>
+        </w:rPr>
+        <w:t>Naturvårdsbiologisk forskning. Underlag för områdesskydd i landskapet.</w:t>
+      </w:r>
+      <w:r>
+        <w:t xml:space="preserve"> Naturvårdsverket, Rapport 5452.</w:t>
+      </w:r>
+    </w:p>
+    <w:p>
+      <w:r>
+        <w:t xml:space="preserve">Gunnarsson, B., Pettersson, R. B., Hake, M. och Hultengren, S. &amp; Sjöberg, K., 1999. </w:t>
+      </w:r>
+      <w:r>
+        <w:rPr>
+          <w:i/>
+        </w:rPr>
+        <w:t xml:space="preserve">Spindlar och skalbaggar som indikatorer i barrskog. </w:t>
+      </w:r>
+      <w:r>
+        <w:t>Skog &amp; Forskning, Nr. 2/99, s. 46–51.</w:t>
+      </w:r>
+    </w:p>
+    <w:p>
+      <w:r>
+        <w:t xml:space="preserve">Hedgren, O., 2012. </w:t>
+      </w:r>
+      <w:r>
+        <w:rPr>
+          <w:i/>
+        </w:rPr>
+        <w:t>Hotade insekter på tallved i Dalarna.</w:t>
+      </w:r>
+      <w:r>
+        <w:t xml:space="preserve"> Länsstyrelsen Dalarna, Naturvårdsenheten. Rapport 2012:16.</w:t>
+      </w:r>
+    </w:p>
+    <w:p>
+      <w:r>
+        <w:t xml:space="preserve">Hedgren, O. 2010. </w:t>
+      </w:r>
+      <w:r>
+        <w:rPr>
+          <w:i/>
+        </w:rPr>
+        <w:t>Vedinsekter i tallskog och på brandfält i Värmland.</w:t>
+      </w:r>
+      <w:r>
+        <w:t xml:space="preserve"> Länsstyrelsen Värmland, Stencil, 39 s.</w:t>
+      </w:r>
+    </w:p>
+    <w:p>
+      <w:r>
+        <w:t xml:space="preserve">Janzen, D. H., 1983. </w:t>
+      </w:r>
+      <w:r>
+        <w:rPr>
+          <w:i/>
+        </w:rPr>
+        <w:t>No park is an island: Increase in interference from outside as park size decreases</w:t>
+      </w:r>
+      <w:r>
+        <w:t>. Oikos 41: 402–410.</w:t>
+      </w:r>
+    </w:p>
+    <w:p>
+      <w:r>
+        <w:t xml:space="preserve">Jonsell, M., Weslien, J. &amp; Ehn ström, B., 1998. </w:t>
+      </w:r>
+      <w:r>
+        <w:rPr>
+          <w:i/>
+        </w:rPr>
+        <w:t>Substrate requirements of red-listed saproxylic invertebrates in Sweden</w:t>
+      </w:r>
+      <w:r>
+        <w:t>. Biodiversity and Conserv. 7: 749–764.</w:t>
+      </w:r>
+    </w:p>
+    <w:p>
+      <w:r>
+        <w:t xml:space="preserve">Pettersson, R. B., 2014). </w:t>
+      </w:r>
+      <w:r>
+        <w:rPr>
+          <w:i/>
+        </w:rPr>
+        <w:t>Åtgärdsprogram för skalbaggar på nyligen död tall, 2014–2018.</w:t>
+      </w:r>
+      <w:r>
+        <w:t xml:space="preserve"> Rapport 6599. Bromma: Naturvårdsverket.</w:t>
+      </w:r>
+    </w:p>
+    <w:p>
+      <w:r>
+        <w:t xml:space="preserve">SLU Artdatabanken, 2026. </w:t>
+      </w:r>
+      <w:r>
+        <w:rPr>
+          <w:i/>
+        </w:rPr>
+        <w:t xml:space="preserve">Artfaktablad. Naturvård – artfakta. </w:t>
+      </w:r>
+      <w:r>
+        <w:t>SLU Artdatabanken, Uppsala.</w:t>
+      </w:r>
+    </w:p>
+    <w:p>
+      <w:r>
+        <w:t xml:space="preserve">Wikars, L.-O., Hansson, J. &amp; Hedgren, O., 2010. </w:t>
+      </w:r>
+      <w:r>
+        <w:rPr>
+          <w:i/>
+        </w:rPr>
+        <w:t>Inventering av vedlevande skalbaggar – tallskogar i Örebro län.</w:t>
+      </w:r>
+      <w:r>
+        <w:t xml:space="preserve"> Länsstyrelsen i Örebro län, publ.nr. 2010:2.</w:t>
+      </w:r>
+    </w:p>
+    <w:p>
+      <w:r>
+        <w:t xml:space="preserve">Wikars, L.-O., 2009. </w:t>
+      </w:r>
+      <w:r>
+        <w:rPr>
+          <w:i/>
+        </w:rPr>
+        <w:t>Vedskalbaggar i Hamra nationalpark, Gävleborgs län.</w:t>
+      </w:r>
+      <w:r>
+        <w:t xml:space="preserve"> Länsstyrelsen Gävleborg, Rapport 2009:14.</w:t>
       </w:r>
     </w:p>
     <w:p>
@@ -1089,7 +1416,7 @@
     <w:r>
       <w:tab/>
       <w:tab/>
-      <w:t>2026-06-19</w:t>
+      <w:t>2026-06-20</w:t>
       <w:br/>
       <w:br/>
     </w:r>

--- a/tillsyn/A 22139-2026 tillsynsbegäran.docx
+++ b/tillsyn/A 22139-2026 tillsynsbegäran.docx
@@ -12,10 +12,7 @@
     </w:p>
     <w:p>
       <w:r>
-        <w:t>Detta dokument behandlar höga naturvärden i avverkningsanmälan A 22139-2026 i Dals-Eds kommun som inkom 2026-05-11 och omfattar 14,6 ha.</w:t>
-      </w:r>
-      <w:r>
-        <w:t xml:space="preserve"> I Figur 1 visas fyndplatser för naturvårdsarter i området, som finns registrerade på Artportalen.</w:t>
+        <w:t>Denna tillsynsbegäran behandlar höga naturvärden i avverkningsanmälan A 22139-2026 i Dals-Eds kommun som inkom 2026-05-11 och omfattar 14,6 ha.</w:t>
       </w:r>
     </w:p>
     <w:p>
@@ -25,7 +22,7 @@
       <w:r>
         <w:drawing>
           <wp:inline xmlns:a="http://schemas.openxmlformats.org/drawingml/2006/main" xmlns:pic="http://schemas.openxmlformats.org/drawingml/2006/picture">
-            <wp:extent cx="4597311" cy="5688000"/>
+            <wp:extent cx="4626408" cy="5724000"/>
             <wp:docPr id="1" name="Picture 1"/>
             <wp:cNvGraphicFramePr>
               <a:graphicFrameLocks noChangeAspect="1"/>
@@ -46,7 +43,7 @@
                   <pic:spPr>
                     <a:xfrm>
                       <a:off x="0" y="0"/>
-                      <a:ext cx="4597311" cy="5688000"/>
+                      <a:ext cx="4626408" cy="5724000"/>
                     </a:xfrm>
                     <a:prstGeom prst="rect"/>
                   </pic:spPr>
@@ -63,27 +60,12 @@
         <w:spacing w:after="240"/>
       </w:pPr>
       <w:r>
-        <w:t>Figur 1. Fyndplatser för naturvårdsarter i och inom 24 meter från avverkningsanmälan (röd linje). Inom parentes anges rödlistekategorier, S för signalarter, Tför typiska arter och fridlysningsparagrafer i artskyddsförordningen.Markörer utan svart kant är placerade på fyndplatsen. Markörer med svart kant är placerade vid sidan av fyndplatsen och har ett svart streck som visar fyndplatsens exakta position. Kartans mittpunktskoordinat är N 6556611, E 325301 i SWEREF 99 TM.</w:t>
+        <w:t>Figur 1. Fyndplatser för naturvårdsarter i och inom 24 meter från avverkningsanmälan. Markörer utan svart kant är placerade på fyndplatsen. Markörer med svart kant är placerade vid sidan av fyndplatsen har ett svart streck som visar fyndplatsens exakta position. Kartans mittpunktskoordinat är N 6556611, E 325301 i SWEREF 99 TM.</w:t>
       </w:r>
     </w:p>
     <w:p>
       <w:r>
-        <w:t>Vi begär härmed att Skogsstyrelsen fattar beslut enligt miljöbalken som säkerställer att skogens höga naturvärden bevaras samt att EU-lagstiftning efterlevs och att artskyddsbrott förhindras.</w:t>
-      </w:r>
-    </w:p>
-    <w:p>
-      <w:r>
-        <w:t>Vi begär vidare att Skogsstyrelsen säkerställer att inga skador eller försämringar av naturtypens bevarandestatus i området tillåts ske. Se Rådets direktiv 92/43/EEG samt ickeförsämringskravet i EU:s naturrestaureringsförordning (EU 2024/1991).</w:t>
-      </w:r>
-    </w:p>
-    <w:p>
-      <w:r>
-        <w:t>Vi önskar även ta del av de ställningstaganden och beslut som myndigheten meddelar till följd av aktuell avverkningsanmälan och föreningens inlaga (se 34 § förvaltningslagen).</w:t>
-      </w:r>
-    </w:p>
-    <w:p>
-      <w:r>
-        <w:t>Nedan beskrivs fynd av naturvårdsarter och fridlysta arter som gjorts i det avverkningsanmälda området. I BILAGA 1 finns artfakta om fridlysta och rödlistade arter.</w:t>
+        <w:t>I och inom 24 meter från avverkningsanmälan finns fynd av 24 naturvårdsarter, varav 9 är rödlistade, 3 är fridlysta, 16 är typiska (T) och 12 är signalarter (S): brunpudrad nållav (NT, T), dropptaggsvamp (NT, T), gransotdyna (NT), kattfotslav (NT, T), nordtagging (NT), stubbtrådmossa (NT), tallticka (NT, T), vedskivlav (NT, T), vedtrappmossa (NT, T), björksplintborre (S), blåmossa (S, T), blåsfliksmossa (S, T), bronshjon (S, T), kornig nållav (S, T), kornknutmossa (S, T), mindre märgborre (S, T), platt fjädermossa (S, T), stor revmossa (S), thomsons trägnagare (S), vedticka (S, T), vågbandad barkbock (S), spillkråka (T, §4), tjäder (T, §4) och svartvit flugsnappare (§4). Se Figur 1.</w:t>
       </w:r>
     </w:p>
     <w:p>
@@ -91,35 +73,522 @@
         <w:pStyle w:val="Heading1"/>
       </w:pPr>
       <w:r>
-        <w:t>Naturvårdsarter</w:t>
+        <w:t>Tillsynsbegäran</w:t>
       </w:r>
     </w:p>
     <w:p>
       <w:r>
-        <w:t>I och inom 24 meter från avverkningsanmälan har följande 24 naturvårdsarter hittats: brunpudrad nållav (NT, T), dropptaggsvamp (NT, T), gransotdyna (NT), kattfotslav (NT, T), nordtagging (NT), stubbtrådmossa (NT), tallticka (NT, T), vedskivlav (NT, T), vedtrappmossa (NT, T), björksplintborre (S), blåmossa (S, T), blåsfliksmossa (S, T), bronshjon (S, T), kornig nållav (S, T), kornknutmossa (S, T), mindre märgborre (S, T), platt fjädermossa (S, T), stor revmossa (S), thomsons trägnagare (S), vedticka (S, T), vågbandad barkbock (S), spillkråka (T, §4), tjäder (T, §4) och svartvit flugsnappare (§4). Av dessa är 9 rödlistade. För rödlistade arter har rödlistekategorin angivits inom parentes. Arter som är signalarter enligt Skogsstyrelsen har markerats med (S). Typiska arter inom Natura 2000 som är kopplade till skogsekosystem har markerats med (T). För fridlysta arter anges även paragrafen i Artskyddsförordningen som arten är fridlyst enligt.</w:t>
+        <w:t>Vi begär härmed att Skogsstyrelsen fattar beslut enligt miljöbalken som säkerställer att skogens höga naturvärden bevaras samt att EU-lagstiftning efterlevs och att artskyddsbrott förhindras.</w:t>
       </w:r>
     </w:p>
     <w:p>
       <w:r>
-        <w:t>De påträffade naturvårdsarterna är ett tydligt kvitto på att det rör sig om en skog med höga naturvärden.</w:t>
+        <w:t>Vi begär vidare att Skogsstyrelsen säkerställer att inga skador eller försämringar av naturtypens bevarandestatus i området tillåts ske. Se Rådets direktiv 92/43/EEG samt ickeförsämringskravet i EU:s naturrestaureringsförordning (EU 2024/1991).</w:t>
+      </w:r>
+    </w:p>
+    <w:p>
+      <w:r>
+        <w:t>Vi önskar även ta del av de ställningstaganden och beslut som myndigheten meddelar till följd av aktuell avverkningsanmälan och föreningens inlaga (se 34 § förvaltningslagen).</w:t>
       </w:r>
     </w:p>
     <w:p>
       <w:pPr>
-        <w:pStyle w:val="Heading2"/>
+        <w:pStyle w:val="Heading1"/>
       </w:pPr>
       <w:r>
-        <w:t>Fridlysta arter</w:t>
+        <w:t>Naturvårdsarter och fridlysta arter</w:t>
       </w:r>
     </w:p>
     <w:p>
       <w:r>
-        <w:t>Följande fridlysta arter har sina livsmiljöer och växtplatser i den avverkningsanmälda skogen: spillkråka (T, §4), tjäder (T, §4) och svartvit flugsnappare (§4).</w:t>
+        <w:t>Nedan följer beskrivningar av de naturvårdsarter och fridlysta arter som har sina livsmiljöer och växtplatser i den avverkningsanmälda skogen. Se även ytterligare artfakta i BILAGA 1. De påträffade naturvårdsarterna är ett tydligt kvitto på att det rör sig om en skog med höga naturvärden.</w:t>
       </w:r>
     </w:p>
     <w:p>
       <w:r>
-        <w:t xml:space="preserve">Observera att medlemsländerna är skyldiga att agera i enlighet med EU:s fågeldirektiv där det uttryckligen står att direktivet gäller för fåglar samt för deras ägg, bon och </w:t>
+        <w:rPr>
+          <w:b/>
+        </w:rPr>
+        <w:t>Brunpudrad nållav (NT)</w:t>
+      </w:r>
+      <w:r>
+        <w:t xml:space="preserve"> är beroende av hög, jämn luftfuktighet och kan påträffas i fuktiga skogar av naturskogskaraktär, ofta i sumpgranskog eller andra sumpskogar. Arten är placerad högst upp i Skogsstyrelsens värdepyramid för bedömning av skog med höga naturvärden och förekomster bör undantas från skogsbruksåtgärder. Brunpudrad nållav är typisk art för </w:t>
+      </w:r>
+      <w:r>
+        <w:rPr>
+          <w:i/>
+        </w:rPr>
+        <w:t>9010 Taiga</w:t>
+      </w:r>
+      <w:r>
+        <w:t xml:space="preserve"> (SLU Artdatabanken, 2024; Nitare &amp; Skogsstyrelsen, 2019).</w:t>
+      </w:r>
+    </w:p>
+    <w:p>
+      <w:r>
+        <w:rPr>
+          <w:b/>
+        </w:rPr>
+        <w:t>Dropptaggsvamp (NT)</w:t>
+      </w:r>
+      <w:r>
+        <w:t xml:space="preserve"> bildar mykorrhiza med tall, främst i barrskog med trädkontinuitet, i magra, torra och ljusöppna lavtallskogar och i barrblandskogar med friskmossor och lingon i fältskiktet. Den totala populationen i landet har minskat och bedöms fortsätta minska till följd av slutavverkningar av tallskog. Det är högst oklart om arten långsiktigt kan etablera och reproducera sig i skogsbestånd som brukas med trakthyggesmetoder, markberedning, gödsling eller föryngring med förädlat plantmaterial. Uppfyller kriterierna för att bli rödlistad på grund av ny kunskap som visar att en större andel av populationen än tidigare bedömt är knuten till kontinuitetsbarrskog. Minskningstakten för den svenska populationen bedöms vara nära gränsvärdet för Sårbar (VU). Dropptaggsvamp är typisk art för </w:t>
+      </w:r>
+      <w:r>
+        <w:rPr>
+          <w:i/>
+        </w:rPr>
+        <w:t xml:space="preserve">9010 Taiga </w:t>
+      </w:r>
+      <w:r>
+        <w:t>(SLU Artdatabanken, 2026).</w:t>
+      </w:r>
+    </w:p>
+    <w:p>
+      <w:r>
+        <w:rPr>
+          <w:b/>
+        </w:rPr>
+        <w:t>Gransotdyna (NT)</w:t>
+      </w:r>
+      <w:r>
+        <w:t xml:space="preserve"> är en nedbrytare på grova, murkna, ofta barklösa stubbar och liggande stammar av gran, sällan även av bok. Den kräver tillgång till lågor och stubbar i frisk till fuktig miljö och är helt bunden till skogsbestånd med hög bonitet. Gransotdyna hotas av det intensiva utnyttjandet av granskogar med hög bonitet. Arten förekommer främst i de sydliga delarna av landet där bristen på äldre skog är mest påtaglig. Alla lokaler för arten måste undantas från rationellt skogsbruk och tillgången på död ved av grova dimensioner måste säkerställas. Fler områden med äldre granskog måste skyddas i södra Sverige (SLU Artdatabanken, 2024).</w:t>
+      </w:r>
+    </w:p>
+    <w:p>
+      <w:r>
+        <w:rPr>
+          <w:b/>
+        </w:rPr>
+        <w:t xml:space="preserve">Kattfotslav (NT) </w:t>
+      </w:r>
+      <w:r>
+        <w:t xml:space="preserve">är en mycket god signalart i hela sitt svenska utbredningsområde och skogsbestånd med kattfotslav är alltid värdefulla ur naturvårdssynpunkt. Arten indikerar dels ett mikroklimat med konstant hög luftfuktighet, dels kontinuitet av äldre träd och god trädslutenhet. Trots att den är vanligare i sydvästra Sverige växer den enbart i skogsbestånd med höga naturvärden. Den är känslig för skogliga ingrepp som kan förändra lokal- och mikroklimat. Kattfotslav är typisk art för </w:t>
+      </w:r>
+      <w:r>
+        <w:rPr>
+          <w:i/>
+        </w:rPr>
+        <w:t xml:space="preserve">9010 Taiga, 9160 Näringsrik ekskog </w:t>
+      </w:r>
+      <w:r>
+        <w:t>och</w:t>
+      </w:r>
+      <w:r>
+        <w:rPr>
+          <w:i/>
+        </w:rPr>
+        <w:t xml:space="preserve"> 9190 Näringsfattig ekskog</w:t>
+      </w:r>
+      <w:r>
+        <w:t xml:space="preserve"> (Nitare &amp; Skogsstyrelsen, 2019; SLU Artdatabanken, 2026).</w:t>
+      </w:r>
+    </w:p>
+    <w:p>
+      <w:r>
+        <w:rPr>
+          <w:b/>
+        </w:rPr>
+        <w:t>Nordtagging (NT)</w:t>
+      </w:r>
+      <w:r>
+        <w:t xml:space="preserve"> växer främst på tallågor av grövre dimensioner och påträffas huvudsakligen i äldre skog som inte kalavverkats. Nordtaggingen missgynnas av att områden med äldre tallskog har minskat starkt. Bekämpning av skogsbränder, samtidigt som skogsbruket omvandlar naturligt glesa tallbestånd till likartade och betydligt tätare bestånd, har missgynnat arten. Bristen på gamla tallågor utgör på sikt ett allvarligt hot och återskapandet av lämpliga biotoper tar mycket lång tid. Områden med olikåldriga bestånd av tall och med stort inslag av äldre träd bör undantas från skoglig produktion (SLU Artdatabanken, 2024).</w:t>
+      </w:r>
+    </w:p>
+    <w:p>
+      <w:r>
+        <w:rPr>
+          <w:b/>
+        </w:rPr>
+        <w:t>Stubbtrådmossa (NT)</w:t>
+      </w:r>
+      <w:r>
+        <w:t xml:space="preserve"> är en bladlevermossa som växer uteslutande på murken ved gärna tillsammans med vedsäckmossa (VU) i fuktig barrskog och arten har sin tyngdpunkt i södra och mellersta Sverige. Genom att arten inte klarar kalavverkning, till stor del fortfarande finns mest i produktionsskog med lång trädkontinuitet gör avverkningar av denna typ av skog att artens population kommer att fortsätta att minska. Alla skogsskötselåtgärder på eller i omedelbar närhet av artens lokaler utgör ett hot. Aktuella lokaler bör undantas från rationell skogsskötsel. För att klara arten på sikt måste mängden död ved i landets granskogar öka väsentligt (SLU Artdatabanken, 2026).</w:t>
+      </w:r>
+    </w:p>
+    <w:p>
+      <w:r>
+        <w:rPr>
+          <w:b/>
+        </w:rPr>
+        <w:t xml:space="preserve">Tallticka (NT) </w:t>
+      </w:r>
+      <w:r>
+        <w:t xml:space="preserve">uppträder först på tallar som är 100–150 år gamla men är vanligast på träd som är runt 150–200 år eller äldre. I skogslandskapet är den främst knuten till tallnaturskogar och restbiotoper med biologiskt gamla träd och signalerar vanligtvis skyddsvärda tallbestånd med höga naturvärden. Tallticka är typisk art för </w:t>
+      </w:r>
+      <w:r>
+        <w:rPr>
+          <w:i/>
+        </w:rPr>
+        <w:t xml:space="preserve">9010 Taiga </w:t>
+      </w:r>
+      <w:r>
+        <w:t xml:space="preserve">och </w:t>
+      </w:r>
+      <w:r>
+        <w:rPr>
+          <w:i/>
+        </w:rPr>
+        <w:t>9060 Åsbarrskog</w:t>
+      </w:r>
+      <w:r>
+        <w:t xml:space="preserve"> (SLU Artdatabanken, 2023; Nitare &amp; Skogsstyrelsen, 2019).</w:t>
+      </w:r>
+    </w:p>
+    <w:p>
+      <w:r>
+        <w:rPr>
+          <w:b/>
+        </w:rPr>
+        <w:t>Vedskivlav (NT)</w:t>
+      </w:r>
+      <w:r>
+        <w:t xml:space="preserve"> växer på gammal, torr, exponerad, hård kärnved av framförallt tall i naturskogsartade bestånd. Avverkning av tallskog av naturskogskaraktär med spår av återkommande bränder är ett hot. Mängden lämplig ved att växa på för vedskivlav minskar, dels på grund av naturlig nedbrytning men framförallt på grund av att de förstörs i samband med slutavverkningar, gallringar och markberedning. Tall- och blandbarrskogar av naturskogskaraktär med spår av återkommande bränder bör skyddas. Vedskivlav är typisk art för </w:t>
+      </w:r>
+      <w:r>
+        <w:rPr>
+          <w:i/>
+        </w:rPr>
+        <w:t>9010 Taiga</w:t>
+      </w:r>
+      <w:r>
+        <w:t xml:space="preserve"> (SLU Artdatabanken, 2024).</w:t>
+      </w:r>
+    </w:p>
+    <w:p>
+      <w:r>
+        <w:rPr>
+          <w:b/>
+        </w:rPr>
+        <w:t xml:space="preserve">Vedtrappmossa (NT) </w:t>
+      </w:r>
+      <w:r>
+        <w:t xml:space="preserve">växer på död ved, främst i gammal granskog. Den förekommer knappast alls i fjällnära barrskogar utan finns i skogslandskapet nedom fjällen och framför allt i landets södra delar är den en mycket bra signalart för barrnaturskog med höga naturvärden. Skogsavverkning och brist på grov död ved i skogen är de allvarligaste hoten och den överlever inte kalhyggesbruk. Lokaler med sluten granskog, tillräckligt stora för att säkerställa ett kontinuerligt tillskott på grova lågor, bör undantas från storskaligt skogsbruk. Vedtrappmossa är typisk art för </w:t>
+      </w:r>
+      <w:r>
+        <w:rPr>
+          <w:i/>
+        </w:rPr>
+        <w:t>9010 Taiga</w:t>
+      </w:r>
+      <w:r>
+        <w:t xml:space="preserve"> (SLU Artdatabanken, 2024).</w:t>
+      </w:r>
+    </w:p>
+    <w:p>
+      <w:r>
+        <w:rPr>
+          <w:b/>
+        </w:rPr>
+        <w:t xml:space="preserve">Björksplintborre </w:t>
+      </w:r>
+      <w:r>
+        <w:t>är en skalbagge vars larvutveckling sker i bark på nyligen döda björkar, både stående träd och vindfällen. En prydlig rad med runda ventilationshål i barken ovanför modergången är synnerligen karaktäristiskt. Arten är knuten till lövrika blandskogar med en hög andel gamla träd, och starkt gynnad av naturliga störningar som torka, översvämningar, brand och stormfällningar. Talrika gnagspår kan tyda på biotoper med höga naturvärden, exempelvis för ovanliga hackspettar och andra, mer sällsynta vedinsekter. Larverna är omtyckt hackspettsföda (SLU Artdatabanken, 2025).</w:t>
+      </w:r>
+    </w:p>
+    <w:p>
+      <w:r>
+        <w:rPr>
+          <w:b/>
+        </w:rPr>
+        <w:t xml:space="preserve">Blåmossa </w:t>
+      </w:r>
+      <w:r>
+        <w:t xml:space="preserve">har karaktäristiska kuddar som är lätta att se på långt håll. Mycket stora kuddar, större än 0,5 meter i höjd, indikerar höga naturvärden där skogen har en lång period av orördhet oh stabila miljöförhållanden. Mossan växer under gynnsamma omständigheter cirka 1 centimeter per år och stora kuddar kan därför indirekt visa att lokalen varit lämplig under en lång tid. Blåmossa är typisk art för </w:t>
+      </w:r>
+      <w:r>
+        <w:rPr>
+          <w:i/>
+        </w:rPr>
+        <w:t>9010 Taiga, 9080 Lövsumpskog</w:t>
+      </w:r>
+      <w:r>
+        <w:t xml:space="preserve"> och </w:t>
+      </w:r>
+      <w:r>
+        <w:rPr>
+          <w:i/>
+        </w:rPr>
+        <w:t>9750 Svämlövskog</w:t>
+      </w:r>
+      <w:r>
+        <w:t xml:space="preserve"> (SLU Artdatabanken, 2025; Nitare &amp; Skogsstyrelsen, 2019).</w:t>
+      </w:r>
+    </w:p>
+    <w:p>
+      <w:r>
+        <w:rPr>
+          <w:b/>
+        </w:rPr>
+        <w:t xml:space="preserve">Blåsfliksmossa </w:t>
+      </w:r>
+      <w:r>
+        <w:t xml:space="preserve">växer i skuggiga och fuktiga miljöer på klippor och stenar av såväl grönsten som silikat, till exempel intill naturliga skogsbäckar, i raviner och bergbranter. Den signalerar höga naturvärden främst i östra och norra Sverige och indikerar miljöer med jämn och hög luftfuktighet och ett basiskt underlag. Artens lokaler har ofta hög artrikedom. Blåsfliksmossa är typisk art för </w:t>
+      </w:r>
+      <w:r>
+        <w:rPr>
+          <w:i/>
+        </w:rPr>
+        <w:t>9080 Lövsumpskog</w:t>
+      </w:r>
+      <w:r>
+        <w:t xml:space="preserve"> (SLU Artdatabanken, 2025; Nitare &amp; Skogsstyrelsen, 2019).</w:t>
+      </w:r>
+    </w:p>
+    <w:p>
+      <w:r>
+        <w:rPr>
+          <w:b/>
+        </w:rPr>
+        <w:t>Bronshjon</w:t>
+      </w:r>
+      <w:r>
+        <w:t xml:space="preserve"> är en skalbagge vars larvutveckling sker under grov bark på stammar av döda eller döende barrträd, främst gran, i mindre omfattning tall. Arten är knuten till äldre, naturskogslik granskog med inslag av torkande träd. Bronshjon är typisk art för </w:t>
+      </w:r>
+      <w:r>
+        <w:rPr>
+          <w:i/>
+        </w:rPr>
+        <w:t>9010 Taiga</w:t>
+      </w:r>
+      <w:r>
+        <w:t xml:space="preserve"> (SLU Artdatabanken, 2025).</w:t>
+      </w:r>
+    </w:p>
+    <w:p>
+      <w:r>
+        <w:rPr>
+          <w:b/>
+        </w:rPr>
+        <w:t xml:space="preserve">Kornig nållav </w:t>
+      </w:r>
+      <w:r>
+        <w:t xml:space="preserve">förekommer i skuggiga miljöer med hög luftfuktighet och påträffas främst i gamla skogar eller på gamla träd. Den signalerar höga naturvärden och på lokalerna finns ofta flera ovanliga och rödlistade arter. Kornig nållav är typisk art för </w:t>
+      </w:r>
+      <w:r>
+        <w:rPr>
+          <w:i/>
+        </w:rPr>
+        <w:t xml:space="preserve">9110 Näringsfattig bokskog </w:t>
+      </w:r>
+      <w:r>
+        <w:t>och</w:t>
+      </w:r>
+      <w:r>
+        <w:rPr>
+          <w:i/>
+        </w:rPr>
+        <w:t xml:space="preserve"> 9130 Näringsrik bokskog</w:t>
+      </w:r>
+      <w:r>
+        <w:t xml:space="preserve"> (SLU Artdatabanken, 2024; Nitare &amp; Skogsstyrelsen, 2019).</w:t>
+      </w:r>
+    </w:p>
+    <w:p>
+      <w:r>
+        <w:rPr>
+          <w:b/>
+        </w:rPr>
+        <w:t>Kornknutmossa</w:t>
+      </w:r>
+      <w:r>
+        <w:t xml:space="preserve"> växer främst på grova lågor i sumpskog och myrkanter och indikerar miljöer med rik och jämn tillgång på fuktigt liggande ved. En typisk växtplats i södra Sverige är naturskogsartad gransumpskog. Samtliga skogsskötselåtgärder på eller i omedelbar närhet av lokalerna utgör ett hot. Fragmenteringen av skogslandskapet liksom minskad mängd död ved är ett långsiktigt hot mot denna art. Kornknutmossa är typisk art för </w:t>
+      </w:r>
+      <w:r>
+        <w:rPr>
+          <w:i/>
+        </w:rPr>
+        <w:t xml:space="preserve">9010 Taiga </w:t>
+      </w:r>
+      <w:r>
+        <w:t>och</w:t>
+      </w:r>
+      <w:r>
+        <w:rPr>
+          <w:i/>
+        </w:rPr>
+        <w:t xml:space="preserve"> 9740 Skogsbevuxen myr</w:t>
+      </w:r>
+      <w:r>
+        <w:t xml:space="preserve"> (SLU Artdatabanken, 2024; Nitare &amp; Skogsstyrelsen, 2019).</w:t>
+      </w:r>
+    </w:p>
+    <w:p>
+      <w:r>
+        <w:rPr>
+          <w:b/>
+        </w:rPr>
+        <w:t>Mindre märgborre</w:t>
+      </w:r>
+      <w:r>
+        <w:t xml:space="preserve"> är en signalart för tallskog med höga naturvärden och betraktas tillsammans med skarptandad barkborre som nyckelarter för ett antal sällsynta åtgärdsprogramsarter som är beroende av deras gångsystem. Bland dessa kan nämnas avlång barkborre (VU), </w:t>
+      </w:r>
+      <w:r>
+        <w:rPr>
+          <w:i/>
+        </w:rPr>
+        <w:t>Corticeus longulus</w:t>
+      </w:r>
+      <w:r>
+        <w:t xml:space="preserve"> (VU), tallgångbagge (VU), cholodkovskys bastborre (NT) och tallbarksvartbagge (NT). Den mindre märgborrens måsvingeliknande gnaggångar är lätta att känna igen och hittas ofta på grova tallgrenar på marken. Rika förekomster av främst mindre märgborre men även skarptandad barkborre är en signal för artrikedom och inventeringar har visat att det är i skogar med en naturlig självgallring som det skapas förutsättningar för dessa arter samt de efterföljande åtgärdsprogramsarterna. Tallskogar med stark förekomst av mindre märgborre och skarptandad barkborre bör avsättas som reservat. Generellt bör hänsyn tas vid slutavverkning av talldominerad skog så att avverkningsrester som gren- och toppdelar lämnas. Mindre märgborre är typisk art för </w:t>
+      </w:r>
+      <w:r>
+        <w:rPr>
+          <w:i/>
+        </w:rPr>
+        <w:t>9060 Åsbarrskog</w:t>
+      </w:r>
+      <w:r>
+        <w:t xml:space="preserve"> (SLU Artdatabanken, 2026; Pettersson, 2014; Hedgren, 2012; Gunnarsson m fl., 1999).</w:t>
+      </w:r>
+    </w:p>
+    <w:p>
+      <w:r>
+        <w:rPr>
+          <w:b/>
+        </w:rPr>
+        <w:t xml:space="preserve">Platt fjädermossa </w:t>
+      </w:r>
+      <w:r>
+        <w:t>växer på såväl trädstammar (särskilt bok och andra ädla lövträd) som klippor (helst basiska bergarter). Norrut förekommer den endast på basiska klippor. Rika förekomster och fynd med sporkapslar indikerar höga naturvärden och en artrik mossbiotop.</w:t>
+      </w:r>
+      <w:r>
+        <w:rPr>
+          <w:b/>
+        </w:rPr>
+        <w:t xml:space="preserve"> </w:t>
+      </w:r>
+      <w:r>
+        <w:t xml:space="preserve">Platt fjädermossa är typisk art för </w:t>
+      </w:r>
+      <w:r>
+        <w:rPr>
+          <w:i/>
+        </w:rPr>
+        <w:t>9010 Taiga,</w:t>
+      </w:r>
+      <w:r>
+        <w:t xml:space="preserve"> </w:t>
+      </w:r>
+      <w:r>
+        <w:rPr>
+          <w:i/>
+        </w:rPr>
+        <w:t>9020 Nordlig ädellövskog, 9110 Näringsfattig bokskog, 9130 Näringsrik bokskog, 9160 Näringsrik ekskog, 9180 Ädellövskog i branter</w:t>
+      </w:r>
+      <w:r>
+        <w:t xml:space="preserve"> och</w:t>
+      </w:r>
+      <w:r>
+        <w:rPr>
+          <w:i/>
+        </w:rPr>
+        <w:t xml:space="preserve"> 9190 Näringsfattig ekskog </w:t>
+      </w:r>
+      <w:r>
+        <w:t>(Nitare &amp; Skogsstyrelsen, 2019; SLU Artdatabanken, 2025).</w:t>
+      </w:r>
+    </w:p>
+    <w:p>
+      <w:r>
+        <w:rPr>
+          <w:b/>
+        </w:rPr>
+        <w:t xml:space="preserve">Vedticka </w:t>
+      </w:r>
+      <w:r>
+        <w:t xml:space="preserve">är en bra signalart söder om den naturliga norrlandsgränsen. Den är huvudsakligen knuten till äldre barrskogar där det föreligger långvarig kontinuitet av död barrved. Vedticka är typisk art för </w:t>
+      </w:r>
+      <w:r>
+        <w:rPr>
+          <w:i/>
+        </w:rPr>
+        <w:t xml:space="preserve">9010 Taiga </w:t>
+      </w:r>
+      <w:r>
+        <w:t>(Nitare &amp; Skogsstyrelsen, 2019; SLU Artdatabanken, 2025).</w:t>
+      </w:r>
+    </w:p>
+    <w:p>
+      <w:r>
+        <w:rPr>
+          <w:b/>
+        </w:rPr>
+        <w:t xml:space="preserve">Vågbandad barkbock </w:t>
+      </w:r>
+      <w:r>
+        <w:t>är en långhorning vars larvutveckling sker under bark på nyligen döda stående barrträd, främst gran, mer undantagsvis på tall. Främst i stående träd, särskilt gamla, långsamvuxna granar med grov bark, även i grövre grenar, stubbar eller vindfällen. Arten är starkt knuten till naturskogsliknande granskogar, och gynnas av extrema torrsomrar som försvagar träden. Arten påverkas negativt av brist på kontinuitetsskog och en minskning av populationen pågår eller förväntas ske (SLU Artdatabanken, 2025).</w:t>
+      </w:r>
+    </w:p>
+    <w:p>
+      <w:r>
+        <w:rPr>
+          <w:b/>
+        </w:rPr>
+        <w:t>Spillkråka (§4)</w:t>
+      </w:r>
+      <w:r>
+        <w:t xml:space="preserve"> omfattas av bilaga 1 i EU:s fågeldirektiv och är typisk art för </w:t>
+      </w:r>
+      <w:r>
+        <w:rPr>
+          <w:i/>
+        </w:rPr>
+        <w:t xml:space="preserve">9010 Taiga </w:t>
+      </w:r>
+      <w:r>
+        <w:t>och</w:t>
+      </w:r>
+      <w:r>
+        <w:rPr>
+          <w:i/>
+        </w:rPr>
+        <w:t xml:space="preserve"> 9740 Skogsbevuxen myr</w:t>
+      </w:r>
+      <w:r>
+        <w:t>. Den behöver grova träd, främst tall, asp och bok som boträd. Skogsbruk med korta omloppstider och täta, homogena ungskogar utgör det största hotet. Spillkråka är en nyckelart i skogliga miljöer vars övergivna bohål utnyttjas av flera andra hålhäckande fågelarter och fladdermöss, däribland pärluggla (EN, §4), knipa (§4), salskrake (§4) och skogsduva (§4). Hökuggla (VU, §4) och slaguggla (§4) häckar ofta i högstubbar som brutits av i höjd med ett gammalt spillkråkebo (SLU Artdatabanken, 2026; Skogsstyrelsen, 2016).</w:t>
+      </w:r>
+    </w:p>
+    <w:p>
+      <w:r>
+        <w:rPr>
+          <w:b/>
+        </w:rPr>
+        <w:t>Tjäder (§4)</w:t>
+      </w:r>
+      <w:r>
+        <w:t xml:space="preserve"> omfattas av bilaga 1 och 2 EU:s fågeldirektiv och är typisk art för </w:t>
+      </w:r>
+      <w:r>
+        <w:rPr>
+          <w:i/>
+        </w:rPr>
+        <w:t xml:space="preserve">9010 Taiga </w:t>
+      </w:r>
+      <w:r>
+        <w:t xml:space="preserve">och </w:t>
+      </w:r>
+      <w:r>
+        <w:rPr>
+          <w:i/>
+        </w:rPr>
+        <w:t>9740 Skogsbevuxen myr</w:t>
+      </w:r>
+      <w:r>
+        <w:t>. Tjädern är en utpräglad skogsfågel knuten till större sammanhängande barrskogsområden. Tupparna och hönorna utnyttjar till viss del olika miljöer, och habitatvalet varierar dessutom mellan olika delar av året. För att det ska finnas livskraftiga tjäderbestånd krävs funktionella skogslandskap med en blandning av uppvuxen, gles och luckig skog, täta sumpskogar, myrar och andra små våtmarker. Arten försvinner när skogen fragmenteras och den sammanlagda arealen hyggen och andra öppna områden blir för stor. Ett småskaligt och försiktigt virkesuttag genom hyggesfria metoder kan i vissa fall vara möjligt i området inom 200 m från lekcentrum. Längre ut från lekcentrum, inom 200–500 m bör den avverkade ytan inte överskrida 1 hektar för att undvika alltför stora och snabba förändringar (Skogsstyrelsen, 2019; SLU Artdatabanken, 2024).</w:t>
+      </w:r>
+    </w:p>
+    <w:p>
+      <w:pPr>
+        <w:pStyle w:val="Heading1"/>
+      </w:pPr>
+      <w:r>
+        <w:t>EU:s fågeldirektiv</w:t>
+      </w:r>
+    </w:p>
+    <w:p>
+      <w:r>
+        <w:t xml:space="preserve">Europeiska unionens medlemsländer är skyldiga att agera i enlighet med EU:s fågeldirektiv där det uttryckligen står att direktivet gäller för fåglar samt för deras ägg, bon och </w:t>
       </w:r>
       <w:r>
         <w:rPr>
@@ -129,493 +598,6 @@
       </w:r>
       <w:r>
         <w:t>(artikel 1). Vidare att de åtgärder som vidtas inte får leda till en försämring av den nuvarande situationen beträffande bevarandet av de fågelarter som avses i artikel 1 (artikel 13). Fågeldirektivet är styrande för tillsynsansvariga myndigheters ärendehantering, ställningstaganden och beslutsfattande.</w:t>
-      </w:r>
-    </w:p>
-    <w:p>
-      <w:r>
-        <w:rPr>
-          <w:b/>
-        </w:rPr>
-        <w:t>Spillkråka (§4)</w:t>
-      </w:r>
-      <w:r>
-        <w:t xml:space="preserve"> omfattas av bilaga 1 i EU:s fågeldirektiv och är typisk art för </w:t>
-      </w:r>
-      <w:r>
-        <w:rPr>
-          <w:i/>
-        </w:rPr>
-        <w:t xml:space="preserve">9010 Taiga </w:t>
-      </w:r>
-      <w:r>
-        <w:t>och</w:t>
-      </w:r>
-      <w:r>
-        <w:rPr>
-          <w:i/>
-        </w:rPr>
-        <w:t xml:space="preserve"> 9740 Skogsbevuxen myr</w:t>
-      </w:r>
-      <w:r>
-        <w:t>. Den behöver grova träd, främst tall, asp och bok som boträd. Skogsbruk med korta omloppstider och täta, homogena ungskogar utgör det största hotet. Spillkråka är en nyckelart i skogliga miljöer vars övergivna bohål utnyttjas av flera andra hålhäckande fågelarter och fladdermöss, däribland pärluggla (EN, §4), knipa (§4), salskrake (§4) och skogsduva (§4). Hökuggla (VU, §4) och slaguggla (§4) häckar ofta i högstubbar som brutits av i höjd med ett gammalt spillkråkebo (SLU Artdatabanken, 2026; Skogsstyrelsen, 2016).</w:t>
-      </w:r>
-    </w:p>
-    <w:p>
-      <w:r>
-        <w:rPr>
-          <w:b/>
-        </w:rPr>
-        <w:t>Tjäder (§4)</w:t>
-      </w:r>
-      <w:r>
-        <w:t xml:space="preserve"> omfattas av bilaga 1 och 2 EU:s fågeldirektiv och är typisk art för </w:t>
-      </w:r>
-      <w:r>
-        <w:rPr>
-          <w:i/>
-        </w:rPr>
-        <w:t xml:space="preserve">9010 Taiga </w:t>
-      </w:r>
-      <w:r>
-        <w:t xml:space="preserve">och </w:t>
-      </w:r>
-      <w:r>
-        <w:rPr>
-          <w:i/>
-        </w:rPr>
-        <w:t>9740 Skogsbevuxen myr</w:t>
-      </w:r>
-      <w:r>
-        <w:t>. Tjädern är en utpräglad skogsfågel knuten till större sammanhängande barrskogsområden. Tupparna och hönorna utnyttjar till viss del olika miljöer, och habitatvalet varierar dessutom mellan olika delar av året. För att det ska finnas livskraftiga tjäderbestånd krävs funktionella skogslandskap med en blandning av uppvuxen, gles och luckig skog, täta sumpskogar, myrar och andra små våtmarker. Arten försvinner när skogen fragmenteras och den sammanlagda arealen hyggen och andra öppna områden blir för stor. Ett småskaligt och försiktigt virkesuttag genom hyggesfria metoder kan i vissa fall vara möjligt i området inom 200 m från lekcentrum. Längre ut från lekcentrum, inom 200–500 m bör den avverkade ytan inte överskrida 1 hektar för att undvika alltför stora och snabba förändringar (Skogsstyrelsen, 2019; SLU Artdatabanken, 2024).</w:t>
-      </w:r>
-    </w:p>
-    <w:p>
-      <w:r>
-        <w:t>I BILAGA 1 finns mer detaljerad information om ekologi samt krav på livsmiljö hos fridlysta arter.</w:t>
-      </w:r>
-    </w:p>
-    <w:p>
-      <w:pPr>
-        <w:pStyle w:val="Heading2"/>
-      </w:pPr>
-      <w:r>
-        <w:t>Övriga naturvårdsarter</w:t>
-      </w:r>
-    </w:p>
-    <w:p>
-      <w:r>
-        <w:rPr>
-          <w:b/>
-        </w:rPr>
-        <w:t xml:space="preserve">Björksplintborre </w:t>
-      </w:r>
-      <w:r>
-        <w:t>är en skalbagge vars larvutveckling sker i bark på nyligen döda björkar, både stående träd och vindfällen. En prydlig rad med runda ventilationshål i barken ovanför modergången är synnerligen karaktäristiskt. Arten är knuten till lövrika blandskogar med en hög andel gamla träd, och starkt gynnad av naturliga störningar som torka, översvämningar, brand och stormfällningar. Talrika gnagspår kan tyda på biotoper med höga naturvärden, exempelvis för ovanliga hackspettar och andra, mer sällsynta vedinsekter. Larverna är omtyckt hackspettsföda (SLU Artdatabanken, 2025).</w:t>
-      </w:r>
-    </w:p>
-    <w:p>
-      <w:r>
-        <w:rPr>
-          <w:b/>
-        </w:rPr>
-        <w:t xml:space="preserve">Blåmossa </w:t>
-      </w:r>
-      <w:r>
-        <w:t xml:space="preserve">har karaktäristiska kuddar som är lätta att se på långt håll. Mycket stora kuddar, större än 0,5 meter i höjd, indikerar höga naturvärden där skogen har en lång period av orördhet oh stabila miljöförhållanden. Mossan växer under gynnsamma omständigheter cirka 1 centimeter per år och stora kuddar kan därför indirekt visa att lokalen varit lämplig under en lång tid. Blåmossa är typisk art för </w:t>
-      </w:r>
-      <w:r>
-        <w:rPr>
-          <w:i/>
-        </w:rPr>
-        <w:t>9010 Taiga, 9080 Lövsumpskog</w:t>
-      </w:r>
-      <w:r>
-        <w:t xml:space="preserve"> och </w:t>
-      </w:r>
-      <w:r>
-        <w:rPr>
-          <w:i/>
-        </w:rPr>
-        <w:t>9750 Svämlövskog</w:t>
-      </w:r>
-      <w:r>
-        <w:t xml:space="preserve"> (SLU Artdatabanken, 2025; Nitare &amp; Skogsstyrelsen, 2019).</w:t>
-      </w:r>
-    </w:p>
-    <w:p>
-      <w:r>
-        <w:rPr>
-          <w:b/>
-        </w:rPr>
-        <w:t xml:space="preserve">Blåsfliksmossa </w:t>
-      </w:r>
-      <w:r>
-        <w:t xml:space="preserve">växer i skuggiga och fuktiga miljöer på klippor och stenar av såväl grönsten som silikat, till exempel intill naturliga skogsbäckar, i raviner och bergbranter. Den signalerar höga naturvärden främst i östra och norra Sverige och indikerar miljöer med jämn och hög luftfuktighet och ett basiskt underlag. Artens lokaler har ofta hög artrikedom. Blåsfliksmossa är typisk art för </w:t>
-      </w:r>
-      <w:r>
-        <w:rPr>
-          <w:i/>
-        </w:rPr>
-        <w:t>9080 Lövsumpskog</w:t>
-      </w:r>
-      <w:r>
-        <w:t xml:space="preserve"> (SLU Artdatabanken, 2025; Nitare &amp; Skogsstyrelsen, 2019).</w:t>
-      </w:r>
-    </w:p>
-    <w:p>
-      <w:r>
-        <w:rPr>
-          <w:b/>
-        </w:rPr>
-        <w:t>Bronshjon</w:t>
-      </w:r>
-      <w:r>
-        <w:t xml:space="preserve"> är en skalbagge vars larvutveckling sker under grov bark på stammar av döda eller döende barrträd, främst gran, i mindre omfattning tall. Arten är knuten till äldre, naturskogslik granskog med inslag av torkande träd. Bronshjon är typisk art för </w:t>
-      </w:r>
-      <w:r>
-        <w:rPr>
-          <w:i/>
-        </w:rPr>
-        <w:t>9010 Taiga</w:t>
-      </w:r>
-      <w:r>
-        <w:t xml:space="preserve"> (SLU Artdatabanken, 2025).</w:t>
-      </w:r>
-    </w:p>
-    <w:p>
-      <w:r>
-        <w:rPr>
-          <w:b/>
-        </w:rPr>
-        <w:t>Brunpudrad nållav (NT)</w:t>
-      </w:r>
-      <w:r>
-        <w:t xml:space="preserve"> är beroende av hög, jämn luftfuktighet och kan påträffas i fuktiga skogar av naturskogskaraktär, ofta i sumpgranskog eller andra sumpskogar. Arten är placerad högst upp i Skogsstyrelsens värdepyramid för bedömning av skog med höga naturvärden och förekomster bör undantas från skogsbruksåtgärder. Brunpudrad nållav är typisk art för </w:t>
-      </w:r>
-      <w:r>
-        <w:rPr>
-          <w:i/>
-        </w:rPr>
-        <w:t>9010 Taiga</w:t>
-      </w:r>
-      <w:r>
-        <w:t xml:space="preserve"> (SLU Artdatabanken, 2024; Nitare &amp; Skogsstyrelsen, 2019).</w:t>
-      </w:r>
-    </w:p>
-    <w:p>
-      <w:r>
-        <w:rPr>
-          <w:b/>
-        </w:rPr>
-        <w:t>Dropptaggsvamp (NT)</w:t>
-      </w:r>
-      <w:r>
-        <w:t xml:space="preserve"> bildar mykorrhiza med tall, främst i barrskog med trädkontinuitet, i magra, torra och ljusöppna lavtallskogar och i barrblandskogar med friskmossor och lingon i fältskiktet. Den totala populationen i landet har minskat och bedöms fortsätta minska till följd av slutavverkningar av tallskog. Det är högst oklart om arten långsiktigt kan etablera och reproducera sig i skogsbestånd som brukas med trakthyggesmetoder, markberedning, gödsling eller föryngring med förädlat plantmaterial. Uppfyller kriterierna för att bli rödlistad på grund av ny kunskap som visar att en större andel av populationen än tidigare bedömt är knuten till kontinuitetsbarrskog. Minskningstakten för den svenska populationen bedöms vara nära gränsvärdet för Sårbar (VU). Dropptaggsvamp är typisk art för </w:t>
-      </w:r>
-      <w:r>
-        <w:rPr>
-          <w:i/>
-        </w:rPr>
-        <w:t xml:space="preserve">9010 Taiga </w:t>
-      </w:r>
-      <w:r>
-        <w:t>(SLU Artdatabanken, 2026).</w:t>
-      </w:r>
-    </w:p>
-    <w:p>
-      <w:r>
-        <w:rPr>
-          <w:b/>
-        </w:rPr>
-        <w:t>Gransotdyna (NT)</w:t>
-      </w:r>
-      <w:r>
-        <w:t xml:space="preserve"> är en nedbrytare på grova, murkna, ofta barklösa stubbar och liggande stammar av gran, sällan även av bok. Den kräver tillgång till lågor och stubbar i frisk till fuktig miljö och är helt bunden till skogsbestånd med hög bonitet. Gransotdyna hotas av det intensiva utnyttjandet av granskogar med hög bonitet. Arten förekommer främst i de sydliga delarna av landet där bristen på äldre skog är mest påtaglig. Alla lokaler för arten måste undantas från rationellt skogsbruk och tillgången på död ved av grova dimensioner måste säkerställas. Fler områden med äldre granskog måste skyddas i södra Sverige (SLU Artdatabanken, 2024).</w:t>
-      </w:r>
-    </w:p>
-    <w:p>
-      <w:r>
-        <w:rPr>
-          <w:b/>
-        </w:rPr>
-        <w:t xml:space="preserve">Kattfotslav (NT) </w:t>
-      </w:r>
-      <w:r>
-        <w:t xml:space="preserve">är en mycket god signalart i hela sitt svenska utbredningsområde och skogsbestånd med kattfotslav är alltid värdefulla ur naturvårdssynpunkt. Arten indikerar dels ett mikroklimat med konstant hög luftfuktighet, dels kontinuitet av äldre träd och god trädslutenhet. Trots att den är vanligare i sydvästra Sverige växer den enbart i skogsbestånd med höga naturvärden. Den är känslig för skogliga ingrepp som kan förändra lokal- och mikroklimat. Kattfotslav är typisk art för </w:t>
-      </w:r>
-      <w:r>
-        <w:rPr>
-          <w:i/>
-        </w:rPr>
-        <w:t xml:space="preserve">9010 Taiga, 9160 Näringsrik ekskog </w:t>
-      </w:r>
-      <w:r>
-        <w:t>och</w:t>
-      </w:r>
-      <w:r>
-        <w:rPr>
-          <w:i/>
-        </w:rPr>
-        <w:t xml:space="preserve"> 9190 Näringsfattig ekskog</w:t>
-      </w:r>
-      <w:r>
-        <w:t xml:space="preserve"> (Nitare &amp; Skogsstyrelsen, 2019; SLU Artdatabanken, 2026).</w:t>
-      </w:r>
-    </w:p>
-    <w:p>
-      <w:r>
-        <w:rPr>
-          <w:b/>
-        </w:rPr>
-        <w:t xml:space="preserve">Kornig nållav </w:t>
-      </w:r>
-      <w:r>
-        <w:t xml:space="preserve">förekommer i skuggiga miljöer med hög luftfuktighet och påträffas främst i gamla skogar eller på gamla träd. Den signalerar höga naturvärden och på lokalerna finns ofta flera ovanliga och rödlistade arter. Kornig nållav är typisk art för </w:t>
-      </w:r>
-      <w:r>
-        <w:rPr>
-          <w:i/>
-        </w:rPr>
-        <w:t xml:space="preserve">9110 Näringsfattig bokskog </w:t>
-      </w:r>
-      <w:r>
-        <w:t>och</w:t>
-      </w:r>
-      <w:r>
-        <w:rPr>
-          <w:i/>
-        </w:rPr>
-        <w:t xml:space="preserve"> 9130 Näringsrik bokskog</w:t>
-      </w:r>
-      <w:r>
-        <w:t xml:space="preserve"> (SLU Artdatabanken, 2024; Nitare &amp; Skogsstyrelsen, 2019).</w:t>
-      </w:r>
-    </w:p>
-    <w:p>
-      <w:r>
-        <w:rPr>
-          <w:b/>
-        </w:rPr>
-        <w:t>Kornknutmossa</w:t>
-      </w:r>
-      <w:r>
-        <w:t xml:space="preserve"> växer främst på grova lågor i sumpskog och myrkanter och indikerar miljöer med rik och jämn tillgång på fuktigt liggande ved. En typisk växtplats i södra Sverige är naturskogsartad gransumpskog. Samtliga skogsskötselåtgärder på eller i omedelbar närhet av lokalerna utgör ett hot. Fragmenteringen av skogslandskapet liksom minskad mängd död ved är ett långsiktigt hot mot denna art. Kornknutmossa är typisk art för </w:t>
-      </w:r>
-      <w:r>
-        <w:rPr>
-          <w:i/>
-        </w:rPr>
-        <w:t xml:space="preserve">9010 Taiga </w:t>
-      </w:r>
-      <w:r>
-        <w:t>och</w:t>
-      </w:r>
-      <w:r>
-        <w:rPr>
-          <w:i/>
-        </w:rPr>
-        <w:t xml:space="preserve"> 9740 Skogsbevuxen myr</w:t>
-      </w:r>
-      <w:r>
-        <w:t xml:space="preserve"> (SLU Artdatabanken, 2024; Nitare &amp; Skogsstyrelsen, 2019).</w:t>
-      </w:r>
-    </w:p>
-    <w:p>
-      <w:r>
-        <w:rPr>
-          <w:b/>
-        </w:rPr>
-        <w:t>Mindre märgborre</w:t>
-      </w:r>
-      <w:r>
-        <w:t xml:space="preserve"> är en signalart för tallskog med höga naturvärden och betraktas tillsammans med skarptandad barkborre som nyckelarter för ett antal sällsynta åtgärdsprogramsarter som är beroende av deras gångsystem. Bland dessa kan nämnas avlång barkborre (VU), </w:t>
-      </w:r>
-      <w:r>
-        <w:rPr>
-          <w:i/>
-        </w:rPr>
-        <w:t>Corticeus longulus</w:t>
-      </w:r>
-      <w:r>
-        <w:t xml:space="preserve"> (VU), tallgångbagge (VU), cholodkovskys bastborre (NT) och tallbarksvartbagge (NT). Den mindre märgborrens måsvingeliknande gnaggångar är lätta att känna igen och hittas ofta på grova tallgrenar på marken. Rika förekomster av främst mindre märgborre men även skarptandad barkborre är en signal för artrikedom och inventeringar har visat att det är i skogar med en naturlig självgallring som det skapas förutsättningar för dessa arter samt de efterföljande åtgärdsprogramsarterna. Tallskogar med stark förekomst av mindre märgborre och skarptandad barkborre bör avsättas som reservat. Generellt bör hänsyn tas vid slutavverkning av talldominerad skog så att avverkningsrester som gren- och toppdelar lämnas. Mindre märgborre är typisk art för </w:t>
-      </w:r>
-      <w:r>
-        <w:rPr>
-          <w:i/>
-        </w:rPr>
-        <w:t>9060 Åsbarrskog</w:t>
-      </w:r>
-      <w:r>
-        <w:t xml:space="preserve"> (SLU Artdatabanken, 2026; Pettersson, 2014; Hedgren, 2012; Gunnarsson m fl., 1999).</w:t>
-      </w:r>
-    </w:p>
-    <w:p>
-      <w:r>
-        <w:rPr>
-          <w:b/>
-        </w:rPr>
-        <w:t>Nordtagging (NT)</w:t>
-      </w:r>
-      <w:r>
-        <w:t xml:space="preserve"> växer främst på tallågor av grövre dimensioner och påträffas huvudsakligen i äldre skog som inte kalavverkats. Nordtaggingen missgynnas av att områden med äldre tallskog har minskat starkt. Bekämpning av skogsbränder, samtidigt som skogsbruket omvandlar naturligt glesa tallbestånd till likartade och betydligt tätare bestånd, har missgynnat arten. Bristen på gamla tallågor utgör på sikt ett allvarligt hot och återskapandet av lämpliga biotoper tar mycket lång tid. Områden med olikåldriga bestånd av tall och med stort inslag av äldre träd bör undantas från skoglig produktion (SLU Artdatabanken, 2024).</w:t>
-      </w:r>
-    </w:p>
-    <w:p>
-      <w:r>
-        <w:rPr>
-          <w:b/>
-        </w:rPr>
-        <w:t xml:space="preserve">Platt fjädermossa </w:t>
-      </w:r>
-      <w:r>
-        <w:t>växer på såväl trädstammar (särskilt bok och andra ädla lövträd) som klippor (helst basiska bergarter). Norrut förekommer den endast på basiska klippor. Rika förekomster och fynd med sporkapslar indikerar höga naturvärden och en artrik mossbiotop.</w:t>
-      </w:r>
-      <w:r>
-        <w:rPr>
-          <w:b/>
-        </w:rPr>
-        <w:t xml:space="preserve"> </w:t>
-      </w:r>
-      <w:r>
-        <w:t xml:space="preserve">Platt fjädermossa är typisk art för </w:t>
-      </w:r>
-      <w:r>
-        <w:rPr>
-          <w:i/>
-        </w:rPr>
-        <w:t>9010 Taiga,</w:t>
-      </w:r>
-      <w:r>
-        <w:t xml:space="preserve"> </w:t>
-      </w:r>
-      <w:r>
-        <w:rPr>
-          <w:i/>
-        </w:rPr>
-        <w:t>9020 Nordlig ädellövskog, 9110 Näringsfattig bokskog, 9130 Näringsrik bokskog, 9160 Näringsrik ekskog, 9180 Ädellövskog i branter</w:t>
-      </w:r>
-      <w:r>
-        <w:t xml:space="preserve"> och</w:t>
-      </w:r>
-      <w:r>
-        <w:rPr>
-          <w:i/>
-        </w:rPr>
-        <w:t xml:space="preserve"> 9190 Näringsfattig ekskog </w:t>
-      </w:r>
-      <w:r>
-        <w:t>(Nitare &amp; Skogsstyrelsen, 2019; SLU Artdatabanken, 2025).</w:t>
-      </w:r>
-    </w:p>
-    <w:p>
-      <w:r>
-        <w:rPr>
-          <w:b/>
-        </w:rPr>
-        <w:t>Stubbtrådmossa (NT)</w:t>
-      </w:r>
-      <w:r>
-        <w:t xml:space="preserve"> är en bladlevermossa som växer uteslutande på murken ved gärna tillsammans med vedsäckmossa (VU) i fuktig barrskog och arten har sin tyngdpunkt i södra och mellersta Sverige. Genom att arten inte klarar kalavverkning, till stor del fortfarande finns mest i produktionsskog med lång trädkontinuitet gör avverkningar av denna typ av skog att artens population kommer att fortsätta att minska. Alla skogsskötselåtgärder på eller i omedelbar närhet av artens lokaler utgör ett hot. Aktuella lokaler bör undantas från rationell skogsskötsel. För att klara arten på sikt måste mängden död ved i landets granskogar öka väsentligt (SLU Artdatabanken, 2026).</w:t>
-      </w:r>
-    </w:p>
-    <w:p>
-      <w:r>
-        <w:rPr>
-          <w:b/>
-        </w:rPr>
-        <w:t xml:space="preserve">Tallticka (NT) </w:t>
-      </w:r>
-      <w:r>
-        <w:t xml:space="preserve">uppträder först på tallar som är 100–150 år gamla men är vanligast på träd som är runt 150–200 år eller äldre. I skogslandskapet är den främst knuten till tallnaturskogar och restbiotoper med biologiskt gamla träd och signalerar vanligtvis skyddsvärda tallbestånd med höga naturvärden. Tallticka är typisk art för </w:t>
-      </w:r>
-      <w:r>
-        <w:rPr>
-          <w:i/>
-        </w:rPr>
-        <w:t xml:space="preserve">9010 Taiga </w:t>
-      </w:r>
-      <w:r>
-        <w:t xml:space="preserve">och </w:t>
-      </w:r>
-      <w:r>
-        <w:rPr>
-          <w:i/>
-        </w:rPr>
-        <w:t>9060 Åsbarrskog</w:t>
-      </w:r>
-      <w:r>
-        <w:t xml:space="preserve"> (SLU Artdatabanken, 2023; Nitare &amp; Skogsstyrelsen, 2019).</w:t>
-      </w:r>
-    </w:p>
-    <w:p>
-      <w:r>
-        <w:rPr>
-          <w:b/>
-        </w:rPr>
-        <w:t>Vedskivlav (NT)</w:t>
-      </w:r>
-      <w:r>
-        <w:t xml:space="preserve"> växer på gammal, torr, exponerad, hård kärnved av framförallt tall i naturskogsartade bestånd. Avverkning av tallskog av naturskogskaraktär med spår av återkommande bränder är ett hot. Mängden lämplig ved att växa på för vedskivlav minskar, dels på grund av naturlig nedbrytning men framförallt på grund av att de förstörs i samband med slutavverkningar, gallringar och markberedning. Tall- och blandbarrskogar av naturskogskaraktär med spår av återkommande bränder bör skyddas. Vedskivlav är typisk art för </w:t>
-      </w:r>
-      <w:r>
-        <w:rPr>
-          <w:i/>
-        </w:rPr>
-        <w:t>9010 Taiga</w:t>
-      </w:r>
-      <w:r>
-        <w:t xml:space="preserve"> (SLU Artdatabanken, 2024).</w:t>
-      </w:r>
-    </w:p>
-    <w:p>
-      <w:r>
-        <w:rPr>
-          <w:b/>
-        </w:rPr>
-        <w:t xml:space="preserve">Vedticka </w:t>
-      </w:r>
-      <w:r>
-        <w:t xml:space="preserve">är en bra signalart söder om den naturliga norrlandsgränsen. Den är huvudsakligen knuten till äldre barrskogar där det föreligger långvarig kontinuitet av död barrved. Vedticka är typisk art för </w:t>
-      </w:r>
-      <w:r>
-        <w:rPr>
-          <w:i/>
-        </w:rPr>
-        <w:t xml:space="preserve">9010 Taiga </w:t>
-      </w:r>
-      <w:r>
-        <w:t>(Nitare &amp; Skogsstyrelsen, 2019; SLU Artdatabanken, 2025).</w:t>
-      </w:r>
-    </w:p>
-    <w:p>
-      <w:r>
-        <w:rPr>
-          <w:b/>
-        </w:rPr>
-        <w:t xml:space="preserve">Vedtrappmossa (NT) </w:t>
-      </w:r>
-      <w:r>
-        <w:t xml:space="preserve">växer på död ved, främst i gammal granskog. Den förekommer knappast alls i fjällnära barrskogar utan finns i skogslandskapet nedom fjällen och framför allt i landets södra delar är den en mycket bra signalart för barrnaturskog med höga naturvärden. Skogsavverkning och brist på grov död ved i skogen är de allvarligaste hoten och den överlever inte kalhyggesbruk. Lokaler med sluten granskog, tillräckligt stora för att säkerställa ett kontinuerligt tillskott på grova lågor, bör undantas från storskaligt skogsbruk. Vedtrappmossa är typisk art för </w:t>
-      </w:r>
-      <w:r>
-        <w:rPr>
-          <w:i/>
-        </w:rPr>
-        <w:t>9010 Taiga</w:t>
-      </w:r>
-      <w:r>
-        <w:t xml:space="preserve"> (SLU Artdatabanken, 2024).</w:t>
-      </w:r>
-    </w:p>
-    <w:p>
-      <w:r>
-        <w:rPr>
-          <w:b/>
-        </w:rPr>
-        <w:t xml:space="preserve">Vågbandad barkbock </w:t>
-      </w:r>
-      <w:r>
-        <w:t>är en långhorning vars larvutveckling sker under bark på nyligen döda stående barrträd, främst gran, mer undantagsvis på tall. Främst i stående träd, särskilt gamla, långsamvuxna granar med grov bark, även i grövre grenar, stubbar eller vindfällen. Arten är starkt knuten till naturskogsliknande granskogar, och gynnas av extrema torrsomrar som försvagar träden. Arten påverkas negativt av brist på kontinuitetsskog och en minskning av populationen pågår eller förväntas ske (SLU Artdatabanken, 2025).</w:t>
       </w:r>
     </w:p>
     <w:p>
@@ -1416,7 +1398,7 @@
     <w:r>
       <w:tab/>
       <w:tab/>
-      <w:t>2026-06-20</w:t>
+      <w:t>2026-06-21</w:t>
       <w:br/>
       <w:br/>
     </w:r>

--- a/tillsyn/A 22139-2026 tillsynsbegäran.docx
+++ b/tillsyn/A 22139-2026 tillsynsbegäran.docx
@@ -1398,7 +1398,7 @@
     <w:r>
       <w:tab/>
       <w:tab/>
-      <w:t>2026-06-21</w:t>
+      <w:t>2026-06-22</w:t>
       <w:br/>
       <w:br/>
     </w:r>

--- a/tillsyn/A 22139-2026 tillsynsbegäran.docx
+++ b/tillsyn/A 22139-2026 tillsynsbegäran.docx
@@ -1398,7 +1398,7 @@
     <w:r>
       <w:tab/>
       <w:tab/>
-      <w:t>2026-06-22</w:t>
+      <w:t>2026-06-23</w:t>
       <w:br/>
       <w:br/>
     </w:r>

--- a/tillsyn/A 22139-2026 tillsynsbegäran.docx
+++ b/tillsyn/A 22139-2026 tillsynsbegäran.docx
@@ -1398,7 +1398,7 @@
     <w:r>
       <w:tab/>
       <w:tab/>
-      <w:t>2026-06-23</w:t>
+      <w:t>2026-06-24</w:t>
       <w:br/>
       <w:br/>
     </w:r>

--- a/tillsyn/A 22139-2026 tillsynsbegäran.docx
+++ b/tillsyn/A 22139-2026 tillsynsbegäran.docx
@@ -1398,7 +1398,7 @@
     <w:r>
       <w:tab/>
       <w:tab/>
-      <w:t>2026-06-24</w:t>
+      <w:t>2026-06-25</w:t>
       <w:br/>
       <w:br/>
     </w:r>

--- a/tillsyn/A 22139-2026 tillsynsbegäran.docx
+++ b/tillsyn/A 22139-2026 tillsynsbegäran.docx
@@ -1398,7 +1398,7 @@
     <w:r>
       <w:tab/>
       <w:tab/>
-      <w:t>2026-06-25</w:t>
+      <w:t>2026-06-26</w:t>
       <w:br/>
       <w:br/>
     </w:r>

--- a/tillsyn/A 22139-2026 tillsynsbegäran.docx
+++ b/tillsyn/A 22139-2026 tillsynsbegäran.docx
@@ -1398,7 +1398,7 @@
     <w:r>
       <w:tab/>
       <w:tab/>
-      <w:t>2026-06-26</w:t>
+      <w:t>2026-06-27</w:t>
       <w:br/>
       <w:br/>
     </w:r>

--- a/tillsyn/A 22139-2026 tillsynsbegäran.docx
+++ b/tillsyn/A 22139-2026 tillsynsbegäran.docx
@@ -1398,7 +1398,7 @@
     <w:r>
       <w:tab/>
       <w:tab/>
-      <w:t>2026-06-27</w:t>
+      <w:t>2026-06-28</w:t>
       <w:br/>
       <w:br/>
     </w:r>

--- a/tillsyn/A 22139-2026 tillsynsbegäran.docx
+++ b/tillsyn/A 22139-2026 tillsynsbegäran.docx
@@ -1398,7 +1398,7 @@
     <w:r>
       <w:tab/>
       <w:tab/>
-      <w:t>2026-06-28</w:t>
+      <w:t>2026-06-29</w:t>
       <w:br/>
       <w:br/>
     </w:r>

--- a/tillsyn/A 22139-2026 tillsynsbegäran.docx
+++ b/tillsyn/A 22139-2026 tillsynsbegäran.docx
@@ -1398,7 +1398,7 @@
     <w:r>
       <w:tab/>
       <w:tab/>
-      <w:t>2026-06-29</w:t>
+      <w:t>2026-06-30</w:t>
       <w:br/>
       <w:br/>
     </w:r>

--- a/tillsyn/A 22139-2026 tillsynsbegäran.docx
+++ b/tillsyn/A 22139-2026 tillsynsbegäran.docx
@@ -1398,7 +1398,7 @@
     <w:r>
       <w:tab/>
       <w:tab/>
-      <w:t>2026-06-30</w:t>
+      <w:t>2026-07-01</w:t>
       <w:br/>
       <w:br/>
     </w:r>

--- a/tillsyn/A 22139-2026 tillsynsbegäran.docx
+++ b/tillsyn/A 22139-2026 tillsynsbegäran.docx
@@ -1398,7 +1398,7 @@
     <w:r>
       <w:tab/>
       <w:tab/>
-      <w:t>2026-07-01</w:t>
+      <w:t>2026-07-02</w:t>
       <w:br/>
       <w:br/>
     </w:r>

--- a/tillsyn/A 22139-2026 tillsynsbegäran.docx
+++ b/tillsyn/A 22139-2026 tillsynsbegäran.docx
@@ -1398,7 +1398,7 @@
     <w:r>
       <w:tab/>
       <w:tab/>
-      <w:t>2026-07-13</w:t>
+      <w:t>2026-07-14</w:t>
       <w:br/>
       <w:br/>
     </w:r>

--- a/tillsyn/A 22139-2026 tillsynsbegäran.docx
+++ b/tillsyn/A 22139-2026 tillsynsbegäran.docx
@@ -1398,7 +1398,7 @@
     <w:r>
       <w:tab/>
       <w:tab/>
-      <w:t>2026-07-14</w:t>
+      <w:t>2026-07-15</w:t>
       <w:br/>
       <w:br/>
     </w:r>

--- a/tillsyn/A 22139-2026 tillsynsbegäran.docx
+++ b/tillsyn/A 22139-2026 tillsynsbegäran.docx
@@ -1398,7 +1398,7 @@
     <w:r>
       <w:tab/>
       <w:tab/>
-      <w:t>2026-07-15</w:t>
+      <w:t>2026-07-16</w:t>
       <w:br/>
       <w:br/>
     </w:r>

--- a/tillsyn/A 22139-2026 tillsynsbegäran.docx
+++ b/tillsyn/A 22139-2026 tillsynsbegäran.docx
@@ -1398,7 +1398,7 @@
     <w:r>
       <w:tab/>
       <w:tab/>
-      <w:t>2026-07-16</w:t>
+      <w:t>2026-07-17</w:t>
       <w:br/>
       <w:br/>
     </w:r>

--- a/tillsyn/A 22139-2026 tillsynsbegäran.docx
+++ b/tillsyn/A 22139-2026 tillsynsbegäran.docx
@@ -1398,7 +1398,7 @@
     <w:r>
       <w:tab/>
       <w:tab/>
-      <w:t>2026-07-17</w:t>
+      <w:t>2026-07-18</w:t>
       <w:br/>
       <w:br/>
     </w:r>

--- a/tillsyn/A 22139-2026 tillsynsbegäran.docx
+++ b/tillsyn/A 22139-2026 tillsynsbegäran.docx
@@ -1398,7 +1398,7 @@
     <w:r>
       <w:tab/>
       <w:tab/>
-      <w:t>2026-07-18</w:t>
+      <w:t>2026-07-19</w:t>
       <w:br/>
       <w:br/>
     </w:r>

--- a/tillsyn/A 22139-2026 tillsynsbegäran.docx
+++ b/tillsyn/A 22139-2026 tillsynsbegäran.docx
@@ -1398,7 +1398,7 @@
     <w:r>
       <w:tab/>
       <w:tab/>
-      <w:t>2026-07-19</w:t>
+      <w:t>2026-07-20</w:t>
       <w:br/>
       <w:br/>
     </w:r>

--- a/tillsyn/A 22139-2026 tillsynsbegäran.docx
+++ b/tillsyn/A 22139-2026 tillsynsbegäran.docx
@@ -1398,7 +1398,7 @@
     <w:r>
       <w:tab/>
       <w:tab/>
-      <w:t>2026-07-20</w:t>
+      <w:t>2026-07-21</w:t>
       <w:br/>
       <w:br/>
     </w:r>

--- a/tillsyn/A 22139-2026 tillsynsbegäran.docx
+++ b/tillsyn/A 22139-2026 tillsynsbegäran.docx
@@ -1398,7 +1398,7 @@
     <w:r>
       <w:tab/>
       <w:tab/>
-      <w:t>2026-07-21</w:t>
+      <w:t>2026-07-22</w:t>
       <w:br/>
       <w:br/>
     </w:r>

--- a/tillsyn/A 22139-2026 tillsynsbegäran.docx
+++ b/tillsyn/A 22139-2026 tillsynsbegäran.docx
@@ -1398,7 +1398,7 @@
     <w:r>
       <w:tab/>
       <w:tab/>
-      <w:t>2026-07-22</w:t>
+      <w:t>2026-07-23</w:t>
       <w:br/>
       <w:br/>
     </w:r>

--- a/tillsyn/A 22139-2026 tillsynsbegäran.docx
+++ b/tillsyn/A 22139-2026 tillsynsbegäran.docx
@@ -1398,7 +1398,7 @@
     <w:r>
       <w:tab/>
       <w:tab/>
-      <w:t>2026-07-23</w:t>
+      <w:t>2026-07-24</w:t>
       <w:br/>
       <w:br/>
     </w:r>

--- a/tillsyn/A 22139-2026 tillsynsbegäran.docx
+++ b/tillsyn/A 22139-2026 tillsynsbegäran.docx
@@ -1398,7 +1398,7 @@
     <w:r>
       <w:tab/>
       <w:tab/>
-      <w:t>2026-07-24</w:t>
+      <w:t>2026-07-25</w:t>
       <w:br/>
       <w:br/>
     </w:r>

--- a/tillsyn/A 22139-2026 tillsynsbegäran.docx
+++ b/tillsyn/A 22139-2026 tillsynsbegäran.docx
@@ -1398,7 +1398,7 @@
     <w:r>
       <w:tab/>
       <w:tab/>
-      <w:t>2026-07-25</w:t>
+      <w:t>2026-07-26</w:t>
       <w:br/>
       <w:br/>
     </w:r>

--- a/tillsyn/A 22139-2026 tillsynsbegäran.docx
+++ b/tillsyn/A 22139-2026 tillsynsbegäran.docx
@@ -1398,7 +1398,7 @@
     <w:r>
       <w:tab/>
       <w:tab/>
-      <w:t>2026-07-26</w:t>
+      <w:t>2026-07-27</w:t>
       <w:br/>
       <w:br/>
     </w:r>

--- a/tillsyn/A 22139-2026 tillsynsbegäran.docx
+++ b/tillsyn/A 22139-2026 tillsynsbegäran.docx
@@ -1398,7 +1398,7 @@
     <w:r>
       <w:tab/>
       <w:tab/>
-      <w:t>2026-07-27</w:t>
+      <w:t>2026-07-28</w:t>
       <w:br/>
       <w:br/>
     </w:r>

--- a/tillsyn/A 22139-2026 tillsynsbegäran.docx
+++ b/tillsyn/A 22139-2026 tillsynsbegäran.docx
@@ -1398,7 +1398,7 @@
     <w:r>
       <w:tab/>
       <w:tab/>
-      <w:t>2026-07-28</w:t>
+      <w:t>2026-07-29</w:t>
       <w:br/>
       <w:br/>
     </w:r>

--- a/tillsyn/A 22139-2026 tillsynsbegäran.docx
+++ b/tillsyn/A 22139-2026 tillsynsbegäran.docx
@@ -1398,7 +1398,7 @@
     <w:r>
       <w:tab/>
       <w:tab/>
-      <w:t>2026-07-29</w:t>
+      <w:t>2026-07-30</w:t>
       <w:br/>
       <w:br/>
     </w:r>

--- a/tillsyn/A 22139-2026 tillsynsbegäran.docx
+++ b/tillsyn/A 22139-2026 tillsynsbegäran.docx
@@ -1398,7 +1398,7 @@
     <w:r>
       <w:tab/>
       <w:tab/>
-      <w:t>2026-07-30</w:t>
+      <w:t>2026-07-31</w:t>
       <w:br/>
       <w:br/>
     </w:r>

--- a/tillsyn/A 22139-2026 tillsynsbegäran.docx
+++ b/tillsyn/A 22139-2026 tillsynsbegäran.docx
@@ -1398,7 +1398,7 @@
     <w:r>
       <w:tab/>
       <w:tab/>
-      <w:t>2026-07-31</w:t>
+      <w:t>2026-08-01</w:t>
       <w:br/>
       <w:br/>
     </w:r>

--- a/tillsyn/A 22139-2026 tillsynsbegäran.docx
+++ b/tillsyn/A 22139-2026 tillsynsbegäran.docx
@@ -1398,7 +1398,7 @@
     <w:r>
       <w:tab/>
       <w:tab/>
-      <w:t>2026-08-01</w:t>
+      <w:t>2026-08-02</w:t>
       <w:br/>
       <w:br/>
     </w:r>

--- a/tillsyn/A 22139-2026 tillsynsbegäran.docx
+++ b/tillsyn/A 22139-2026 tillsynsbegäran.docx
@@ -65,7 +65,7 @@
     </w:p>
     <w:p>
       <w:r>
-        <w:t>I och inom 24 meter från avverkningsanmälan finns fynd av 24 naturvårdsarter, varav 9 är rödlistade, 3 är fridlysta, 16 är typiska (T) och 12 är signalarter (S): brunpudrad nållav (NT, T), dropptaggsvamp (NT, T), gransotdyna (NT), kattfotslav (NT, T), nordtagging (NT), stubbtrådmossa (NT), tallticka (NT, T), vedskivlav (NT, T), vedtrappmossa (NT, T), björksplintborre (S), blåmossa (S, T), blåsfliksmossa (S, T), bronshjon (S, T), kornig nållav (S, T), kornknutmossa (S, T), mindre märgborre (S, T), platt fjädermossa (S, T), stor revmossa (S), thomsons trägnagare (S), vedticka (S, T), vågbandad barkbock (S), spillkråka (T, §4), tjäder (T, §4) och svartvit flugsnappare (§4). Se Figur 1.</w:t>
+        <w:t>I och inom 24 meter från avverkningsanmälan finns fynd av 23 naturvårdsarter, varav 9 är rödlistade, 2 är fridlysta, 15 är typiska (T) och 12 är signalarter (S): brunpudrad nållav (NT, T), dropptaggsvamp (NT, T), gransotdyna (NT), kattfotslav (NT, T), nordtagging (NT), stubbtrådmossa (NT), tallticka (NT, T), vedskivlav (NT, T), vedtrappmossa (NT, T), björksplintborre (S), blåmossa (S, T), blåsfliksmossa (S, T), bronshjon (S, T), kornig nållav (S, T), kornknutmossa (S, T), mindre märgborre (S, T), platt fjädermossa (S, T), stor revmossa (S), thomsons trägnagare (S), vedticka (S, T), vågbandad barkbock (S), spillkråka (T, §4) och svartvit flugsnappare (§4). Se Figur 1.</w:t>
       </w:r>
     </w:p>
     <w:p>
@@ -550,32 +550,25 @@
       </w:r>
     </w:p>
     <w:p>
+      <w:pPr>
+        <w:pStyle w:val="Heading1"/>
+      </w:pPr>
+      <w:r>
+        <w:t>EU:s fågeldirektiv</w:t>
+      </w:r>
+    </w:p>
+    <w:p>
+      <w:r>
+        <w:t xml:space="preserve">Europeiska unionens medlemsländer är skyldiga att agera i enlighet med EU:s fågeldirektiv där det uttryckligen står att direktivet gäller för fåglar samt för deras ägg, bon och </w:t>
+      </w:r>
       <w:r>
         <w:rPr>
           <w:b/>
         </w:rPr>
-        <w:t>Tjäder (§4)</w:t>
-      </w:r>
-      <w:r>
-        <w:t xml:space="preserve"> omfattas av bilaga 1 och 2 EU:s fågeldirektiv och är typisk art för </w:t>
-      </w:r>
-      <w:r>
-        <w:rPr>
-          <w:i/>
-        </w:rPr>
-        <w:t xml:space="preserve">9010 Taiga </w:t>
-      </w:r>
-      <w:r>
-        <w:t xml:space="preserve">och </w:t>
-      </w:r>
-      <w:r>
-        <w:rPr>
-          <w:i/>
-        </w:rPr>
-        <w:t>9740 Skogsbevuxen myr</w:t>
-      </w:r>
-      <w:r>
-        <w:t>. Tjädern är en utpräglad skogsfågel knuten till större sammanhängande barrskogsområden. Tupparna och hönorna utnyttjar till viss del olika miljöer, och habitatvalet varierar dessutom mellan olika delar av året. För att det ska finnas livskraftiga tjäderbestånd krävs funktionella skogslandskap med en blandning av uppvuxen, gles och luckig skog, täta sumpskogar, myrar och andra små våtmarker. Arten försvinner när skogen fragmenteras och den sammanlagda arealen hyggen och andra öppna områden blir för stor. Ett småskaligt och försiktigt virkesuttag genom hyggesfria metoder kan i vissa fall vara möjligt i området inom 200 m från lekcentrum. Längre ut från lekcentrum, inom 200–500 m bör den avverkade ytan inte överskrida 1 hektar för att undvika alltför stora och snabba förändringar (Skogsstyrelsen, 2019; SLU Artdatabanken, 2024).</w:t>
+        <w:t xml:space="preserve">livsmiljöer </w:t>
+      </w:r>
+      <w:r>
+        <w:t>(artikel 1). Vidare att de åtgärder som vidtas inte får leda till en försämring av den nuvarande situationen beträffande bevarandet av de fågelarter som avses i artikel 1 (artikel 13). Fågeldirektivet är styrande för tillsynsansvariga myndigheters ärendehantering, ställningstaganden och beslutsfattande.</w:t>
       </w:r>
     </w:p>
     <w:p>
@@ -583,21 +576,86 @@
         <w:pStyle w:val="Heading1"/>
       </w:pPr>
       <w:r>
-        <w:t>EU:s fågeldirektiv</w:t>
+        <w:t>Typiska arter och EU:s art- och habitatdirektiv</w:t>
       </w:r>
     </w:p>
     <w:p>
       <w:r>
-        <w:t xml:space="preserve">Europeiska unionens medlemsländer är skyldiga att agera i enlighet med EU:s fågeldirektiv där det uttryckligen står att direktivet gäller för fåglar samt för deras ägg, bon och </w:t>
+        <w:t>Typiska arter används för att lokalisera områden med gynnsam bevarandestatus för de naturtyper som är listade i EU:s art- och habitatdirektiv. Ett exempel är Västlig taiga (EU-kod 9010) som saknar gynnsam bevarandestatus och minskar starkt som naturtyp i Sverige. Naturvårdsverket skriver i sin vägledning för Västlig taiga att dylika miljöer förutsätter normalt att skogarna skyddas långsiktigt, eftersom skogsbruk inte är förenligt med bevarande av naturtypen i gynnsamt tillstånd (Naturvårdsverket, 2011).</w:t>
+      </w:r>
+    </w:p>
+    <w:p>
+      <w:r>
+        <w:t>Följande typiska arter har sina livsmiljöer och växtplatser i den avverkningsanmälda skogen: brunpudrad nållav (NT, T), dropptaggsvamp (NT, T), kattfotslav (NT, T), tallticka (NT, T), vedskivlav (NT, T), vedtrappmossa (NT, T), blåmossa (S, T), blåsfliksmossa (S, T), bronshjon (S, T), kornig nållav (S, T), kornknutmossa (S, T), mindre märgborre (S, T), platt fjädermossa (S, T), vedticka (S, T) och spillkråka (T, §4).</w:t>
+      </w:r>
+    </w:p>
+    <w:p>
+      <w:r>
+        <w:t>Enligt Sveriges Artikel 17 rapportering 2013 och 2019 till EU, har naturtypen Västlig taiga (9010) dålig bevarandestatus med negativ trend inom Sveriges boreala region. Skogsbruksåtgärder som avverkning, röjning och gallring pekas ut som några av de främst bidragande orsakerna till naturtypens dåliga status och negativa trend (SLU Artdatabanken, 2019). I EU:s uppföljning av tillståndet för naturtyperna i Skandinavien 2013 – 2018 framgår det att i den boreala regionen är tillståndet så dåligt för Västlig taiga (9010) att habitatet löper allvarlig risk att försvinna regionalt (EEA, 2022). Det allvarliga läget för den biologiska mångfalden i skogen framhålls även i Skogsstyren rapport 2026/07:</w:t>
+      </w:r>
+    </w:p>
+    <w:p>
+      <w:r>
+        <w:rPr>
+          <w:i/>
+        </w:rPr>
+        <w:t>"All avverkning av kända skogliga värdekärnor och sannolika kontinuitetsskogar behöver upphöra för att fylla bristen om 1,56 miljoner hektar bevarad livsmiljötyp. På grund av begränsade kvarvarande arealer av värdekärnor, naturskogar och kontinuitetsskogar leder fortsatt förlust av dessa till en påtaglig risk för långsiktigt negativa effekter för biologisk mångfald i skogslandskapet. Att de återstående arealerna bevaras och ges ett långsiktigt skydd bedöms därför vara av avgörande betydelse."</w:t>
+      </w:r>
+      <w:r>
+        <w:t xml:space="preserve"> (Skogsstyrelsen, 2026).</w:t>
+      </w:r>
+    </w:p>
+    <w:p>
+      <w:r>
+        <w:t>Trots detta har statusen för Västlig taiga ändrats till otillräcklig i stället för dålig i den senaste Artikel 17 rapporteringen 2025. Av Naturvårdsverkets rapport framgår det dock att de ändrade statusbedömningarna jämfört med rapporteringen 2019 inte beror på faktiska miljöförändringar. Ändringarna är av teknisk karaktär och främst en följd av resultaten från genomförda regeringsuppdrag och beslut inför rapporteringen 2025. Det är alltså politisk styrning i stället för faktiska förhållanden i naturen som ändrat på naturtypernas status i rapporteringen, vilket rimmar dåligt med såväl art- och habitatdirektivets syften och mål som med naturrestaureringsförordningen. I praktiken har dock Sveriges nya sätt att rapportera bevarandestatus till EU inte någon betydelse eftersom Naturvårdsverkets rapportering 2025 visar att Västlig taiga</w:t>
       </w:r>
       <w:r>
         <w:rPr>
           <w:b/>
         </w:rPr>
-        <w:t xml:space="preserve">livsmiljöer </w:t>
-      </w:r>
-      <w:r>
-        <w:t>(artikel 1). Vidare att de åtgärder som vidtas inte får leda till en försämring av den nuvarande situationen beträffande bevarandet av de fågelarter som avses i artikel 1 (artikel 13). Fågeldirektivet är styrande för tillsynsansvariga myndigheters ärendehantering, ställningstaganden och beslutsfattande.</w:t>
+        <w:t xml:space="preserve"> </w:t>
+      </w:r>
+      <w:r>
+        <w:t>inte har gynnsam bevarandestatus.</w:t>
+      </w:r>
+    </w:p>
+    <w:p>
+      <w:r>
+        <w:t>Åtgärder som vidtas i enlighet med art- och habitatdirektivet ska enligt Artikel 2 syfta till att bibehålla eller återställa en gynnsam bevarandestatus hos livsmiljöer samt arter och vilda djur och växter av gemenskapsintresse. Enligt prejudikat från EU-domstolen ska en skogsbruksverksamhet utföras på ett sådant sätt som utgör ett förebyggande och hållbart skogsbruk för att betraktas som förenlig med bevarandekraven i direktivet (se EU-domstolens dom i de förenade målen C 473-19 och C 474-19).</w:t>
+      </w:r>
+    </w:p>
+    <w:p>
+      <w:r>
+        <w:t xml:space="preserve">Av artikel 1.e samma direktiv framgår att en livsmiljös bevarandestatus anses " gynnsam" när — dess naturliga utbredningsområde och de ytor den täcker inom detta område är stabila eller ökande, och — den särskilda struktur och de särskilda funktioner som är nödvändiga för att den skall kunna bibehållas på lång sikt finns, och sannolikt kommer att finnas under en överskådlig framtid, och — bevarandestatusen hos dess </w:t>
+      </w:r>
+      <w:r>
+        <w:rPr>
+          <w:b/>
+        </w:rPr>
+        <w:t>typiska arter</w:t>
+      </w:r>
+      <w:r>
+        <w:t xml:space="preserve"> är gynnsam enligt definitionen i artikel 1.i.</w:t>
+      </w:r>
+    </w:p>
+    <w:p>
+      <w:r>
+        <w:t>EU-direktiv är bindande för EU:s medlemsländer varvid det ankommer på Skogsstyrelsen som nationell tillsynsmyndighet att beakta syftet med EU:s art- och habitatdirektiv vid prövningen av en skogsbruksverksamhet, se Rådets direktiv 92/43/EEG. Se ytterligare information om EU:s livsmiljödirektiv i bilaga 2.</w:t>
+      </w:r>
+    </w:p>
+    <w:p>
+      <w:r>
+        <w:br w:type="page"/>
+      </w:r>
+    </w:p>
+    <w:p>
+      <w:pPr>
+        <w:pStyle w:val="Title"/>
+      </w:pPr>
+      <w:r>
+        <w:t>BILAGA 1 –</w:t>
+        <w:br/>
+        <w:t>Fridlysta och rödlistade arter</w:t>
       </w:r>
     </w:p>
     <w:p>
@@ -605,86 +663,193 @@
         <w:pStyle w:val="Heading1"/>
       </w:pPr>
       <w:r>
-        <w:t>Typiska arter och EU:s art- och habitatdirektiv</w:t>
+        <w:t>Mindre märgborre – ekologi samt krav på livsmiljön</w:t>
       </w:r>
     </w:p>
     <w:p>
       <w:r>
-        <w:t>Typiska arter används för att lokalisera områden med gynnsam bevarandestatus för de naturtyper som är listade i EU:s art- och habitatdirektiv. Ett exempel är Västlig taiga (EU-kod 9010) som saknar gynnsam bevarandestatus och minskar starkt som naturtyp i Sverige. Naturvårdsverket skriver i sin vägledning för Västlig taiga att dylika miljöer förutsätter normalt att skogarna skyddas långsiktigt, eftersom skogsbruk inte är förenligt med bevarande av naturtypen i gynnsamt tillstånd (Naturvårdsverket, 2011).</w:t>
-      </w:r>
-    </w:p>
-    <w:p>
-      <w:r>
-        <w:t>Följande typiska arter har sina livsmiljöer och växtplatser i den avverkningsanmälda skogen: brunpudrad nållav (NT, T), dropptaggsvamp (NT, T), kattfotslav (NT, T), tallticka (NT, T), vedskivlav (NT, T), vedtrappmossa (NT, T), blåmossa (S, T), blåsfliksmossa (S, T), bronshjon (S, T), kornig nållav (S, T), kornknutmossa (S, T), mindre märgborre (S, T), platt fjädermossa (S, T), vedticka (S, T), spillkråka (T, §4) och tjäder (T, §4).</w:t>
-      </w:r>
-    </w:p>
-    <w:p>
-      <w:r>
-        <w:t>Enligt Sveriges Artikel 17 rapportering 2013 och 2019 till EU, har naturtypen Västlig taiga (9010) dålig bevarandestatus med negativ trend inom Sveriges boreala region. Skogsbruksåtgärder som avverkning, röjning och gallring pekas ut som några av de främst bidragande orsakerna till naturtypens dåliga status och negativa trend (SLU Artdatabanken, 2019). I EU:s uppföljning av tillståndet för naturtyperna i Skandinavien 2013 – 2018 framgår det att i den boreala regionen är tillståndet så dåligt för Västlig taiga (9010) att habitatet löper allvarlig risk att försvinna regionalt (EEA, 2022). Det allvarliga läget för den biologiska mångfalden i skogen framhålls även i Skogsstyren rapport 2026/07:</w:t>
-      </w:r>
-    </w:p>
-    <w:p>
+        <w:t xml:space="preserve">Mindre märgborre är en signalart för tallskog med höga naturvärden och kan lätt konstateras genom sina karaktäristiska måsvingeliknande gnagspår som ofta hittas på grova tallgrenar på marken. Mindre märgborre betraktas tillsammans med skarptandad barkborre som nyckelarter, eftersom en rad sällsynta efterföljande arter är beroende av deras gångsystem. Bland dessa kan nämnas åtgärdsprogramsarterna avlång barkborre (VU), </w:t>
+      </w:r>
       <w:r>
         <w:rPr>
           <w:i/>
         </w:rPr>
-        <w:t>"All avverkning av kända skogliga värdekärnor och sannolika kontinuitetsskogar behöver upphöra för att fylla bristen om 1,56 miljoner hektar bevarad livsmiljötyp. På grund av begränsade kvarvarande arealer av värdekärnor, naturskogar och kontinuitetsskogar leder fortsatt förlust av dessa till en påtaglig risk för långsiktigt negativa effekter för biologisk mångfald i skogslandskapet. Att de återstående arealerna bevaras och ges ett långsiktigt skydd bedöms därför vara av avgörande betydelse."</w:t>
-      </w:r>
-      <w:r>
-        <w:t xml:space="preserve"> (Skogsstyrelsen, 2026).</w:t>
+        <w:t>Corticeus longulus</w:t>
+      </w:r>
+      <w:r>
+        <w:t xml:space="preserve"> (VU), tallgångbagge (VU), cholodkovskys bastborre (NT) och tallbarksvartbagge (NT) (Pettersson, 2014; Gunnarsson m fl., 1999).</w:t>
       </w:r>
     </w:p>
     <w:p>
       <w:r>
-        <w:t>Trots detta har statusen för Västlig taiga ändrats till otillräcklig i stället för dålig i den senaste Artikel 17 rapporteringen 2025. Av Naturvårdsverkets rapport framgår det dock att de ändrade statusbedömningarna jämfört med rapporteringen 2019 inte beror på faktiska miljöförändringar. Ändringarna är av teknisk karaktär och främst en följd av resultaten från genomförda regeringsuppdrag och beslut inför rapporteringen 2025. Det är alltså politisk styrning i stället för faktiska förhållanden i naturen som ändrat på naturtypernas status i rapporteringen, vilket rimmar dåligt med såväl art- och habitatdirektivets syften och mål som med naturrestaureringsförordningen. I praktiken har dock Sveriges nya sätt att rapportera bevarandestatus till EU inte någon betydelse eftersom Naturvårdsverkets rapportering 2025 visar att Västlig taiga</w:t>
-      </w:r>
-      <w:r>
-        <w:rPr>
-          <w:b/>
-        </w:rPr>
-        <w:t xml:space="preserve"> </w:t>
-      </w:r>
-      <w:r>
-        <w:t>inte har gynnsam bevarandestatus.</w:t>
+        <w:t>Tallskogar tillhör de livsmiljöer som förändrats i stor skala, där många kvadratmil har omvandlats till unga produktionsskogar. I sådana skogar saknas förutsättningar för de ovannämnda sällsynta barkborrarna och alltmer kunskap tyder på att skogsbrukets omvandling av skogslandskapet, missgynnar åtgärdsprogrammets arter även inne i skyddade områden (Hedgren, 2012; Hedgren m.fl., 2010; Wikars m.fl., 2010; Wikars, 2009). Orsaken är sannolikt att dagens intensiva skogsbruk trivialiserar faunan på nydöda träd. Detta sker genom att generalister förökas upp i sådan grad i den brukade skogen att dessa även kommer att dominera i de för hållandevis små och fragmenterade områden som avsätts för naturvård (Appelqvist, 2005; Janzen, 1983; Ås, 1999).</w:t>
       </w:r>
     </w:p>
     <w:p>
       <w:r>
-        <w:t>Åtgärder som vidtas i enlighet med art- och habitatdirektivet ska enligt Artikel 2 syfta till att bibehålla eller återställa en gynnsam bevarandestatus hos livsmiljöer samt arter och vilda djur och växter av gemenskapsintresse. Enligt prejudikat från EU-domstolen ska en skogsbruksverksamhet utföras på ett sådant sätt som utgör ett förebyggande och hållbart skogsbruk för att betraktas som förenlig med bevarandekraven i direktivet (se EU-domstolens dom i de förenade målen C 473-19 och C 474-19).</w:t>
+        <w:t>Ett tydligt exempel på en generalist som gynnas av dagens skogsbruk är större märgborre på nydöd tall. Denna utvecklas förutom i vindfällen gärna i avverkningsavfall, inklusive avverkningsstubbar och röjningsstammar. Därmed har den större märgborren möjlighet att upprätthålla stora och stabila populationer på huvuddelen av landets skogsmark, vilket leder till en trivialisering av faunan. Större märgborre inverkar sannolikt direkt negativt på arter som tolvtandad barkborre (EN) och avlång barkborre (VU), och indirekt på de som är gynnade av blånadssvampar, dvs. följearter till framförallt mindre märgborre och skarptandad barkborre. De barkborrar som missgynnas av större märgborre är i mycket högre grad gynnade av tallar som dör genom självgallring, dvs. i normalfallet skog som inte används till skogsproduktion (Pettersson, 2014; Wikars, skriftl.).</w:t>
       </w:r>
     </w:p>
     <w:p>
       <w:r>
-        <w:t xml:space="preserve">Av artikel 1.e samma direktiv framgår att en livsmiljös bevarandestatus anses " gynnsam" när — dess naturliga utbredningsområde och de ytor den täcker inom detta område är stabila eller ökande, och — den särskilda struktur och de särskilda funktioner som är nödvändiga för att den skall kunna bibehållas på lång sikt finns, och sannolikt kommer att finnas under en överskådlig framtid, och — bevarandestatusen hos dess </w:t>
+        <w:t xml:space="preserve">Rika förekomster av främst mindre märgborre men även skarptandad barkborre är en signal för artrikedom och inventeringar har visat att det är i skogar med en naturlig självgallring som det skapas förutsättningar för dessa arter samt de efterföljande åtgärdsprogramsarterna (Pettersson, 2014; Hedgren, 2012). Tallskogar med stark förekomst av mindre märgborre och skarptandad barkborre bör avsättas som reservat. Generellt bör hänsyn tas vid slutavverkning av talldominerad skog så att avverkningsrester som gren- och toppdelar (s.k. GROT) lämnas. Mindre märgborre är typisk art för </w:t>
       </w:r>
       <w:r>
         <w:rPr>
-          <w:b/>
+          <w:i/>
         </w:rPr>
-        <w:t>typiska arter</w:t>
-      </w:r>
-      <w:r>
-        <w:t xml:space="preserve"> är gynnsam enligt definitionen i artikel 1.i.</w:t>
-      </w:r>
-    </w:p>
-    <w:p>
-      <w:r>
-        <w:t>EU-direktiv är bindande för EU:s medlemsländer varvid det ankommer på Skogsstyrelsen som nationell tillsynsmyndighet att beakta syftet med EU:s art- och habitatdirektiv vid prövningen av en skogsbruksverksamhet, se Rådets direktiv 92/43/EEG. Se ytterligare information om EU:s livsmiljödirektiv i bilaga 2.</w:t>
-      </w:r>
-    </w:p>
-    <w:p>
-      <w:r>
-        <w:br w:type="page"/>
+        <w:t>9060 Åsbarrskog</w:t>
+      </w:r>
+      <w:r>
+        <w:t xml:space="preserve"> (Pettersson, 2014; SLU Artdatabanken, 2026).</w:t>
       </w:r>
     </w:p>
     <w:p>
       <w:pPr>
-        <w:pStyle w:val="Title"/>
+        <w:pStyle w:val="Heading2"/>
       </w:pPr>
       <w:r>
-        <w:t>BILAGA 1 –</w:t>
-        <w:br/>
-        <w:t>Fridlysta och rödlistade arter</w:t>
+        <w:t>Referenser – mindre märgborre</w:t>
+      </w:r>
+    </w:p>
+    <w:p>
+      <w:r>
+        <w:t xml:space="preserve">Appelqvist, T., 2005. </w:t>
+      </w:r>
+      <w:r>
+        <w:rPr>
+          <w:i/>
+        </w:rPr>
+        <w:t>Naturvårdsbiologisk forskning. Underlag för områdesskydd i landskapet.</w:t>
+      </w:r>
+      <w:r>
+        <w:t xml:space="preserve"> Naturvårdsverket, Rapport 5452.</w:t>
+      </w:r>
+    </w:p>
+    <w:p>
+      <w:r>
+        <w:t xml:space="preserve">Gunnarsson, B., Pettersson, R. B., Hake, M. och Hultengren, S. &amp; Sjöberg, K., 1999. </w:t>
+      </w:r>
+      <w:r>
+        <w:rPr>
+          <w:i/>
+        </w:rPr>
+        <w:t xml:space="preserve">Spindlar och skalbaggar som indikatorer i barrskog. </w:t>
+      </w:r>
+      <w:r>
+        <w:t>Skog &amp; Forskning, Nr. 2/99, s. 46–51.</w:t>
+      </w:r>
+    </w:p>
+    <w:p>
+      <w:r>
+        <w:t xml:space="preserve">Hedgren, O., 2012. </w:t>
+      </w:r>
+      <w:r>
+        <w:rPr>
+          <w:i/>
+        </w:rPr>
+        <w:t>Hotade insekter på tallved i Dalarna.</w:t>
+      </w:r>
+      <w:r>
+        <w:t xml:space="preserve"> Länsstyrelsen Dalarna, Naturvårdsenheten. Rapport 2012:16.</w:t>
+      </w:r>
+    </w:p>
+    <w:p>
+      <w:r>
+        <w:t xml:space="preserve">Hedgren, O. 2010. </w:t>
+      </w:r>
+      <w:r>
+        <w:rPr>
+          <w:i/>
+        </w:rPr>
+        <w:t>Vedinsekter i tallskog och på brandfält i Värmland.</w:t>
+      </w:r>
+      <w:r>
+        <w:t xml:space="preserve"> Länsstyrelsen Värmland, Stencil, 39 s.</w:t>
+      </w:r>
+    </w:p>
+    <w:p>
+      <w:r>
+        <w:t xml:space="preserve">Janzen, D. H., 1983. </w:t>
+      </w:r>
+      <w:r>
+        <w:rPr>
+          <w:i/>
+        </w:rPr>
+        <w:t>No park is an island: Increase in interference from outside as park size decreases</w:t>
+      </w:r>
+      <w:r>
+        <w:t>. Oikos 41: 402–410.</w:t>
+      </w:r>
+    </w:p>
+    <w:p>
+      <w:r>
+        <w:t xml:space="preserve">Jonsell, M., Weslien, J. &amp; Ehn ström, B., 1998. </w:t>
+      </w:r>
+      <w:r>
+        <w:rPr>
+          <w:i/>
+        </w:rPr>
+        <w:t>Substrate requirements of red-listed saproxylic invertebrates in Sweden</w:t>
+      </w:r>
+      <w:r>
+        <w:t>. Biodiversity and Conserv. 7: 749–764.</w:t>
+      </w:r>
+    </w:p>
+    <w:p>
+      <w:r>
+        <w:t xml:space="preserve">Pettersson, R. B., 2014). </w:t>
+      </w:r>
+      <w:r>
+        <w:rPr>
+          <w:i/>
+        </w:rPr>
+        <w:t>Åtgärdsprogram för skalbaggar på nyligen död tall, 2014–2018.</w:t>
+      </w:r>
+      <w:r>
+        <w:t xml:space="preserve"> Rapport 6599. Bromma: Naturvårdsverket.</w:t>
+      </w:r>
+    </w:p>
+    <w:p>
+      <w:r>
+        <w:t xml:space="preserve">SLU Artdatabanken, 2026. </w:t>
+      </w:r>
+      <w:r>
+        <w:rPr>
+          <w:i/>
+        </w:rPr>
+        <w:t xml:space="preserve">Artfaktablad. Naturvård – artfakta. </w:t>
+      </w:r>
+      <w:r>
+        <w:t>SLU Artdatabanken, Uppsala.</w:t>
+      </w:r>
+    </w:p>
+    <w:p>
+      <w:r>
+        <w:t xml:space="preserve">Wikars, L.-O., Hansson, J. &amp; Hedgren, O., 2010. </w:t>
+      </w:r>
+      <w:r>
+        <w:rPr>
+          <w:i/>
+        </w:rPr>
+        <w:t>Inventering av vedlevande skalbaggar – tallskogar i Örebro län.</w:t>
+      </w:r>
+      <w:r>
+        <w:t xml:space="preserve"> Länsstyrelsen i Örebro län, publ.nr. 2010:2.</w:t>
+      </w:r>
+    </w:p>
+    <w:p>
+      <w:r>
+        <w:t xml:space="preserve">Wikars, L.-O., 2009. </w:t>
+      </w:r>
+      <w:r>
+        <w:rPr>
+          <w:i/>
+        </w:rPr>
+        <w:t>Vedskalbaggar i Hamra nationalpark, Gävleborgs län.</w:t>
+      </w:r>
+      <w:r>
+        <w:t xml:space="preserve"> Länsstyrelsen Gävleborg, Rapport 2009:14.</w:t>
       </w:r>
     </w:p>
     <w:p>
@@ -692,45 +857,35 @@
         <w:pStyle w:val="Heading1"/>
       </w:pPr>
       <w:r>
-        <w:t>Mindre märgborre – ekologi samt krav på livsmiljön</w:t>
+        <w:t>Spillkråka – ekologi samt krav på livsmiljön</w:t>
       </w:r>
     </w:p>
     <w:p>
       <w:r>
-        <w:t xml:space="preserve">Mindre märgborre är en signalart för tallskog med höga naturvärden och kan lätt konstateras genom sina karaktäristiska måsvingeliknande gnagspår som ofta hittas på grova tallgrenar på marken. Mindre märgborre betraktas tillsammans med skarptandad barkborre som nyckelarter, eftersom en rad sällsynta efterföljande arter är beroende av deras gångsystem. Bland dessa kan nämnas åtgärdsprogramsarterna avlång barkborre (VU), </w:t>
+        <w:t xml:space="preserve">Spillkråka (§4) ingår i bilaga 1 EU:s fågeldirektiv och är typisk art för </w:t>
       </w:r>
       <w:r>
         <w:rPr>
           <w:i/>
         </w:rPr>
-        <w:t>Corticeus longulus</w:t>
-      </w:r>
-      <w:r>
-        <w:t xml:space="preserve"> (VU), tallgångbagge (VU), cholodkovskys bastborre (NT) och tallbarksvartbagge (NT) (Pettersson, 2014; Gunnarsson m fl., 1999).</w:t>
-      </w:r>
-    </w:p>
-    <w:p>
-      <w:r>
-        <w:t>Tallskogar tillhör de livsmiljöer som förändrats i stor skala, där många kvadratmil har omvandlats till unga produktionsskogar. I sådana skogar saknas förutsättningar för de ovannämnda sällsynta barkborrarna och alltmer kunskap tyder på att skogsbrukets omvandling av skogslandskapet, missgynnar åtgärdsprogrammets arter även inne i skyddade områden (Hedgren, 2012; Hedgren m.fl., 2010; Wikars m.fl., 2010; Wikars, 2009). Orsaken är sannolikt att dagens intensiva skogsbruk trivialiserar faunan på nydöda träd. Detta sker genom att generalister förökas upp i sådan grad i den brukade skogen att dessa även kommer att dominera i de för hållandevis små och fragmenterade områden som avsätts för naturvård (Appelqvist, 2005; Janzen, 1983; Ås, 1999).</w:t>
-      </w:r>
-    </w:p>
-    <w:p>
-      <w:r>
-        <w:t>Ett tydligt exempel på en generalist som gynnas av dagens skogsbruk är större märgborre på nydöd tall. Denna utvecklas förutom i vindfällen gärna i avverkningsavfall, inklusive avverkningsstubbar och röjningsstammar. Därmed har den större märgborren möjlighet att upprätthålla stora och stabila populationer på huvuddelen av landets skogsmark, vilket leder till en trivialisering av faunan. Större märgborre inverkar sannolikt direkt negativt på arter som tolvtandad barkborre (EN) och avlång barkborre (VU), och indirekt på de som är gynnade av blånadssvampar, dvs. följearter till framförallt mindre märgborre och skarptandad barkborre. De barkborrar som missgynnas av större märgborre är i mycket högre grad gynnade av tallar som dör genom självgallring, dvs. i normalfallet skog som inte används till skogsproduktion (Pettersson, 2014; Wikars, skriftl.).</w:t>
-      </w:r>
-    </w:p>
-    <w:p>
-      <w:r>
-        <w:t xml:space="preserve">Rika förekomster av främst mindre märgborre men även skarptandad barkborre är en signal för artrikedom och inventeringar har visat att det är i skogar med en naturlig självgallring som det skapas förutsättningar för dessa arter samt de efterföljande åtgärdsprogramsarterna (Pettersson, 2014; Hedgren, 2012). Tallskogar med stark förekomst av mindre märgborre och skarptandad barkborre bör avsättas som reservat. Generellt bör hänsyn tas vid slutavverkning av talldominerad skog så att avverkningsrester som gren- och toppdelar (s.k. GROT) lämnas. Mindre märgborre är typisk art för </w:t>
+        <w:t xml:space="preserve">9010 Taiga </w:t>
+      </w:r>
+      <w:r>
+        <w:t>och</w:t>
       </w:r>
       <w:r>
         <w:rPr>
           <w:i/>
         </w:rPr>
-        <w:t>9060 Åsbarrskog</w:t>
-      </w:r>
-      <w:r>
-        <w:t xml:space="preserve"> (Pettersson, 2014; SLU Artdatabanken, 2026).</w:t>
+        <w:t xml:space="preserve"> 9740 Skogsbevuxen myr</w:t>
+      </w:r>
+      <w:r>
+        <w:t>. Den lever i både barr- och blandskog liksom i ren lövskog. De tätaste populationerna tenderar att finnas i äldre, variationsrik blandskog med gott om död ved och gamla träd. Varje par utnyttjar 400–1000 hektar skog beroende på skogens kvalitet. Skogsbruk med korta omloppstider och täta, homogena ungskogar utgör det största hotet (SLU Artdatabanken, 2026).</w:t>
+      </w:r>
+    </w:p>
+    <w:p>
+      <w:r>
+        <w:t>Spillkråka är en nyckelart i skogliga miljöer vars övergivna bohål utnyttjas av flera andra hålhäckande fågelarter och fladdermöss, däribland pärluggla (EN, §4), knipa (§4), salskrake (§4) och skogsduva (§4). Hökuggla (VU, §4) och slaguggla (§4) häckar ofta i högstubbar som brutits av i höjd med ett gammalt spillkråkebo (Skogsstyrelsen, 2016).</w:t>
       </w:r>
     </w:p>
     <w:p>
@@ -738,105 +893,21 @@
         <w:pStyle w:val="Heading2"/>
       </w:pPr>
       <w:r>
-        <w:t>Referenser – mindre märgborre</w:t>
+        <w:t>Referenser – spillkråka</w:t>
       </w:r>
     </w:p>
     <w:p>
       <w:r>
-        <w:t xml:space="preserve">Appelqvist, T., 2005. </w:t>
+        <w:t xml:space="preserve">Skogsstyrelsen, 2016. </w:t>
       </w:r>
       <w:r>
         <w:rPr>
           <w:i/>
         </w:rPr>
-        <w:t>Naturvårdsbiologisk forskning. Underlag för områdesskydd i landskapet.</w:t>
-      </w:r>
-      <w:r>
-        <w:t xml:space="preserve"> Naturvårdsverket, Rapport 5452.</w:t>
-      </w:r>
-    </w:p>
-    <w:p>
-      <w:r>
-        <w:t xml:space="preserve">Gunnarsson, B., Pettersson, R. B., Hake, M. och Hultengren, S. &amp; Sjöberg, K., 1999. </w:t>
-      </w:r>
-      <w:r>
-        <w:rPr>
-          <w:i/>
-        </w:rPr>
-        <w:t xml:space="preserve">Spindlar och skalbaggar som indikatorer i barrskog. </w:t>
-      </w:r>
-      <w:r>
-        <w:t>Skog &amp; Forskning, Nr. 2/99, s. 46–51.</w:t>
-      </w:r>
-    </w:p>
-    <w:p>
-      <w:r>
-        <w:t xml:space="preserve">Hedgren, O., 2012. </w:t>
-      </w:r>
-      <w:r>
-        <w:rPr>
-          <w:i/>
-        </w:rPr>
-        <w:t>Hotade insekter på tallved i Dalarna.</w:t>
-      </w:r>
-      <w:r>
-        <w:t xml:space="preserve"> Länsstyrelsen Dalarna, Naturvårdsenheten. Rapport 2012:16.</w:t>
-      </w:r>
-    </w:p>
-    <w:p>
-      <w:r>
-        <w:t xml:space="preserve">Hedgren, O. 2010. </w:t>
-      </w:r>
-      <w:r>
-        <w:rPr>
-          <w:i/>
-        </w:rPr>
-        <w:t>Vedinsekter i tallskog och på brandfält i Värmland.</w:t>
-      </w:r>
-      <w:r>
-        <w:t xml:space="preserve"> Länsstyrelsen Värmland, Stencil, 39 s.</w:t>
-      </w:r>
-    </w:p>
-    <w:p>
-      <w:r>
-        <w:t xml:space="preserve">Janzen, D. H., 1983. </w:t>
-      </w:r>
-      <w:r>
-        <w:rPr>
-          <w:i/>
-        </w:rPr>
-        <w:t>No park is an island: Increase in interference from outside as park size decreases</w:t>
-      </w:r>
-      <w:r>
-        <w:t>. Oikos 41: 402–410.</w:t>
-      </w:r>
-    </w:p>
-    <w:p>
-      <w:r>
-        <w:t xml:space="preserve">Jonsell, M., Weslien, J. &amp; Ehn ström, B., 1998. </w:t>
-      </w:r>
-      <w:r>
-        <w:rPr>
-          <w:i/>
-        </w:rPr>
-        <w:t>Substrate requirements of red-listed saproxylic invertebrates in Sweden</w:t>
-      </w:r>
-      <w:r>
-        <w:t>. Biodiversity and Conserv. 7: 749–764.</w:t>
-      </w:r>
-    </w:p>
-    <w:p>
-      <w:r>
-        <w:t xml:space="preserve">Pettersson, R. B., 2014). </w:t>
-      </w:r>
-      <w:r>
-        <w:rPr>
-          <w:i/>
-        </w:rPr>
-        <w:t>Åtgärdsprogram för skalbaggar på nyligen död tall, 2014–2018.</w:t>
-      </w:r>
-      <w:r>
-        <w:t xml:space="preserve"> Rapport 6599. Bromma: Naturvårdsverket.</w:t>
+        <w:t xml:space="preserve">Vägledning för hänsyn till spillkråka. </w:t>
+      </w:r>
+      <w:r>
+        <w:t>Vägledningar och kunskapsstöd artskydd – Skogsstyrelsen.</w:t>
       </w:r>
     </w:p>
     <w:p>
@@ -851,175 +922,6 @@
       </w:r>
       <w:r>
         <w:t>SLU Artdatabanken, Uppsala.</w:t>
-      </w:r>
-    </w:p>
-    <w:p>
-      <w:r>
-        <w:t xml:space="preserve">Wikars, L.-O., Hansson, J. &amp; Hedgren, O., 2010. </w:t>
-      </w:r>
-      <w:r>
-        <w:rPr>
-          <w:i/>
-        </w:rPr>
-        <w:t>Inventering av vedlevande skalbaggar – tallskogar i Örebro län.</w:t>
-      </w:r>
-      <w:r>
-        <w:t xml:space="preserve"> Länsstyrelsen i Örebro län, publ.nr. 2010:2.</w:t>
-      </w:r>
-    </w:p>
-    <w:p>
-      <w:r>
-        <w:t xml:space="preserve">Wikars, L.-O., 2009. </w:t>
-      </w:r>
-      <w:r>
-        <w:rPr>
-          <w:i/>
-        </w:rPr>
-        <w:t>Vedskalbaggar i Hamra nationalpark, Gävleborgs län.</w:t>
-      </w:r>
-      <w:r>
-        <w:t xml:space="preserve"> Länsstyrelsen Gävleborg, Rapport 2009:14.</w:t>
-      </w:r>
-    </w:p>
-    <w:p>
-      <w:pPr>
-        <w:pStyle w:val="Heading1"/>
-      </w:pPr>
-      <w:r>
-        <w:t>Spillkråka – ekologi samt krav på livsmiljön</w:t>
-      </w:r>
-    </w:p>
-    <w:p>
-      <w:r>
-        <w:t xml:space="preserve">Spillkråka (§4) ingår i bilaga 1 EU:s fågeldirektiv och är typisk art för </w:t>
-      </w:r>
-      <w:r>
-        <w:rPr>
-          <w:i/>
-        </w:rPr>
-        <w:t xml:space="preserve">9010 Taiga </w:t>
-      </w:r>
-      <w:r>
-        <w:t>och</w:t>
-      </w:r>
-      <w:r>
-        <w:rPr>
-          <w:i/>
-        </w:rPr>
-        <w:t xml:space="preserve"> 9740 Skogsbevuxen myr</w:t>
-      </w:r>
-      <w:r>
-        <w:t>. Den lever i både barr- och blandskog liksom i ren lövskog. De tätaste populationerna tenderar att finnas i äldre, variationsrik blandskog med gott om död ved och gamla träd. Varje par utnyttjar 400–1000 hektar skog beroende på skogens kvalitet. Skogsbruk med korta omloppstider och täta, homogena ungskogar utgör det största hotet (SLU Artdatabanken, 2026).</w:t>
-      </w:r>
-    </w:p>
-    <w:p>
-      <w:r>
-        <w:t>Spillkråka är en nyckelart i skogliga miljöer vars övergivna bohål utnyttjas av flera andra hålhäckande fågelarter och fladdermöss, däribland pärluggla (EN, §4), knipa (§4), salskrake (§4) och skogsduva (§4). Hökuggla (VU, §4) och slaguggla (§4) häckar ofta i högstubbar som brutits av i höjd med ett gammalt spillkråkebo (Skogsstyrelsen, 2016).</w:t>
-      </w:r>
-    </w:p>
-    <w:p>
-      <w:pPr>
-        <w:pStyle w:val="Heading2"/>
-      </w:pPr>
-      <w:r>
-        <w:t>Referenser – spillkråka</w:t>
-      </w:r>
-    </w:p>
-    <w:p>
-      <w:r>
-        <w:t xml:space="preserve">Skogsstyrelsen, 2016. </w:t>
-      </w:r>
-      <w:r>
-        <w:rPr>
-          <w:i/>
-        </w:rPr>
-        <w:t xml:space="preserve">Vägledning för hänsyn till spillkråka. </w:t>
-      </w:r>
-      <w:r>
-        <w:t>Vägledningar och kunskapsstöd artskydd – Skogsstyrelsen.</w:t>
-      </w:r>
-    </w:p>
-    <w:p>
-      <w:r>
-        <w:t xml:space="preserve">SLU Artdatabanken, 2026. </w:t>
-      </w:r>
-      <w:r>
-        <w:rPr>
-          <w:i/>
-        </w:rPr>
-        <w:t xml:space="preserve">Artfaktablad. Naturvård – artfakta. </w:t>
-      </w:r>
-      <w:r>
-        <w:t>SLU Artdatabanken, Uppsala.</w:t>
-      </w:r>
-    </w:p>
-    <w:p>
-      <w:pPr>
-        <w:pStyle w:val="Heading1"/>
-      </w:pPr>
-      <w:r>
-        <w:t>Tjäder – ekologi samt krav på livsmiljön</w:t>
-      </w:r>
-    </w:p>
-    <w:p>
-      <w:r>
-        <w:t xml:space="preserve">Tjäder (§4) omfattas av bilaga 1 och 2 EU:s fågeldirektiv och är typisk art för </w:t>
-      </w:r>
-      <w:r>
-        <w:rPr>
-          <w:i/>
-        </w:rPr>
-        <w:t xml:space="preserve">9010 Taiga </w:t>
-      </w:r>
-      <w:r>
-        <w:t xml:space="preserve">och </w:t>
-      </w:r>
-      <w:r>
-        <w:rPr>
-          <w:i/>
-        </w:rPr>
-        <w:t>9740 Skogsbevuxen myr</w:t>
-      </w:r>
-      <w:r>
-        <w:t>. Tjädern är en utpräglad skogsfågel knuten till större sammanhängande barrskogsområden. Tupparna och hönorna utnyttjar till viss del olika miljöer, och habitatvalet varierar dessutom mellan olika delar av året. För att det ska finnas livskraftiga tjäderbestånd krävs funktionella skogslandskap med en blandning av uppvuxen, gles och luckig skog, täta sumpskogar, myrar och andra små våtmarker (Skogsstyrelsen, 2019; SLU Artdatabanken 2024).</w:t>
-      </w:r>
-    </w:p>
-    <w:p>
-      <w:r>
-        <w:t>Arten försvinner när skogen fragmenteras och den sammanlagda arealen hyggen och andra öppna områden blir för stor. Ett småskaligt och försiktigt virkesuttag genom hyggesfria metoder kan i vissa fall vara möjligt i området inom 200 m från lekcentrum. Längre ut från lekcentrum, inom 200–500 m bör den avverkade ytan inte överskrida 1 hektar för att undvika alltför stora och snabba förändringar (Skogsstyrelsen, 2019).</w:t>
-      </w:r>
-    </w:p>
-    <w:p>
-      <w:pPr>
-        <w:pStyle w:val="Heading2"/>
-      </w:pPr>
-      <w:r>
-        <w:t>Referenser – tjäder</w:t>
-      </w:r>
-    </w:p>
-    <w:p>
-      <w:r>
-        <w:t xml:space="preserve">Skogsstyrelsen, 2019. </w:t>
-      </w:r>
-      <w:r>
-        <w:rPr>
-          <w:i/>
-        </w:rPr>
-        <w:t>Vägledning för hänsyn till fåglar – tjäder.</w:t>
-      </w:r>
-    </w:p>
-    <w:p>
-      <w:r>
-        <w:t xml:space="preserve">SLU Artdatabanken, 2024. </w:t>
-      </w:r>
-      <w:r>
-        <w:rPr>
-          <w:i/>
-        </w:rPr>
-        <w:t xml:space="preserve">Artfaktablad. Naturvård – artfakta. </w:t>
-      </w:r>
-      <w:r>
-        <w:t>SLU Artdatabanken, Uppsala</w:t>
       </w:r>
     </w:p>
     <w:p>
@@ -1398,7 +1300,7 @@
     <w:r>
       <w:tab/>
       <w:tab/>
-      <w:t>2026-08-02</w:t>
+      <w:t>2026-08-03</w:t>
       <w:br/>
       <w:br/>
     </w:r>

--- a/tillsyn/A 22139-2026 tillsynsbegäran.docx
+++ b/tillsyn/A 22139-2026 tillsynsbegäran.docx
@@ -65,7 +65,7 @@
     </w:p>
     <w:p>
       <w:r>
-        <w:t>I och inom 24 meter från avverkningsanmälan finns fynd av 23 naturvårdsarter, varav 9 är rödlistade, 2 är fridlysta, 15 är typiska (T) och 12 är signalarter (S): brunpudrad nållav (NT, T), dropptaggsvamp (NT, T), gransotdyna (NT), kattfotslav (NT, T), nordtagging (NT), stubbtrådmossa (NT), tallticka (NT, T), vedskivlav (NT, T), vedtrappmossa (NT, T), björksplintborre (S), blåmossa (S, T), blåsfliksmossa (S, T), bronshjon (S, T), kornig nållav (S, T), kornknutmossa (S, T), mindre märgborre (S, T), platt fjädermossa (S, T), stor revmossa (S), thomsons trägnagare (S), vedticka (S, T), vågbandad barkbock (S), spillkråka (T, §4) och svartvit flugsnappare (§4). Se Figur 1.</w:t>
+        <w:t>I och inom 24 meter från avverkningsanmälan finns fynd av 24 naturvårdsarter, varav 9 är rödlistade, 3 är fridlysta, 16 är typiska (T) och 12 är signalarter (S): brunpudrad nållav (NT, T), dropptaggsvamp (NT, T), gransotdyna (NT), kattfotslav (NT, T), nordtagging (NT), stubbtrådmossa (NT), tallticka (NT, T), vedskivlav (NT, T), vedtrappmossa (NT, T), björksplintborre (S), blåmossa (S, T), blåsfliksmossa (S, T), bronshjon (S, T), kornig nållav (S, T), kornknutmossa (S, T), mindre märgborre (S, T), platt fjädermossa (S, T), stor revmossa (S), thomsons trägnagare (S), vedticka (S, T), vågbandad barkbock (S), spillkråka (T, §4), tjäder (T, §4) och svartvit flugsnappare (§4). Se Figur 1.</w:t>
       </w:r>
     </w:p>
     <w:p>
@@ -550,25 +550,32 @@
       </w:r>
     </w:p>
     <w:p>
-      <w:pPr>
-        <w:pStyle w:val="Heading1"/>
-      </w:pPr>
-      <w:r>
-        <w:t>EU:s fågeldirektiv</w:t>
-      </w:r>
-    </w:p>
-    <w:p>
-      <w:r>
-        <w:t xml:space="preserve">Europeiska unionens medlemsländer är skyldiga att agera i enlighet med EU:s fågeldirektiv där det uttryckligen står att direktivet gäller för fåglar samt för deras ägg, bon och </w:t>
-      </w:r>
       <w:r>
         <w:rPr>
           <w:b/>
         </w:rPr>
-        <w:t xml:space="preserve">livsmiljöer </w:t>
-      </w:r>
-      <w:r>
-        <w:t>(artikel 1). Vidare att de åtgärder som vidtas inte får leda till en försämring av den nuvarande situationen beträffande bevarandet av de fågelarter som avses i artikel 1 (artikel 13). Fågeldirektivet är styrande för tillsynsansvariga myndigheters ärendehantering, ställningstaganden och beslutsfattande.</w:t>
+        <w:t>Tjäder (§4)</w:t>
+      </w:r>
+      <w:r>
+        <w:t xml:space="preserve"> omfattas av bilaga 1 och 2 EU:s fågeldirektiv och är typisk art för </w:t>
+      </w:r>
+      <w:r>
+        <w:rPr>
+          <w:i/>
+        </w:rPr>
+        <w:t xml:space="preserve">9010 Taiga </w:t>
+      </w:r>
+      <w:r>
+        <w:t xml:space="preserve">och </w:t>
+      </w:r>
+      <w:r>
+        <w:rPr>
+          <w:i/>
+        </w:rPr>
+        <w:t>9740 Skogsbevuxen myr</w:t>
+      </w:r>
+      <w:r>
+        <w:t>. Tjädern är en utpräglad skogsfågel knuten till större sammanhängande barrskogsområden. Tupparna och hönorna utnyttjar till viss del olika miljöer, och habitatvalet varierar dessutom mellan olika delar av året. För att det ska finnas livskraftiga tjäderbestånd krävs funktionella skogslandskap med en blandning av uppvuxen, gles och luckig skog, täta sumpskogar, myrar och andra små våtmarker. Arten försvinner när skogen fragmenteras och den sammanlagda arealen hyggen och andra öppna områden blir för stor. Ett småskaligt och försiktigt virkesuttag genom hyggesfria metoder kan i vissa fall vara möjligt i området inom 200 m från lekcentrum. Längre ut från lekcentrum, inom 200–500 m bör den avverkade ytan inte överskrida 1 hektar för att undvika alltför stora och snabba förändringar (Skogsstyrelsen, 2019; SLU Artdatabanken, 2024).</w:t>
       </w:r>
     </w:p>
     <w:p>
@@ -576,17 +583,39 @@
         <w:pStyle w:val="Heading1"/>
       </w:pPr>
       <w:r>
-        <w:t>Typiska arter och EU:s art- och habitatdirektiv</w:t>
+        <w:t>EU:s fågeldirektiv</w:t>
       </w:r>
     </w:p>
     <w:p>
       <w:r>
-        <w:t>Typiska arter används för att lokalisera områden med gynnsam bevarandestatus för de naturtyper som är listade i EU:s art- och habitatdirektiv. Ett exempel är Västlig taiga (EU-kod 9010) som saknar gynnsam bevarandestatus och minskar starkt som naturtyp i Sverige. Naturvårdsverket skriver i sin vägledning för Västlig taiga att dylika miljöer förutsätter normalt att skogarna skyddas långsiktigt, eftersom skogsbruk inte är förenligt med bevarande av naturtypen i gynnsamt tillstånd (Naturvårdsverket, 2011).</w:t>
+        <w:t xml:space="preserve">Europeiska unionens medlemsländer är skyldiga att agera i enlighet med EU:s fågeldirektiv där det uttryckligen står att direktivet gäller för fåglar samt för deras ägg, bon och </w:t>
+      </w:r>
+      <w:r>
+        <w:rPr>
+          <w:b/>
+        </w:rPr>
+        <w:t xml:space="preserve">livsmiljöer </w:t>
+      </w:r>
+      <w:r>
+        <w:t>(artikel 1). Vidare att de åtgärder som vidtas inte får leda till en försämring av den nuvarande situationen beträffande bevarandet av de fågelarter som avses i artikel 1 (artikel 13). Fågeldirektivet är styrande för tillsynsansvariga myndigheters ärendehantering, ställningstaganden och beslutsfattande.</w:t>
       </w:r>
     </w:p>
     <w:p>
-      <w:r>
-        <w:t>Följande typiska arter har sina livsmiljöer och växtplatser i den avverkningsanmälda skogen: brunpudrad nållav (NT, T), dropptaggsvamp (NT, T), kattfotslav (NT, T), tallticka (NT, T), vedskivlav (NT, T), vedtrappmossa (NT, T), blåmossa (S, T), blåsfliksmossa (S, T), bronshjon (S, T), kornig nållav (S, T), kornknutmossa (S, T), mindre märgborre (S, T), platt fjädermossa (S, T), vedticka (S, T) och spillkråka (T, §4).</w:t>
+      <w:pPr>
+        <w:pStyle w:val="Heading1"/>
+      </w:pPr>
+      <w:r>
+        <w:t>Typiska arter och EU:s art- och habitatdirektiv</w:t>
+      </w:r>
+    </w:p>
+    <w:p>
+      <w:r>
+        <w:t>Typiska arter används för att lokalisera områden med gynnsam bevarandestatus för de naturtyper som är listade i EU:s art- och habitatdirektiv. Ett exempel är Västlig taiga (EU-kod 9010) som saknar gynnsam bevarandestatus och minskar starkt som naturtyp i Sverige. Naturvårdsverket skriver i sin vägledning för Västlig taiga att dylika miljöer förutsätter normalt att skogarna skyddas långsiktigt, eftersom skogsbruk inte är förenligt med bevarande av naturtypen i gynnsamt tillstånd (Naturvårdsverket, 2011).</w:t>
+      </w:r>
+    </w:p>
+    <w:p>
+      <w:r>
+        <w:t>Följande typiska arter har sina livsmiljöer och växtplatser i den avverkningsanmälda skogen: brunpudrad nållav (NT, T), dropptaggsvamp (NT, T), kattfotslav (NT, T), tallticka (NT, T), vedskivlav (NT, T), vedtrappmossa (NT, T), blåmossa (S, T), blåsfliksmossa (S, T), bronshjon (S, T), kornig nållav (S, T), kornknutmossa (S, T), mindre märgborre (S, T), platt fjädermossa (S, T), vedticka (S, T), spillkråka (T, §4) och tjäder (T, §4).</w:t>
       </w:r>
     </w:p>
     <w:p>
@@ -922,6 +951,75 @@
       </w:r>
       <w:r>
         <w:t>SLU Artdatabanken, Uppsala.</w:t>
+      </w:r>
+    </w:p>
+    <w:p>
+      <w:pPr>
+        <w:pStyle w:val="Heading1"/>
+      </w:pPr>
+      <w:r>
+        <w:t>Tjäder – ekologi samt krav på livsmiljön</w:t>
+      </w:r>
+    </w:p>
+    <w:p>
+      <w:r>
+        <w:t xml:space="preserve">Tjäder (§4) omfattas av bilaga 1 och 2 EU:s fågeldirektiv och är typisk art för </w:t>
+      </w:r>
+      <w:r>
+        <w:rPr>
+          <w:i/>
+        </w:rPr>
+        <w:t xml:space="preserve">9010 Taiga </w:t>
+      </w:r>
+      <w:r>
+        <w:t xml:space="preserve">och </w:t>
+      </w:r>
+      <w:r>
+        <w:rPr>
+          <w:i/>
+        </w:rPr>
+        <w:t>9740 Skogsbevuxen myr</w:t>
+      </w:r>
+      <w:r>
+        <w:t>. Tjädern är en utpräglad skogsfågel knuten till större sammanhängande barrskogsområden. Tupparna och hönorna utnyttjar till viss del olika miljöer, och habitatvalet varierar dessutom mellan olika delar av året. För att det ska finnas livskraftiga tjäderbestånd krävs funktionella skogslandskap med en blandning av uppvuxen, gles och luckig skog, täta sumpskogar, myrar och andra små våtmarker (Skogsstyrelsen, 2019; SLU Artdatabanken 2024).</w:t>
+      </w:r>
+    </w:p>
+    <w:p>
+      <w:r>
+        <w:t>Arten försvinner när skogen fragmenteras och den sammanlagda arealen hyggen och andra öppna områden blir för stor. Ett småskaligt och försiktigt virkesuttag genom hyggesfria metoder kan i vissa fall vara möjligt i området inom 200 m från lekcentrum. Längre ut från lekcentrum, inom 200–500 m bör den avverkade ytan inte överskrida 1 hektar för att undvika alltför stora och snabba förändringar (Skogsstyrelsen, 2019).</w:t>
+      </w:r>
+    </w:p>
+    <w:p>
+      <w:pPr>
+        <w:pStyle w:val="Heading2"/>
+      </w:pPr>
+      <w:r>
+        <w:t>Referenser – tjäder</w:t>
+      </w:r>
+    </w:p>
+    <w:p>
+      <w:r>
+        <w:t xml:space="preserve">Skogsstyrelsen, 2019. </w:t>
+      </w:r>
+      <w:r>
+        <w:rPr>
+          <w:i/>
+        </w:rPr>
+        <w:t>Vägledning för hänsyn till fåglar – tjäder.</w:t>
+      </w:r>
+    </w:p>
+    <w:p>
+      <w:r>
+        <w:t xml:space="preserve">SLU Artdatabanken, 2024. </w:t>
+      </w:r>
+      <w:r>
+        <w:rPr>
+          <w:i/>
+        </w:rPr>
+        <w:t xml:space="preserve">Artfaktablad. Naturvård – artfakta. </w:t>
+      </w:r>
+      <w:r>
+        <w:t>SLU Artdatabanken, Uppsala</w:t>
       </w:r>
     </w:p>
     <w:p>
@@ -1300,7 +1398,7 @@
     <w:r>
       <w:tab/>
       <w:tab/>
-      <w:t>2026-08-03</w:t>
+      <w:t>2026-08-04</w:t>
       <w:br/>
       <w:br/>
     </w:r>

--- a/tillsyn/A 22139-2026 tillsynsbegäran.docx
+++ b/tillsyn/A 22139-2026 tillsynsbegäran.docx
@@ -1398,7 +1398,7 @@
     <w:r>
       <w:tab/>
       <w:tab/>
-      <w:t>2026-08-04</w:t>
+      <w:t>2026-08-05</w:t>
       <w:br/>
       <w:br/>
     </w:r>

--- a/tillsyn/A 22139-2026 tillsynsbegäran.docx
+++ b/tillsyn/A 22139-2026 tillsynsbegäran.docx
@@ -1398,7 +1398,7 @@
     <w:r>
       <w:tab/>
       <w:tab/>
-      <w:t>2026-08-05</w:t>
+      <w:t>2026-08-07</w:t>
       <w:br/>
       <w:br/>
     </w:r>

--- a/tillsyn/A 22139-2026 tillsynsbegäran.docx
+++ b/tillsyn/A 22139-2026 tillsynsbegäran.docx
@@ -65,7 +65,7 @@
     </w:p>
     <w:p>
       <w:r>
-        <w:t>I och inom 24 meter från avverkningsanmälan finns fynd av 24 naturvårdsarter, varav 9 är rödlistade, 3 är fridlysta, 16 är typiska (T) och 12 är signalarter (S): brunpudrad nållav (NT, T), dropptaggsvamp (NT, T), gransotdyna (NT), kattfotslav (NT, T), nordtagging (NT), stubbtrådmossa (NT), tallticka (NT, T), vedskivlav (NT, T), vedtrappmossa (NT, T), björksplintborre (S), blåmossa (S, T), blåsfliksmossa (S, T), bronshjon (S, T), kornig nållav (S, T), kornknutmossa (S, T), mindre märgborre (S, T), platt fjädermossa (S, T), stor revmossa (S), thomsons trägnagare (S), vedticka (S, T), vågbandad barkbock (S), spillkråka (T, §4), tjäder (T, §4) och svartvit flugsnappare (§4). Se Figur 1.</w:t>
+        <w:t>I och inom 24 meter från avverkningsanmälan finns fynd av 23 naturvårdsarter, varav 9 är rödlistade, 2 är fridlysta, 15 är typiska (T) och 12 är signalarter (S): brunpudrad nållav (NT, T), dropptaggsvamp (NT, T), gransotdyna (NT), kattfotslav (NT, T), nordtagging (NT), stubbtrådmossa (NT), tallticka (NT, T), vedskivlav (NT, T), vedtrappmossa (NT, T), björksplintborre (S), blåmossa (S, T), blåsfliksmossa (S, T), bronshjon (S, T), kornig nållav (S, T), kornknutmossa (S, T), mindre märgborre (S, T), platt fjädermossa (S, T), stor revmossa (S), thomsons trägnagare (S), vedticka (S, T), vågbandad barkbock (S), spillkråka (T, §4) och svartvit flugsnappare (§4). Se Figur 1.</w:t>
       </w:r>
     </w:p>
     <w:p>
@@ -550,32 +550,25 @@
       </w:r>
     </w:p>
     <w:p>
+      <w:pPr>
+        <w:pStyle w:val="Heading1"/>
+      </w:pPr>
+      <w:r>
+        <w:t>EU:s fågeldirektiv</w:t>
+      </w:r>
+    </w:p>
+    <w:p>
+      <w:r>
+        <w:t xml:space="preserve">Europeiska unionens medlemsländer är skyldiga att agera i enlighet med EU:s fågeldirektiv där det uttryckligen står att direktivet gäller för fåglar samt för deras ägg, bon och </w:t>
+      </w:r>
       <w:r>
         <w:rPr>
           <w:b/>
         </w:rPr>
-        <w:t>Tjäder (§4)</w:t>
-      </w:r>
-      <w:r>
-        <w:t xml:space="preserve"> omfattas av bilaga 1 och 2 EU:s fågeldirektiv och är typisk art för </w:t>
-      </w:r>
-      <w:r>
-        <w:rPr>
-          <w:i/>
-        </w:rPr>
-        <w:t xml:space="preserve">9010 Taiga </w:t>
-      </w:r>
-      <w:r>
-        <w:t xml:space="preserve">och </w:t>
-      </w:r>
-      <w:r>
-        <w:rPr>
-          <w:i/>
-        </w:rPr>
-        <w:t>9740 Skogsbevuxen myr</w:t>
-      </w:r>
-      <w:r>
-        <w:t>. Tjädern är en utpräglad skogsfågel knuten till större sammanhängande barrskogsområden. Tupparna och hönorna utnyttjar till viss del olika miljöer, och habitatvalet varierar dessutom mellan olika delar av året. För att det ska finnas livskraftiga tjäderbestånd krävs funktionella skogslandskap med en blandning av uppvuxen, gles och luckig skog, täta sumpskogar, myrar och andra små våtmarker. Arten försvinner när skogen fragmenteras och den sammanlagda arealen hyggen och andra öppna områden blir för stor. Ett småskaligt och försiktigt virkesuttag genom hyggesfria metoder kan i vissa fall vara möjligt i området inom 200 m från lekcentrum. Längre ut från lekcentrum, inom 200–500 m bör den avverkade ytan inte överskrida 1 hektar för att undvika alltför stora och snabba förändringar (Skogsstyrelsen, 2019; SLU Artdatabanken, 2024).</w:t>
+        <w:t xml:space="preserve">livsmiljöer </w:t>
+      </w:r>
+      <w:r>
+        <w:t>(artikel 1). Vidare att de åtgärder som vidtas inte får leda till en försämring av den nuvarande situationen beträffande bevarandet av de fågelarter som avses i artikel 1 (artikel 13). Fågeldirektivet är styrande för tillsynsansvariga myndigheters ärendehantering, ställningstaganden och beslutsfattande.</w:t>
       </w:r>
     </w:p>
     <w:p>
@@ -583,21 +576,86 @@
         <w:pStyle w:val="Heading1"/>
       </w:pPr>
       <w:r>
-        <w:t>EU:s fågeldirektiv</w:t>
+        <w:t>Typiska arter och EU:s art- och habitatdirektiv</w:t>
       </w:r>
     </w:p>
     <w:p>
       <w:r>
-        <w:t xml:space="preserve">Europeiska unionens medlemsländer är skyldiga att agera i enlighet med EU:s fågeldirektiv där det uttryckligen står att direktivet gäller för fåglar samt för deras ägg, bon och </w:t>
+        <w:t>Typiska arter används för att lokalisera områden med gynnsam bevarandestatus för de naturtyper som är listade i EU:s art- och habitatdirektiv. Ett exempel är Västlig taiga (EU-kod 9010) som saknar gynnsam bevarandestatus och minskar starkt som naturtyp i Sverige. Naturvårdsverket skriver i sin vägledning för Västlig taiga att dylika miljöer förutsätter normalt att skogarna skyddas långsiktigt, eftersom skogsbruk inte är förenligt med bevarande av naturtypen i gynnsamt tillstånd (Naturvårdsverket, 2011).</w:t>
+      </w:r>
+    </w:p>
+    <w:p>
+      <w:r>
+        <w:t>Följande typiska arter har sina livsmiljöer och växtplatser i den avverkningsanmälda skogen: brunpudrad nållav (NT, T), dropptaggsvamp (NT, T), kattfotslav (NT, T), tallticka (NT, T), vedskivlav (NT, T), vedtrappmossa (NT, T), blåmossa (S, T), blåsfliksmossa (S, T), bronshjon (S, T), kornig nållav (S, T), kornknutmossa (S, T), mindre märgborre (S, T), platt fjädermossa (S, T), vedticka (S, T) och spillkråka (T, §4).</w:t>
+      </w:r>
+    </w:p>
+    <w:p>
+      <w:r>
+        <w:t>Enligt Sveriges Artikel 17 rapportering 2013 och 2019 till EU, har naturtypen Västlig taiga (9010) dålig bevarandestatus med negativ trend inom Sveriges boreala region. Skogsbruksåtgärder som avverkning, röjning och gallring pekas ut som några av de främst bidragande orsakerna till naturtypens dåliga status och negativa trend (SLU Artdatabanken, 2019). I EU:s uppföljning av tillståndet för naturtyperna i Skandinavien 2013 – 2018 framgår det att i den boreala regionen är tillståndet så dåligt för Västlig taiga (9010) att habitatet löper allvarlig risk att försvinna regionalt (EEA, 2022). Det allvarliga läget för den biologiska mångfalden i skogen framhålls även i Skogsstyren rapport 2026/07:</w:t>
+      </w:r>
+    </w:p>
+    <w:p>
+      <w:r>
+        <w:rPr>
+          <w:i/>
+        </w:rPr>
+        <w:t>"All avverkning av kända skogliga värdekärnor och sannolika kontinuitetsskogar behöver upphöra för att fylla bristen om 1,56 miljoner hektar bevarad livsmiljötyp. På grund av begränsade kvarvarande arealer av värdekärnor, naturskogar och kontinuitetsskogar leder fortsatt förlust av dessa till en påtaglig risk för långsiktigt negativa effekter för biologisk mångfald i skogslandskapet. Att de återstående arealerna bevaras och ges ett långsiktigt skydd bedöms därför vara av avgörande betydelse."</w:t>
+      </w:r>
+      <w:r>
+        <w:t xml:space="preserve"> (Skogsstyrelsen, 2026).</w:t>
+      </w:r>
+    </w:p>
+    <w:p>
+      <w:r>
+        <w:t>Trots detta har statusen för Västlig taiga ändrats till otillräcklig i stället för dålig i den senaste Artikel 17 rapporteringen 2025. Av Naturvårdsverkets rapport framgår det dock att de ändrade statusbedömningarna jämfört med rapporteringen 2019 inte beror på faktiska miljöförändringar. Ändringarna är av teknisk karaktär och främst en följd av resultaten från genomförda regeringsuppdrag och beslut inför rapporteringen 2025. Det är alltså politisk styrning i stället för faktiska förhållanden i naturen som ändrat på naturtypernas status i rapporteringen, vilket rimmar dåligt med såväl art- och habitatdirektivets syften och mål som med naturrestaureringsförordningen. I praktiken har dock Sveriges nya sätt att rapportera bevarandestatus till EU inte någon betydelse eftersom Naturvårdsverkets rapportering 2025 visar att Västlig taiga</w:t>
       </w:r>
       <w:r>
         <w:rPr>
           <w:b/>
         </w:rPr>
-        <w:t xml:space="preserve">livsmiljöer </w:t>
-      </w:r>
-      <w:r>
-        <w:t>(artikel 1). Vidare att de åtgärder som vidtas inte får leda till en försämring av den nuvarande situationen beträffande bevarandet av de fågelarter som avses i artikel 1 (artikel 13). Fågeldirektivet är styrande för tillsynsansvariga myndigheters ärendehantering, ställningstaganden och beslutsfattande.</w:t>
+        <w:t xml:space="preserve"> </w:t>
+      </w:r>
+      <w:r>
+        <w:t>inte har gynnsam bevarandestatus.</w:t>
+      </w:r>
+    </w:p>
+    <w:p>
+      <w:r>
+        <w:t>Åtgärder som vidtas i enlighet med art- och habitatdirektivet ska enligt Artikel 2 syfta till att bibehålla eller återställa en gynnsam bevarandestatus hos livsmiljöer samt arter och vilda djur och växter av gemenskapsintresse. Enligt prejudikat från EU-domstolen ska en skogsbruksverksamhet utföras på ett sådant sätt som utgör ett förebyggande och hållbart skogsbruk för att betraktas som förenlig med bevarandekraven i direktivet (se EU-domstolens dom i de förenade målen C 473-19 och C 474-19).</w:t>
+      </w:r>
+    </w:p>
+    <w:p>
+      <w:r>
+        <w:t xml:space="preserve">Av artikel 1.e samma direktiv framgår att en livsmiljös bevarandestatus anses " gynnsam" när — dess naturliga utbredningsområde och de ytor den täcker inom detta område är stabila eller ökande, och — den särskilda struktur och de särskilda funktioner som är nödvändiga för att den skall kunna bibehållas på lång sikt finns, och sannolikt kommer att finnas under en överskådlig framtid, och — bevarandestatusen hos dess </w:t>
+      </w:r>
+      <w:r>
+        <w:rPr>
+          <w:b/>
+        </w:rPr>
+        <w:t>typiska arter</w:t>
+      </w:r>
+      <w:r>
+        <w:t xml:space="preserve"> är gynnsam enligt definitionen i artikel 1.i.</w:t>
+      </w:r>
+    </w:p>
+    <w:p>
+      <w:r>
+        <w:t>EU-direktiv är bindande för EU:s medlemsländer varvid det ankommer på Skogsstyrelsen som nationell tillsynsmyndighet att beakta syftet med EU:s art- och habitatdirektiv vid prövningen av en skogsbruksverksamhet, se Rådets direktiv 92/43/EEG. Se ytterligare information om EU:s livsmiljödirektiv i bilaga 2.</w:t>
+      </w:r>
+    </w:p>
+    <w:p>
+      <w:r>
+        <w:br w:type="page"/>
+      </w:r>
+    </w:p>
+    <w:p>
+      <w:pPr>
+        <w:pStyle w:val="Title"/>
+      </w:pPr>
+      <w:r>
+        <w:t>BILAGA 1 –</w:t>
+        <w:br/>
+        <w:t>Fridlysta och rödlistade arter</w:t>
       </w:r>
     </w:p>
     <w:p>
@@ -605,86 +663,193 @@
         <w:pStyle w:val="Heading1"/>
       </w:pPr>
       <w:r>
-        <w:t>Typiska arter och EU:s art- och habitatdirektiv</w:t>
+        <w:t>Mindre märgborre – ekologi samt krav på livsmiljön</w:t>
       </w:r>
     </w:p>
     <w:p>
       <w:r>
-        <w:t>Typiska arter används för att lokalisera områden med gynnsam bevarandestatus för de naturtyper som är listade i EU:s art- och habitatdirektiv. Ett exempel är Västlig taiga (EU-kod 9010) som saknar gynnsam bevarandestatus och minskar starkt som naturtyp i Sverige. Naturvårdsverket skriver i sin vägledning för Västlig taiga att dylika miljöer förutsätter normalt att skogarna skyddas långsiktigt, eftersom skogsbruk inte är förenligt med bevarande av naturtypen i gynnsamt tillstånd (Naturvårdsverket, 2011).</w:t>
-      </w:r>
-    </w:p>
-    <w:p>
-      <w:r>
-        <w:t>Följande typiska arter har sina livsmiljöer och växtplatser i den avverkningsanmälda skogen: brunpudrad nållav (NT, T), dropptaggsvamp (NT, T), kattfotslav (NT, T), tallticka (NT, T), vedskivlav (NT, T), vedtrappmossa (NT, T), blåmossa (S, T), blåsfliksmossa (S, T), bronshjon (S, T), kornig nållav (S, T), kornknutmossa (S, T), mindre märgborre (S, T), platt fjädermossa (S, T), vedticka (S, T), spillkråka (T, §4) och tjäder (T, §4).</w:t>
-      </w:r>
-    </w:p>
-    <w:p>
-      <w:r>
-        <w:t>Enligt Sveriges Artikel 17 rapportering 2013 och 2019 till EU, har naturtypen Västlig taiga (9010) dålig bevarandestatus med negativ trend inom Sveriges boreala region. Skogsbruksåtgärder som avverkning, röjning och gallring pekas ut som några av de främst bidragande orsakerna till naturtypens dåliga status och negativa trend (SLU Artdatabanken, 2019). I EU:s uppföljning av tillståndet för naturtyperna i Skandinavien 2013 – 2018 framgår det att i den boreala regionen är tillståndet så dåligt för Västlig taiga (9010) att habitatet löper allvarlig risk att försvinna regionalt (EEA, 2022). Det allvarliga läget för den biologiska mångfalden i skogen framhålls även i Skogsstyren rapport 2026/07:</w:t>
-      </w:r>
-    </w:p>
-    <w:p>
+        <w:t xml:space="preserve">Mindre märgborre är en signalart för tallskog med höga naturvärden och kan lätt konstateras genom sina karaktäristiska måsvingeliknande gnagspår som ofta hittas på grova tallgrenar på marken. Mindre märgborre betraktas tillsammans med skarptandad barkborre som nyckelarter, eftersom en rad sällsynta efterföljande arter är beroende av deras gångsystem. Bland dessa kan nämnas åtgärdsprogramsarterna avlång barkborre (VU), </w:t>
+      </w:r>
       <w:r>
         <w:rPr>
           <w:i/>
         </w:rPr>
-        <w:t>"All avverkning av kända skogliga värdekärnor och sannolika kontinuitetsskogar behöver upphöra för att fylla bristen om 1,56 miljoner hektar bevarad livsmiljötyp. På grund av begränsade kvarvarande arealer av värdekärnor, naturskogar och kontinuitetsskogar leder fortsatt förlust av dessa till en påtaglig risk för långsiktigt negativa effekter för biologisk mångfald i skogslandskapet. Att de återstående arealerna bevaras och ges ett långsiktigt skydd bedöms därför vara av avgörande betydelse."</w:t>
-      </w:r>
-      <w:r>
-        <w:t xml:space="preserve"> (Skogsstyrelsen, 2026).</w:t>
+        <w:t>Corticeus longulus</w:t>
+      </w:r>
+      <w:r>
+        <w:t xml:space="preserve"> (VU), tallgångbagge (VU), cholodkovskys bastborre (NT) och tallbarksvartbagge (NT) (Pettersson, 2014; Gunnarsson m fl., 1999).</w:t>
       </w:r>
     </w:p>
     <w:p>
       <w:r>
-        <w:t>Trots detta har statusen för Västlig taiga ändrats till otillräcklig i stället för dålig i den senaste Artikel 17 rapporteringen 2025. Av Naturvårdsverkets rapport framgår det dock att de ändrade statusbedömningarna jämfört med rapporteringen 2019 inte beror på faktiska miljöförändringar. Ändringarna är av teknisk karaktär och främst en följd av resultaten från genomförda regeringsuppdrag och beslut inför rapporteringen 2025. Det är alltså politisk styrning i stället för faktiska förhållanden i naturen som ändrat på naturtypernas status i rapporteringen, vilket rimmar dåligt med såväl art- och habitatdirektivets syften och mål som med naturrestaureringsförordningen. I praktiken har dock Sveriges nya sätt att rapportera bevarandestatus till EU inte någon betydelse eftersom Naturvårdsverkets rapportering 2025 visar att Västlig taiga</w:t>
-      </w:r>
-      <w:r>
-        <w:rPr>
-          <w:b/>
-        </w:rPr>
-        <w:t xml:space="preserve"> </w:t>
-      </w:r>
-      <w:r>
-        <w:t>inte har gynnsam bevarandestatus.</w:t>
+        <w:t>Tallskogar tillhör de livsmiljöer som förändrats i stor skala, där många kvadratmil har omvandlats till unga produktionsskogar. I sådana skogar saknas förutsättningar för de ovannämnda sällsynta barkborrarna och alltmer kunskap tyder på att skogsbrukets omvandling av skogslandskapet, missgynnar åtgärdsprogrammets arter även inne i skyddade områden (Hedgren, 2012; Hedgren m.fl., 2010; Wikars m.fl., 2010; Wikars, 2009). Orsaken är sannolikt att dagens intensiva skogsbruk trivialiserar faunan på nydöda träd. Detta sker genom att generalister förökas upp i sådan grad i den brukade skogen att dessa även kommer att dominera i de för hållandevis små och fragmenterade områden som avsätts för naturvård (Appelqvist, 2005; Janzen, 1983; Ås, 1999).</w:t>
       </w:r>
     </w:p>
     <w:p>
       <w:r>
-        <w:t>Åtgärder som vidtas i enlighet med art- och habitatdirektivet ska enligt Artikel 2 syfta till att bibehålla eller återställa en gynnsam bevarandestatus hos livsmiljöer samt arter och vilda djur och växter av gemenskapsintresse. Enligt prejudikat från EU-domstolen ska en skogsbruksverksamhet utföras på ett sådant sätt som utgör ett förebyggande och hållbart skogsbruk för att betraktas som förenlig med bevarandekraven i direktivet (se EU-domstolens dom i de förenade målen C 473-19 och C 474-19).</w:t>
+        <w:t>Ett tydligt exempel på en generalist som gynnas av dagens skogsbruk är större märgborre på nydöd tall. Denna utvecklas förutom i vindfällen gärna i avverkningsavfall, inklusive avverkningsstubbar och röjningsstammar. Därmed har den större märgborren möjlighet att upprätthålla stora och stabila populationer på huvuddelen av landets skogsmark, vilket leder till en trivialisering av faunan. Större märgborre inverkar sannolikt direkt negativt på arter som tolvtandad barkborre (EN) och avlång barkborre (VU), och indirekt på de som är gynnade av blånadssvampar, dvs. följearter till framförallt mindre märgborre och skarptandad barkborre. De barkborrar som missgynnas av större märgborre är i mycket högre grad gynnade av tallar som dör genom självgallring, dvs. i normalfallet skog som inte används till skogsproduktion (Pettersson, 2014; Wikars, skriftl.).</w:t>
       </w:r>
     </w:p>
     <w:p>
       <w:r>
-        <w:t xml:space="preserve">Av artikel 1.e samma direktiv framgår att en livsmiljös bevarandestatus anses " gynnsam" när — dess naturliga utbredningsområde och de ytor den täcker inom detta område är stabila eller ökande, och — den särskilda struktur och de särskilda funktioner som är nödvändiga för att den skall kunna bibehållas på lång sikt finns, och sannolikt kommer att finnas under en överskådlig framtid, och — bevarandestatusen hos dess </w:t>
+        <w:t xml:space="preserve">Rika förekomster av främst mindre märgborre men även skarptandad barkborre är en signal för artrikedom och inventeringar har visat att det är i skogar med en naturlig självgallring som det skapas förutsättningar för dessa arter samt de efterföljande åtgärdsprogramsarterna (Pettersson, 2014; Hedgren, 2012). Tallskogar med stark förekomst av mindre märgborre och skarptandad barkborre bör avsättas som reservat. Generellt bör hänsyn tas vid slutavverkning av talldominerad skog så att avverkningsrester som gren- och toppdelar (s.k. GROT) lämnas. Mindre märgborre är typisk art för </w:t>
       </w:r>
       <w:r>
         <w:rPr>
-          <w:b/>
+          <w:i/>
         </w:rPr>
-        <w:t>typiska arter</w:t>
-      </w:r>
-      <w:r>
-        <w:t xml:space="preserve"> är gynnsam enligt definitionen i artikel 1.i.</w:t>
-      </w:r>
-    </w:p>
-    <w:p>
-      <w:r>
-        <w:t>EU-direktiv är bindande för EU:s medlemsländer varvid det ankommer på Skogsstyrelsen som nationell tillsynsmyndighet att beakta syftet med EU:s art- och habitatdirektiv vid prövningen av en skogsbruksverksamhet, se Rådets direktiv 92/43/EEG. Se ytterligare information om EU:s livsmiljödirektiv i bilaga 2.</w:t>
-      </w:r>
-    </w:p>
-    <w:p>
-      <w:r>
-        <w:br w:type="page"/>
+        <w:t>9060 Åsbarrskog</w:t>
+      </w:r>
+      <w:r>
+        <w:t xml:space="preserve"> (Pettersson, 2014; SLU Artdatabanken, 2026).</w:t>
       </w:r>
     </w:p>
     <w:p>
       <w:pPr>
-        <w:pStyle w:val="Title"/>
+        <w:pStyle w:val="Heading2"/>
       </w:pPr>
       <w:r>
-        <w:t>BILAGA 1 –</w:t>
-        <w:br/>
-        <w:t>Fridlysta och rödlistade arter</w:t>
+        <w:t>Referenser – mindre märgborre</w:t>
+      </w:r>
+    </w:p>
+    <w:p>
+      <w:r>
+        <w:t xml:space="preserve">Appelqvist, T., 2005. </w:t>
+      </w:r>
+      <w:r>
+        <w:rPr>
+          <w:i/>
+        </w:rPr>
+        <w:t>Naturvårdsbiologisk forskning. Underlag för områdesskydd i landskapet.</w:t>
+      </w:r>
+      <w:r>
+        <w:t xml:space="preserve"> Naturvårdsverket, Rapport 5452.</w:t>
+      </w:r>
+    </w:p>
+    <w:p>
+      <w:r>
+        <w:t xml:space="preserve">Gunnarsson, B., Pettersson, R. B., Hake, M. och Hultengren, S. &amp; Sjöberg, K., 1999. </w:t>
+      </w:r>
+      <w:r>
+        <w:rPr>
+          <w:i/>
+        </w:rPr>
+        <w:t xml:space="preserve">Spindlar och skalbaggar som indikatorer i barrskog. </w:t>
+      </w:r>
+      <w:r>
+        <w:t>Skog &amp; Forskning, Nr. 2/99, s. 46–51.</w:t>
+      </w:r>
+    </w:p>
+    <w:p>
+      <w:r>
+        <w:t xml:space="preserve">Hedgren, O., 2012. </w:t>
+      </w:r>
+      <w:r>
+        <w:rPr>
+          <w:i/>
+        </w:rPr>
+        <w:t>Hotade insekter på tallved i Dalarna.</w:t>
+      </w:r>
+      <w:r>
+        <w:t xml:space="preserve"> Länsstyrelsen Dalarna, Naturvårdsenheten. Rapport 2012:16.</w:t>
+      </w:r>
+    </w:p>
+    <w:p>
+      <w:r>
+        <w:t xml:space="preserve">Hedgren, O. 2010. </w:t>
+      </w:r>
+      <w:r>
+        <w:rPr>
+          <w:i/>
+        </w:rPr>
+        <w:t>Vedinsekter i tallskog och på brandfält i Värmland.</w:t>
+      </w:r>
+      <w:r>
+        <w:t xml:space="preserve"> Länsstyrelsen Värmland, Stencil, 39 s.</w:t>
+      </w:r>
+    </w:p>
+    <w:p>
+      <w:r>
+        <w:t xml:space="preserve">Janzen, D. H., 1983. </w:t>
+      </w:r>
+      <w:r>
+        <w:rPr>
+          <w:i/>
+        </w:rPr>
+        <w:t>No park is an island: Increase in interference from outside as park size decreases</w:t>
+      </w:r>
+      <w:r>
+        <w:t>. Oikos 41: 402–410.</w:t>
+      </w:r>
+    </w:p>
+    <w:p>
+      <w:r>
+        <w:t xml:space="preserve">Jonsell, M., Weslien, J. &amp; Ehn ström, B., 1998. </w:t>
+      </w:r>
+      <w:r>
+        <w:rPr>
+          <w:i/>
+        </w:rPr>
+        <w:t>Substrate requirements of red-listed saproxylic invertebrates in Sweden</w:t>
+      </w:r>
+      <w:r>
+        <w:t>. Biodiversity and Conserv. 7: 749–764.</w:t>
+      </w:r>
+    </w:p>
+    <w:p>
+      <w:r>
+        <w:t xml:space="preserve">Pettersson, R. B., 2014). </w:t>
+      </w:r>
+      <w:r>
+        <w:rPr>
+          <w:i/>
+        </w:rPr>
+        <w:t>Åtgärdsprogram för skalbaggar på nyligen död tall, 2014–2018.</w:t>
+      </w:r>
+      <w:r>
+        <w:t xml:space="preserve"> Rapport 6599. Bromma: Naturvårdsverket.</w:t>
+      </w:r>
+    </w:p>
+    <w:p>
+      <w:r>
+        <w:t xml:space="preserve">SLU Artdatabanken, 2026. </w:t>
+      </w:r>
+      <w:r>
+        <w:rPr>
+          <w:i/>
+        </w:rPr>
+        <w:t xml:space="preserve">Artfaktablad. Naturvård – artfakta. </w:t>
+      </w:r>
+      <w:r>
+        <w:t>SLU Artdatabanken, Uppsala.</w:t>
+      </w:r>
+    </w:p>
+    <w:p>
+      <w:r>
+        <w:t xml:space="preserve">Wikars, L.-O., Hansson, J. &amp; Hedgren, O., 2010. </w:t>
+      </w:r>
+      <w:r>
+        <w:rPr>
+          <w:i/>
+        </w:rPr>
+        <w:t>Inventering av vedlevande skalbaggar – tallskogar i Örebro län.</w:t>
+      </w:r>
+      <w:r>
+        <w:t xml:space="preserve"> Länsstyrelsen i Örebro län, publ.nr. 2010:2.</w:t>
+      </w:r>
+    </w:p>
+    <w:p>
+      <w:r>
+        <w:t xml:space="preserve">Wikars, L.-O., 2009. </w:t>
+      </w:r>
+      <w:r>
+        <w:rPr>
+          <w:i/>
+        </w:rPr>
+        <w:t>Vedskalbaggar i Hamra nationalpark, Gävleborgs län.</w:t>
+      </w:r>
+      <w:r>
+        <w:t xml:space="preserve"> Länsstyrelsen Gävleborg, Rapport 2009:14.</w:t>
       </w:r>
     </w:p>
     <w:p>
@@ -692,45 +857,35 @@
         <w:pStyle w:val="Heading1"/>
       </w:pPr>
       <w:r>
-        <w:t>Mindre märgborre – ekologi samt krav på livsmiljön</w:t>
+        <w:t>Spillkråka – ekologi samt krav på livsmiljön</w:t>
       </w:r>
     </w:p>
     <w:p>
       <w:r>
-        <w:t xml:space="preserve">Mindre märgborre är en signalart för tallskog med höga naturvärden och kan lätt konstateras genom sina karaktäristiska måsvingeliknande gnagspår som ofta hittas på grova tallgrenar på marken. Mindre märgborre betraktas tillsammans med skarptandad barkborre som nyckelarter, eftersom en rad sällsynta efterföljande arter är beroende av deras gångsystem. Bland dessa kan nämnas åtgärdsprogramsarterna avlång barkborre (VU), </w:t>
+        <w:t xml:space="preserve">Spillkråka (§4) ingår i bilaga 1 EU:s fågeldirektiv och är typisk art för </w:t>
       </w:r>
       <w:r>
         <w:rPr>
           <w:i/>
         </w:rPr>
-        <w:t>Corticeus longulus</w:t>
-      </w:r>
-      <w:r>
-        <w:t xml:space="preserve"> (VU), tallgångbagge (VU), cholodkovskys bastborre (NT) och tallbarksvartbagge (NT) (Pettersson, 2014; Gunnarsson m fl., 1999).</w:t>
-      </w:r>
-    </w:p>
-    <w:p>
-      <w:r>
-        <w:t>Tallskogar tillhör de livsmiljöer som förändrats i stor skala, där många kvadratmil har omvandlats till unga produktionsskogar. I sådana skogar saknas förutsättningar för de ovannämnda sällsynta barkborrarna och alltmer kunskap tyder på att skogsbrukets omvandling av skogslandskapet, missgynnar åtgärdsprogrammets arter även inne i skyddade områden (Hedgren, 2012; Hedgren m.fl., 2010; Wikars m.fl., 2010; Wikars, 2009). Orsaken är sannolikt att dagens intensiva skogsbruk trivialiserar faunan på nydöda träd. Detta sker genom att generalister förökas upp i sådan grad i den brukade skogen att dessa även kommer att dominera i de för hållandevis små och fragmenterade områden som avsätts för naturvård (Appelqvist, 2005; Janzen, 1983; Ås, 1999).</w:t>
-      </w:r>
-    </w:p>
-    <w:p>
-      <w:r>
-        <w:t>Ett tydligt exempel på en generalist som gynnas av dagens skogsbruk är större märgborre på nydöd tall. Denna utvecklas förutom i vindfällen gärna i avverkningsavfall, inklusive avverkningsstubbar och röjningsstammar. Därmed har den större märgborren möjlighet att upprätthålla stora och stabila populationer på huvuddelen av landets skogsmark, vilket leder till en trivialisering av faunan. Större märgborre inverkar sannolikt direkt negativt på arter som tolvtandad barkborre (EN) och avlång barkborre (VU), och indirekt på de som är gynnade av blånadssvampar, dvs. följearter till framförallt mindre märgborre och skarptandad barkborre. De barkborrar som missgynnas av större märgborre är i mycket högre grad gynnade av tallar som dör genom självgallring, dvs. i normalfallet skog som inte används till skogsproduktion (Pettersson, 2014; Wikars, skriftl.).</w:t>
-      </w:r>
-    </w:p>
-    <w:p>
-      <w:r>
-        <w:t xml:space="preserve">Rika förekomster av främst mindre märgborre men även skarptandad barkborre är en signal för artrikedom och inventeringar har visat att det är i skogar med en naturlig självgallring som det skapas förutsättningar för dessa arter samt de efterföljande åtgärdsprogramsarterna (Pettersson, 2014; Hedgren, 2012). Tallskogar med stark förekomst av mindre märgborre och skarptandad barkborre bör avsättas som reservat. Generellt bör hänsyn tas vid slutavverkning av talldominerad skog så att avverkningsrester som gren- och toppdelar (s.k. GROT) lämnas. Mindre märgborre är typisk art för </w:t>
+        <w:t xml:space="preserve">9010 Taiga </w:t>
+      </w:r>
+      <w:r>
+        <w:t>och</w:t>
       </w:r>
       <w:r>
         <w:rPr>
           <w:i/>
         </w:rPr>
-        <w:t>9060 Åsbarrskog</w:t>
-      </w:r>
-      <w:r>
-        <w:t xml:space="preserve"> (Pettersson, 2014; SLU Artdatabanken, 2026).</w:t>
+        <w:t xml:space="preserve"> 9740 Skogsbevuxen myr</w:t>
+      </w:r>
+      <w:r>
+        <w:t>. Den lever i både barr- och blandskog liksom i ren lövskog. De tätaste populationerna tenderar att finnas i äldre, variationsrik blandskog med gott om död ved och gamla träd. Varje par utnyttjar 400–1000 hektar skog beroende på skogens kvalitet. Skogsbruk med korta omloppstider och täta, homogena ungskogar utgör det största hotet (SLU Artdatabanken, 2026).</w:t>
+      </w:r>
+    </w:p>
+    <w:p>
+      <w:r>
+        <w:t>Spillkråka är en nyckelart i skogliga miljöer vars övergivna bohål utnyttjas av flera andra hålhäckande fågelarter och fladdermöss, däribland pärluggla (EN, §4), knipa (§4), salskrake (§4) och skogsduva (§4). Hökuggla (VU, §4) och slaguggla (§4) häckar ofta i högstubbar som brutits av i höjd med ett gammalt spillkråkebo (Skogsstyrelsen, 2016).</w:t>
       </w:r>
     </w:p>
     <w:p>
@@ -738,105 +893,21 @@
         <w:pStyle w:val="Heading2"/>
       </w:pPr>
       <w:r>
-        <w:t>Referenser – mindre märgborre</w:t>
+        <w:t>Referenser – spillkråka</w:t>
       </w:r>
     </w:p>
     <w:p>
       <w:r>
-        <w:t xml:space="preserve">Appelqvist, T., 2005. </w:t>
+        <w:t xml:space="preserve">Skogsstyrelsen, 2016. </w:t>
       </w:r>
       <w:r>
         <w:rPr>
           <w:i/>
         </w:rPr>
-        <w:t>Naturvårdsbiologisk forskning. Underlag för områdesskydd i landskapet.</w:t>
-      </w:r>
-      <w:r>
-        <w:t xml:space="preserve"> Naturvårdsverket, Rapport 5452.</w:t>
-      </w:r>
-    </w:p>
-    <w:p>
-      <w:r>
-        <w:t xml:space="preserve">Gunnarsson, B., Pettersson, R. B., Hake, M. och Hultengren, S. &amp; Sjöberg, K., 1999. </w:t>
-      </w:r>
-      <w:r>
-        <w:rPr>
-          <w:i/>
-        </w:rPr>
-        <w:t xml:space="preserve">Spindlar och skalbaggar som indikatorer i barrskog. </w:t>
-      </w:r>
-      <w:r>
-        <w:t>Skog &amp; Forskning, Nr. 2/99, s. 46–51.</w:t>
-      </w:r>
-    </w:p>
-    <w:p>
-      <w:r>
-        <w:t xml:space="preserve">Hedgren, O., 2012. </w:t>
-      </w:r>
-      <w:r>
-        <w:rPr>
-          <w:i/>
-        </w:rPr>
-        <w:t>Hotade insekter på tallved i Dalarna.</w:t>
-      </w:r>
-      <w:r>
-        <w:t xml:space="preserve"> Länsstyrelsen Dalarna, Naturvårdsenheten. Rapport 2012:16.</w:t>
-      </w:r>
-    </w:p>
-    <w:p>
-      <w:r>
-        <w:t xml:space="preserve">Hedgren, O. 2010. </w:t>
-      </w:r>
-      <w:r>
-        <w:rPr>
-          <w:i/>
-        </w:rPr>
-        <w:t>Vedinsekter i tallskog och på brandfält i Värmland.</w:t>
-      </w:r>
-      <w:r>
-        <w:t xml:space="preserve"> Länsstyrelsen Värmland, Stencil, 39 s.</w:t>
-      </w:r>
-    </w:p>
-    <w:p>
-      <w:r>
-        <w:t xml:space="preserve">Janzen, D. H., 1983. </w:t>
-      </w:r>
-      <w:r>
-        <w:rPr>
-          <w:i/>
-        </w:rPr>
-        <w:t>No park is an island: Increase in interference from outside as park size decreases</w:t>
-      </w:r>
-      <w:r>
-        <w:t>. Oikos 41: 402–410.</w:t>
-      </w:r>
-    </w:p>
-    <w:p>
-      <w:r>
-        <w:t xml:space="preserve">Jonsell, M., Weslien, J. &amp; Ehn ström, B., 1998. </w:t>
-      </w:r>
-      <w:r>
-        <w:rPr>
-          <w:i/>
-        </w:rPr>
-        <w:t>Substrate requirements of red-listed saproxylic invertebrates in Sweden</w:t>
-      </w:r>
-      <w:r>
-        <w:t>. Biodiversity and Conserv. 7: 749–764.</w:t>
-      </w:r>
-    </w:p>
-    <w:p>
-      <w:r>
-        <w:t xml:space="preserve">Pettersson, R. B., 2014). </w:t>
-      </w:r>
-      <w:r>
-        <w:rPr>
-          <w:i/>
-        </w:rPr>
-        <w:t>Åtgärdsprogram för skalbaggar på nyligen död tall, 2014–2018.</w:t>
-      </w:r>
-      <w:r>
-        <w:t xml:space="preserve"> Rapport 6599. Bromma: Naturvårdsverket.</w:t>
+        <w:t xml:space="preserve">Vägledning för hänsyn till spillkråka. </w:t>
+      </w:r>
+      <w:r>
+        <w:t>Vägledningar och kunskapsstöd artskydd – Skogsstyrelsen.</w:t>
       </w:r>
     </w:p>
     <w:p>
@@ -851,175 +922,6 @@
       </w:r>
       <w:r>
         <w:t>SLU Artdatabanken, Uppsala.</w:t>
-      </w:r>
-    </w:p>
-    <w:p>
-      <w:r>
-        <w:t xml:space="preserve">Wikars, L.-O., Hansson, J. &amp; Hedgren, O., 2010. </w:t>
-      </w:r>
-      <w:r>
-        <w:rPr>
-          <w:i/>
-        </w:rPr>
-        <w:t>Inventering av vedlevande skalbaggar – tallskogar i Örebro län.</w:t>
-      </w:r>
-      <w:r>
-        <w:t xml:space="preserve"> Länsstyrelsen i Örebro län, publ.nr. 2010:2.</w:t>
-      </w:r>
-    </w:p>
-    <w:p>
-      <w:r>
-        <w:t xml:space="preserve">Wikars, L.-O., 2009. </w:t>
-      </w:r>
-      <w:r>
-        <w:rPr>
-          <w:i/>
-        </w:rPr>
-        <w:t>Vedskalbaggar i Hamra nationalpark, Gävleborgs län.</w:t>
-      </w:r>
-      <w:r>
-        <w:t xml:space="preserve"> Länsstyrelsen Gävleborg, Rapport 2009:14.</w:t>
-      </w:r>
-    </w:p>
-    <w:p>
-      <w:pPr>
-        <w:pStyle w:val="Heading1"/>
-      </w:pPr>
-      <w:r>
-        <w:t>Spillkråka – ekologi samt krav på livsmiljön</w:t>
-      </w:r>
-    </w:p>
-    <w:p>
-      <w:r>
-        <w:t xml:space="preserve">Spillkråka (§4) ingår i bilaga 1 EU:s fågeldirektiv och är typisk art för </w:t>
-      </w:r>
-      <w:r>
-        <w:rPr>
-          <w:i/>
-        </w:rPr>
-        <w:t xml:space="preserve">9010 Taiga </w:t>
-      </w:r>
-      <w:r>
-        <w:t>och</w:t>
-      </w:r>
-      <w:r>
-        <w:rPr>
-          <w:i/>
-        </w:rPr>
-        <w:t xml:space="preserve"> 9740 Skogsbevuxen myr</w:t>
-      </w:r>
-      <w:r>
-        <w:t>. Den lever i både barr- och blandskog liksom i ren lövskog. De tätaste populationerna tenderar att finnas i äldre, variationsrik blandskog med gott om död ved och gamla träd. Varje par utnyttjar 400–1000 hektar skog beroende på skogens kvalitet. Skogsbruk med korta omloppstider och täta, homogena ungskogar utgör det största hotet (SLU Artdatabanken, 2026).</w:t>
-      </w:r>
-    </w:p>
-    <w:p>
-      <w:r>
-        <w:t>Spillkråka är en nyckelart i skogliga miljöer vars övergivna bohål utnyttjas av flera andra hålhäckande fågelarter och fladdermöss, däribland pärluggla (EN, §4), knipa (§4), salskrake (§4) och skogsduva (§4). Hökuggla (VU, §4) och slaguggla (§4) häckar ofta i högstubbar som brutits av i höjd med ett gammalt spillkråkebo (Skogsstyrelsen, 2016).</w:t>
-      </w:r>
-    </w:p>
-    <w:p>
-      <w:pPr>
-        <w:pStyle w:val="Heading2"/>
-      </w:pPr>
-      <w:r>
-        <w:t>Referenser – spillkråka</w:t>
-      </w:r>
-    </w:p>
-    <w:p>
-      <w:r>
-        <w:t xml:space="preserve">Skogsstyrelsen, 2016. </w:t>
-      </w:r>
-      <w:r>
-        <w:rPr>
-          <w:i/>
-        </w:rPr>
-        <w:t xml:space="preserve">Vägledning för hänsyn till spillkråka. </w:t>
-      </w:r>
-      <w:r>
-        <w:t>Vägledningar och kunskapsstöd artskydd – Skogsstyrelsen.</w:t>
-      </w:r>
-    </w:p>
-    <w:p>
-      <w:r>
-        <w:t xml:space="preserve">SLU Artdatabanken, 2026. </w:t>
-      </w:r>
-      <w:r>
-        <w:rPr>
-          <w:i/>
-        </w:rPr>
-        <w:t xml:space="preserve">Artfaktablad. Naturvård – artfakta. </w:t>
-      </w:r>
-      <w:r>
-        <w:t>SLU Artdatabanken, Uppsala.</w:t>
-      </w:r>
-    </w:p>
-    <w:p>
-      <w:pPr>
-        <w:pStyle w:val="Heading1"/>
-      </w:pPr>
-      <w:r>
-        <w:t>Tjäder – ekologi samt krav på livsmiljön</w:t>
-      </w:r>
-    </w:p>
-    <w:p>
-      <w:r>
-        <w:t xml:space="preserve">Tjäder (§4) omfattas av bilaga 1 och 2 EU:s fågeldirektiv och är typisk art för </w:t>
-      </w:r>
-      <w:r>
-        <w:rPr>
-          <w:i/>
-        </w:rPr>
-        <w:t xml:space="preserve">9010 Taiga </w:t>
-      </w:r>
-      <w:r>
-        <w:t xml:space="preserve">och </w:t>
-      </w:r>
-      <w:r>
-        <w:rPr>
-          <w:i/>
-        </w:rPr>
-        <w:t>9740 Skogsbevuxen myr</w:t>
-      </w:r>
-      <w:r>
-        <w:t>. Tjädern är en utpräglad skogsfågel knuten till större sammanhängande barrskogsområden. Tupparna och hönorna utnyttjar till viss del olika miljöer, och habitatvalet varierar dessutom mellan olika delar av året. För att det ska finnas livskraftiga tjäderbestånd krävs funktionella skogslandskap med en blandning av uppvuxen, gles och luckig skog, täta sumpskogar, myrar och andra små våtmarker (Skogsstyrelsen, 2019; SLU Artdatabanken 2024).</w:t>
-      </w:r>
-    </w:p>
-    <w:p>
-      <w:r>
-        <w:t>Arten försvinner när skogen fragmenteras och den sammanlagda arealen hyggen och andra öppna områden blir för stor. Ett småskaligt och försiktigt virkesuttag genom hyggesfria metoder kan i vissa fall vara möjligt i området inom 200 m från lekcentrum. Längre ut från lekcentrum, inom 200–500 m bör den avverkade ytan inte överskrida 1 hektar för att undvika alltför stora och snabba förändringar (Skogsstyrelsen, 2019).</w:t>
-      </w:r>
-    </w:p>
-    <w:p>
-      <w:pPr>
-        <w:pStyle w:val="Heading2"/>
-      </w:pPr>
-      <w:r>
-        <w:t>Referenser – tjäder</w:t>
-      </w:r>
-    </w:p>
-    <w:p>
-      <w:r>
-        <w:t xml:space="preserve">Skogsstyrelsen, 2019. </w:t>
-      </w:r>
-      <w:r>
-        <w:rPr>
-          <w:i/>
-        </w:rPr>
-        <w:t>Vägledning för hänsyn till fåglar – tjäder.</w:t>
-      </w:r>
-    </w:p>
-    <w:p>
-      <w:r>
-        <w:t xml:space="preserve">SLU Artdatabanken, 2024. </w:t>
-      </w:r>
-      <w:r>
-        <w:rPr>
-          <w:i/>
-        </w:rPr>
-        <w:t xml:space="preserve">Artfaktablad. Naturvård – artfakta. </w:t>
-      </w:r>
-      <w:r>
-        <w:t>SLU Artdatabanken, Uppsala</w:t>
       </w:r>
     </w:p>
     <w:p>
@@ -1398,7 +1300,7 @@
     <w:r>
       <w:tab/>
       <w:tab/>
-      <w:t>2026-08-07</w:t>
+      <w:t>2026-08-08</w:t>
       <w:br/>
       <w:br/>
     </w:r>

--- a/tillsyn/A 22139-2026 tillsynsbegäran.docx
+++ b/tillsyn/A 22139-2026 tillsynsbegäran.docx
@@ -60,7 +60,7 @@
         <w:spacing w:after="240"/>
       </w:pPr>
       <w:r>
-        <w:t>Figur 1. Fyndplatser för naturvårdsarter i och inom 24 meter från avverkningsanmälan. Markörer utan svart kant är placerade på fyndplatsen. Markörer med svart kant är placerade vid sidan av fyndplatsen har ett svart streck som visar fyndplatsens exakta position. Kartans mittpunktskoordinat är N 6556611, E 325301 i SWEREF 99 TM.</w:t>
+        <w:t>Figur 1. Fyndplatser för naturvårdsarter i och inom 24 meter från avverkningsanmälan. Markörer utan svart kant är placerade på fyndplatsen. Markörer med svart kant är placerade vid sidan av fyndplatsen och har ett svart streck som visar fyndplatsens exakta position. Kartans mittpunktskoordinat är N 6556611, E 325301 i SWEREF 99 TM.</w:t>
       </w:r>
     </w:p>
     <w:p>
@@ -1300,7 +1300,7 @@
     <w:r>
       <w:tab/>
       <w:tab/>
-      <w:t>2026-08-14</w:t>
+      <w:t>2026-08-15</w:t>
       <w:br/>
       <w:br/>
     </w:r>

--- a/tillsyn/A 22139-2026 tillsynsbegäran.docx
+++ b/tillsyn/A 22139-2026 tillsynsbegäran.docx
@@ -65,7 +65,7 @@
     </w:p>
     <w:p>
       <w:r>
-        <w:t>I och inom 24 meter från avverkningsanmälan finns fynd av 23 naturvårdsarter, varav 9 är rödlistade, 2 är fridlysta, 15 är typiska (T) och 12 är signalarter (S): brunpudrad nållav (NT, T), dropptaggsvamp (NT, T), gransotdyna (NT), kattfotslav (NT, T), nordtagging (NT), stubbtrådmossa (NT), tallticka (NT, T), vedskivlav (NT, T), vedtrappmossa (NT, T), björksplintborre (S), blåmossa (S, T), blåsfliksmossa (S, T), bronshjon (S, T), kornig nållav (S, T), kornknutmossa (S, T), mindre märgborre (S, T), platt fjädermossa (S, T), stor revmossa (S), thomsons trägnagare (S), vedticka (S, T), vågbandad barkbock (S), spillkråka (T, §4) och svartvit flugsnappare (§4). Se Figur 1.</w:t>
+        <w:t>I och inom 24 meter från avverkningsanmälan finns fynd av 24 naturvårdsarter, varav 9 är rödlistade, 3 är fridlysta, 16 är typiska (T) och 12 är signalarter (S): brunpudrad nållav (NT, T), dropptaggsvamp (NT, T), gransotdyna (NT), kattfotslav (NT, T), nordtagging (NT), stubbtrådmossa (NT), tallticka (NT, T), vedskivlav (NT, T), vedtrappmossa (NT, T), björksplintborre (S), blåmossa (S, T), blåsfliksmossa (S, T), bronshjon (S, T), kornig nållav (S, T), kornknutmossa (S, T), mindre märgborre (S, T), platt fjädermossa (S, T), stor revmossa (S), thomsons trägnagare (S), vedticka (S, T), vågbandad barkbock (S), spillkråka (T, §4), tjäder (T, §4) och svartvit flugsnappare (§4). Se Figur 1.</w:t>
       </w:r>
     </w:p>
     <w:p>
@@ -550,25 +550,32 @@
       </w:r>
     </w:p>
     <w:p>
-      <w:pPr>
-        <w:pStyle w:val="Heading1"/>
-      </w:pPr>
-      <w:r>
-        <w:t>EU:s fågeldirektiv</w:t>
-      </w:r>
-    </w:p>
-    <w:p>
-      <w:r>
-        <w:t xml:space="preserve">Europeiska unionens medlemsländer är skyldiga att agera i enlighet med EU:s fågeldirektiv där det uttryckligen står att direktivet gäller för fåglar samt för deras ägg, bon och </w:t>
-      </w:r>
       <w:r>
         <w:rPr>
           <w:b/>
         </w:rPr>
-        <w:t xml:space="preserve">livsmiljöer </w:t>
-      </w:r>
-      <w:r>
-        <w:t>(artikel 1). Vidare att de åtgärder som vidtas inte får leda till en försämring av den nuvarande situationen beträffande bevarandet av de fågelarter som avses i artikel 1 (artikel 13). Fågeldirektivet är styrande för tillsynsansvariga myndigheters ärendehantering, ställningstaganden och beslutsfattande.</w:t>
+        <w:t>Tjäder (§4)</w:t>
+      </w:r>
+      <w:r>
+        <w:t xml:space="preserve"> omfattas av bilaga 1 och 2 EU:s fågeldirektiv och är typisk art för </w:t>
+      </w:r>
+      <w:r>
+        <w:rPr>
+          <w:i/>
+        </w:rPr>
+        <w:t xml:space="preserve">9010 Taiga </w:t>
+      </w:r>
+      <w:r>
+        <w:t xml:space="preserve">och </w:t>
+      </w:r>
+      <w:r>
+        <w:rPr>
+          <w:i/>
+        </w:rPr>
+        <w:t>9740 Skogsbevuxen myr</w:t>
+      </w:r>
+      <w:r>
+        <w:t>. Tjädern är en utpräglad skogsfågel knuten till större sammanhängande barrskogsområden. Tupparna och hönorna utnyttjar till viss del olika miljöer, och habitatvalet varierar dessutom mellan olika delar av året. För att det ska finnas livskraftiga tjäderbestånd krävs funktionella skogslandskap med en blandning av uppvuxen, gles och luckig skog, täta sumpskogar, myrar och andra små våtmarker. Arten försvinner när skogen fragmenteras och den sammanlagda arealen hyggen och andra öppna områden blir för stor. Ett småskaligt och försiktigt virkesuttag genom hyggesfria metoder kan i vissa fall vara möjligt i området inom 200 m från lekcentrum. Längre ut från lekcentrum, inom 200–500 m bör den avverkade ytan inte överskrida 1 hektar för att undvika alltför stora och snabba förändringar (Skogsstyrelsen, 2019; SLU Artdatabanken, 2024).</w:t>
       </w:r>
     </w:p>
     <w:p>
@@ -576,17 +583,39 @@
         <w:pStyle w:val="Heading1"/>
       </w:pPr>
       <w:r>
-        <w:t>Typiska arter och EU:s art- och habitatdirektiv</w:t>
+        <w:t>EU:s fågeldirektiv</w:t>
       </w:r>
     </w:p>
     <w:p>
       <w:r>
-        <w:t>Typiska arter används för att lokalisera områden med gynnsam bevarandestatus för de naturtyper som är listade i EU:s art- och habitatdirektiv. Ett exempel är Västlig taiga (EU-kod 9010) som saknar gynnsam bevarandestatus och minskar starkt som naturtyp i Sverige. Naturvårdsverket skriver i sin vägledning för Västlig taiga att dylika miljöer förutsätter normalt att skogarna skyddas långsiktigt, eftersom skogsbruk inte är förenligt med bevarande av naturtypen i gynnsamt tillstånd (Naturvårdsverket, 2011).</w:t>
+        <w:t xml:space="preserve">Europeiska unionens medlemsländer är skyldiga att agera i enlighet med EU:s fågeldirektiv där det uttryckligen står att direktivet gäller för fåglar samt för deras ägg, bon och </w:t>
+      </w:r>
+      <w:r>
+        <w:rPr>
+          <w:b/>
+        </w:rPr>
+        <w:t xml:space="preserve">livsmiljöer </w:t>
+      </w:r>
+      <w:r>
+        <w:t>(artikel 1). Vidare att de åtgärder som vidtas inte får leda till en försämring av den nuvarande situationen beträffande bevarandet av de fågelarter som avses i artikel 1 (artikel 13). Fågeldirektivet är styrande för tillsynsansvariga myndigheters ärendehantering, ställningstaganden och beslutsfattande.</w:t>
       </w:r>
     </w:p>
     <w:p>
-      <w:r>
-        <w:t>Följande typiska arter har sina livsmiljöer och växtplatser i den avverkningsanmälda skogen: brunpudrad nållav (NT, T), dropptaggsvamp (NT, T), kattfotslav (NT, T), tallticka (NT, T), vedskivlav (NT, T), vedtrappmossa (NT, T), blåmossa (S, T), blåsfliksmossa (S, T), bronshjon (S, T), kornig nållav (S, T), kornknutmossa (S, T), mindre märgborre (S, T), platt fjädermossa (S, T), vedticka (S, T) och spillkråka (T, §4).</w:t>
+      <w:pPr>
+        <w:pStyle w:val="Heading1"/>
+      </w:pPr>
+      <w:r>
+        <w:t>Typiska arter och EU:s art- och habitatdirektiv</w:t>
+      </w:r>
+    </w:p>
+    <w:p>
+      <w:r>
+        <w:t>Typiska arter används för att lokalisera områden med gynnsam bevarandestatus för de naturtyper som är listade i EU:s art- och habitatdirektiv. Ett exempel är Västlig taiga (EU-kod 9010) som saknar gynnsam bevarandestatus och minskar starkt som naturtyp i Sverige. Naturvårdsverket skriver i sin vägledning för Västlig taiga att dylika miljöer förutsätter normalt att skogarna skyddas långsiktigt, eftersom skogsbruk inte är förenligt med bevarande av naturtypen i gynnsamt tillstånd (Naturvårdsverket, 2011).</w:t>
+      </w:r>
+    </w:p>
+    <w:p>
+      <w:r>
+        <w:t>Följande typiska arter har sina livsmiljöer och växtplatser i den avverkningsanmälda skogen: brunpudrad nållav (NT, T), dropptaggsvamp (NT, T), kattfotslav (NT, T), tallticka (NT, T), vedskivlav (NT, T), vedtrappmossa (NT, T), blåmossa (S, T), blåsfliksmossa (S, T), bronshjon (S, T), kornig nållav (S, T), kornknutmossa (S, T), mindre märgborre (S, T), platt fjädermossa (S, T), vedticka (S, T), spillkråka (T, §4) och tjäder (T, §4).</w:t>
       </w:r>
     </w:p>
     <w:p>
@@ -922,6 +951,75 @@
       </w:r>
       <w:r>
         <w:t>SLU Artdatabanken, Uppsala.</w:t>
+      </w:r>
+    </w:p>
+    <w:p>
+      <w:pPr>
+        <w:pStyle w:val="Heading1"/>
+      </w:pPr>
+      <w:r>
+        <w:t>Tjäder – ekologi samt krav på livsmiljön</w:t>
+      </w:r>
+    </w:p>
+    <w:p>
+      <w:r>
+        <w:t xml:space="preserve">Tjäder (§4) omfattas av bilaga 1 och 2 EU:s fågeldirektiv och är typisk art för </w:t>
+      </w:r>
+      <w:r>
+        <w:rPr>
+          <w:i/>
+        </w:rPr>
+        <w:t xml:space="preserve">9010 Taiga </w:t>
+      </w:r>
+      <w:r>
+        <w:t xml:space="preserve">och </w:t>
+      </w:r>
+      <w:r>
+        <w:rPr>
+          <w:i/>
+        </w:rPr>
+        <w:t>9740 Skogsbevuxen myr</w:t>
+      </w:r>
+      <w:r>
+        <w:t>. Tjädern är en utpräglad skogsfågel knuten till större sammanhängande barrskogsområden. Tupparna och hönorna utnyttjar till viss del olika miljöer, och habitatvalet varierar dessutom mellan olika delar av året. För att det ska finnas livskraftiga tjäderbestånd krävs funktionella skogslandskap med en blandning av uppvuxen, gles och luckig skog, täta sumpskogar, myrar och andra små våtmarker (Skogsstyrelsen, 2019; SLU Artdatabanken 2024).</w:t>
+      </w:r>
+    </w:p>
+    <w:p>
+      <w:r>
+        <w:t>Arten försvinner när skogen fragmenteras och den sammanlagda arealen hyggen och andra öppna områden blir för stor. Ett småskaligt och försiktigt virkesuttag genom hyggesfria metoder kan i vissa fall vara möjligt i området inom 200 m från lekcentrum. Längre ut från lekcentrum, inom 200–500 m bör den avverkade ytan inte överskrida 1 hektar för att undvika alltför stora och snabba förändringar (Skogsstyrelsen, 2019).</w:t>
+      </w:r>
+    </w:p>
+    <w:p>
+      <w:pPr>
+        <w:pStyle w:val="Heading2"/>
+      </w:pPr>
+      <w:r>
+        <w:t>Referenser – tjäder</w:t>
+      </w:r>
+    </w:p>
+    <w:p>
+      <w:r>
+        <w:t xml:space="preserve">Skogsstyrelsen, 2019. </w:t>
+      </w:r>
+      <w:r>
+        <w:rPr>
+          <w:i/>
+        </w:rPr>
+        <w:t>Vägledning för hänsyn till fåglar – tjäder.</w:t>
+      </w:r>
+    </w:p>
+    <w:p>
+      <w:r>
+        <w:t xml:space="preserve">SLU Artdatabanken, 2024. </w:t>
+      </w:r>
+      <w:r>
+        <w:rPr>
+          <w:i/>
+        </w:rPr>
+        <w:t xml:space="preserve">Artfaktablad. Naturvård – artfakta. </w:t>
+      </w:r>
+      <w:r>
+        <w:t>SLU Artdatabanken, Uppsala</w:t>
       </w:r>
     </w:p>
     <w:p>
@@ -1300,7 +1398,7 @@
     <w:r>
       <w:tab/>
       <w:tab/>
-      <w:t>2026-08-15</w:t>
+      <w:t>2026-08-16</w:t>
       <w:br/>
       <w:br/>
     </w:r>

--- a/tillsyn/A 22139-2026 tillsynsbegäran.docx
+++ b/tillsyn/A 22139-2026 tillsynsbegäran.docx
@@ -1398,7 +1398,7 @@
     <w:r>
       <w:tab/>
       <w:tab/>
-      <w:t>2026-08-16</w:t>
+      <w:t>2026-08-17</w:t>
       <w:br/>
       <w:br/>
     </w:r>

--- a/tillsyn/A 22139-2026 tillsynsbegäran.docx
+++ b/tillsyn/A 22139-2026 tillsynsbegäran.docx
@@ -1398,7 +1398,7 @@
     <w:r>
       <w:tab/>
       <w:tab/>
-      <w:t>2026-08-17</w:t>
+      <w:t>2026-08-18</w:t>
       <w:br/>
       <w:br/>
     </w:r>

--- a/tillsyn/A 22139-2026 tillsynsbegäran.docx
+++ b/tillsyn/A 22139-2026 tillsynsbegäran.docx
@@ -1398,7 +1398,7 @@
     <w:r>
       <w:tab/>
       <w:tab/>
-      <w:t>2026-08-18</w:t>
+      <w:t>2026-08-19</w:t>
       <w:br/>
       <w:br/>
     </w:r>

--- a/tillsyn/A 22139-2026 tillsynsbegäran.docx
+++ b/tillsyn/A 22139-2026 tillsynsbegäran.docx
@@ -1398,7 +1398,7 @@
     <w:r>
       <w:tab/>
       <w:tab/>
-      <w:t>2026-08-19</w:t>
+      <w:t>2026-08-20</w:t>
       <w:br/>
       <w:br/>
     </w:r>

--- a/tillsyn/A 22139-2026 tillsynsbegäran.docx
+++ b/tillsyn/A 22139-2026 tillsynsbegäran.docx
@@ -1398,7 +1398,7 @@
     <w:r>
       <w:tab/>
       <w:tab/>
-      <w:t>2026-08-20</w:t>
+      <w:t>2026-08-21</w:t>
       <w:br/>
       <w:br/>
     </w:r>

--- a/tillsyn/A 22139-2026 tillsynsbegäran.docx
+++ b/tillsyn/A 22139-2026 tillsynsbegäran.docx
@@ -1398,7 +1398,7 @@
     <w:r>
       <w:tab/>
       <w:tab/>
-      <w:t>2026-08-21</w:t>
+      <w:t>2026-08-22</w:t>
       <w:br/>
       <w:br/>
     </w:r>

--- a/tillsyn/A 22139-2026 tillsynsbegäran.docx
+++ b/tillsyn/A 22139-2026 tillsynsbegäran.docx
@@ -65,7 +65,7 @@
     </w:p>
     <w:p>
       <w:r>
-        <w:t>I och inom 24 meter från avverkningsanmälan finns fynd av 24 naturvårdsarter, varav 9 är rödlistade, 3 är fridlysta, 16 är typiska (T) och 12 är signalarter (S): brunpudrad nållav (NT, T), dropptaggsvamp (NT, T), gransotdyna (NT), kattfotslav (NT, T), nordtagging (NT), stubbtrådmossa (NT), tallticka (NT, T), vedskivlav (NT, T), vedtrappmossa (NT, T), björksplintborre (S), blåmossa (S, T), blåsfliksmossa (S, T), bronshjon (S, T), kornig nållav (S, T), kornknutmossa (S, T), mindre märgborre (S, T), platt fjädermossa (S, T), stor revmossa (S), thomsons trägnagare (S), vedticka (S, T), vågbandad barkbock (S), spillkråka (T, §4), tjäder (T, §4) och svartvit flugsnappare (§4). Se Figur 1.</w:t>
+        <w:t>I och inom 24 meter från avverkningsanmälan finns fynd av 23 naturvårdsarter, varav 9 är rödlistade, 2 är fridlysta, 15 är typiska (T) och 12 är signalarter (S): brunpudrad nållav (NT, T), dropptaggsvamp (NT, T), gransotdyna (NT), kattfotslav (NT, T), nordtagging (NT), stubbtrådmossa (NT), tallticka (NT, T), vedskivlav (NT, T), vedtrappmossa (NT, T), björksplintborre (S), blåmossa (S, T), blåsfliksmossa (S, T), bronshjon (S, T), kornig nållav (S, T), kornknutmossa (S, T), mindre märgborre (S, T), platt fjädermossa (S, T), stor revmossa (S), thomsons trägnagare (S), vedticka (S, T), vågbandad barkbock (S), spillkråka (T, §4) och svartvit flugsnappare (§4). Se Figur 1.</w:t>
       </w:r>
     </w:p>
     <w:p>
@@ -550,32 +550,25 @@
       </w:r>
     </w:p>
     <w:p>
+      <w:pPr>
+        <w:pStyle w:val="Heading1"/>
+      </w:pPr>
+      <w:r>
+        <w:t>EU:s fågeldirektiv</w:t>
+      </w:r>
+    </w:p>
+    <w:p>
+      <w:r>
+        <w:t xml:space="preserve">Europeiska unionens medlemsländer är skyldiga att agera i enlighet med EU:s fågeldirektiv där det uttryckligen står att direktivet gäller för fåglar samt för deras ägg, bon och </w:t>
+      </w:r>
       <w:r>
         <w:rPr>
           <w:b/>
         </w:rPr>
-        <w:t>Tjäder (§4)</w:t>
-      </w:r>
-      <w:r>
-        <w:t xml:space="preserve"> omfattas av bilaga 1 och 2 EU:s fågeldirektiv och är typisk art för </w:t>
-      </w:r>
-      <w:r>
-        <w:rPr>
-          <w:i/>
-        </w:rPr>
-        <w:t xml:space="preserve">9010 Taiga </w:t>
-      </w:r>
-      <w:r>
-        <w:t xml:space="preserve">och </w:t>
-      </w:r>
-      <w:r>
-        <w:rPr>
-          <w:i/>
-        </w:rPr>
-        <w:t>9740 Skogsbevuxen myr</w:t>
-      </w:r>
-      <w:r>
-        <w:t>. Tjädern är en utpräglad skogsfågel knuten till större sammanhängande barrskogsområden. Tupparna och hönorna utnyttjar till viss del olika miljöer, och habitatvalet varierar dessutom mellan olika delar av året. För att det ska finnas livskraftiga tjäderbestånd krävs funktionella skogslandskap med en blandning av uppvuxen, gles och luckig skog, täta sumpskogar, myrar och andra små våtmarker. Arten försvinner när skogen fragmenteras och den sammanlagda arealen hyggen och andra öppna områden blir för stor. Ett småskaligt och försiktigt virkesuttag genom hyggesfria metoder kan i vissa fall vara möjligt i området inom 200 m från lekcentrum. Längre ut från lekcentrum, inom 200–500 m bör den avverkade ytan inte överskrida 1 hektar för att undvika alltför stora och snabba förändringar (Skogsstyrelsen, 2019; SLU Artdatabanken, 2024).</w:t>
+        <w:t xml:space="preserve">livsmiljöer </w:t>
+      </w:r>
+      <w:r>
+        <w:t>(artikel 1). Vidare att de åtgärder som vidtas inte får leda till en försämring av den nuvarande situationen beträffande bevarandet av de fågelarter som avses i artikel 1 (artikel 13). Fågeldirektivet är styrande för tillsynsansvariga myndigheters ärendehantering, ställningstaganden och beslutsfattande.</w:t>
       </w:r>
     </w:p>
     <w:p>
@@ -583,21 +576,86 @@
         <w:pStyle w:val="Heading1"/>
       </w:pPr>
       <w:r>
-        <w:t>EU:s fågeldirektiv</w:t>
+        <w:t>Typiska arter och EU:s art- och habitatdirektiv</w:t>
       </w:r>
     </w:p>
     <w:p>
       <w:r>
-        <w:t xml:space="preserve">Europeiska unionens medlemsländer är skyldiga att agera i enlighet med EU:s fågeldirektiv där det uttryckligen står att direktivet gäller för fåglar samt för deras ägg, bon och </w:t>
+        <w:t>Typiska arter används för att lokalisera områden med gynnsam bevarandestatus för de naturtyper som är listade i EU:s art- och habitatdirektiv. Ett exempel är Västlig taiga (EU-kod 9010) som saknar gynnsam bevarandestatus och minskar starkt som naturtyp i Sverige. Naturvårdsverket skriver i sin vägledning för Västlig taiga att dylika miljöer förutsätter normalt att skogarna skyddas långsiktigt, eftersom skogsbruk inte är förenligt med bevarande av naturtypen i gynnsamt tillstånd (Naturvårdsverket, 2011).</w:t>
+      </w:r>
+    </w:p>
+    <w:p>
+      <w:r>
+        <w:t>Följande typiska arter har sina livsmiljöer och växtplatser i den avverkningsanmälda skogen: brunpudrad nållav (NT, T), dropptaggsvamp (NT, T), kattfotslav (NT, T), tallticka (NT, T), vedskivlav (NT, T), vedtrappmossa (NT, T), blåmossa (S, T), blåsfliksmossa (S, T), bronshjon (S, T), kornig nållav (S, T), kornknutmossa (S, T), mindre märgborre (S, T), platt fjädermossa (S, T), vedticka (S, T) och spillkråka (T, §4).</w:t>
+      </w:r>
+    </w:p>
+    <w:p>
+      <w:r>
+        <w:t>Enligt Sveriges Artikel 17 rapportering 2013 och 2019 till EU, har naturtypen Västlig taiga (9010) dålig bevarandestatus med negativ trend inom Sveriges boreala region. Skogsbruksåtgärder som avverkning, röjning och gallring pekas ut som några av de främst bidragande orsakerna till naturtypens dåliga status och negativa trend (SLU Artdatabanken, 2019). I EU:s uppföljning av tillståndet för naturtyperna i Skandinavien 2013 – 2018 framgår det att i den boreala regionen är tillståndet så dåligt för Västlig taiga (9010) att habitatet löper allvarlig risk att försvinna regionalt (EEA, 2022). Det allvarliga läget för den biologiska mångfalden i skogen framhålls även i Skogsstyren rapport 2026/07:</w:t>
+      </w:r>
+    </w:p>
+    <w:p>
+      <w:r>
+        <w:rPr>
+          <w:i/>
+        </w:rPr>
+        <w:t>"All avverkning av kända skogliga värdekärnor och sannolika kontinuitetsskogar behöver upphöra för att fylla bristen om 1,56 miljoner hektar bevarad livsmiljötyp. På grund av begränsade kvarvarande arealer av värdekärnor, naturskogar och kontinuitetsskogar leder fortsatt förlust av dessa till en påtaglig risk för långsiktigt negativa effekter för biologisk mångfald i skogslandskapet. Att de återstående arealerna bevaras och ges ett långsiktigt skydd bedöms därför vara av avgörande betydelse."</w:t>
+      </w:r>
+      <w:r>
+        <w:t xml:space="preserve"> (Skogsstyrelsen, 2026).</w:t>
+      </w:r>
+    </w:p>
+    <w:p>
+      <w:r>
+        <w:t>Trots detta har statusen för Västlig taiga ändrats till otillräcklig i stället för dålig i den senaste Artikel 17 rapporteringen 2025. Av Naturvårdsverkets rapport framgår det dock att de ändrade statusbedömningarna jämfört med rapporteringen 2019 inte beror på faktiska miljöförändringar. Ändringarna är av teknisk karaktär och främst en följd av resultaten från genomförda regeringsuppdrag och beslut inför rapporteringen 2025. Det är alltså politisk styrning i stället för faktiska förhållanden i naturen som ändrat på naturtypernas status i rapporteringen, vilket rimmar dåligt med såväl art- och habitatdirektivets syften och mål som med naturrestaureringsförordningen. I praktiken har dock Sveriges nya sätt att rapportera bevarandestatus till EU inte någon betydelse eftersom Naturvårdsverkets rapportering 2025 visar att Västlig taiga</w:t>
       </w:r>
       <w:r>
         <w:rPr>
           <w:b/>
         </w:rPr>
-        <w:t xml:space="preserve">livsmiljöer </w:t>
-      </w:r>
-      <w:r>
-        <w:t>(artikel 1). Vidare att de åtgärder som vidtas inte får leda till en försämring av den nuvarande situationen beträffande bevarandet av de fågelarter som avses i artikel 1 (artikel 13). Fågeldirektivet är styrande för tillsynsansvariga myndigheters ärendehantering, ställningstaganden och beslutsfattande.</w:t>
+        <w:t xml:space="preserve"> </w:t>
+      </w:r>
+      <w:r>
+        <w:t>inte har gynnsam bevarandestatus.</w:t>
+      </w:r>
+    </w:p>
+    <w:p>
+      <w:r>
+        <w:t>Åtgärder som vidtas i enlighet med art- och habitatdirektivet ska enligt Artikel 2 syfta till att bibehålla eller återställa en gynnsam bevarandestatus hos livsmiljöer samt arter och vilda djur och växter av gemenskapsintresse. Enligt prejudikat från EU-domstolen ska en skogsbruksverksamhet utföras på ett sådant sätt som utgör ett förebyggande och hållbart skogsbruk för att betraktas som förenlig med bevarandekraven i direktivet (se EU-domstolens dom i de förenade målen C 473-19 och C 474-19).</w:t>
+      </w:r>
+    </w:p>
+    <w:p>
+      <w:r>
+        <w:t xml:space="preserve">Av artikel 1.e samma direktiv framgår att en livsmiljös bevarandestatus anses " gynnsam" när — dess naturliga utbredningsområde och de ytor den täcker inom detta område är stabila eller ökande, och — den särskilda struktur och de särskilda funktioner som är nödvändiga för att den skall kunna bibehållas på lång sikt finns, och sannolikt kommer att finnas under en överskådlig framtid, och — bevarandestatusen hos dess </w:t>
+      </w:r>
+      <w:r>
+        <w:rPr>
+          <w:b/>
+        </w:rPr>
+        <w:t>typiska arter</w:t>
+      </w:r>
+      <w:r>
+        <w:t xml:space="preserve"> är gynnsam enligt definitionen i artikel 1.i.</w:t>
+      </w:r>
+    </w:p>
+    <w:p>
+      <w:r>
+        <w:t>EU-direktiv är bindande för EU:s medlemsländer varvid det ankommer på Skogsstyrelsen som nationell tillsynsmyndighet att beakta syftet med EU:s art- och habitatdirektiv vid prövningen av en skogsbruksverksamhet, se Rådets direktiv 92/43/EEG. Se ytterligare information om EU:s livsmiljödirektiv i bilaga 2.</w:t>
+      </w:r>
+    </w:p>
+    <w:p>
+      <w:r>
+        <w:br w:type="page"/>
+      </w:r>
+    </w:p>
+    <w:p>
+      <w:pPr>
+        <w:pStyle w:val="Title"/>
+      </w:pPr>
+      <w:r>
+        <w:t>BILAGA 1 –</w:t>
+        <w:br/>
+        <w:t>Fridlysta och rödlistade arter</w:t>
       </w:r>
     </w:p>
     <w:p>
@@ -605,86 +663,193 @@
         <w:pStyle w:val="Heading1"/>
       </w:pPr>
       <w:r>
-        <w:t>Typiska arter och EU:s art- och habitatdirektiv</w:t>
+        <w:t>Mindre märgborre – ekologi samt krav på livsmiljön</w:t>
       </w:r>
     </w:p>
     <w:p>
       <w:r>
-        <w:t>Typiska arter används för att lokalisera områden med gynnsam bevarandestatus för de naturtyper som är listade i EU:s art- och habitatdirektiv. Ett exempel är Västlig taiga (EU-kod 9010) som saknar gynnsam bevarandestatus och minskar starkt som naturtyp i Sverige. Naturvårdsverket skriver i sin vägledning för Västlig taiga att dylika miljöer förutsätter normalt att skogarna skyddas långsiktigt, eftersom skogsbruk inte är förenligt med bevarande av naturtypen i gynnsamt tillstånd (Naturvårdsverket, 2011).</w:t>
-      </w:r>
-    </w:p>
-    <w:p>
-      <w:r>
-        <w:t>Följande typiska arter har sina livsmiljöer och växtplatser i den avverkningsanmälda skogen: brunpudrad nållav (NT, T), dropptaggsvamp (NT, T), kattfotslav (NT, T), tallticka (NT, T), vedskivlav (NT, T), vedtrappmossa (NT, T), blåmossa (S, T), blåsfliksmossa (S, T), bronshjon (S, T), kornig nållav (S, T), kornknutmossa (S, T), mindre märgborre (S, T), platt fjädermossa (S, T), vedticka (S, T), spillkråka (T, §4) och tjäder (T, §4).</w:t>
-      </w:r>
-    </w:p>
-    <w:p>
-      <w:r>
-        <w:t>Enligt Sveriges Artikel 17 rapportering 2013 och 2019 till EU, har naturtypen Västlig taiga (9010) dålig bevarandestatus med negativ trend inom Sveriges boreala region. Skogsbruksåtgärder som avverkning, röjning och gallring pekas ut som några av de främst bidragande orsakerna till naturtypens dåliga status och negativa trend (SLU Artdatabanken, 2019). I EU:s uppföljning av tillståndet för naturtyperna i Skandinavien 2013 – 2018 framgår det att i den boreala regionen är tillståndet så dåligt för Västlig taiga (9010) att habitatet löper allvarlig risk att försvinna regionalt (EEA, 2022). Det allvarliga läget för den biologiska mångfalden i skogen framhålls även i Skogsstyren rapport 2026/07:</w:t>
-      </w:r>
-    </w:p>
-    <w:p>
+        <w:t xml:space="preserve">Mindre märgborre är en signalart för tallskog med höga naturvärden och kan lätt konstateras genom sina karaktäristiska måsvingeliknande gnagspår som ofta hittas på grova tallgrenar på marken. Mindre märgborre betraktas tillsammans med skarptandad barkborre som nyckelarter, eftersom en rad sällsynta efterföljande arter är beroende av deras gångsystem. Bland dessa kan nämnas åtgärdsprogramsarterna avlång barkborre (VU), </w:t>
+      </w:r>
       <w:r>
         <w:rPr>
           <w:i/>
         </w:rPr>
-        <w:t>"All avverkning av kända skogliga värdekärnor och sannolika kontinuitetsskogar behöver upphöra för att fylla bristen om 1,56 miljoner hektar bevarad livsmiljötyp. På grund av begränsade kvarvarande arealer av värdekärnor, naturskogar och kontinuitetsskogar leder fortsatt förlust av dessa till en påtaglig risk för långsiktigt negativa effekter för biologisk mångfald i skogslandskapet. Att de återstående arealerna bevaras och ges ett långsiktigt skydd bedöms därför vara av avgörande betydelse."</w:t>
-      </w:r>
-      <w:r>
-        <w:t xml:space="preserve"> (Skogsstyrelsen, 2026).</w:t>
+        <w:t>Corticeus longulus</w:t>
+      </w:r>
+      <w:r>
+        <w:t xml:space="preserve"> (VU), tallgångbagge (VU), cholodkovskys bastborre (NT) och tallbarksvartbagge (NT) (Pettersson, 2014; Gunnarsson m fl., 1999).</w:t>
       </w:r>
     </w:p>
     <w:p>
       <w:r>
-        <w:t>Trots detta har statusen för Västlig taiga ändrats till otillräcklig i stället för dålig i den senaste Artikel 17 rapporteringen 2025. Av Naturvårdsverkets rapport framgår det dock att de ändrade statusbedömningarna jämfört med rapporteringen 2019 inte beror på faktiska miljöförändringar. Ändringarna är av teknisk karaktär och främst en följd av resultaten från genomförda regeringsuppdrag och beslut inför rapporteringen 2025. Det är alltså politisk styrning i stället för faktiska förhållanden i naturen som ändrat på naturtypernas status i rapporteringen, vilket rimmar dåligt med såväl art- och habitatdirektivets syften och mål som med naturrestaureringsförordningen. I praktiken har dock Sveriges nya sätt att rapportera bevarandestatus till EU inte någon betydelse eftersom Naturvårdsverkets rapportering 2025 visar att Västlig taiga</w:t>
-      </w:r>
-      <w:r>
-        <w:rPr>
-          <w:b/>
-        </w:rPr>
-        <w:t xml:space="preserve"> </w:t>
-      </w:r>
-      <w:r>
-        <w:t>inte har gynnsam bevarandestatus.</w:t>
+        <w:t>Tallskogar tillhör de livsmiljöer som förändrats i stor skala, där många kvadratmil har omvandlats till unga produktionsskogar. I sådana skogar saknas förutsättningar för de ovannämnda sällsynta barkborrarna och alltmer kunskap tyder på att skogsbrukets omvandling av skogslandskapet, missgynnar åtgärdsprogrammets arter även inne i skyddade områden (Hedgren, 2012; Hedgren m.fl., 2010; Wikars m.fl., 2010; Wikars, 2009). Orsaken är sannolikt att dagens intensiva skogsbruk trivialiserar faunan på nydöda träd. Detta sker genom att generalister förökas upp i sådan grad i den brukade skogen att dessa även kommer att dominera i de för hållandevis små och fragmenterade områden som avsätts för naturvård (Appelqvist, 2005; Janzen, 1983; Ås, 1999).</w:t>
       </w:r>
     </w:p>
     <w:p>
       <w:r>
-        <w:t>Åtgärder som vidtas i enlighet med art- och habitatdirektivet ska enligt Artikel 2 syfta till att bibehålla eller återställa en gynnsam bevarandestatus hos livsmiljöer samt arter och vilda djur och växter av gemenskapsintresse. Enligt prejudikat från EU-domstolen ska en skogsbruksverksamhet utföras på ett sådant sätt som utgör ett förebyggande och hållbart skogsbruk för att betraktas som förenlig med bevarandekraven i direktivet (se EU-domstolens dom i de förenade målen C 473-19 och C 474-19).</w:t>
+        <w:t>Ett tydligt exempel på en generalist som gynnas av dagens skogsbruk är större märgborre på nydöd tall. Denna utvecklas förutom i vindfällen gärna i avverkningsavfall, inklusive avverkningsstubbar och röjningsstammar. Därmed har den större märgborren möjlighet att upprätthålla stora och stabila populationer på huvuddelen av landets skogsmark, vilket leder till en trivialisering av faunan. Större märgborre inverkar sannolikt direkt negativt på arter som tolvtandad barkborre (EN) och avlång barkborre (VU), och indirekt på de som är gynnade av blånadssvampar, dvs. följearter till framförallt mindre märgborre och skarptandad barkborre. De barkborrar som missgynnas av större märgborre är i mycket högre grad gynnade av tallar som dör genom självgallring, dvs. i normalfallet skog som inte används till skogsproduktion (Pettersson, 2014; Wikars, skriftl.).</w:t>
       </w:r>
     </w:p>
     <w:p>
       <w:r>
-        <w:t xml:space="preserve">Av artikel 1.e samma direktiv framgår att en livsmiljös bevarandestatus anses " gynnsam" när — dess naturliga utbredningsområde och de ytor den täcker inom detta område är stabila eller ökande, och — den särskilda struktur och de särskilda funktioner som är nödvändiga för att den skall kunna bibehållas på lång sikt finns, och sannolikt kommer att finnas under en överskådlig framtid, och — bevarandestatusen hos dess </w:t>
+        <w:t xml:space="preserve">Rika förekomster av främst mindre märgborre men även skarptandad barkborre är en signal för artrikedom och inventeringar har visat att det är i skogar med en naturlig självgallring som det skapas förutsättningar för dessa arter samt de efterföljande åtgärdsprogramsarterna (Pettersson, 2014; Hedgren, 2012). Tallskogar med stark förekomst av mindre märgborre och skarptandad barkborre bör avsättas som reservat. Generellt bör hänsyn tas vid slutavverkning av talldominerad skog så att avverkningsrester som gren- och toppdelar (s.k. GROT) lämnas. Mindre märgborre är typisk art för </w:t>
       </w:r>
       <w:r>
         <w:rPr>
-          <w:b/>
+          <w:i/>
         </w:rPr>
-        <w:t>typiska arter</w:t>
-      </w:r>
-      <w:r>
-        <w:t xml:space="preserve"> är gynnsam enligt definitionen i artikel 1.i.</w:t>
-      </w:r>
-    </w:p>
-    <w:p>
-      <w:r>
-        <w:t>EU-direktiv är bindande för EU:s medlemsländer varvid det ankommer på Skogsstyrelsen som nationell tillsynsmyndighet att beakta syftet med EU:s art- och habitatdirektiv vid prövningen av en skogsbruksverksamhet, se Rådets direktiv 92/43/EEG. Se ytterligare information om EU:s livsmiljödirektiv i bilaga 2.</w:t>
-      </w:r>
-    </w:p>
-    <w:p>
-      <w:r>
-        <w:br w:type="page"/>
+        <w:t>9060 Åsbarrskog</w:t>
+      </w:r>
+      <w:r>
+        <w:t xml:space="preserve"> (Pettersson, 2014; SLU Artdatabanken, 2026).</w:t>
       </w:r>
     </w:p>
     <w:p>
       <w:pPr>
-        <w:pStyle w:val="Title"/>
+        <w:pStyle w:val="Heading2"/>
       </w:pPr>
       <w:r>
-        <w:t>BILAGA 1 –</w:t>
-        <w:br/>
-        <w:t>Fridlysta och rödlistade arter</w:t>
+        <w:t>Referenser – mindre märgborre</w:t>
+      </w:r>
+    </w:p>
+    <w:p>
+      <w:r>
+        <w:t xml:space="preserve">Appelqvist, T., 2005. </w:t>
+      </w:r>
+      <w:r>
+        <w:rPr>
+          <w:i/>
+        </w:rPr>
+        <w:t>Naturvårdsbiologisk forskning. Underlag för områdesskydd i landskapet.</w:t>
+      </w:r>
+      <w:r>
+        <w:t xml:space="preserve"> Naturvårdsverket, Rapport 5452.</w:t>
+      </w:r>
+    </w:p>
+    <w:p>
+      <w:r>
+        <w:t xml:space="preserve">Gunnarsson, B., Pettersson, R. B., Hake, M. och Hultengren, S. &amp; Sjöberg, K., 1999. </w:t>
+      </w:r>
+      <w:r>
+        <w:rPr>
+          <w:i/>
+        </w:rPr>
+        <w:t xml:space="preserve">Spindlar och skalbaggar som indikatorer i barrskog. </w:t>
+      </w:r>
+      <w:r>
+        <w:t>Skog &amp; Forskning, Nr. 2/99, s. 46–51.</w:t>
+      </w:r>
+    </w:p>
+    <w:p>
+      <w:r>
+        <w:t xml:space="preserve">Hedgren, O., 2012. </w:t>
+      </w:r>
+      <w:r>
+        <w:rPr>
+          <w:i/>
+        </w:rPr>
+        <w:t>Hotade insekter på tallved i Dalarna.</w:t>
+      </w:r>
+      <w:r>
+        <w:t xml:space="preserve"> Länsstyrelsen Dalarna, Naturvårdsenheten. Rapport 2012:16.</w:t>
+      </w:r>
+    </w:p>
+    <w:p>
+      <w:r>
+        <w:t xml:space="preserve">Hedgren, O. 2010. </w:t>
+      </w:r>
+      <w:r>
+        <w:rPr>
+          <w:i/>
+        </w:rPr>
+        <w:t>Vedinsekter i tallskog och på brandfält i Värmland.</w:t>
+      </w:r>
+      <w:r>
+        <w:t xml:space="preserve"> Länsstyrelsen Värmland, Stencil, 39 s.</w:t>
+      </w:r>
+    </w:p>
+    <w:p>
+      <w:r>
+        <w:t xml:space="preserve">Janzen, D. H., 1983. </w:t>
+      </w:r>
+      <w:r>
+        <w:rPr>
+          <w:i/>
+        </w:rPr>
+        <w:t>No park is an island: Increase in interference from outside as park size decreases</w:t>
+      </w:r>
+      <w:r>
+        <w:t>. Oikos 41: 402–410.</w:t>
+      </w:r>
+    </w:p>
+    <w:p>
+      <w:r>
+        <w:t xml:space="preserve">Jonsell, M., Weslien, J. &amp; Ehn ström, B., 1998. </w:t>
+      </w:r>
+      <w:r>
+        <w:rPr>
+          <w:i/>
+        </w:rPr>
+        <w:t>Substrate requirements of red-listed saproxylic invertebrates in Sweden</w:t>
+      </w:r>
+      <w:r>
+        <w:t>. Biodiversity and Conserv. 7: 749–764.</w:t>
+      </w:r>
+    </w:p>
+    <w:p>
+      <w:r>
+        <w:t xml:space="preserve">Pettersson, R. B., 2014). </w:t>
+      </w:r>
+      <w:r>
+        <w:rPr>
+          <w:i/>
+        </w:rPr>
+        <w:t>Åtgärdsprogram för skalbaggar på nyligen död tall, 2014–2018.</w:t>
+      </w:r>
+      <w:r>
+        <w:t xml:space="preserve"> Rapport 6599. Bromma: Naturvårdsverket.</w:t>
+      </w:r>
+    </w:p>
+    <w:p>
+      <w:r>
+        <w:t xml:space="preserve">SLU Artdatabanken, 2026. </w:t>
+      </w:r>
+      <w:r>
+        <w:rPr>
+          <w:i/>
+        </w:rPr>
+        <w:t xml:space="preserve">Artfaktablad. Naturvård – artfakta. </w:t>
+      </w:r>
+      <w:r>
+        <w:t>SLU Artdatabanken, Uppsala.</w:t>
+      </w:r>
+    </w:p>
+    <w:p>
+      <w:r>
+        <w:t xml:space="preserve">Wikars, L.-O., Hansson, J. &amp; Hedgren, O., 2010. </w:t>
+      </w:r>
+      <w:r>
+        <w:rPr>
+          <w:i/>
+        </w:rPr>
+        <w:t>Inventering av vedlevande skalbaggar – tallskogar i Örebro län.</w:t>
+      </w:r>
+      <w:r>
+        <w:t xml:space="preserve"> Länsstyrelsen i Örebro län, publ.nr. 2010:2.</w:t>
+      </w:r>
+    </w:p>
+    <w:p>
+      <w:r>
+        <w:t xml:space="preserve">Wikars, L.-O., 2009. </w:t>
+      </w:r>
+      <w:r>
+        <w:rPr>
+          <w:i/>
+        </w:rPr>
+        <w:t>Vedskalbaggar i Hamra nationalpark, Gävleborgs län.</w:t>
+      </w:r>
+      <w:r>
+        <w:t xml:space="preserve"> Länsstyrelsen Gävleborg, Rapport 2009:14.</w:t>
       </w:r>
     </w:p>
     <w:p>
@@ -692,45 +857,35 @@
         <w:pStyle w:val="Heading1"/>
       </w:pPr>
       <w:r>
-        <w:t>Mindre märgborre – ekologi samt krav på livsmiljön</w:t>
+        <w:t>Spillkråka – ekologi samt krav på livsmiljön</w:t>
       </w:r>
     </w:p>
     <w:p>
       <w:r>
-        <w:t xml:space="preserve">Mindre märgborre är en signalart för tallskog med höga naturvärden och kan lätt konstateras genom sina karaktäristiska måsvingeliknande gnagspår som ofta hittas på grova tallgrenar på marken. Mindre märgborre betraktas tillsammans med skarptandad barkborre som nyckelarter, eftersom en rad sällsynta efterföljande arter är beroende av deras gångsystem. Bland dessa kan nämnas åtgärdsprogramsarterna avlång barkborre (VU), </w:t>
+        <w:t xml:space="preserve">Spillkråka (§4) ingår i bilaga 1 EU:s fågeldirektiv och är typisk art för </w:t>
       </w:r>
       <w:r>
         <w:rPr>
           <w:i/>
         </w:rPr>
-        <w:t>Corticeus longulus</w:t>
-      </w:r>
-      <w:r>
-        <w:t xml:space="preserve"> (VU), tallgångbagge (VU), cholodkovskys bastborre (NT) och tallbarksvartbagge (NT) (Pettersson, 2014; Gunnarsson m fl., 1999).</w:t>
-      </w:r>
-    </w:p>
-    <w:p>
-      <w:r>
-        <w:t>Tallskogar tillhör de livsmiljöer som förändrats i stor skala, där många kvadratmil har omvandlats till unga produktionsskogar. I sådana skogar saknas förutsättningar för de ovannämnda sällsynta barkborrarna och alltmer kunskap tyder på att skogsbrukets omvandling av skogslandskapet, missgynnar åtgärdsprogrammets arter även inne i skyddade områden (Hedgren, 2012; Hedgren m.fl., 2010; Wikars m.fl., 2010; Wikars, 2009). Orsaken är sannolikt att dagens intensiva skogsbruk trivialiserar faunan på nydöda träd. Detta sker genom att generalister förökas upp i sådan grad i den brukade skogen att dessa även kommer att dominera i de för hållandevis små och fragmenterade områden som avsätts för naturvård (Appelqvist, 2005; Janzen, 1983; Ås, 1999).</w:t>
-      </w:r>
-    </w:p>
-    <w:p>
-      <w:r>
-        <w:t>Ett tydligt exempel på en generalist som gynnas av dagens skogsbruk är större märgborre på nydöd tall. Denna utvecklas förutom i vindfällen gärna i avverkningsavfall, inklusive avverkningsstubbar och röjningsstammar. Därmed har den större märgborren möjlighet att upprätthålla stora och stabila populationer på huvuddelen av landets skogsmark, vilket leder till en trivialisering av faunan. Större märgborre inverkar sannolikt direkt negativt på arter som tolvtandad barkborre (EN) och avlång barkborre (VU), och indirekt på de som är gynnade av blånadssvampar, dvs. följearter till framförallt mindre märgborre och skarptandad barkborre. De barkborrar som missgynnas av större märgborre är i mycket högre grad gynnade av tallar som dör genom självgallring, dvs. i normalfallet skog som inte används till skogsproduktion (Pettersson, 2014; Wikars, skriftl.).</w:t>
-      </w:r>
-    </w:p>
-    <w:p>
-      <w:r>
-        <w:t xml:space="preserve">Rika förekomster av främst mindre märgborre men även skarptandad barkborre är en signal för artrikedom och inventeringar har visat att det är i skogar med en naturlig självgallring som det skapas förutsättningar för dessa arter samt de efterföljande åtgärdsprogramsarterna (Pettersson, 2014; Hedgren, 2012). Tallskogar med stark förekomst av mindre märgborre och skarptandad barkborre bör avsättas som reservat. Generellt bör hänsyn tas vid slutavverkning av talldominerad skog så att avverkningsrester som gren- och toppdelar (s.k. GROT) lämnas. Mindre märgborre är typisk art för </w:t>
+        <w:t xml:space="preserve">9010 Taiga </w:t>
+      </w:r>
+      <w:r>
+        <w:t>och</w:t>
       </w:r>
       <w:r>
         <w:rPr>
           <w:i/>
         </w:rPr>
-        <w:t>9060 Åsbarrskog</w:t>
-      </w:r>
-      <w:r>
-        <w:t xml:space="preserve"> (Pettersson, 2014; SLU Artdatabanken, 2026).</w:t>
+        <w:t xml:space="preserve"> 9740 Skogsbevuxen myr</w:t>
+      </w:r>
+      <w:r>
+        <w:t>. Den lever i både barr- och blandskog liksom i ren lövskog. De tätaste populationerna tenderar att finnas i äldre, variationsrik blandskog med gott om död ved och gamla träd. Varje par utnyttjar 400–1000 hektar skog beroende på skogens kvalitet. Skogsbruk med korta omloppstider och täta, homogena ungskogar utgör det största hotet (SLU Artdatabanken, 2026).</w:t>
+      </w:r>
+    </w:p>
+    <w:p>
+      <w:r>
+        <w:t>Spillkråka är en nyckelart i skogliga miljöer vars övergivna bohål utnyttjas av flera andra hålhäckande fågelarter och fladdermöss, däribland pärluggla (EN, §4), knipa (§4), salskrake (§4) och skogsduva (§4). Hökuggla (VU, §4) och slaguggla (§4) häckar ofta i högstubbar som brutits av i höjd med ett gammalt spillkråkebo (Skogsstyrelsen, 2016).</w:t>
       </w:r>
     </w:p>
     <w:p>
@@ -738,105 +893,21 @@
         <w:pStyle w:val="Heading2"/>
       </w:pPr>
       <w:r>
-        <w:t>Referenser – mindre märgborre</w:t>
+        <w:t>Referenser – spillkråka</w:t>
       </w:r>
     </w:p>
     <w:p>
       <w:r>
-        <w:t xml:space="preserve">Appelqvist, T., 2005. </w:t>
+        <w:t xml:space="preserve">Skogsstyrelsen, 2016. </w:t>
       </w:r>
       <w:r>
         <w:rPr>
           <w:i/>
         </w:rPr>
-        <w:t>Naturvårdsbiologisk forskning. Underlag för områdesskydd i landskapet.</w:t>
-      </w:r>
-      <w:r>
-        <w:t xml:space="preserve"> Naturvårdsverket, Rapport 5452.</w:t>
-      </w:r>
-    </w:p>
-    <w:p>
-      <w:r>
-        <w:t xml:space="preserve">Gunnarsson, B., Pettersson, R. B., Hake, M. och Hultengren, S. &amp; Sjöberg, K., 1999. </w:t>
-      </w:r>
-      <w:r>
-        <w:rPr>
-          <w:i/>
-        </w:rPr>
-        <w:t xml:space="preserve">Spindlar och skalbaggar som indikatorer i barrskog. </w:t>
-      </w:r>
-      <w:r>
-        <w:t>Skog &amp; Forskning, Nr. 2/99, s. 46–51.</w:t>
-      </w:r>
-    </w:p>
-    <w:p>
-      <w:r>
-        <w:t xml:space="preserve">Hedgren, O., 2012. </w:t>
-      </w:r>
-      <w:r>
-        <w:rPr>
-          <w:i/>
-        </w:rPr>
-        <w:t>Hotade insekter på tallved i Dalarna.</w:t>
-      </w:r>
-      <w:r>
-        <w:t xml:space="preserve"> Länsstyrelsen Dalarna, Naturvårdsenheten. Rapport 2012:16.</w:t>
-      </w:r>
-    </w:p>
-    <w:p>
-      <w:r>
-        <w:t xml:space="preserve">Hedgren, O. 2010. </w:t>
-      </w:r>
-      <w:r>
-        <w:rPr>
-          <w:i/>
-        </w:rPr>
-        <w:t>Vedinsekter i tallskog och på brandfält i Värmland.</w:t>
-      </w:r>
-      <w:r>
-        <w:t xml:space="preserve"> Länsstyrelsen Värmland, Stencil, 39 s.</w:t>
-      </w:r>
-    </w:p>
-    <w:p>
-      <w:r>
-        <w:t xml:space="preserve">Janzen, D. H., 1983. </w:t>
-      </w:r>
-      <w:r>
-        <w:rPr>
-          <w:i/>
-        </w:rPr>
-        <w:t>No park is an island: Increase in interference from outside as park size decreases</w:t>
-      </w:r>
-      <w:r>
-        <w:t>. Oikos 41: 402–410.</w:t>
-      </w:r>
-    </w:p>
-    <w:p>
-      <w:r>
-        <w:t xml:space="preserve">Jonsell, M., Weslien, J. &amp; Ehn ström, B., 1998. </w:t>
-      </w:r>
-      <w:r>
-        <w:rPr>
-          <w:i/>
-        </w:rPr>
-        <w:t>Substrate requirements of red-listed saproxylic invertebrates in Sweden</w:t>
-      </w:r>
-      <w:r>
-        <w:t>. Biodiversity and Conserv. 7: 749–764.</w:t>
-      </w:r>
-    </w:p>
-    <w:p>
-      <w:r>
-        <w:t xml:space="preserve">Pettersson, R. B., 2014). </w:t>
-      </w:r>
-      <w:r>
-        <w:rPr>
-          <w:i/>
-        </w:rPr>
-        <w:t>Åtgärdsprogram för skalbaggar på nyligen död tall, 2014–2018.</w:t>
-      </w:r>
-      <w:r>
-        <w:t xml:space="preserve"> Rapport 6599. Bromma: Naturvårdsverket.</w:t>
+        <w:t xml:space="preserve">Vägledning för hänsyn till spillkråka. </w:t>
+      </w:r>
+      <w:r>
+        <w:t>Vägledningar och kunskapsstöd artskydd – Skogsstyrelsen.</w:t>
       </w:r>
     </w:p>
     <w:p>
@@ -851,175 +922,6 @@
       </w:r>
       <w:r>
         <w:t>SLU Artdatabanken, Uppsala.</w:t>
-      </w:r>
-    </w:p>
-    <w:p>
-      <w:r>
-        <w:t xml:space="preserve">Wikars, L.-O., Hansson, J. &amp; Hedgren, O., 2010. </w:t>
-      </w:r>
-      <w:r>
-        <w:rPr>
-          <w:i/>
-        </w:rPr>
-        <w:t>Inventering av vedlevande skalbaggar – tallskogar i Örebro län.</w:t>
-      </w:r>
-      <w:r>
-        <w:t xml:space="preserve"> Länsstyrelsen i Örebro län, publ.nr. 2010:2.</w:t>
-      </w:r>
-    </w:p>
-    <w:p>
-      <w:r>
-        <w:t xml:space="preserve">Wikars, L.-O., 2009. </w:t>
-      </w:r>
-      <w:r>
-        <w:rPr>
-          <w:i/>
-        </w:rPr>
-        <w:t>Vedskalbaggar i Hamra nationalpark, Gävleborgs län.</w:t>
-      </w:r>
-      <w:r>
-        <w:t xml:space="preserve"> Länsstyrelsen Gävleborg, Rapport 2009:14.</w:t>
-      </w:r>
-    </w:p>
-    <w:p>
-      <w:pPr>
-        <w:pStyle w:val="Heading1"/>
-      </w:pPr>
-      <w:r>
-        <w:t>Spillkråka – ekologi samt krav på livsmiljön</w:t>
-      </w:r>
-    </w:p>
-    <w:p>
-      <w:r>
-        <w:t xml:space="preserve">Spillkråka (§4) ingår i bilaga 1 EU:s fågeldirektiv och är typisk art för </w:t>
-      </w:r>
-      <w:r>
-        <w:rPr>
-          <w:i/>
-        </w:rPr>
-        <w:t xml:space="preserve">9010 Taiga </w:t>
-      </w:r>
-      <w:r>
-        <w:t>och</w:t>
-      </w:r>
-      <w:r>
-        <w:rPr>
-          <w:i/>
-        </w:rPr>
-        <w:t xml:space="preserve"> 9740 Skogsbevuxen myr</w:t>
-      </w:r>
-      <w:r>
-        <w:t>. Den lever i både barr- och blandskog liksom i ren lövskog. De tätaste populationerna tenderar att finnas i äldre, variationsrik blandskog med gott om död ved och gamla träd. Varje par utnyttjar 400–1000 hektar skog beroende på skogens kvalitet. Skogsbruk med korta omloppstider och täta, homogena ungskogar utgör det största hotet (SLU Artdatabanken, 2026).</w:t>
-      </w:r>
-    </w:p>
-    <w:p>
-      <w:r>
-        <w:t>Spillkråka är en nyckelart i skogliga miljöer vars övergivna bohål utnyttjas av flera andra hålhäckande fågelarter och fladdermöss, däribland pärluggla (EN, §4), knipa (§4), salskrake (§4) och skogsduva (§4). Hökuggla (VU, §4) och slaguggla (§4) häckar ofta i högstubbar som brutits av i höjd med ett gammalt spillkråkebo (Skogsstyrelsen, 2016).</w:t>
-      </w:r>
-    </w:p>
-    <w:p>
-      <w:pPr>
-        <w:pStyle w:val="Heading2"/>
-      </w:pPr>
-      <w:r>
-        <w:t>Referenser – spillkråka</w:t>
-      </w:r>
-    </w:p>
-    <w:p>
-      <w:r>
-        <w:t xml:space="preserve">Skogsstyrelsen, 2016. </w:t>
-      </w:r>
-      <w:r>
-        <w:rPr>
-          <w:i/>
-        </w:rPr>
-        <w:t xml:space="preserve">Vägledning för hänsyn till spillkråka. </w:t>
-      </w:r>
-      <w:r>
-        <w:t>Vägledningar och kunskapsstöd artskydd – Skogsstyrelsen.</w:t>
-      </w:r>
-    </w:p>
-    <w:p>
-      <w:r>
-        <w:t xml:space="preserve">SLU Artdatabanken, 2026. </w:t>
-      </w:r>
-      <w:r>
-        <w:rPr>
-          <w:i/>
-        </w:rPr>
-        <w:t xml:space="preserve">Artfaktablad. Naturvård – artfakta. </w:t>
-      </w:r>
-      <w:r>
-        <w:t>SLU Artdatabanken, Uppsala.</w:t>
-      </w:r>
-    </w:p>
-    <w:p>
-      <w:pPr>
-        <w:pStyle w:val="Heading1"/>
-      </w:pPr>
-      <w:r>
-        <w:t>Tjäder – ekologi samt krav på livsmiljön</w:t>
-      </w:r>
-    </w:p>
-    <w:p>
-      <w:r>
-        <w:t xml:space="preserve">Tjäder (§4) omfattas av bilaga 1 och 2 EU:s fågeldirektiv och är typisk art för </w:t>
-      </w:r>
-      <w:r>
-        <w:rPr>
-          <w:i/>
-        </w:rPr>
-        <w:t xml:space="preserve">9010 Taiga </w:t>
-      </w:r>
-      <w:r>
-        <w:t xml:space="preserve">och </w:t>
-      </w:r>
-      <w:r>
-        <w:rPr>
-          <w:i/>
-        </w:rPr>
-        <w:t>9740 Skogsbevuxen myr</w:t>
-      </w:r>
-      <w:r>
-        <w:t>. Tjädern är en utpräglad skogsfågel knuten till större sammanhängande barrskogsområden. Tupparna och hönorna utnyttjar till viss del olika miljöer, och habitatvalet varierar dessutom mellan olika delar av året. För att det ska finnas livskraftiga tjäderbestånd krävs funktionella skogslandskap med en blandning av uppvuxen, gles och luckig skog, täta sumpskogar, myrar och andra små våtmarker (Skogsstyrelsen, 2019; SLU Artdatabanken 2024).</w:t>
-      </w:r>
-    </w:p>
-    <w:p>
-      <w:r>
-        <w:t>Arten försvinner när skogen fragmenteras och den sammanlagda arealen hyggen och andra öppna områden blir för stor. Ett småskaligt och försiktigt virkesuttag genom hyggesfria metoder kan i vissa fall vara möjligt i området inom 200 m från lekcentrum. Längre ut från lekcentrum, inom 200–500 m bör den avverkade ytan inte överskrida 1 hektar för att undvika alltför stora och snabba förändringar (Skogsstyrelsen, 2019).</w:t>
-      </w:r>
-    </w:p>
-    <w:p>
-      <w:pPr>
-        <w:pStyle w:val="Heading2"/>
-      </w:pPr>
-      <w:r>
-        <w:t>Referenser – tjäder</w:t>
-      </w:r>
-    </w:p>
-    <w:p>
-      <w:r>
-        <w:t xml:space="preserve">Skogsstyrelsen, 2019. </w:t>
-      </w:r>
-      <w:r>
-        <w:rPr>
-          <w:i/>
-        </w:rPr>
-        <w:t>Vägledning för hänsyn till fåglar – tjäder.</w:t>
-      </w:r>
-    </w:p>
-    <w:p>
-      <w:r>
-        <w:t xml:space="preserve">SLU Artdatabanken, 2024. </w:t>
-      </w:r>
-      <w:r>
-        <w:rPr>
-          <w:i/>
-        </w:rPr>
-        <w:t xml:space="preserve">Artfaktablad. Naturvård – artfakta. </w:t>
-      </w:r>
-      <w:r>
-        <w:t>SLU Artdatabanken, Uppsala</w:t>
       </w:r>
     </w:p>
     <w:p>
@@ -1398,7 +1300,7 @@
     <w:r>
       <w:tab/>
       <w:tab/>
-      <w:t>2026-08-22</w:t>
+      <w:t>2026-08-23</w:t>
       <w:br/>
       <w:br/>
     </w:r>

--- a/tillsyn/A 22139-2026 tillsynsbegäran.docx
+++ b/tillsyn/A 22139-2026 tillsynsbegäran.docx
@@ -65,7 +65,7 @@
     </w:p>
     <w:p>
       <w:r>
-        <w:t>I och inom 24 meter från avverkningsanmälan finns fynd av 23 naturvårdsarter, varav 9 är rödlistade, 2 är fridlysta, 15 är typiska (T) och 12 är signalarter (S): brunpudrad nållav (NT, T), dropptaggsvamp (NT, T), gransotdyna (NT), kattfotslav (NT, T), nordtagging (NT), stubbtrådmossa (NT), tallticka (NT, T), vedskivlav (NT, T), vedtrappmossa (NT, T), björksplintborre (S), blåmossa (S, T), blåsfliksmossa (S, T), bronshjon (S, T), kornig nållav (S, T), kornknutmossa (S, T), mindre märgborre (S, T), platt fjädermossa (S, T), stor revmossa (S), thomsons trägnagare (S), vedticka (S, T), vågbandad barkbock (S), spillkråka (T, §4) och svartvit flugsnappare (§4). Se Figur 1.</w:t>
+        <w:t>I och inom 24 meter från avverkningsanmälan finns fynd av 24 naturvårdsarter, varav 9 är rödlistade, 3 är fridlysta, 16 är typiska (T) och 12 är signalarter (S): brunpudrad nållav (NT, T), dropptaggsvamp (NT, T), gransotdyna (NT), kattfotslav (NT, T), nordtagging (NT), stubbtrådmossa (NT), tallticka (NT, T), vedskivlav (NT, T), vedtrappmossa (NT, T), björksplintborre (S), blåmossa (S, T), blåsfliksmossa (S, T), bronshjon (S, T), kornig nållav (S, T), kornknutmossa (S, T), mindre märgborre (S, T), platt fjädermossa (S, T), stor revmossa (S), thomsons trägnagare (S), vedticka (S, T), vågbandad barkbock (S), spillkråka (T, §4), tjäder (T, §4) och svartvit flugsnappare (§4). Se Figur 1.</w:t>
       </w:r>
     </w:p>
     <w:p>
@@ -550,25 +550,32 @@
       </w:r>
     </w:p>
     <w:p>
-      <w:pPr>
-        <w:pStyle w:val="Heading1"/>
-      </w:pPr>
-      <w:r>
-        <w:t>EU:s fågeldirektiv</w:t>
-      </w:r>
-    </w:p>
-    <w:p>
-      <w:r>
-        <w:t xml:space="preserve">Europeiska unionens medlemsländer är skyldiga att agera i enlighet med EU:s fågeldirektiv där det uttryckligen står att direktivet gäller för fåglar samt för deras ägg, bon och </w:t>
-      </w:r>
       <w:r>
         <w:rPr>
           <w:b/>
         </w:rPr>
-        <w:t xml:space="preserve">livsmiljöer </w:t>
-      </w:r>
-      <w:r>
-        <w:t>(artikel 1). Vidare att de åtgärder som vidtas inte får leda till en försämring av den nuvarande situationen beträffande bevarandet av de fågelarter som avses i artikel 1 (artikel 13). Fågeldirektivet är styrande för tillsynsansvariga myndigheters ärendehantering, ställningstaganden och beslutsfattande.</w:t>
+        <w:t>Tjäder (§4)</w:t>
+      </w:r>
+      <w:r>
+        <w:t xml:space="preserve"> omfattas av bilaga 1 och 2 EU:s fågeldirektiv och är typisk art för </w:t>
+      </w:r>
+      <w:r>
+        <w:rPr>
+          <w:i/>
+        </w:rPr>
+        <w:t xml:space="preserve">9010 Taiga </w:t>
+      </w:r>
+      <w:r>
+        <w:t xml:space="preserve">och </w:t>
+      </w:r>
+      <w:r>
+        <w:rPr>
+          <w:i/>
+        </w:rPr>
+        <w:t>9740 Skogsbevuxen myr</w:t>
+      </w:r>
+      <w:r>
+        <w:t>. Tjädern är en utpräglad skogsfågel knuten till större sammanhängande barrskogsområden. Tupparna och hönorna utnyttjar till viss del olika miljöer, och habitatvalet varierar dessutom mellan olika delar av året. För att det ska finnas livskraftiga tjäderbestånd krävs funktionella skogslandskap med en blandning av uppvuxen, gles och luckig skog, täta sumpskogar, myrar och andra små våtmarker. Arten försvinner när skogen fragmenteras och den sammanlagda arealen hyggen och andra öppna områden blir för stor. Ett småskaligt och försiktigt virkesuttag genom hyggesfria metoder kan i vissa fall vara möjligt i området inom 200 m från lekcentrum. Längre ut från lekcentrum, inom 200–500 m bör den avverkade ytan inte överskrida 1 hektar för att undvika alltför stora och snabba förändringar (Skogsstyrelsen, 2019; SLU Artdatabanken, 2024).</w:t>
       </w:r>
     </w:p>
     <w:p>
@@ -576,17 +583,39 @@
         <w:pStyle w:val="Heading1"/>
       </w:pPr>
       <w:r>
-        <w:t>Typiska arter och EU:s art- och habitatdirektiv</w:t>
+        <w:t>EU:s fågeldirektiv</w:t>
       </w:r>
     </w:p>
     <w:p>
       <w:r>
-        <w:t>Typiska arter används för att lokalisera områden med gynnsam bevarandestatus för de naturtyper som är listade i EU:s art- och habitatdirektiv. Ett exempel är Västlig taiga (EU-kod 9010) som saknar gynnsam bevarandestatus och minskar starkt som naturtyp i Sverige. Naturvårdsverket skriver i sin vägledning för Västlig taiga att dylika miljöer förutsätter normalt att skogarna skyddas långsiktigt, eftersom skogsbruk inte är förenligt med bevarande av naturtypen i gynnsamt tillstånd (Naturvårdsverket, 2011).</w:t>
+        <w:t xml:space="preserve">Europeiska unionens medlemsländer är skyldiga att agera i enlighet med EU:s fågeldirektiv där det uttryckligen står att direktivet gäller för fåglar samt för deras ägg, bon och </w:t>
+      </w:r>
+      <w:r>
+        <w:rPr>
+          <w:b/>
+        </w:rPr>
+        <w:t xml:space="preserve">livsmiljöer </w:t>
+      </w:r>
+      <w:r>
+        <w:t>(artikel 1). Vidare att de åtgärder som vidtas inte får leda till en försämring av den nuvarande situationen beträffande bevarandet av de fågelarter som avses i artikel 1 (artikel 13). Fågeldirektivet är styrande för tillsynsansvariga myndigheters ärendehantering, ställningstaganden och beslutsfattande.</w:t>
       </w:r>
     </w:p>
     <w:p>
-      <w:r>
-        <w:t>Följande typiska arter har sina livsmiljöer och växtplatser i den avverkningsanmälda skogen: brunpudrad nållav (NT, T), dropptaggsvamp (NT, T), kattfotslav (NT, T), tallticka (NT, T), vedskivlav (NT, T), vedtrappmossa (NT, T), blåmossa (S, T), blåsfliksmossa (S, T), bronshjon (S, T), kornig nållav (S, T), kornknutmossa (S, T), mindre märgborre (S, T), platt fjädermossa (S, T), vedticka (S, T) och spillkråka (T, §4).</w:t>
+      <w:pPr>
+        <w:pStyle w:val="Heading1"/>
+      </w:pPr>
+      <w:r>
+        <w:t>Typiska arter och EU:s art- och habitatdirektiv</w:t>
+      </w:r>
+    </w:p>
+    <w:p>
+      <w:r>
+        <w:t>Typiska arter används för att lokalisera områden med gynnsam bevarandestatus för de naturtyper som är listade i EU:s art- och habitatdirektiv. Ett exempel är Västlig taiga (EU-kod 9010) som saknar gynnsam bevarandestatus och minskar starkt som naturtyp i Sverige. Naturvårdsverket skriver i sin vägledning för Västlig taiga att dylika miljöer förutsätter normalt att skogarna skyddas långsiktigt, eftersom skogsbruk inte är förenligt med bevarande av naturtypen i gynnsamt tillstånd (Naturvårdsverket, 2011).</w:t>
+      </w:r>
+    </w:p>
+    <w:p>
+      <w:r>
+        <w:t>Följande typiska arter har sina livsmiljöer och växtplatser i den avverkningsanmälda skogen: brunpudrad nållav (NT, T), dropptaggsvamp (NT, T), kattfotslav (NT, T), tallticka (NT, T), vedskivlav (NT, T), vedtrappmossa (NT, T), blåmossa (S, T), blåsfliksmossa (S, T), bronshjon (S, T), kornig nållav (S, T), kornknutmossa (S, T), mindre märgborre (S, T), platt fjädermossa (S, T), vedticka (S, T), spillkråka (T, §4) och tjäder (T, §4).</w:t>
       </w:r>
     </w:p>
     <w:p>
@@ -922,6 +951,75 @@
       </w:r>
       <w:r>
         <w:t>SLU Artdatabanken, Uppsala.</w:t>
+      </w:r>
+    </w:p>
+    <w:p>
+      <w:pPr>
+        <w:pStyle w:val="Heading1"/>
+      </w:pPr>
+      <w:r>
+        <w:t>Tjäder – ekologi samt krav på livsmiljön</w:t>
+      </w:r>
+    </w:p>
+    <w:p>
+      <w:r>
+        <w:t xml:space="preserve">Tjäder (§4) omfattas av bilaga 1 och 2 EU:s fågeldirektiv och är typisk art för </w:t>
+      </w:r>
+      <w:r>
+        <w:rPr>
+          <w:i/>
+        </w:rPr>
+        <w:t xml:space="preserve">9010 Taiga </w:t>
+      </w:r>
+      <w:r>
+        <w:t xml:space="preserve">och </w:t>
+      </w:r>
+      <w:r>
+        <w:rPr>
+          <w:i/>
+        </w:rPr>
+        <w:t>9740 Skogsbevuxen myr</w:t>
+      </w:r>
+      <w:r>
+        <w:t>. Tjädern är en utpräglad skogsfågel knuten till större sammanhängande barrskogsområden. Tupparna och hönorna utnyttjar till viss del olika miljöer, och habitatvalet varierar dessutom mellan olika delar av året. För att det ska finnas livskraftiga tjäderbestånd krävs funktionella skogslandskap med en blandning av uppvuxen, gles och luckig skog, täta sumpskogar, myrar och andra små våtmarker (Skogsstyrelsen, 2019; SLU Artdatabanken 2024).</w:t>
+      </w:r>
+    </w:p>
+    <w:p>
+      <w:r>
+        <w:t>Arten försvinner när skogen fragmenteras och den sammanlagda arealen hyggen och andra öppna områden blir för stor. Ett småskaligt och försiktigt virkesuttag genom hyggesfria metoder kan i vissa fall vara möjligt i området inom 200 m från lekcentrum. Längre ut från lekcentrum, inom 200–500 m bör den avverkade ytan inte överskrida 1 hektar för att undvika alltför stora och snabba förändringar (Skogsstyrelsen, 2019).</w:t>
+      </w:r>
+    </w:p>
+    <w:p>
+      <w:pPr>
+        <w:pStyle w:val="Heading2"/>
+      </w:pPr>
+      <w:r>
+        <w:t>Referenser – tjäder</w:t>
+      </w:r>
+    </w:p>
+    <w:p>
+      <w:r>
+        <w:t xml:space="preserve">Skogsstyrelsen, 2019. </w:t>
+      </w:r>
+      <w:r>
+        <w:rPr>
+          <w:i/>
+        </w:rPr>
+        <w:t>Vägledning för hänsyn till fåglar – tjäder.</w:t>
+      </w:r>
+    </w:p>
+    <w:p>
+      <w:r>
+        <w:t xml:space="preserve">SLU Artdatabanken, 2024. </w:t>
+      </w:r>
+      <w:r>
+        <w:rPr>
+          <w:i/>
+        </w:rPr>
+        <w:t xml:space="preserve">Artfaktablad. Naturvård – artfakta. </w:t>
+      </w:r>
+      <w:r>
+        <w:t>SLU Artdatabanken, Uppsala</w:t>
       </w:r>
     </w:p>
     <w:p>
@@ -1300,7 +1398,7 @@
     <w:r>
       <w:tab/>
       <w:tab/>
-      <w:t>2026-08-23</w:t>
+      <w:t>2026-08-24</w:t>
       <w:br/>
       <w:br/>
     </w:r>

--- a/tillsyn/A 22139-2026 tillsynsbegäran.docx
+++ b/tillsyn/A 22139-2026 tillsynsbegäran.docx
@@ -1398,7 +1398,7 @@
     <w:r>
       <w:tab/>
       <w:tab/>
-      <w:t>2026-08-24</w:t>
+      <w:t>2026-08-25</w:t>
       <w:br/>
       <w:br/>
     </w:r>

--- a/tillsyn/A 22139-2026 tillsynsbegäran.docx
+++ b/tillsyn/A 22139-2026 tillsynsbegäran.docx
@@ -1398,7 +1398,7 @@
     <w:r>
       <w:tab/>
       <w:tab/>
-      <w:t>2026-08-25</w:t>
+      <w:t>2026-08-26</w:t>
       <w:br/>
       <w:br/>
     </w:r>

--- a/tillsyn/A 22139-2026 tillsynsbegäran.docx
+++ b/tillsyn/A 22139-2026 tillsynsbegäran.docx
@@ -65,7 +65,7 @@
     </w:p>
     <w:p>
       <w:r>
-        <w:t>I och inom 24 meter från avverkningsanmälan finns fynd av 24 naturvårdsarter, varav 9 är rödlistade, 3 är fridlysta, 16 är typiska (T) och 12 är signalarter (S): brunpudrad nållav (NT, T), dropptaggsvamp (NT, T), gransotdyna (NT), kattfotslav (NT, T), nordtagging (NT), stubbtrådmossa (NT), tallticka (NT, T), vedskivlav (NT, T), vedtrappmossa (NT, T), björksplintborre (S), blåmossa (S, T), blåsfliksmossa (S, T), bronshjon (S, T), kornig nållav (S, T), kornknutmossa (S, T), mindre märgborre (S, T), platt fjädermossa (S, T), stor revmossa (S), thomsons trägnagare (S), vedticka (S, T), vågbandad barkbock (S), spillkråka (T, §4), tjäder (T, §4) och svartvit flugsnappare (§4). Se Figur 1.</w:t>
+        <w:t>I och inom 24 meter från avverkningsanmälan finns fynd av 23 naturvårdsarter, varav 9 är rödlistade, 2 är fridlysta, 15 är typiska (T) och 12 är signalarter (S): brunpudrad nållav (NT, T), dropptaggsvamp (NT, T), gransotdyna (NT), kattfotslav (NT, T), nordtagging (NT), stubbtrådmossa (NT), tallticka (NT, T), vedskivlav (NT, T), vedtrappmossa (NT, T), björksplintborre (S), blåmossa (S, T), blåsfliksmossa (S, T), bronshjon (S, T), kornig nållav (S, T), kornknutmossa (S, T), mindre märgborre (S, T), platt fjädermossa (S, T), stor revmossa (S), thomsons trägnagare (S), vedticka (S, T), vågbandad barkbock (S), spillkråka (T, §4) och svartvit flugsnappare (§4). Se Figur 1.</w:t>
       </w:r>
     </w:p>
     <w:p>
@@ -550,32 +550,25 @@
       </w:r>
     </w:p>
     <w:p>
+      <w:pPr>
+        <w:pStyle w:val="Heading1"/>
+      </w:pPr>
+      <w:r>
+        <w:t>EU:s fågeldirektiv</w:t>
+      </w:r>
+    </w:p>
+    <w:p>
+      <w:r>
+        <w:t xml:space="preserve">Europeiska unionens medlemsländer är skyldiga att agera i enlighet med EU:s fågeldirektiv där det uttryckligen står att direktivet gäller för fåglar samt för deras ägg, bon och </w:t>
+      </w:r>
       <w:r>
         <w:rPr>
           <w:b/>
         </w:rPr>
-        <w:t>Tjäder (§4)</w:t>
-      </w:r>
-      <w:r>
-        <w:t xml:space="preserve"> omfattas av bilaga 1 och 2 EU:s fågeldirektiv och är typisk art för </w:t>
-      </w:r>
-      <w:r>
-        <w:rPr>
-          <w:i/>
-        </w:rPr>
-        <w:t xml:space="preserve">9010 Taiga </w:t>
-      </w:r>
-      <w:r>
-        <w:t xml:space="preserve">och </w:t>
-      </w:r>
-      <w:r>
-        <w:rPr>
-          <w:i/>
-        </w:rPr>
-        <w:t>9740 Skogsbevuxen myr</w:t>
-      </w:r>
-      <w:r>
-        <w:t>. Tjädern är en utpräglad skogsfågel knuten till större sammanhängande barrskogsområden. Tupparna och hönorna utnyttjar till viss del olika miljöer, och habitatvalet varierar dessutom mellan olika delar av året. För att det ska finnas livskraftiga tjäderbestånd krävs funktionella skogslandskap med en blandning av uppvuxen, gles och luckig skog, täta sumpskogar, myrar och andra små våtmarker. Arten försvinner när skogen fragmenteras och den sammanlagda arealen hyggen och andra öppna områden blir för stor. Ett småskaligt och försiktigt virkesuttag genom hyggesfria metoder kan i vissa fall vara möjligt i området inom 200 m från lekcentrum. Längre ut från lekcentrum, inom 200–500 m bör den avverkade ytan inte överskrida 1 hektar för att undvika alltför stora och snabba förändringar (Skogsstyrelsen, 2019; SLU Artdatabanken, 2024).</w:t>
+        <w:t xml:space="preserve">livsmiljöer </w:t>
+      </w:r>
+      <w:r>
+        <w:t>(artikel 1). Vidare att de åtgärder som vidtas inte får leda till en försämring av den nuvarande situationen beträffande bevarandet av de fågelarter som avses i artikel 1 (artikel 13). Fågeldirektivet är styrande för tillsynsansvariga myndigheters ärendehantering, ställningstaganden och beslutsfattande.</w:t>
       </w:r>
     </w:p>
     <w:p>
@@ -583,21 +576,86 @@
         <w:pStyle w:val="Heading1"/>
       </w:pPr>
       <w:r>
-        <w:t>EU:s fågeldirektiv</w:t>
+        <w:t>Typiska arter och EU:s art- och habitatdirektiv</w:t>
       </w:r>
     </w:p>
     <w:p>
       <w:r>
-        <w:t xml:space="preserve">Europeiska unionens medlemsländer är skyldiga att agera i enlighet med EU:s fågeldirektiv där det uttryckligen står att direktivet gäller för fåglar samt för deras ägg, bon och </w:t>
+        <w:t>Typiska arter används för att lokalisera områden med gynnsam bevarandestatus för de naturtyper som är listade i EU:s art- och habitatdirektiv. Ett exempel är Västlig taiga (EU-kod 9010) som saknar gynnsam bevarandestatus och minskar starkt som naturtyp i Sverige. Naturvårdsverket skriver i sin vägledning för Västlig taiga att dylika miljöer förutsätter normalt att skogarna skyddas långsiktigt, eftersom skogsbruk inte är förenligt med bevarande av naturtypen i gynnsamt tillstånd (Naturvårdsverket, 2011).</w:t>
+      </w:r>
+    </w:p>
+    <w:p>
+      <w:r>
+        <w:t>Följande typiska arter har sina livsmiljöer och växtplatser i den avverkningsanmälda skogen: brunpudrad nållav (NT, T), dropptaggsvamp (NT, T), kattfotslav (NT, T), tallticka (NT, T), vedskivlav (NT, T), vedtrappmossa (NT, T), blåmossa (S, T), blåsfliksmossa (S, T), bronshjon (S, T), kornig nållav (S, T), kornknutmossa (S, T), mindre märgborre (S, T), platt fjädermossa (S, T), vedticka (S, T) och spillkråka (T, §4).</w:t>
+      </w:r>
+    </w:p>
+    <w:p>
+      <w:r>
+        <w:t>Enligt Sveriges Artikel 17 rapportering 2013 och 2019 till EU, har naturtypen Västlig taiga (9010) dålig bevarandestatus med negativ trend inom Sveriges boreala region. Skogsbruksåtgärder som avverkning, röjning och gallring pekas ut som några av de främst bidragande orsakerna till naturtypens dåliga status och negativa trend (SLU Artdatabanken, 2019). I EU:s uppföljning av tillståndet för naturtyperna i Skandinavien 2013 – 2018 framgår det att i den boreala regionen är tillståndet så dåligt för Västlig taiga (9010) att habitatet löper allvarlig risk att försvinna regionalt (EEA, 2022). Det allvarliga läget för den biologiska mångfalden i skogen framhålls även i Skogsstyren rapport 2026/07:</w:t>
+      </w:r>
+    </w:p>
+    <w:p>
+      <w:r>
+        <w:rPr>
+          <w:i/>
+        </w:rPr>
+        <w:t>"All avverkning av kända skogliga värdekärnor och sannolika kontinuitetsskogar behöver upphöra för att fylla bristen om 1,56 miljoner hektar bevarad livsmiljötyp. På grund av begränsade kvarvarande arealer av värdekärnor, naturskogar och kontinuitetsskogar leder fortsatt förlust av dessa till en påtaglig risk för långsiktigt negativa effekter för biologisk mångfald i skogslandskapet. Att de återstående arealerna bevaras och ges ett långsiktigt skydd bedöms därför vara av avgörande betydelse."</w:t>
+      </w:r>
+      <w:r>
+        <w:t xml:space="preserve"> (Skogsstyrelsen, 2026).</w:t>
+      </w:r>
+    </w:p>
+    <w:p>
+      <w:r>
+        <w:t>Trots detta har statusen för Västlig taiga ändrats till otillräcklig i stället för dålig i den senaste Artikel 17 rapporteringen 2025. Av Naturvårdsverkets rapport framgår det dock att de ändrade statusbedömningarna jämfört med rapporteringen 2019 inte beror på faktiska miljöförändringar. Ändringarna är av teknisk karaktär och främst en följd av resultaten från genomförda regeringsuppdrag och beslut inför rapporteringen 2025. Det är alltså politisk styrning i stället för faktiska förhållanden i naturen som ändrat på naturtypernas status i rapporteringen, vilket rimmar dåligt med såväl art- och habitatdirektivets syften och mål som med naturrestaureringsförordningen. I praktiken har dock Sveriges nya sätt att rapportera bevarandestatus till EU inte någon betydelse eftersom Naturvårdsverkets rapportering 2025 visar att Västlig taiga</w:t>
       </w:r>
       <w:r>
         <w:rPr>
           <w:b/>
         </w:rPr>
-        <w:t xml:space="preserve">livsmiljöer </w:t>
-      </w:r>
-      <w:r>
-        <w:t>(artikel 1). Vidare att de åtgärder som vidtas inte får leda till en försämring av den nuvarande situationen beträffande bevarandet av de fågelarter som avses i artikel 1 (artikel 13). Fågeldirektivet är styrande för tillsynsansvariga myndigheters ärendehantering, ställningstaganden och beslutsfattande.</w:t>
+        <w:t xml:space="preserve"> </w:t>
+      </w:r>
+      <w:r>
+        <w:t>inte har gynnsam bevarandestatus.</w:t>
+      </w:r>
+    </w:p>
+    <w:p>
+      <w:r>
+        <w:t>Åtgärder som vidtas i enlighet med art- och habitatdirektivet ska enligt Artikel 2 syfta till att bibehålla eller återställa en gynnsam bevarandestatus hos livsmiljöer samt arter och vilda djur och växter av gemenskapsintresse. Enligt prejudikat från EU-domstolen ska en skogsbruksverksamhet utföras på ett sådant sätt som utgör ett förebyggande och hållbart skogsbruk för att betraktas som förenlig med bevarandekraven i direktivet (se EU-domstolens dom i de förenade målen C 473-19 och C 474-19).</w:t>
+      </w:r>
+    </w:p>
+    <w:p>
+      <w:r>
+        <w:t xml:space="preserve">Av artikel 1.e samma direktiv framgår att en livsmiljös bevarandestatus anses " gynnsam" när — dess naturliga utbredningsområde och de ytor den täcker inom detta område är stabila eller ökande, och — den särskilda struktur och de särskilda funktioner som är nödvändiga för att den skall kunna bibehållas på lång sikt finns, och sannolikt kommer att finnas under en överskådlig framtid, och — bevarandestatusen hos dess </w:t>
+      </w:r>
+      <w:r>
+        <w:rPr>
+          <w:b/>
+        </w:rPr>
+        <w:t>typiska arter</w:t>
+      </w:r>
+      <w:r>
+        <w:t xml:space="preserve"> är gynnsam enligt definitionen i artikel 1.i.</w:t>
+      </w:r>
+    </w:p>
+    <w:p>
+      <w:r>
+        <w:t>EU-direktiv är bindande för EU:s medlemsländer varvid det ankommer på Skogsstyrelsen som nationell tillsynsmyndighet att beakta syftet med EU:s art- och habitatdirektiv vid prövningen av en skogsbruksverksamhet, se Rådets direktiv 92/43/EEG. Se ytterligare information om EU:s livsmiljödirektiv i bilaga 2.</w:t>
+      </w:r>
+    </w:p>
+    <w:p>
+      <w:r>
+        <w:br w:type="page"/>
+      </w:r>
+    </w:p>
+    <w:p>
+      <w:pPr>
+        <w:pStyle w:val="Title"/>
+      </w:pPr>
+      <w:r>
+        <w:t>BILAGA 1 –</w:t>
+        <w:br/>
+        <w:t>Fridlysta och rödlistade arter</w:t>
       </w:r>
     </w:p>
     <w:p>
@@ -605,86 +663,193 @@
         <w:pStyle w:val="Heading1"/>
       </w:pPr>
       <w:r>
-        <w:t>Typiska arter och EU:s art- och habitatdirektiv</w:t>
+        <w:t>Mindre märgborre – ekologi samt krav på livsmiljön</w:t>
       </w:r>
     </w:p>
     <w:p>
       <w:r>
-        <w:t>Typiska arter används för att lokalisera områden med gynnsam bevarandestatus för de naturtyper som är listade i EU:s art- och habitatdirektiv. Ett exempel är Västlig taiga (EU-kod 9010) som saknar gynnsam bevarandestatus och minskar starkt som naturtyp i Sverige. Naturvårdsverket skriver i sin vägledning för Västlig taiga att dylika miljöer förutsätter normalt att skogarna skyddas långsiktigt, eftersom skogsbruk inte är förenligt med bevarande av naturtypen i gynnsamt tillstånd (Naturvårdsverket, 2011).</w:t>
-      </w:r>
-    </w:p>
-    <w:p>
-      <w:r>
-        <w:t>Följande typiska arter har sina livsmiljöer och växtplatser i den avverkningsanmälda skogen: brunpudrad nållav (NT, T), dropptaggsvamp (NT, T), kattfotslav (NT, T), tallticka (NT, T), vedskivlav (NT, T), vedtrappmossa (NT, T), blåmossa (S, T), blåsfliksmossa (S, T), bronshjon (S, T), kornig nållav (S, T), kornknutmossa (S, T), mindre märgborre (S, T), platt fjädermossa (S, T), vedticka (S, T), spillkråka (T, §4) och tjäder (T, §4).</w:t>
-      </w:r>
-    </w:p>
-    <w:p>
-      <w:r>
-        <w:t>Enligt Sveriges Artikel 17 rapportering 2013 och 2019 till EU, har naturtypen Västlig taiga (9010) dålig bevarandestatus med negativ trend inom Sveriges boreala region. Skogsbruksåtgärder som avverkning, röjning och gallring pekas ut som några av de främst bidragande orsakerna till naturtypens dåliga status och negativa trend (SLU Artdatabanken, 2019). I EU:s uppföljning av tillståndet för naturtyperna i Skandinavien 2013 – 2018 framgår det att i den boreala regionen är tillståndet så dåligt för Västlig taiga (9010) att habitatet löper allvarlig risk att försvinna regionalt (EEA, 2022). Det allvarliga läget för den biologiska mångfalden i skogen framhålls även i Skogsstyren rapport 2026/07:</w:t>
-      </w:r>
-    </w:p>
-    <w:p>
+        <w:t xml:space="preserve">Mindre märgborre är en signalart för tallskog med höga naturvärden och kan lätt konstateras genom sina karaktäristiska måsvingeliknande gnagspår som ofta hittas på grova tallgrenar på marken. Mindre märgborre betraktas tillsammans med skarptandad barkborre som nyckelarter, eftersom en rad sällsynta efterföljande arter är beroende av deras gångsystem. Bland dessa kan nämnas åtgärdsprogramsarterna avlång barkborre (VU), </w:t>
+      </w:r>
       <w:r>
         <w:rPr>
           <w:i/>
         </w:rPr>
-        <w:t>"All avverkning av kända skogliga värdekärnor och sannolika kontinuitetsskogar behöver upphöra för att fylla bristen om 1,56 miljoner hektar bevarad livsmiljötyp. På grund av begränsade kvarvarande arealer av värdekärnor, naturskogar och kontinuitetsskogar leder fortsatt förlust av dessa till en påtaglig risk för långsiktigt negativa effekter för biologisk mångfald i skogslandskapet. Att de återstående arealerna bevaras och ges ett långsiktigt skydd bedöms därför vara av avgörande betydelse."</w:t>
-      </w:r>
-      <w:r>
-        <w:t xml:space="preserve"> (Skogsstyrelsen, 2026).</w:t>
+        <w:t>Corticeus longulus</w:t>
+      </w:r>
+      <w:r>
+        <w:t xml:space="preserve"> (VU), tallgångbagge (VU), cholodkovskys bastborre (NT) och tallbarksvartbagge (NT) (Pettersson, 2014; Gunnarsson m fl., 1999).</w:t>
       </w:r>
     </w:p>
     <w:p>
       <w:r>
-        <w:t>Trots detta har statusen för Västlig taiga ändrats till otillräcklig i stället för dålig i den senaste Artikel 17 rapporteringen 2025. Av Naturvårdsverkets rapport framgår det dock att de ändrade statusbedömningarna jämfört med rapporteringen 2019 inte beror på faktiska miljöförändringar. Ändringarna är av teknisk karaktär och främst en följd av resultaten från genomförda regeringsuppdrag och beslut inför rapporteringen 2025. Det är alltså politisk styrning i stället för faktiska förhållanden i naturen som ändrat på naturtypernas status i rapporteringen, vilket rimmar dåligt med såväl art- och habitatdirektivets syften och mål som med naturrestaureringsförordningen. I praktiken har dock Sveriges nya sätt att rapportera bevarandestatus till EU inte någon betydelse eftersom Naturvårdsverkets rapportering 2025 visar att Västlig taiga</w:t>
-      </w:r>
-      <w:r>
-        <w:rPr>
-          <w:b/>
-        </w:rPr>
-        <w:t xml:space="preserve"> </w:t>
-      </w:r>
-      <w:r>
-        <w:t>inte har gynnsam bevarandestatus.</w:t>
+        <w:t>Tallskogar tillhör de livsmiljöer som förändrats i stor skala, där många kvadratmil har omvandlats till unga produktionsskogar. I sådana skogar saknas förutsättningar för de ovannämnda sällsynta barkborrarna och alltmer kunskap tyder på att skogsbrukets omvandling av skogslandskapet, missgynnar åtgärdsprogrammets arter även inne i skyddade områden (Hedgren, 2012; Hedgren m.fl., 2010; Wikars m.fl., 2010; Wikars, 2009). Orsaken är sannolikt att dagens intensiva skogsbruk trivialiserar faunan på nydöda träd. Detta sker genom att generalister förökas upp i sådan grad i den brukade skogen att dessa även kommer att dominera i de för hållandevis små och fragmenterade områden som avsätts för naturvård (Appelqvist, 2005; Janzen, 1983; Ås, 1999).</w:t>
       </w:r>
     </w:p>
     <w:p>
       <w:r>
-        <w:t>Åtgärder som vidtas i enlighet med art- och habitatdirektivet ska enligt Artikel 2 syfta till att bibehålla eller återställa en gynnsam bevarandestatus hos livsmiljöer samt arter och vilda djur och växter av gemenskapsintresse. Enligt prejudikat från EU-domstolen ska en skogsbruksverksamhet utföras på ett sådant sätt som utgör ett förebyggande och hållbart skogsbruk för att betraktas som förenlig med bevarandekraven i direktivet (se EU-domstolens dom i de förenade målen C 473-19 och C 474-19).</w:t>
+        <w:t>Ett tydligt exempel på en generalist som gynnas av dagens skogsbruk är större märgborre på nydöd tall. Denna utvecklas förutom i vindfällen gärna i avverkningsavfall, inklusive avverkningsstubbar och röjningsstammar. Därmed har den större märgborren möjlighet att upprätthålla stora och stabila populationer på huvuddelen av landets skogsmark, vilket leder till en trivialisering av faunan. Större märgborre inverkar sannolikt direkt negativt på arter som tolvtandad barkborre (EN) och avlång barkborre (VU), och indirekt på de som är gynnade av blånadssvampar, dvs. följearter till framförallt mindre märgborre och skarptandad barkborre. De barkborrar som missgynnas av större märgborre är i mycket högre grad gynnade av tallar som dör genom självgallring, dvs. i normalfallet skog som inte används till skogsproduktion (Pettersson, 2014; Wikars, skriftl.).</w:t>
       </w:r>
     </w:p>
     <w:p>
       <w:r>
-        <w:t xml:space="preserve">Av artikel 1.e samma direktiv framgår att en livsmiljös bevarandestatus anses " gynnsam" när — dess naturliga utbredningsområde och de ytor den täcker inom detta område är stabila eller ökande, och — den särskilda struktur och de särskilda funktioner som är nödvändiga för att den skall kunna bibehållas på lång sikt finns, och sannolikt kommer att finnas under en överskådlig framtid, och — bevarandestatusen hos dess </w:t>
+        <w:t xml:space="preserve">Rika förekomster av främst mindre märgborre men även skarptandad barkborre är en signal för artrikedom och inventeringar har visat att det är i skogar med en naturlig självgallring som det skapas förutsättningar för dessa arter samt de efterföljande åtgärdsprogramsarterna (Pettersson, 2014; Hedgren, 2012). Tallskogar med stark förekomst av mindre märgborre och skarptandad barkborre bör avsättas som reservat. Generellt bör hänsyn tas vid slutavverkning av talldominerad skog så att avverkningsrester som gren- och toppdelar (s.k. GROT) lämnas. Mindre märgborre är typisk art för </w:t>
       </w:r>
       <w:r>
         <w:rPr>
-          <w:b/>
+          <w:i/>
         </w:rPr>
-        <w:t>typiska arter</w:t>
-      </w:r>
-      <w:r>
-        <w:t xml:space="preserve"> är gynnsam enligt definitionen i artikel 1.i.</w:t>
-      </w:r>
-    </w:p>
-    <w:p>
-      <w:r>
-        <w:t>EU-direktiv är bindande för EU:s medlemsländer varvid det ankommer på Skogsstyrelsen som nationell tillsynsmyndighet att beakta syftet med EU:s art- och habitatdirektiv vid prövningen av en skogsbruksverksamhet, se Rådets direktiv 92/43/EEG. Se ytterligare information om EU:s livsmiljödirektiv i bilaga 2.</w:t>
-      </w:r>
-    </w:p>
-    <w:p>
-      <w:r>
-        <w:br w:type="page"/>
+        <w:t>9060 Åsbarrskog</w:t>
+      </w:r>
+      <w:r>
+        <w:t xml:space="preserve"> (Pettersson, 2014; SLU Artdatabanken, 2026).</w:t>
       </w:r>
     </w:p>
     <w:p>
       <w:pPr>
-        <w:pStyle w:val="Title"/>
+        <w:pStyle w:val="Heading2"/>
       </w:pPr>
       <w:r>
-        <w:t>BILAGA 1 –</w:t>
-        <w:br/>
-        <w:t>Fridlysta och rödlistade arter</w:t>
+        <w:t>Referenser – mindre märgborre</w:t>
+      </w:r>
+    </w:p>
+    <w:p>
+      <w:r>
+        <w:t xml:space="preserve">Appelqvist, T., 2005. </w:t>
+      </w:r>
+      <w:r>
+        <w:rPr>
+          <w:i/>
+        </w:rPr>
+        <w:t>Naturvårdsbiologisk forskning. Underlag för områdesskydd i landskapet.</w:t>
+      </w:r>
+      <w:r>
+        <w:t xml:space="preserve"> Naturvårdsverket, Rapport 5452.</w:t>
+      </w:r>
+    </w:p>
+    <w:p>
+      <w:r>
+        <w:t xml:space="preserve">Gunnarsson, B., Pettersson, R. B., Hake, M. och Hultengren, S. &amp; Sjöberg, K., 1999. </w:t>
+      </w:r>
+      <w:r>
+        <w:rPr>
+          <w:i/>
+        </w:rPr>
+        <w:t xml:space="preserve">Spindlar och skalbaggar som indikatorer i barrskog. </w:t>
+      </w:r>
+      <w:r>
+        <w:t>Skog &amp; Forskning, Nr. 2/99, s. 46–51.</w:t>
+      </w:r>
+    </w:p>
+    <w:p>
+      <w:r>
+        <w:t xml:space="preserve">Hedgren, O., 2012. </w:t>
+      </w:r>
+      <w:r>
+        <w:rPr>
+          <w:i/>
+        </w:rPr>
+        <w:t>Hotade insekter på tallved i Dalarna.</w:t>
+      </w:r>
+      <w:r>
+        <w:t xml:space="preserve"> Länsstyrelsen Dalarna, Naturvårdsenheten. Rapport 2012:16.</w:t>
+      </w:r>
+    </w:p>
+    <w:p>
+      <w:r>
+        <w:t xml:space="preserve">Hedgren, O. 2010. </w:t>
+      </w:r>
+      <w:r>
+        <w:rPr>
+          <w:i/>
+        </w:rPr>
+        <w:t>Vedinsekter i tallskog och på brandfält i Värmland.</w:t>
+      </w:r>
+      <w:r>
+        <w:t xml:space="preserve"> Länsstyrelsen Värmland, Stencil, 39 s.</w:t>
+      </w:r>
+    </w:p>
+    <w:p>
+      <w:r>
+        <w:t xml:space="preserve">Janzen, D. H., 1983. </w:t>
+      </w:r>
+      <w:r>
+        <w:rPr>
+          <w:i/>
+        </w:rPr>
+        <w:t>No park is an island: Increase in interference from outside as park size decreases</w:t>
+      </w:r>
+      <w:r>
+        <w:t>. Oikos 41: 402–410.</w:t>
+      </w:r>
+    </w:p>
+    <w:p>
+      <w:r>
+        <w:t xml:space="preserve">Jonsell, M., Weslien, J. &amp; Ehn ström, B., 1998. </w:t>
+      </w:r>
+      <w:r>
+        <w:rPr>
+          <w:i/>
+        </w:rPr>
+        <w:t>Substrate requirements of red-listed saproxylic invertebrates in Sweden</w:t>
+      </w:r>
+      <w:r>
+        <w:t>. Biodiversity and Conserv. 7: 749–764.</w:t>
+      </w:r>
+    </w:p>
+    <w:p>
+      <w:r>
+        <w:t xml:space="preserve">Pettersson, R. B., 2014). </w:t>
+      </w:r>
+      <w:r>
+        <w:rPr>
+          <w:i/>
+        </w:rPr>
+        <w:t>Åtgärdsprogram för skalbaggar på nyligen död tall, 2014–2018.</w:t>
+      </w:r>
+      <w:r>
+        <w:t xml:space="preserve"> Rapport 6599. Bromma: Naturvårdsverket.</w:t>
+      </w:r>
+    </w:p>
+    <w:p>
+      <w:r>
+        <w:t xml:space="preserve">SLU Artdatabanken, 2026. </w:t>
+      </w:r>
+      <w:r>
+        <w:rPr>
+          <w:i/>
+        </w:rPr>
+        <w:t xml:space="preserve">Artfaktablad. Naturvård – artfakta. </w:t>
+      </w:r>
+      <w:r>
+        <w:t>SLU Artdatabanken, Uppsala.</w:t>
+      </w:r>
+    </w:p>
+    <w:p>
+      <w:r>
+        <w:t xml:space="preserve">Wikars, L.-O., Hansson, J. &amp; Hedgren, O., 2010. </w:t>
+      </w:r>
+      <w:r>
+        <w:rPr>
+          <w:i/>
+        </w:rPr>
+        <w:t>Inventering av vedlevande skalbaggar – tallskogar i Örebro län.</w:t>
+      </w:r>
+      <w:r>
+        <w:t xml:space="preserve"> Länsstyrelsen i Örebro län, publ.nr. 2010:2.</w:t>
+      </w:r>
+    </w:p>
+    <w:p>
+      <w:r>
+        <w:t xml:space="preserve">Wikars, L.-O., 2009. </w:t>
+      </w:r>
+      <w:r>
+        <w:rPr>
+          <w:i/>
+        </w:rPr>
+        <w:t>Vedskalbaggar i Hamra nationalpark, Gävleborgs län.</w:t>
+      </w:r>
+      <w:r>
+        <w:t xml:space="preserve"> Länsstyrelsen Gävleborg, Rapport 2009:14.</w:t>
       </w:r>
     </w:p>
     <w:p>
@@ -692,45 +857,35 @@
         <w:pStyle w:val="Heading1"/>
       </w:pPr>
       <w:r>
-        <w:t>Mindre märgborre – ekologi samt krav på livsmiljön</w:t>
+        <w:t>Spillkråka – ekologi samt krav på livsmiljön</w:t>
       </w:r>
     </w:p>
     <w:p>
       <w:r>
-        <w:t xml:space="preserve">Mindre märgborre är en signalart för tallskog med höga naturvärden och kan lätt konstateras genom sina karaktäristiska måsvingeliknande gnagspår som ofta hittas på grova tallgrenar på marken. Mindre märgborre betraktas tillsammans med skarptandad barkborre som nyckelarter, eftersom en rad sällsynta efterföljande arter är beroende av deras gångsystem. Bland dessa kan nämnas åtgärdsprogramsarterna avlång barkborre (VU), </w:t>
+        <w:t xml:space="preserve">Spillkråka (§4) ingår i bilaga 1 EU:s fågeldirektiv och är typisk art för </w:t>
       </w:r>
       <w:r>
         <w:rPr>
           <w:i/>
         </w:rPr>
-        <w:t>Corticeus longulus</w:t>
-      </w:r>
-      <w:r>
-        <w:t xml:space="preserve"> (VU), tallgångbagge (VU), cholodkovskys bastborre (NT) och tallbarksvartbagge (NT) (Pettersson, 2014; Gunnarsson m fl., 1999).</w:t>
-      </w:r>
-    </w:p>
-    <w:p>
-      <w:r>
-        <w:t>Tallskogar tillhör de livsmiljöer som förändrats i stor skala, där många kvadratmil har omvandlats till unga produktionsskogar. I sådana skogar saknas förutsättningar för de ovannämnda sällsynta barkborrarna och alltmer kunskap tyder på att skogsbrukets omvandling av skogslandskapet, missgynnar åtgärdsprogrammets arter även inne i skyddade områden (Hedgren, 2012; Hedgren m.fl., 2010; Wikars m.fl., 2010; Wikars, 2009). Orsaken är sannolikt att dagens intensiva skogsbruk trivialiserar faunan på nydöda träd. Detta sker genom att generalister förökas upp i sådan grad i den brukade skogen att dessa även kommer att dominera i de för hållandevis små och fragmenterade områden som avsätts för naturvård (Appelqvist, 2005; Janzen, 1983; Ås, 1999).</w:t>
-      </w:r>
-    </w:p>
-    <w:p>
-      <w:r>
-        <w:t>Ett tydligt exempel på en generalist som gynnas av dagens skogsbruk är större märgborre på nydöd tall. Denna utvecklas förutom i vindfällen gärna i avverkningsavfall, inklusive avverkningsstubbar och röjningsstammar. Därmed har den större märgborren möjlighet att upprätthålla stora och stabila populationer på huvuddelen av landets skogsmark, vilket leder till en trivialisering av faunan. Större märgborre inverkar sannolikt direkt negativt på arter som tolvtandad barkborre (EN) och avlång barkborre (VU), och indirekt på de som är gynnade av blånadssvampar, dvs. följearter till framförallt mindre märgborre och skarptandad barkborre. De barkborrar som missgynnas av större märgborre är i mycket högre grad gynnade av tallar som dör genom självgallring, dvs. i normalfallet skog som inte används till skogsproduktion (Pettersson, 2014; Wikars, skriftl.).</w:t>
-      </w:r>
-    </w:p>
-    <w:p>
-      <w:r>
-        <w:t xml:space="preserve">Rika förekomster av främst mindre märgborre men även skarptandad barkborre är en signal för artrikedom och inventeringar har visat att det är i skogar med en naturlig självgallring som det skapas förutsättningar för dessa arter samt de efterföljande åtgärdsprogramsarterna (Pettersson, 2014; Hedgren, 2012). Tallskogar med stark förekomst av mindre märgborre och skarptandad barkborre bör avsättas som reservat. Generellt bör hänsyn tas vid slutavverkning av talldominerad skog så att avverkningsrester som gren- och toppdelar (s.k. GROT) lämnas. Mindre märgborre är typisk art för </w:t>
+        <w:t xml:space="preserve">9010 Taiga </w:t>
+      </w:r>
+      <w:r>
+        <w:t>och</w:t>
       </w:r>
       <w:r>
         <w:rPr>
           <w:i/>
         </w:rPr>
-        <w:t>9060 Åsbarrskog</w:t>
-      </w:r>
-      <w:r>
-        <w:t xml:space="preserve"> (Pettersson, 2014; SLU Artdatabanken, 2026).</w:t>
+        <w:t xml:space="preserve"> 9740 Skogsbevuxen myr</w:t>
+      </w:r>
+      <w:r>
+        <w:t>. Den lever i både barr- och blandskog liksom i ren lövskog. De tätaste populationerna tenderar att finnas i äldre, variationsrik blandskog med gott om död ved och gamla träd. Varje par utnyttjar 400–1000 hektar skog beroende på skogens kvalitet. Skogsbruk med korta omloppstider och täta, homogena ungskogar utgör det största hotet (SLU Artdatabanken, 2026).</w:t>
+      </w:r>
+    </w:p>
+    <w:p>
+      <w:r>
+        <w:t>Spillkråka är en nyckelart i skogliga miljöer vars övergivna bohål utnyttjas av flera andra hålhäckande fågelarter och fladdermöss, däribland pärluggla (EN, §4), knipa (§4), salskrake (§4) och skogsduva (§4). Hökuggla (VU, §4) och slaguggla (§4) häckar ofta i högstubbar som brutits av i höjd med ett gammalt spillkråkebo (Skogsstyrelsen, 2016).</w:t>
       </w:r>
     </w:p>
     <w:p>
@@ -738,105 +893,21 @@
         <w:pStyle w:val="Heading2"/>
       </w:pPr>
       <w:r>
-        <w:t>Referenser – mindre märgborre</w:t>
+        <w:t>Referenser – spillkråka</w:t>
       </w:r>
     </w:p>
     <w:p>
       <w:r>
-        <w:t xml:space="preserve">Appelqvist, T., 2005. </w:t>
+        <w:t xml:space="preserve">Skogsstyrelsen, 2016. </w:t>
       </w:r>
       <w:r>
         <w:rPr>
           <w:i/>
         </w:rPr>
-        <w:t>Naturvårdsbiologisk forskning. Underlag för områdesskydd i landskapet.</w:t>
-      </w:r>
-      <w:r>
-        <w:t xml:space="preserve"> Naturvårdsverket, Rapport 5452.</w:t>
-      </w:r>
-    </w:p>
-    <w:p>
-      <w:r>
-        <w:t xml:space="preserve">Gunnarsson, B., Pettersson, R. B., Hake, M. och Hultengren, S. &amp; Sjöberg, K., 1999. </w:t>
-      </w:r>
-      <w:r>
-        <w:rPr>
-          <w:i/>
-        </w:rPr>
-        <w:t xml:space="preserve">Spindlar och skalbaggar som indikatorer i barrskog. </w:t>
-      </w:r>
-      <w:r>
-        <w:t>Skog &amp; Forskning, Nr. 2/99, s. 46–51.</w:t>
-      </w:r>
-    </w:p>
-    <w:p>
-      <w:r>
-        <w:t xml:space="preserve">Hedgren, O., 2012. </w:t>
-      </w:r>
-      <w:r>
-        <w:rPr>
-          <w:i/>
-        </w:rPr>
-        <w:t>Hotade insekter på tallved i Dalarna.</w:t>
-      </w:r>
-      <w:r>
-        <w:t xml:space="preserve"> Länsstyrelsen Dalarna, Naturvårdsenheten. Rapport 2012:16.</w:t>
-      </w:r>
-    </w:p>
-    <w:p>
-      <w:r>
-        <w:t xml:space="preserve">Hedgren, O. 2010. </w:t>
-      </w:r>
-      <w:r>
-        <w:rPr>
-          <w:i/>
-        </w:rPr>
-        <w:t>Vedinsekter i tallskog och på brandfält i Värmland.</w:t>
-      </w:r>
-      <w:r>
-        <w:t xml:space="preserve"> Länsstyrelsen Värmland, Stencil, 39 s.</w:t>
-      </w:r>
-    </w:p>
-    <w:p>
-      <w:r>
-        <w:t xml:space="preserve">Janzen, D. H., 1983. </w:t>
-      </w:r>
-      <w:r>
-        <w:rPr>
-          <w:i/>
-        </w:rPr>
-        <w:t>No park is an island: Increase in interference from outside as park size decreases</w:t>
-      </w:r>
-      <w:r>
-        <w:t>. Oikos 41: 402–410.</w:t>
-      </w:r>
-    </w:p>
-    <w:p>
-      <w:r>
-        <w:t xml:space="preserve">Jonsell, M., Weslien, J. &amp; Ehn ström, B., 1998. </w:t>
-      </w:r>
-      <w:r>
-        <w:rPr>
-          <w:i/>
-        </w:rPr>
-        <w:t>Substrate requirements of red-listed saproxylic invertebrates in Sweden</w:t>
-      </w:r>
-      <w:r>
-        <w:t>. Biodiversity and Conserv. 7: 749–764.</w:t>
-      </w:r>
-    </w:p>
-    <w:p>
-      <w:r>
-        <w:t xml:space="preserve">Pettersson, R. B., 2014). </w:t>
-      </w:r>
-      <w:r>
-        <w:rPr>
-          <w:i/>
-        </w:rPr>
-        <w:t>Åtgärdsprogram för skalbaggar på nyligen död tall, 2014–2018.</w:t>
-      </w:r>
-      <w:r>
-        <w:t xml:space="preserve"> Rapport 6599. Bromma: Naturvårdsverket.</w:t>
+        <w:t xml:space="preserve">Vägledning för hänsyn till spillkråka. </w:t>
+      </w:r>
+      <w:r>
+        <w:t>Vägledningar och kunskapsstöd artskydd – Skogsstyrelsen.</w:t>
       </w:r>
     </w:p>
     <w:p>
@@ -851,175 +922,6 @@
       </w:r>
       <w:r>
         <w:t>SLU Artdatabanken, Uppsala.</w:t>
-      </w:r>
-    </w:p>
-    <w:p>
-      <w:r>
-        <w:t xml:space="preserve">Wikars, L.-O., Hansson, J. &amp; Hedgren, O., 2010. </w:t>
-      </w:r>
-      <w:r>
-        <w:rPr>
-          <w:i/>
-        </w:rPr>
-        <w:t>Inventering av vedlevande skalbaggar – tallskogar i Örebro län.</w:t>
-      </w:r>
-      <w:r>
-        <w:t xml:space="preserve"> Länsstyrelsen i Örebro län, publ.nr. 2010:2.</w:t>
-      </w:r>
-    </w:p>
-    <w:p>
-      <w:r>
-        <w:t xml:space="preserve">Wikars, L.-O., 2009. </w:t>
-      </w:r>
-      <w:r>
-        <w:rPr>
-          <w:i/>
-        </w:rPr>
-        <w:t>Vedskalbaggar i Hamra nationalpark, Gävleborgs län.</w:t>
-      </w:r>
-      <w:r>
-        <w:t xml:space="preserve"> Länsstyrelsen Gävleborg, Rapport 2009:14.</w:t>
-      </w:r>
-    </w:p>
-    <w:p>
-      <w:pPr>
-        <w:pStyle w:val="Heading1"/>
-      </w:pPr>
-      <w:r>
-        <w:t>Spillkråka – ekologi samt krav på livsmiljön</w:t>
-      </w:r>
-    </w:p>
-    <w:p>
-      <w:r>
-        <w:t xml:space="preserve">Spillkråka (§4) ingår i bilaga 1 EU:s fågeldirektiv och är typisk art för </w:t>
-      </w:r>
-      <w:r>
-        <w:rPr>
-          <w:i/>
-        </w:rPr>
-        <w:t xml:space="preserve">9010 Taiga </w:t>
-      </w:r>
-      <w:r>
-        <w:t>och</w:t>
-      </w:r>
-      <w:r>
-        <w:rPr>
-          <w:i/>
-        </w:rPr>
-        <w:t xml:space="preserve"> 9740 Skogsbevuxen myr</w:t>
-      </w:r>
-      <w:r>
-        <w:t>. Den lever i både barr- och blandskog liksom i ren lövskog. De tätaste populationerna tenderar att finnas i äldre, variationsrik blandskog med gott om död ved och gamla träd. Varje par utnyttjar 400–1000 hektar skog beroende på skogens kvalitet. Skogsbruk med korta omloppstider och täta, homogena ungskogar utgör det största hotet (SLU Artdatabanken, 2026).</w:t>
-      </w:r>
-    </w:p>
-    <w:p>
-      <w:r>
-        <w:t>Spillkråka är en nyckelart i skogliga miljöer vars övergivna bohål utnyttjas av flera andra hålhäckande fågelarter och fladdermöss, däribland pärluggla (EN, §4), knipa (§4), salskrake (§4) och skogsduva (§4). Hökuggla (VU, §4) och slaguggla (§4) häckar ofta i högstubbar som brutits av i höjd med ett gammalt spillkråkebo (Skogsstyrelsen, 2016).</w:t>
-      </w:r>
-    </w:p>
-    <w:p>
-      <w:pPr>
-        <w:pStyle w:val="Heading2"/>
-      </w:pPr>
-      <w:r>
-        <w:t>Referenser – spillkråka</w:t>
-      </w:r>
-    </w:p>
-    <w:p>
-      <w:r>
-        <w:t xml:space="preserve">Skogsstyrelsen, 2016. </w:t>
-      </w:r>
-      <w:r>
-        <w:rPr>
-          <w:i/>
-        </w:rPr>
-        <w:t xml:space="preserve">Vägledning för hänsyn till spillkråka. </w:t>
-      </w:r>
-      <w:r>
-        <w:t>Vägledningar och kunskapsstöd artskydd – Skogsstyrelsen.</w:t>
-      </w:r>
-    </w:p>
-    <w:p>
-      <w:r>
-        <w:t xml:space="preserve">SLU Artdatabanken, 2026. </w:t>
-      </w:r>
-      <w:r>
-        <w:rPr>
-          <w:i/>
-        </w:rPr>
-        <w:t xml:space="preserve">Artfaktablad. Naturvård – artfakta. </w:t>
-      </w:r>
-      <w:r>
-        <w:t>SLU Artdatabanken, Uppsala.</w:t>
-      </w:r>
-    </w:p>
-    <w:p>
-      <w:pPr>
-        <w:pStyle w:val="Heading1"/>
-      </w:pPr>
-      <w:r>
-        <w:t>Tjäder – ekologi samt krav på livsmiljön</w:t>
-      </w:r>
-    </w:p>
-    <w:p>
-      <w:r>
-        <w:t xml:space="preserve">Tjäder (§4) omfattas av bilaga 1 och 2 EU:s fågeldirektiv och är typisk art för </w:t>
-      </w:r>
-      <w:r>
-        <w:rPr>
-          <w:i/>
-        </w:rPr>
-        <w:t xml:space="preserve">9010 Taiga </w:t>
-      </w:r>
-      <w:r>
-        <w:t xml:space="preserve">och </w:t>
-      </w:r>
-      <w:r>
-        <w:rPr>
-          <w:i/>
-        </w:rPr>
-        <w:t>9740 Skogsbevuxen myr</w:t>
-      </w:r>
-      <w:r>
-        <w:t>. Tjädern är en utpräglad skogsfågel knuten till större sammanhängande barrskogsområden. Tupparna och hönorna utnyttjar till viss del olika miljöer, och habitatvalet varierar dessutom mellan olika delar av året. För att det ska finnas livskraftiga tjäderbestånd krävs funktionella skogslandskap med en blandning av uppvuxen, gles och luckig skog, täta sumpskogar, myrar och andra små våtmarker (Skogsstyrelsen, 2019; SLU Artdatabanken 2024).</w:t>
-      </w:r>
-    </w:p>
-    <w:p>
-      <w:r>
-        <w:t>Arten försvinner när skogen fragmenteras och den sammanlagda arealen hyggen och andra öppna områden blir för stor. Ett småskaligt och försiktigt virkesuttag genom hyggesfria metoder kan i vissa fall vara möjligt i området inom 200 m från lekcentrum. Längre ut från lekcentrum, inom 200–500 m bör den avverkade ytan inte överskrida 1 hektar för att undvika alltför stora och snabba förändringar (Skogsstyrelsen, 2019).</w:t>
-      </w:r>
-    </w:p>
-    <w:p>
-      <w:pPr>
-        <w:pStyle w:val="Heading2"/>
-      </w:pPr>
-      <w:r>
-        <w:t>Referenser – tjäder</w:t>
-      </w:r>
-    </w:p>
-    <w:p>
-      <w:r>
-        <w:t xml:space="preserve">Skogsstyrelsen, 2019. </w:t>
-      </w:r>
-      <w:r>
-        <w:rPr>
-          <w:i/>
-        </w:rPr>
-        <w:t>Vägledning för hänsyn till fåglar – tjäder.</w:t>
-      </w:r>
-    </w:p>
-    <w:p>
-      <w:r>
-        <w:t xml:space="preserve">SLU Artdatabanken, 2024. </w:t>
-      </w:r>
-      <w:r>
-        <w:rPr>
-          <w:i/>
-        </w:rPr>
-        <w:t xml:space="preserve">Artfaktablad. Naturvård – artfakta. </w:t>
-      </w:r>
-      <w:r>
-        <w:t>SLU Artdatabanken, Uppsala</w:t>
       </w:r>
     </w:p>
     <w:p>
@@ -1398,7 +1300,7 @@
     <w:r>
       <w:tab/>
       <w:tab/>
-      <w:t>2026-08-26</w:t>
+      <w:t>2026-08-27</w:t>
       <w:br/>
       <w:br/>
     </w:r>

--- a/tillsyn/A 22139-2026 tillsynsbegäran.docx
+++ b/tillsyn/A 22139-2026 tillsynsbegäran.docx
@@ -65,7 +65,7 @@
     </w:p>
     <w:p>
       <w:r>
-        <w:t>I och inom 24 meter från avverkningsanmälan finns fynd av 23 naturvårdsarter, varav 9 är rödlistade, 2 är fridlysta, 15 är typiska (T) och 12 är signalarter (S): brunpudrad nållav (NT, T), dropptaggsvamp (NT, T), gransotdyna (NT), kattfotslav (NT, T), nordtagging (NT), stubbtrådmossa (NT), tallticka (NT, T), vedskivlav (NT, T), vedtrappmossa (NT, T), björksplintborre (S), blåmossa (S, T), blåsfliksmossa (S, T), bronshjon (S, T), kornig nållav (S, T), kornknutmossa (S, T), mindre märgborre (S, T), platt fjädermossa (S, T), stor revmossa (S), thomsons trägnagare (S), vedticka (S, T), vågbandad barkbock (S), spillkråka (T, §4) och svartvit flugsnappare (§4). Se Figur 1.</w:t>
+        <w:t>I och inom 24 meter från avverkningsanmälan finns fynd av 24 naturvårdsarter, varav 9 är rödlistade, 3 är fridlysta, 16 är typiska (T) och 12 är signalarter (S): brunpudrad nållav (NT, T), dropptaggsvamp (NT, T), gransotdyna (NT), kattfotslav (NT, T), nordtagging (NT), stubbtrådmossa (NT), tallticka (NT, T), vedskivlav (NT, T), vedtrappmossa (NT, T), björksplintborre (S), blåmossa (S, T), blåsfliksmossa (S, T), bronshjon (S, T), kornig nållav (S, T), kornknutmossa (S, T), mindre märgborre (S, T), platt fjädermossa (S, T), stor revmossa (S), thomsons trägnagare (S), vedticka (S, T), vågbandad barkbock (S), spillkråka (T, §4), tjäder (T, §4) och svartvit flugsnappare (§4). Se Figur 1.</w:t>
       </w:r>
     </w:p>
     <w:p>
@@ -550,25 +550,32 @@
       </w:r>
     </w:p>
     <w:p>
-      <w:pPr>
-        <w:pStyle w:val="Heading1"/>
-      </w:pPr>
-      <w:r>
-        <w:t>EU:s fågeldirektiv</w:t>
-      </w:r>
-    </w:p>
-    <w:p>
-      <w:r>
-        <w:t xml:space="preserve">Europeiska unionens medlemsländer är skyldiga att agera i enlighet med EU:s fågeldirektiv där det uttryckligen står att direktivet gäller för fåglar samt för deras ägg, bon och </w:t>
-      </w:r>
       <w:r>
         <w:rPr>
           <w:b/>
         </w:rPr>
-        <w:t xml:space="preserve">livsmiljöer </w:t>
-      </w:r>
-      <w:r>
-        <w:t>(artikel 1). Vidare att de åtgärder som vidtas inte får leda till en försämring av den nuvarande situationen beträffande bevarandet av de fågelarter som avses i artikel 1 (artikel 13). Fågeldirektivet är styrande för tillsynsansvariga myndigheters ärendehantering, ställningstaganden och beslutsfattande.</w:t>
+        <w:t>Tjäder (§4)</w:t>
+      </w:r>
+      <w:r>
+        <w:t xml:space="preserve"> omfattas av bilaga 1 och 2 EU:s fågeldirektiv och är typisk art för </w:t>
+      </w:r>
+      <w:r>
+        <w:rPr>
+          <w:i/>
+        </w:rPr>
+        <w:t xml:space="preserve">9010 Taiga </w:t>
+      </w:r>
+      <w:r>
+        <w:t xml:space="preserve">och </w:t>
+      </w:r>
+      <w:r>
+        <w:rPr>
+          <w:i/>
+        </w:rPr>
+        <w:t>9740 Skogsbevuxen myr</w:t>
+      </w:r>
+      <w:r>
+        <w:t>. Tjädern är en utpräglad skogsfågel knuten till större sammanhängande barrskogsområden. Tupparna och hönorna utnyttjar till viss del olika miljöer, och habitatvalet varierar dessutom mellan olika delar av året. För att det ska finnas livskraftiga tjäderbestånd krävs funktionella skogslandskap med en blandning av uppvuxen, gles och luckig skog, täta sumpskogar, myrar och andra små våtmarker. Arten försvinner när skogen fragmenteras och den sammanlagda arealen hyggen och andra öppna områden blir för stor. Ett småskaligt och försiktigt virkesuttag genom hyggesfria metoder kan i vissa fall vara möjligt i området inom 200 m från lekcentrum. Längre ut från lekcentrum, inom 200–500 m bör den avverkade ytan inte överskrida 1 hektar för att undvika alltför stora och snabba förändringar (Skogsstyrelsen, 2019; SLU Artdatabanken, 2024).</w:t>
       </w:r>
     </w:p>
     <w:p>
@@ -576,17 +583,39 @@
         <w:pStyle w:val="Heading1"/>
       </w:pPr>
       <w:r>
-        <w:t>Typiska arter och EU:s art- och habitatdirektiv</w:t>
+        <w:t>EU:s fågeldirektiv</w:t>
       </w:r>
     </w:p>
     <w:p>
       <w:r>
-        <w:t>Typiska arter används för att lokalisera områden med gynnsam bevarandestatus för de naturtyper som är listade i EU:s art- och habitatdirektiv. Ett exempel är Västlig taiga (EU-kod 9010) som saknar gynnsam bevarandestatus och minskar starkt som naturtyp i Sverige. Naturvårdsverket skriver i sin vägledning för Västlig taiga att dylika miljöer förutsätter normalt att skogarna skyddas långsiktigt, eftersom skogsbruk inte är förenligt med bevarande av naturtypen i gynnsamt tillstånd (Naturvårdsverket, 2011).</w:t>
+        <w:t xml:space="preserve">Europeiska unionens medlemsländer är skyldiga att agera i enlighet med EU:s fågeldirektiv där det uttryckligen står att direktivet gäller för fåglar samt för deras ägg, bon och </w:t>
+      </w:r>
+      <w:r>
+        <w:rPr>
+          <w:b/>
+        </w:rPr>
+        <w:t xml:space="preserve">livsmiljöer </w:t>
+      </w:r>
+      <w:r>
+        <w:t>(artikel 1). Vidare att de åtgärder som vidtas inte får leda till en försämring av den nuvarande situationen beträffande bevarandet av de fågelarter som avses i artikel 1 (artikel 13). Fågeldirektivet är styrande för tillsynsansvariga myndigheters ärendehantering, ställningstaganden och beslutsfattande.</w:t>
       </w:r>
     </w:p>
     <w:p>
-      <w:r>
-        <w:t>Följande typiska arter har sina livsmiljöer och växtplatser i den avverkningsanmälda skogen: brunpudrad nållav (NT, T), dropptaggsvamp (NT, T), kattfotslav (NT, T), tallticka (NT, T), vedskivlav (NT, T), vedtrappmossa (NT, T), blåmossa (S, T), blåsfliksmossa (S, T), bronshjon (S, T), kornig nållav (S, T), kornknutmossa (S, T), mindre märgborre (S, T), platt fjädermossa (S, T), vedticka (S, T) och spillkråka (T, §4).</w:t>
+      <w:pPr>
+        <w:pStyle w:val="Heading1"/>
+      </w:pPr>
+      <w:r>
+        <w:t>Typiska arter och EU:s art- och habitatdirektiv</w:t>
+      </w:r>
+    </w:p>
+    <w:p>
+      <w:r>
+        <w:t>Typiska arter används för att lokalisera områden med gynnsam bevarandestatus för de naturtyper som är listade i EU:s art- och habitatdirektiv. Ett exempel är Västlig taiga (EU-kod 9010) som saknar gynnsam bevarandestatus och minskar starkt som naturtyp i Sverige. Naturvårdsverket skriver i sin vägledning för Västlig taiga att dylika miljöer förutsätter normalt att skogarna skyddas långsiktigt, eftersom skogsbruk inte är förenligt med bevarande av naturtypen i gynnsamt tillstånd (Naturvårdsverket, 2011).</w:t>
+      </w:r>
+    </w:p>
+    <w:p>
+      <w:r>
+        <w:t>Följande typiska arter har sina livsmiljöer och växtplatser i den avverkningsanmälda skogen: brunpudrad nållav (NT, T), dropptaggsvamp (NT, T), kattfotslav (NT, T), tallticka (NT, T), vedskivlav (NT, T), vedtrappmossa (NT, T), blåmossa (S, T), blåsfliksmossa (S, T), bronshjon (S, T), kornig nållav (S, T), kornknutmossa (S, T), mindre märgborre (S, T), platt fjädermossa (S, T), vedticka (S, T), spillkråka (T, §4) och tjäder (T, §4).</w:t>
       </w:r>
     </w:p>
     <w:p>
@@ -922,6 +951,75 @@
       </w:r>
       <w:r>
         <w:t>SLU Artdatabanken, Uppsala.</w:t>
+      </w:r>
+    </w:p>
+    <w:p>
+      <w:pPr>
+        <w:pStyle w:val="Heading1"/>
+      </w:pPr>
+      <w:r>
+        <w:t>Tjäder – ekologi samt krav på livsmiljön</w:t>
+      </w:r>
+    </w:p>
+    <w:p>
+      <w:r>
+        <w:t xml:space="preserve">Tjäder (§4) omfattas av bilaga 1 och 2 EU:s fågeldirektiv och är typisk art för </w:t>
+      </w:r>
+      <w:r>
+        <w:rPr>
+          <w:i/>
+        </w:rPr>
+        <w:t xml:space="preserve">9010 Taiga </w:t>
+      </w:r>
+      <w:r>
+        <w:t xml:space="preserve">och </w:t>
+      </w:r>
+      <w:r>
+        <w:rPr>
+          <w:i/>
+        </w:rPr>
+        <w:t>9740 Skogsbevuxen myr</w:t>
+      </w:r>
+      <w:r>
+        <w:t>. Tjädern är en utpräglad skogsfågel knuten till större sammanhängande barrskogsområden. Tupparna och hönorna utnyttjar till viss del olika miljöer, och habitatvalet varierar dessutom mellan olika delar av året. För att det ska finnas livskraftiga tjäderbestånd krävs funktionella skogslandskap med en blandning av uppvuxen, gles och luckig skog, täta sumpskogar, myrar och andra små våtmarker (Skogsstyrelsen, 2019; SLU Artdatabanken 2024).</w:t>
+      </w:r>
+    </w:p>
+    <w:p>
+      <w:r>
+        <w:t>Arten försvinner när skogen fragmenteras och den sammanlagda arealen hyggen och andra öppna områden blir för stor. Ett småskaligt och försiktigt virkesuttag genom hyggesfria metoder kan i vissa fall vara möjligt i området inom 200 m från lekcentrum. Längre ut från lekcentrum, inom 200–500 m bör den avverkade ytan inte överskrida 1 hektar för att undvika alltför stora och snabba förändringar (Skogsstyrelsen, 2019).</w:t>
+      </w:r>
+    </w:p>
+    <w:p>
+      <w:pPr>
+        <w:pStyle w:val="Heading2"/>
+      </w:pPr>
+      <w:r>
+        <w:t>Referenser – tjäder</w:t>
+      </w:r>
+    </w:p>
+    <w:p>
+      <w:r>
+        <w:t xml:space="preserve">Skogsstyrelsen, 2019. </w:t>
+      </w:r>
+      <w:r>
+        <w:rPr>
+          <w:i/>
+        </w:rPr>
+        <w:t>Vägledning för hänsyn till fåglar – tjäder.</w:t>
+      </w:r>
+    </w:p>
+    <w:p>
+      <w:r>
+        <w:t xml:space="preserve">SLU Artdatabanken, 2024. </w:t>
+      </w:r>
+      <w:r>
+        <w:rPr>
+          <w:i/>
+        </w:rPr>
+        <w:t xml:space="preserve">Artfaktablad. Naturvård – artfakta. </w:t>
+      </w:r>
+      <w:r>
+        <w:t>SLU Artdatabanken, Uppsala</w:t>
       </w:r>
     </w:p>
     <w:p>
@@ -1300,7 +1398,7 @@
     <w:r>
       <w:tab/>
       <w:tab/>
-      <w:t>2026-08-27</w:t>
+      <w:t>2026-08-28</w:t>
       <w:br/>
       <w:br/>
     </w:r>

--- a/tillsyn/A 22139-2026 tillsynsbegäran.docx
+++ b/tillsyn/A 22139-2026 tillsynsbegäran.docx
@@ -1398,7 +1398,7 @@
     <w:r>
       <w:tab/>
       <w:tab/>
-      <w:t>2026-08-28</w:t>
+      <w:t>2026-08-29</w:t>
       <w:br/>
       <w:br/>
     </w:r>

--- a/tillsyn/A 22139-2026 tillsynsbegäran.docx
+++ b/tillsyn/A 22139-2026 tillsynsbegäran.docx
@@ -1398,7 +1398,7 @@
     <w:r>
       <w:tab/>
       <w:tab/>
-      <w:t>2026-08-29</w:t>
+      <w:t>2026-08-31</w:t>
       <w:br/>
       <w:br/>
     </w:r>

--- a/tillsyn/A 22139-2026 tillsynsbegäran.docx
+++ b/tillsyn/A 22139-2026 tillsynsbegäran.docx
@@ -1398,7 +1398,7 @@
     <w:r>
       <w:tab/>
       <w:tab/>
-      <w:t>2026-08-31</w:t>
+      <w:t>2026-09-01</w:t>
       <w:br/>
       <w:br/>
     </w:r>

--- a/tillsyn/A 22139-2026 tillsynsbegäran.docx
+++ b/tillsyn/A 22139-2026 tillsynsbegäran.docx
@@ -1398,7 +1398,7 @@
     <w:r>
       <w:tab/>
       <w:tab/>
-      <w:t>2026-09-01</w:t>
+      <w:t>2026-09-02</w:t>
       <w:br/>
       <w:br/>
     </w:r>

--- a/tillsyn/A 22139-2026 tillsynsbegäran.docx
+++ b/tillsyn/A 22139-2026 tillsynsbegäran.docx
@@ -1398,7 +1398,7 @@
     <w:r>
       <w:tab/>
       <w:tab/>
-      <w:t>2026-09-02</w:t>
+      <w:t>2026-09-03</w:t>
       <w:br/>
       <w:br/>
     </w:r>

--- a/tillsyn/A 22139-2026 tillsynsbegäran.docx
+++ b/tillsyn/A 22139-2026 tillsynsbegäran.docx
@@ -1398,7 +1398,7 @@
     <w:r>
       <w:tab/>
       <w:tab/>
-      <w:t>2026-09-03</w:t>
+      <w:t>2026-09-04</w:t>
       <w:br/>
       <w:br/>
     </w:r>

--- a/tillsyn/A 22139-2026 tillsynsbegäran.docx
+++ b/tillsyn/A 22139-2026 tillsynsbegäran.docx
@@ -1398,7 +1398,7 @@
     <w:r>
       <w:tab/>
       <w:tab/>
-      <w:t>2026-09-04</w:t>
+      <w:t>2026-09-05</w:t>
       <w:br/>
       <w:br/>
     </w:r>

--- a/tillsyn/A 22139-2026 tillsynsbegäran.docx
+++ b/tillsyn/A 22139-2026 tillsynsbegäran.docx
@@ -1398,7 +1398,7 @@
     <w:r>
       <w:tab/>
       <w:tab/>
-      <w:t>2026-09-05</w:t>
+      <w:t>2026-09-06</w:t>
       <w:br/>
       <w:br/>
     </w:r>

--- a/tillsyn/A 22139-2026 tillsynsbegäran.docx
+++ b/tillsyn/A 22139-2026 tillsynsbegäran.docx
@@ -1398,7 +1398,7 @@
     <w:r>
       <w:tab/>
       <w:tab/>
-      <w:t>2026-09-06</w:t>
+      <w:t>2026-09-07</w:t>
       <w:br/>
       <w:br/>
     </w:r>

--- a/tillsyn/A 22139-2026 tillsynsbegäran.docx
+++ b/tillsyn/A 22139-2026 tillsynsbegäran.docx
@@ -1398,7 +1398,7 @@
     <w:r>
       <w:tab/>
       <w:tab/>
-      <w:t>2026-09-07</w:t>
+      <w:t>2026-09-08</w:t>
       <w:br/>
       <w:br/>
     </w:r>

--- a/tillsyn/A 22139-2026 tillsynsbegäran.docx
+++ b/tillsyn/A 22139-2026 tillsynsbegäran.docx
@@ -1398,7 +1398,7 @@
     <w:r>
       <w:tab/>
       <w:tab/>
-      <w:t>2026-09-08</w:t>
+      <w:t>2026-09-09</w:t>
       <w:br/>
       <w:br/>
     </w:r>

--- a/tillsyn/A 22139-2026 tillsynsbegäran.docx
+++ b/tillsyn/A 22139-2026 tillsynsbegäran.docx
@@ -1398,7 +1398,7 @@
     <w:r>
       <w:tab/>
       <w:tab/>
-      <w:t>2026-09-09</w:t>
+      <w:t>2026-09-10</w:t>
       <w:br/>
       <w:br/>
     </w:r>

--- a/tillsyn/A 22139-2026 tillsynsbegäran.docx
+++ b/tillsyn/A 22139-2026 tillsynsbegäran.docx
@@ -1398,7 +1398,7 @@
     <w:r>
       <w:tab/>
       <w:tab/>
-      <w:t>2026-09-10</w:t>
+      <w:t>2026-09-11</w:t>
       <w:br/>
       <w:br/>
     </w:r>

--- a/tillsyn/A 22139-2026 tillsynsbegäran.docx
+++ b/tillsyn/A 22139-2026 tillsynsbegäran.docx
@@ -1398,7 +1398,7 @@
     <w:r>
       <w:tab/>
       <w:tab/>
-      <w:t>2026-09-11</w:t>
+      <w:t>2026-09-12</w:t>
       <w:br/>
       <w:br/>
     </w:r>

--- a/tillsyn/A 22139-2026 tillsynsbegäran.docx
+++ b/tillsyn/A 22139-2026 tillsynsbegäran.docx
@@ -65,7 +65,7 @@
     </w:p>
     <w:p>
       <w:r>
-        <w:t>I och inom 24 meter från avverkningsanmälan finns fynd av 24 naturvårdsarter, varav 9 är rödlistade, 3 är fridlysta, 16 är typiska (T) och 12 är signalarter (S): brunpudrad nållav (NT, T), dropptaggsvamp (NT, T), gransotdyna (NT), kattfotslav (NT, T), nordtagging (NT), stubbtrådmossa (NT), tallticka (NT, T), vedskivlav (NT, T), vedtrappmossa (NT, T), björksplintborre (S), blåmossa (S, T), blåsfliksmossa (S, T), bronshjon (S, T), kornig nållav (S, T), kornknutmossa (S, T), mindre märgborre (S, T), platt fjädermossa (S, T), stor revmossa (S), thomsons trägnagare (S), vedticka (S, T), vågbandad barkbock (S), spillkråka (T, §4), tjäder (T, §4) och svartvit flugsnappare (§4). Se Figur 1.</w:t>
+        <w:t>I och inom 24 meter från avverkningsanmälan finns fynd av 26 naturvårdsarter, varav 10 är rödlistade, 3 är fridlysta, 16 är typiska (T) och 13 är signalarter (S): brunpudrad nållav (NT, T), dropptaggsvamp (NT, T), gransotdyna (NT), kattfotslav (NT, T), nordtagging (NT), stubbtrådmossa (NT), tallticka (NT, T), vaddporing (NT), vedskivlav (NT, T), vedtrappmossa (NT, T), björksplintborre (S), blomkålssvamp (S), blåmossa (S, T), blåsfliksmossa (S, T), bronshjon (S, T), kornig nållav (S, T), kornknutmossa (S, T), mindre märgborre (S, T), platt fjädermossa (S, T), stor revmossa (S), thomsons trägnagare (S), vedticka (S, T), vågbandad barkbock (S), spillkråka (T, §4), tjäder (T, §4) och svartvit flugsnappare (§4). Se Figur 1.</w:t>
       </w:r>
     </w:p>
     <w:p>
@@ -240,6 +240,17 @@
         <w:rPr>
           <w:b/>
         </w:rPr>
+        <w:t xml:space="preserve">Vaddporing (NT) </w:t>
+      </w:r>
+      <w:r>
+        <w:t>är en brunrötande vednedbrytare som hittas på undersidan av liggande murken tallved i olika former. Substratet utgörs framför allt av den typ av hård, kådimpregnerad och ofta kolad tallved som skapas i brandpräglad skog. Vedtypen nybildas i mycket liten omfattning och det är sannolikt att arten upplever en utdöendeskuld. För att garantera artens fortlevnad bör man både säkra att artens växtplatser hålls intakta samt att långsiktigt säkerställa att ny ved tillkommer, allra helst i omedelbar anslutning till artens växtplatser. Skoglig gallring och annat uttag av virke innebär ett hot mot arten (SLU Artdatabanken, 2024).</w:t>
+      </w:r>
+    </w:p>
+    <w:p>
+      <w:r>
+        <w:rPr>
+          <w:b/>
+        </w:rPr>
         <w:t>Vedskivlav (NT)</w:t>
       </w:r>
       <w:r>
@@ -284,6 +295,17 @@
       </w:r>
       <w:r>
         <w:t>är en skalbagge vars larvutveckling sker i bark på nyligen döda björkar, både stående träd och vindfällen. En prydlig rad med runda ventilationshål i barken ovanför modergången är synnerligen karaktäristiskt. Arten är knuten till lövrika blandskogar med en hög andel gamla träd, och starkt gynnad av naturliga störningar som torka, översvämningar, brand och stormfällningar. Talrika gnagspår kan tyda på biotoper med höga naturvärden, exempelvis för ovanliga hackspettar och andra, mer sällsynta vedinsekter. Larverna är omtyckt hackspettsföda (SLU Artdatabanken, 2025).</w:t>
+      </w:r>
+    </w:p>
+    <w:p>
+      <w:r>
+        <w:rPr>
+          <w:b/>
+        </w:rPr>
+        <w:t xml:space="preserve">Blomkålssvamp </w:t>
+      </w:r>
+      <w:r>
+        <w:t>är en parasit och vednedbrytare som växer på rötter och basala stamdelar av tall, enstaka gånger även på lärk och gran. Träden är oftast mycket gamla, gärna 150–200 år eller äldre. När blomkålssvamp påträffas i skogslandskapet signalerar den vanligtvis skyddsvärda tallbestånd med höga naturvärden. Den är då främst knuten till gamla skogar, oftast tallnaturskogar och olika restbiotoper där det förekommer biologiskt gamla träd. Samtliga tallar med blomkålssvamp bör klassas som naturvårdsträd och lämnas som framtida ”evighetsträd” (Nitare &amp; Skogsstyrelsen, 2019).</w:t>
       </w:r>
     </w:p>
     <w:p>
@@ -1398,7 +1420,7 @@
     <w:r>
       <w:tab/>
       <w:tab/>
-      <w:t>2026-09-12</w:t>
+      <w:t>2026-09-13</w:t>
       <w:br/>
       <w:br/>
     </w:r>
